--- a/data/faqdatabase.docx
+++ b/data/faqdatabase.docx
@@ -7885,25 +7885,7 @@
                 <w:szCs w:val="20"/>
                 <w:highlight w:val="yellow"/>
               </w:rPr>
-              <w:t xml:space="preserve">Conforme art. 29 da Lei 14.133/2021, o a modalidade Pregão deve ser adotada sempre que o objeto possuir padrões de desempenho e qualidade que possa ser objetivamente </w:t>
-            </w:r>
-            <w:proofErr w:type="gramStart"/>
-            <w:r>
-              <w:rPr>
-                <w:sz w:val="20"/>
-                <w:szCs w:val="20"/>
-                <w:highlight w:val="yellow"/>
-              </w:rPr>
-              <w:t>definidos</w:t>
-            </w:r>
-            <w:proofErr w:type="gramEnd"/>
-            <w:r>
-              <w:rPr>
-                <w:sz w:val="20"/>
-                <w:szCs w:val="20"/>
-                <w:highlight w:val="yellow"/>
-              </w:rPr>
-              <w:t xml:space="preserve"> pelo edital, por meio de especificações usuais de mercado. Em seu parágrafo único, o referido artigo estabelece que o </w:t>
+              <w:t xml:space="preserve">Conforme art. 29 da Lei 14.133/2021, o a modalidade Pregão deve ser adotada sempre que o objeto possuir padrões de desempenho e qualidade que possa ser objetivamente definidos pelo edital, por meio de especificações usuais de mercado. Em seu parágrafo único, o referido artigo estabelece que o </w:t>
             </w:r>
             <w:r>
               <w:rPr>
@@ -8191,25 +8173,7 @@
                 <w:szCs w:val="20"/>
                 <w:highlight w:val="yellow"/>
               </w:rPr>
-              <w:t xml:space="preserve">São critérios de julgamento das propostas, </w:t>
-            </w:r>
-            <w:proofErr w:type="gramStart"/>
-            <w:r>
-              <w:rPr>
-                <w:sz w:val="20"/>
-                <w:szCs w:val="20"/>
-                <w:highlight w:val="yellow"/>
-              </w:rPr>
-              <w:t>o critérios</w:t>
-            </w:r>
-            <w:proofErr w:type="gramEnd"/>
-            <w:r>
-              <w:rPr>
-                <w:sz w:val="20"/>
-                <w:szCs w:val="20"/>
-                <w:highlight w:val="yellow"/>
-              </w:rPr>
-              <w:t xml:space="preserve"> de maior desconto, maior lance, maior retorno econômico, menor preço, melhor técnica ou conteúdo artístico, e o de técnica e preço.</w:t>
+              <w:t>São critérios de julgamento das propostas, o critérios de maior desconto, maior lance, maior retorno econômico, menor preço, melhor técnica ou conteúdo artístico, e o de técnica e preço.</w:t>
             </w:r>
           </w:p>
         </w:tc>
@@ -15023,23 +14987,7 @@
                 <w:sz w:val="20"/>
                 <w:szCs w:val="20"/>
               </w:rPr>
-              <w:t xml:space="preserve">Desde que previsto no edital, a fase de julgamento, o órgão ou entidade licitante poderá, em relação ao licitante provisoriamente vencedor, realizar análise e avaliação da conformidade da proposta, mediante homologação de amostras, exame de conformidade e prova de conceito, entre os </w:t>
-            </w:r>
-            <w:proofErr w:type="gramStart"/>
-            <w:r>
-              <w:rPr>
-                <w:sz w:val="20"/>
-                <w:szCs w:val="20"/>
-              </w:rPr>
-              <w:t>outros teste</w:t>
-            </w:r>
-            <w:proofErr w:type="gramEnd"/>
-            <w:r>
-              <w:rPr>
-                <w:sz w:val="20"/>
-                <w:szCs w:val="20"/>
-              </w:rPr>
-              <w:t xml:space="preserve"> de conceitos da Administração, de modo a comprovar sua aderência às especificações definidas no termo de referência ou no projeto básico.</w:t>
+              <w:t>Desde que previsto no edital, a fase de julgamento, o órgão ou entidade licitante poderá, em relação ao licitante provisoriamente vencedor, realizar análise e avaliação da conformidade da proposta, mediante homologação de amostras, exame de conformidade e prova de conceito, entre os outros teste de conceitos da Administração, de modo a comprovar sua aderência às especificações definidas no termo de referência ou no projeto básico.</w:t>
             </w:r>
           </w:p>
           <w:p>
@@ -15143,6 +15091,14 @@
                 <w:szCs w:val="20"/>
               </w:rPr>
             </w:pPr>
+            <w:r>
+              <w:rPr>
+                <w:sz w:val="20"/>
+                <w:szCs w:val="20"/>
+              </w:rPr>
+              <w:lastRenderedPageBreak/>
+              <w:t>28</w:t>
+            </w:r>
           </w:p>
         </w:tc>
         <w:tc>
@@ -15158,6 +15114,13 @@
                 <w:szCs w:val="20"/>
               </w:rPr>
             </w:pPr>
+            <w:r>
+              <w:rPr>
+                <w:sz w:val="20"/>
+                <w:szCs w:val="20"/>
+              </w:rPr>
+              <w:t>Quais são as condições para o cancelamento do registro de preço do fornecedor e da ata de registro de preços?</w:t>
+            </w:r>
           </w:p>
         </w:tc>
         <w:tc>
@@ -15173,6 +15136,303 @@
                 <w:szCs w:val="20"/>
               </w:rPr>
             </w:pPr>
+            <w:r>
+              <w:rPr>
+                <w:sz w:val="20"/>
+                <w:szCs w:val="20"/>
+              </w:rPr>
+              <w:t xml:space="preserve">Conforme previsto na </w:t>
+            </w:r>
+            <w:hyperlink r:id="rId78" w:history="1">
+              <w:r>
+                <w:rPr>
+                  <w:rStyle w:val="Hyperlink"/>
+                  <w:sz w:val="20"/>
+                  <w:szCs w:val="20"/>
+                </w:rPr>
+                <w:t>Subseção VI do Decreto Distrital nº 44.330</w:t>
+              </w:r>
+              <w:r>
+                <w:rPr>
+                  <w:rStyle w:val="Hyperlink"/>
+                  <w:sz w:val="20"/>
+                  <w:szCs w:val="20"/>
+                </w:rPr>
+                <w:t>/</w:t>
+              </w:r>
+              <w:r>
+                <w:rPr>
+                  <w:rStyle w:val="Hyperlink"/>
+                  <w:sz w:val="20"/>
+                  <w:szCs w:val="20"/>
+                </w:rPr>
+                <w:t xml:space="preserve"> 2023</w:t>
+              </w:r>
+            </w:hyperlink>
+            <w:r>
+              <w:rPr>
+                <w:sz w:val="20"/>
+                <w:szCs w:val="20"/>
+              </w:rPr>
+              <w:t>, o registro do preço do fornecedor será cancelado pelo órgão gerenciador nas seguintes hipóteses:</w:t>
+            </w:r>
+          </w:p>
+          <w:p>
+            <w:pPr>
+              <w:jc w:val="both"/>
+              <w:rPr>
+                <w:sz w:val="20"/>
+                <w:szCs w:val="20"/>
+              </w:rPr>
+            </w:pPr>
+          </w:p>
+          <w:p>
+            <w:pPr>
+              <w:pStyle w:val="PargrafodaLista"/>
+              <w:numPr>
+                <w:ilvl w:val="0"/>
+                <w:numId w:val="23"/>
+              </w:numPr>
+              <w:jc w:val="both"/>
+              <w:rPr>
+                <w:sz w:val="20"/>
+                <w:szCs w:val="20"/>
+              </w:rPr>
+            </w:pPr>
+            <w:r>
+              <w:rPr>
+                <w:sz w:val="20"/>
+                <w:szCs w:val="20"/>
+              </w:rPr>
+              <w:t>Se o fornecedor for liberado pela Administração Pública;</w:t>
+            </w:r>
+          </w:p>
+          <w:p>
+            <w:pPr>
+              <w:pStyle w:val="PargrafodaLista"/>
+              <w:numPr>
+                <w:ilvl w:val="0"/>
+                <w:numId w:val="23"/>
+              </w:numPr>
+              <w:jc w:val="both"/>
+              <w:rPr>
+                <w:sz w:val="20"/>
+                <w:szCs w:val="20"/>
+              </w:rPr>
+            </w:pPr>
+            <w:r>
+              <w:rPr>
+                <w:sz w:val="20"/>
+                <w:szCs w:val="20"/>
+              </w:rPr>
+              <w:t>Se descumprir as condições da ata de registro de preços sem justificativa aceita;</w:t>
+            </w:r>
+          </w:p>
+          <w:p>
+            <w:pPr>
+              <w:pStyle w:val="PargrafodaLista"/>
+              <w:numPr>
+                <w:ilvl w:val="0"/>
+                <w:numId w:val="23"/>
+              </w:numPr>
+              <w:jc w:val="both"/>
+              <w:rPr>
+                <w:sz w:val="20"/>
+                <w:szCs w:val="20"/>
+              </w:rPr>
+            </w:pPr>
+            <w:r>
+              <w:rPr>
+                <w:sz w:val="20"/>
+                <w:szCs w:val="20"/>
+              </w:rPr>
+              <w:t>Caso não aceite reduzir o preço registrado quando este se tornar superior aos praticados no mercado;</w:t>
+            </w:r>
+          </w:p>
+          <w:p>
+            <w:pPr>
+              <w:pStyle w:val="PargrafodaLista"/>
+              <w:numPr>
+                <w:ilvl w:val="0"/>
+                <w:numId w:val="23"/>
+              </w:numPr>
+              <w:jc w:val="both"/>
+              <w:rPr>
+                <w:sz w:val="20"/>
+                <w:szCs w:val="20"/>
+              </w:rPr>
+            </w:pPr>
+            <w:r>
+              <w:rPr>
+                <w:sz w:val="20"/>
+                <w:szCs w:val="20"/>
+              </w:rPr>
+              <w:t>Se sofrer sanções previstas em lei específica;</w:t>
+            </w:r>
+            <w:r>
+              <w:rPr>
+                <w:sz w:val="20"/>
+                <w:szCs w:val="20"/>
+              </w:rPr>
+              <w:t xml:space="preserve"> e</w:t>
+            </w:r>
+          </w:p>
+          <w:p>
+            <w:pPr>
+              <w:pStyle w:val="PargrafodaLista"/>
+              <w:numPr>
+                <w:ilvl w:val="0"/>
+                <w:numId w:val="23"/>
+              </w:numPr>
+              <w:jc w:val="both"/>
+              <w:rPr>
+                <w:sz w:val="20"/>
+                <w:szCs w:val="20"/>
+              </w:rPr>
+            </w:pPr>
+            <w:r>
+              <w:rPr>
+                <w:sz w:val="20"/>
+                <w:szCs w:val="20"/>
+              </w:rPr>
+              <w:t>Se não aceitar o preço revisado pela Administração.</w:t>
+            </w:r>
+          </w:p>
+          <w:p>
+            <w:pPr>
+              <w:jc w:val="both"/>
+              <w:rPr>
+                <w:sz w:val="20"/>
+                <w:szCs w:val="20"/>
+              </w:rPr>
+            </w:pPr>
+          </w:p>
+          <w:p>
+            <w:pPr>
+              <w:jc w:val="both"/>
+              <w:rPr>
+                <w:sz w:val="20"/>
+                <w:szCs w:val="20"/>
+              </w:rPr>
+            </w:pPr>
+            <w:r>
+              <w:rPr>
+                <w:sz w:val="20"/>
+                <w:szCs w:val="20"/>
+              </w:rPr>
+              <w:t>Já a ata de registro de preços poderá ser cancelada, total ou parcialmente, pelo órgão gerenciador por motivos como:</w:t>
+            </w:r>
+          </w:p>
+          <w:p>
+            <w:pPr>
+              <w:jc w:val="both"/>
+              <w:rPr>
+                <w:sz w:val="20"/>
+                <w:szCs w:val="20"/>
+              </w:rPr>
+            </w:pPr>
+          </w:p>
+          <w:p>
+            <w:pPr>
+              <w:pStyle w:val="PargrafodaLista"/>
+              <w:numPr>
+                <w:ilvl w:val="0"/>
+                <w:numId w:val="23"/>
+              </w:numPr>
+              <w:jc w:val="both"/>
+              <w:rPr>
+                <w:sz w:val="20"/>
+                <w:szCs w:val="20"/>
+              </w:rPr>
+            </w:pPr>
+            <w:r>
+              <w:rPr>
+                <w:sz w:val="20"/>
+                <w:szCs w:val="20"/>
+              </w:rPr>
+              <w:t>Ocorrência de fatos supervenientes, como força maior, caso fortuito, fato do príncipe, ou eventos imprevisíveis que inviabilizem a execução do contrato, devidamente comprovados;</w:t>
+            </w:r>
+            <w:r>
+              <w:rPr>
+                <w:sz w:val="20"/>
+                <w:szCs w:val="20"/>
+              </w:rPr>
+              <w:t xml:space="preserve"> e</w:t>
+            </w:r>
+          </w:p>
+          <w:p>
+            <w:pPr>
+              <w:pStyle w:val="PargrafodaLista"/>
+              <w:numPr>
+                <w:ilvl w:val="0"/>
+                <w:numId w:val="23"/>
+              </w:numPr>
+              <w:jc w:val="both"/>
+              <w:rPr>
+                <w:sz w:val="20"/>
+                <w:szCs w:val="20"/>
+              </w:rPr>
+            </w:pPr>
+            <w:r>
+              <w:rPr>
+                <w:sz w:val="20"/>
+                <w:szCs w:val="20"/>
+              </w:rPr>
+              <w:t>Razões de interesse público, desde que devidamente justificadas.</w:t>
+            </w:r>
+          </w:p>
+          <w:p>
+            <w:pPr>
+              <w:jc w:val="both"/>
+              <w:rPr>
+                <w:sz w:val="20"/>
+                <w:szCs w:val="20"/>
+              </w:rPr>
+            </w:pPr>
+          </w:p>
+          <w:p>
+            <w:pPr>
+              <w:jc w:val="both"/>
+              <w:rPr>
+                <w:sz w:val="20"/>
+                <w:szCs w:val="20"/>
+              </w:rPr>
+            </w:pPr>
+            <w:r>
+              <w:rPr>
+                <w:sz w:val="20"/>
+                <w:szCs w:val="20"/>
+              </w:rPr>
+              <w:t xml:space="preserve">Em todas as situações de cancelamento por iniciativa da Administração, é garantido ao fornecedor o direito ao contraditório e à ampla defesa, devendo ser notificado para apresentar sua defesa no prazo de </w:t>
+            </w:r>
+            <w:r>
+              <w:rPr>
+                <w:sz w:val="20"/>
+                <w:szCs w:val="20"/>
+              </w:rPr>
+              <w:t>5 (</w:t>
+            </w:r>
+            <w:r>
+              <w:rPr>
+                <w:sz w:val="20"/>
+                <w:szCs w:val="20"/>
+              </w:rPr>
+              <w:t>cinco</w:t>
+            </w:r>
+            <w:r>
+              <w:rPr>
+                <w:sz w:val="20"/>
+                <w:szCs w:val="20"/>
+              </w:rPr>
+              <w:t>)</w:t>
+            </w:r>
+            <w:r>
+              <w:rPr>
+                <w:sz w:val="20"/>
+                <w:szCs w:val="20"/>
+              </w:rPr>
+              <w:t xml:space="preserve"> dias a contar do recebimento da notificação.</w:t>
+            </w:r>
           </w:p>
         </w:tc>
       </w:tr>
@@ -15439,7 +15699,7 @@
               </w:rPr>
               <w:t xml:space="preserve">O </w:t>
             </w:r>
-            <w:hyperlink r:id="rId78" w:anchor=":~:text=Art.%C2%A047.%20%C2%A0Nas%20contrata%C3%A7%C3%B5es%20p%C3%BAblicas%20da%20administra%C3%A7%C3%A3o,p%C3%BAblicas%20e%20o%20incentivo%20%C3%A0%20inova%C3%A7%C3%A3o%20tecnol%C3%B3gica">
+            <w:hyperlink r:id="rId79" w:anchor=":~:text=Art.%C2%A047.%20%C2%A0Nas%20contrata%C3%A7%C3%B5es%20p%C3%BAblicas%20da%20administra%C3%A7%C3%A3o,p%C3%BAblicas%20e%20o%20incentivo%20%C3%A0%20inova%C3%A7%C3%A3o%20tecnol%C3%B3gica">
               <w:r>
                 <w:rPr>
                   <w:color w:val="467886"/>
@@ -15478,7 +15738,7 @@
               </w:rPr>
               <w:t xml:space="preserve">Conforme </w:t>
             </w:r>
-            <w:hyperlink r:id="rId79" w:anchor=":~:text=III%20%2D%20dever%C3%A1%20estabelecer%2C%20em%20certames%20para%20aquisi%C3%A7%C3%A3o%20de%20bens%20de%20natureza%20divis%C3%ADvel%2C%20cota%20de%20at%C3%A9%2025%25%20(vinte%20e%20cinco%20por%20cento)%20do%20objeto%20para%20a%20contrata%C3%A7%C3%A3o%20de%20microempresas%20e%20empresas%20de%20pequeno%20porte.">
+            <w:hyperlink r:id="rId80" w:anchor=":~:text=III%20%2D%20dever%C3%A1%20estabelecer%2C%20em%20certames%20para%20aquisi%C3%A7%C3%A3o%20de%20bens%20de%20natureza%20divis%C3%ADvel%2C%20cota%20de%20at%C3%A9%2025%25%20(vinte%20e%20cinco%20por%20cento)%20do%20objeto%20para%20a%20contrata%C3%A7%C3%A3o%20de%20microempresas%20e%20empresas%20de%20pequeno%20porte.">
               <w:r>
                 <w:rPr>
                   <w:color w:val="467886"/>
@@ -15517,7 +15777,7 @@
               </w:rPr>
               <w:t xml:space="preserve">A Cota Reservada não se aplica nos casos em que não houver no mínimo 3 fornecedores competitivos que se enquadrem como microempresas ou empresas de pequeno porte sediados local ou regionalmente e capazes de cumprir as exigências estabelecidas no instrumento convocatório; quando não for vantajoso para a administração pública ou representar prejuízo ao conjunto ou complexo do objeto a ser contratado; ou quando a licitação for dispensável ou inexigível nos casos previstos no </w:t>
             </w:r>
-            <w:hyperlink r:id="rId80" w:anchor=":~:text=%C2%A7%201%C2%BA%20As%20disposi%C3%A7%C3%B5es,de%20pequeno%20porte.">
+            <w:hyperlink r:id="rId81" w:anchor=":~:text=%C2%A7%201%C2%BA%20As%20disposi%C3%A7%C3%B5es,de%20pequeno%20porte.">
               <w:r>
                 <w:rPr>
                   <w:color w:val="467886"/>
@@ -15556,7 +15816,7 @@
               </w:rPr>
               <w:t xml:space="preserve">Já a </w:t>
             </w:r>
-            <w:hyperlink r:id="rId81" w:anchor=":~:text=Art.%2023.%20O,e%20subcontrata%C3%A7%C3%A3o%20compuls%C3%B3ria.">
+            <w:hyperlink r:id="rId82" w:anchor=":~:text=Art.%2023.%20O,e%20subcontrata%C3%A7%C3%A3o%20compuls%C3%B3ria.">
               <w:r>
                 <w:rPr>
                   <w:color w:val="467886"/>
@@ -15595,7 +15855,7 @@
               </w:rPr>
               <w:t xml:space="preserve">A </w:t>
             </w:r>
-            <w:hyperlink r:id="rId82" w:anchor=":~:text=%C2%A7%202%C2%BA%20O%20limite,incentivadoras%20do%20setor.">
+            <w:hyperlink r:id="rId83" w:anchor=":~:text=%C2%A7%202%C2%BA%20O%20limite,incentivadoras%20do%20setor.">
               <w:r>
                 <w:rPr>
                   <w:color w:val="467886"/>
@@ -15690,7 +15950,7 @@
               </w:rPr>
               <w:t xml:space="preserve">A definição da possibilidade de subcontratação do objeto, dada pelo </w:t>
             </w:r>
-            <w:hyperlink r:id="rId83" w:anchor=":~:text=Art.%20122.%20Na%20execu%C3%A7%C3%A3o%20do%20contrato%20e%20sem%20preju%C3%ADzo%20das%20responsabilidades%20contratuais%20e%20legais%2C%20o%20contratado%20poder%C3%A1%20subcontratar%20partes%20da%20obra%2C%20do%20servi%C3%A7o%20ou%20do%20fornecimento%20at%C3%A9%20o%20limite%20autorizado%2C%20em%20cada%20caso%2C%20pela%20Administra%C3%A7%C3%A3o.">
+            <w:hyperlink r:id="rId84" w:anchor=":~:text=Art.%20122.%20Na%20execu%C3%A7%C3%A3o%20do%20contrato%20e%20sem%20preju%C3%ADzo%20das%20responsabilidades%20contratuais%20e%20legais%2C%20o%20contratado%20poder%C3%A1%20subcontratar%20partes%20da%20obra%2C%20do%20servi%C3%A7o%20ou%20do%20fornecimento%20at%C3%A9%20o%20limite%20autorizado%2C%20em%20cada%20caso%2C%20pela%20Administra%C3%A7%C3%A3o.">
               <w:r>
                 <w:rPr>
                   <w:color w:val="467886"/>
@@ -15710,7 +15970,7 @@
               </w:rPr>
               <w:t xml:space="preserve"> e na forma do </w:t>
             </w:r>
-            <w:hyperlink r:id="rId84" w:anchor=":~:text=%C2%A7%202%C2%BA%20Regulamento%20ou%20edital%20de%20licita%C3%A7%C3%A3o%20poder%C3%A3o%20vedar%2C%20restringir%20ou%20estabelecer%20condi%C3%A7%C3%B5es%20para%20a%20subcontrata%C3%A7%C3%A3o.">
+            <w:hyperlink r:id="rId85" w:anchor=":~:text=%C2%A7%202%C2%BA%20Regulamento%20ou%20edital%20de%20licita%C3%A7%C3%A3o%20poder%C3%A3o%20vedar%2C%20restringir%20ou%20estabelecer%20condi%C3%A7%C3%B5es%20para%20a%20subcontrata%C3%A7%C3%A3o.">
               <w:r>
                 <w:rPr>
                   <w:color w:val="467886"/>
@@ -15760,7 +16020,7 @@
               </w:rPr>
               <w:t xml:space="preserve">Conforme </w:t>
             </w:r>
-            <w:hyperlink r:id="rId85" w:anchor=":~:text=%C2%A7%204%C2%BA%20Nas%20contrata%C3%A7%C3%B5es%20com%20fundamento%20no%20inciso%20III%20do%20caput%20deste%20artigo%2C%20%C3%A9%20vedada%20a%20subcontrata%C3%A7%C3%A3o%20de%20empresas%20ou%20a%20atua%C3%A7%C3%A3o%20de%20profissionais%20distintos%20daqueles%20que%20tenham%20justificado%20a%20inexigibilidade.">
+            <w:hyperlink r:id="rId86" w:anchor=":~:text=%C2%A7%204%C2%BA%20Nas%20contrata%C3%A7%C3%B5es%20com%20fundamento%20no%20inciso%20III%20do%20caput%20deste%20artigo%2C%20%C3%A9%20vedada%20a%20subcontrata%C3%A7%C3%A3o%20de%20empresas%20ou%20a%20atua%C3%A7%C3%A3o%20de%20profissionais%20distintos%20daqueles%20que%20tenham%20justificado%20a%20inexigibilidade.">
               <w:r>
                 <w:rPr>
                   <w:color w:val="467886"/>
@@ -15963,7 +16223,7 @@
               </w:rPr>
               <w:t xml:space="preserve">O </w:t>
             </w:r>
-            <w:hyperlink r:id="rId86" w:anchor=":~:text=%C2%A7%203%C2%BA%20Ser%C3%A1%20vedada,edital%20de%20licita%C3%A7%C3%A3o.">
+            <w:hyperlink r:id="rId87" w:anchor=":~:text=%C2%A7%203%C2%BA%20Ser%C3%A1%20vedada,edital%20de%20licita%C3%A7%C3%A3o.">
               <w:r>
                 <w:rPr>
                   <w:color w:val="467886"/>
@@ -16086,7 +16346,7 @@
               </w:rPr>
               <w:t xml:space="preserve">Conforme caput do </w:t>
             </w:r>
-            <w:hyperlink r:id="rId87" w:anchor=":~:text=Art.%2015.%20Salvo%20veda%C3%A7%C3%A3o%20devidamente%20justificada%20no%20processo%20licitat%C3%B3rio%2C%20pessoa%20jur%C3%ADdica%20poder%C3%A1%20participar%20de%20licita%C3%A7%C3%A3o%20em%20cons%C3%B3rcio">
+            <w:hyperlink r:id="rId88" w:anchor=":~:text=Art.%2015.%20Salvo%20veda%C3%A7%C3%A3o%20devidamente%20justificada%20no%20processo%20licitat%C3%B3rio%2C%20pessoa%20jur%C3%ADdica%20poder%C3%A1%20participar%20de%20licita%C3%A7%C3%A3o%20em%20cons%C3%B3rcio">
               <w:r>
                 <w:rPr>
                   <w:color w:val="467886"/>
@@ -16703,7 +16963,7 @@
                 <w:highlight w:val="yellow"/>
               </w:rPr>
             </w:pPr>
-            <w:hyperlink r:id="rId88">
+            <w:hyperlink r:id="rId89">
               <w:r>
                 <w:rPr>
                   <w:color w:val="467886"/>
@@ -16747,7 +17007,7 @@
               </w:rPr>
               <w:t xml:space="preserve">A referida corte de contas proferiu em Decisão nº 1649/2025 que aos objetos de locações de imóveis para funcionamento de unidades operacionais devem ser observados as disposições da Lei nº 14.133/2021, sendo estas celebradas preferencialmente por licitação, conforme disposto no </w:t>
             </w:r>
-            <w:hyperlink r:id="rId89" w:anchor=":~:text=Art.%2051.%20Ressalvado%20o%20disposto%20no%20inciso%20V%20do%20caput%20do%20art.%2074%20desta%20Lei%2C%20a%20loca%C3%A7%C3%A3o%20de%20im%C3%B3veis%20dever%C3%A1%20ser%20precedida%20de%20licita%C3%A7%C3%A3o%20e%20avalia%C3%A7%C3%A3o%20pr%C3%A9via%20do%20bem%2C%20do%20seu%20estado%20de%20conserva%C3%A7%C3%A3o%2C%20dos%20custos%20de%20adapta%C3%A7%C3%B5es%20e%20do%20prazo%20de%20amortiza%C3%A7%C3%A3o%20dos%20investimentos%20necess%C3%A1rios.">
+            <w:hyperlink r:id="rId90" w:anchor=":~:text=Art.%2051.%20Ressalvado%20o%20disposto%20no%20inciso%20V%20do%20caput%20do%20art.%2074%20desta%20Lei%2C%20a%20loca%C3%A7%C3%A3o%20de%20im%C3%B3veis%20dever%C3%A1%20ser%20precedida%20de%20licita%C3%A7%C3%A3o%20e%20avalia%C3%A7%C3%A3o%20pr%C3%A9via%20do%20bem%2C%20do%20seu%20estado%20de%20conserva%C3%A7%C3%A3o%2C%20dos%20custos%20de%20adapta%C3%A7%C3%B5es%20e%20do%20prazo%20de%20amortiza%C3%A7%C3%A3o%20dos%20investimentos%20necess%C3%A1rios.">
               <w:r>
                 <w:rPr>
                   <w:color w:val="467886"/>
@@ -16767,7 +17027,7 @@
               </w:rPr>
               <w:t xml:space="preserve">, ou mediante inexigibilidade de licitação, desde que atendidos os requisitos previstos no </w:t>
             </w:r>
-            <w:hyperlink r:id="rId90" w:anchor="art74v:~:text=%C2%A7%205%C2%BA%20Nas%20contrata%C3%A7%C3%B5es%20com,evidenciem%20vantagem%20para%20ela.">
+            <w:hyperlink r:id="rId91" w:anchor="art74v:~:text=%C2%A7%205%C2%BA%20Nas%20contrata%C3%A7%C3%B5es%20com,evidenciem%20vantagem%20para%20ela.">
               <w:r>
                 <w:rPr>
                   <w:color w:val="467886"/>
@@ -16815,7 +17075,7 @@
                 <w:highlight w:val="yellow"/>
               </w:rPr>
             </w:pPr>
-            <w:hyperlink r:id="rId91" w:anchor="art74v:~:text=Art.%2051.%20Ressalvado%20o%20disposto%20no%20inciso%20V%20do%20caput%20do%20art.%2074%20desta%20Lei%2C%20a%20loca%C3%A7%C3%A3o%20de%20im%C3%B3veis%20dever%C3%A1%20ser%20precedida%20de%20licita%C3%A7%C3%A3o%20e%20avalia%C3%A7%C3%A3o%20pr%C3%A9via%20do%20bem%2C%20do%20seu%20estado%20de%20conserva%C3%A7%C3%A3o%2C%20dos%20custos%20de%20adapta%C3%A7%C3%B5es%20e%20do%20prazo%20de%20amortiza%C3%A7%C3%A3o%20dos%20investimentos%20necess%C3%A1rios.">
+            <w:hyperlink r:id="rId92" w:anchor="art74v:~:text=Art.%2051.%20Ressalvado%20o%20disposto%20no%20inciso%20V%20do%20caput%20do%20art.%2074%20desta%20Lei%2C%20a%20loca%C3%A7%C3%A3o%20de%20im%C3%B3veis%20dever%C3%A1%20ser%20precedida%20de%20licita%C3%A7%C3%A3o%20e%20avalia%C3%A7%C3%A3o%20pr%C3%A9via%20do%20bem%2C%20do%20seu%20estado%20de%20conserva%C3%A7%C3%A3o%2C%20dos%20custos%20de%20adapta%C3%A7%C3%B5es%20e%20do%20prazo%20de%20amortiza%C3%A7%C3%A3o%20dos%20investimentos%20necess%C3%A1rios.">
               <w:r>
                 <w:rPr>
                   <w:color w:val="467886"/>
@@ -16835,7 +17095,7 @@
               </w:rPr>
               <w:t>. Ressalvado o disposto no </w:t>
             </w:r>
-            <w:hyperlink r:id="rId92" w:anchor="art74v:~:text=V%20%2D%20aquisi%C3%A7%C3%A3o%20ou%20loca%C3%A7%C3%A3o%20de%20im%C3%B3vel%20cujas%20caracter%C3%ADsticas%20de%20instala%C3%A7%C3%B5es%20e%20de%20localiza%C3%A7%C3%A3o%20tornem%20necess%C3%A1ria%20sua%20escolha">
+            <w:hyperlink r:id="rId93" w:anchor="art74v:~:text=V%20%2D%20aquisi%C3%A7%C3%A3o%20ou%20loca%C3%A7%C3%A3o%20de%20im%C3%B3vel%20cujas%20caracter%C3%ADsticas%20de%20instala%C3%A7%C3%B5es%20e%20de%20localiza%C3%A7%C3%A3o%20tornem%20necess%C3%A1ria%20sua%20escolha">
               <w:r>
                 <w:rPr>
                   <w:color w:val="467886"/>
@@ -16847,7 +17107,7 @@
                 <w:t>inciso V do </w:t>
               </w:r>
             </w:hyperlink>
-            <w:hyperlink r:id="rId93" w:anchor="art74v:~:text=V%20%2D%20aquisi%C3%A7%C3%A3o%20ou%20loca%C3%A7%C3%A3o%20de%20im%C3%B3vel%20cujas%20caracter%C3%ADsticas%20de%20instala%C3%A7%C3%B5es%20e%20de%20localiza%C3%A7%C3%A3o%20tornem%20necess%C3%A1ria%20sua%20escolha">
+            <w:hyperlink r:id="rId94" w:anchor="art74v:~:text=V%20%2D%20aquisi%C3%A7%C3%A3o%20ou%20loca%C3%A7%C3%A3o%20de%20im%C3%B3vel%20cujas%20caracter%C3%ADsticas%20de%20instala%C3%A7%C3%B5es%20e%20de%20localiza%C3%A7%C3%A3o%20tornem%20necess%C3%A1ria%20sua%20escolha">
               <w:r>
                 <w:rPr>
                   <w:b/>
@@ -16860,7 +17120,7 @@
                 <w:t>caput</w:t>
               </w:r>
             </w:hyperlink>
-            <w:hyperlink r:id="rId94" w:anchor="art74v:~:text=V%20%2D%20aquisi%C3%A7%C3%A3o%20ou%20loca%C3%A7%C3%A3o%20de%20im%C3%B3vel%20cujas%20caracter%C3%ADsticas%20de%20instala%C3%A7%C3%B5es%20e%20de%20localiza%C3%A7%C3%A3o%20tornem%20necess%C3%A1ria%20sua%20escolha">
+            <w:hyperlink r:id="rId95" w:anchor="art74v:~:text=V%20%2D%20aquisi%C3%A7%C3%A3o%20ou%20loca%C3%A7%C3%A3o%20de%20im%C3%B3vel%20cujas%20caracter%C3%ADsticas%20de%20instala%C3%A7%C3%B5es%20e%20de%20localiza%C3%A7%C3%A3o%20tornem%20necess%C3%A1ria%20sua%20escolha">
               <w:r>
                 <w:rPr>
                   <w:color w:val="467886"/>
@@ -16908,7 +17168,7 @@
                 <w:highlight w:val="yellow"/>
               </w:rPr>
             </w:pPr>
-            <w:hyperlink r:id="rId95" w:anchor="art74v:~:text=%C2%A7%205%C2%BA%20Nas%20contrata%C3%A7%C3%B5es%20com,evidenciem%20vantagem%20para%20ela.">
+            <w:hyperlink r:id="rId96" w:anchor="art74v:~:text=%C2%A7%205%C2%BA%20Nas%20contrata%C3%A7%C3%B5es%20com,evidenciem%20vantagem%20para%20ela.">
               <w:r>
                 <w:rPr>
                   <w:color w:val="467886"/>
@@ -16963,25 +17223,7 @@
                 <w:szCs w:val="20"/>
                 <w:highlight w:val="yellow"/>
               </w:rPr>
-              <w:t xml:space="preserve">I - </w:t>
-            </w:r>
-            <w:proofErr w:type="gramStart"/>
-            <w:r>
-              <w:rPr>
-                <w:sz w:val="20"/>
-                <w:szCs w:val="20"/>
-                <w:highlight w:val="yellow"/>
-              </w:rPr>
-              <w:t>avaliação</w:t>
-            </w:r>
-            <w:proofErr w:type="gramEnd"/>
-            <w:r>
-              <w:rPr>
-                <w:sz w:val="20"/>
-                <w:szCs w:val="20"/>
-                <w:highlight w:val="yellow"/>
-              </w:rPr>
-              <w:t xml:space="preserve"> prévia do bem, do seu estado de conservação, dos custos de adaptações, quando imprescindíveis às necessidades de utilização, e do prazo de amortização dos investimentos;</w:t>
+              <w:t>I - avaliação prévia do bem, do seu estado de conservação, dos custos de adaptações, quando imprescindíveis às necessidades de utilização, e do prazo de amortização dos investimentos;</w:t>
             </w:r>
           </w:p>
           <w:p>
@@ -17001,25 +17243,7 @@
                 <w:szCs w:val="20"/>
                 <w:highlight w:val="yellow"/>
               </w:rPr>
-              <w:t xml:space="preserve">II - </w:t>
-            </w:r>
-            <w:proofErr w:type="gramStart"/>
-            <w:r>
-              <w:rPr>
-                <w:sz w:val="20"/>
-                <w:szCs w:val="20"/>
-                <w:highlight w:val="yellow"/>
-              </w:rPr>
-              <w:t>certificação</w:t>
-            </w:r>
-            <w:proofErr w:type="gramEnd"/>
-            <w:r>
-              <w:rPr>
-                <w:sz w:val="20"/>
-                <w:szCs w:val="20"/>
-                <w:highlight w:val="yellow"/>
-              </w:rPr>
-              <w:t xml:space="preserve"> da inexistência de imóveis públicos vagos e disponíveis que atendam ao objeto;</w:t>
+              <w:t>II - certificação da inexistência de imóveis públicos vagos e disponíveis que atendam ao objeto;</w:t>
             </w:r>
           </w:p>
           <w:p>
@@ -17091,7 +17315,7 @@
             <w:vAlign w:val="center"/>
           </w:tcPr>
           <w:p>
-            <w:hyperlink r:id="rId96" w:history="1">
+            <w:hyperlink r:id="rId97" w:history="1">
               <w:r>
                 <w:rPr>
                   <w:rStyle w:val="Hyperlink"/>
@@ -17153,7 +17377,7 @@
               </w:rPr>
               <w:t xml:space="preserve"> (</w:t>
             </w:r>
-            <w:hyperlink r:id="rId97" w:anchor=":~:text=Art.%2018.%20A,elabora%C3%A7%C3%A3o%20de%20projetos." w:history="1">
+            <w:hyperlink r:id="rId98" w:anchor=":~:text=Art.%2018.%20A,elabora%C3%A7%C3%A3o%20de%20projetos." w:history="1">
               <w:r>
                 <w:rPr>
                   <w:rStyle w:val="Hyperlink"/>
@@ -17209,7 +17433,7 @@
               </w:rPr>
               <w:t>a nova lei exige que, desde os primeiros momentos da fase interna da licitação, a aquisição esteja alinhada com o plano de contratações anual da entidade (</w:t>
             </w:r>
-            <w:hyperlink r:id="rId98" w:anchor="art12vii:~:text=Art.%2012.%20No,Brasileira%20(ICP%2DBrasil)" w:history="1">
+            <w:hyperlink r:id="rId99" w:anchor="art12vii:~:text=Art.%2012.%20No,Brasileira%20(ICP%2DBrasil)" w:history="1">
               <w:r>
                 <w:rPr>
                   <w:rStyle w:val="Hyperlink"/>
@@ -17226,7 +17450,7 @@
               </w:rPr>
               <w:t xml:space="preserve">, </w:t>
             </w:r>
-            <w:hyperlink r:id="rId99" w:anchor="art12vii:~:text=Art.%2018.%20A,na%20contrata%C3%A7%C3%A3o%2C%20compreendidos%3A" w:history="1">
+            <w:hyperlink r:id="rId100" w:anchor="art12vii:~:text=Art.%2018.%20A,na%20contrata%C3%A7%C3%A3o%2C%20compreendidos%3A" w:history="1">
               <w:r>
                 <w:rPr>
                   <w:rStyle w:val="Hyperlink"/>
@@ -17243,7 +17467,7 @@
               </w:rPr>
               <w:t xml:space="preserve"> e </w:t>
             </w:r>
-            <w:hyperlink r:id="rId100" w:anchor="art12vii:~:text=II%20%2D%20demonstra%C3%A7%C3%A3o%20da%20previs%C3%A3o%20da%20contrata%C3%A7%C3%A3o%20no%20plano%20de%20contrata%C3%A7%C3%B5es%20anual%2C%20sempre%20que%20elaborado%2C%20de%20modo%20a%20indicar%20o%20seu%20alinhamento%20com%20o%20planejamento%20da%20Administra%C3%A7%C3%A3o%3B" w:history="1">
+            <w:hyperlink r:id="rId101" w:anchor="art12vii:~:text=II%20%2D%20demonstra%C3%A7%C3%A3o%20da%20previs%C3%A3o%20da%20contrata%C3%A7%C3%A3o%20no%20plano%20de%20contrata%C3%A7%C3%B5es%20anual%2C%20sempre%20que%20elaborado%2C%20de%20modo%20a%20indicar%20o%20seu%20alinhamento%20com%20o%20planejamento%20da%20Administra%C3%A7%C3%A3o%3B" w:history="1">
               <w:r>
                 <w:rPr>
                   <w:rStyle w:val="Hyperlink"/>
@@ -17260,7 +17484,7 @@
               </w:rPr>
               <w:t xml:space="preserve">, e </w:t>
             </w:r>
-            <w:hyperlink r:id="rId101" w:anchor=":~:text=Art.%2038.%20A%20Secretaria%20de,do%20Plano%20de%20Contrata%C3%A7%C3%B5es%20Anual." w:history="1">
+            <w:hyperlink r:id="rId102" w:anchor=":~:text=Art.%2038.%20A%20Secretaria%20de,do%20Plano%20de%20Contrata%C3%A7%C3%B5es%20Anual." w:history="1">
               <w:r>
                 <w:rPr>
                   <w:rStyle w:val="Hyperlink"/>
@@ -17309,7 +17533,7 @@
               </w:rPr>
               <w:t xml:space="preserve">no regramento da NLLC não existe mais a figura dessa comissão, que foi substituída pelo Agente de Contratação (no caso por se tratar de Concorrência), o qual deve ser servidor ocupante de cargo efetivo ou empregado público do quadro permanente do órgão, além de deter capacidade técnica e atender os requisitos do caput do </w:t>
             </w:r>
-            <w:hyperlink r:id="rId102" w:anchor="art12vii:~:text=Art.%207%C2%BA%20Caber%C3%A1,interno%20da%20Administra%C3%A7%C3%A3o." w:history="1">
+            <w:hyperlink r:id="rId103" w:anchor="art12vii:~:text=Art.%207%C2%BA%20Caber%C3%A1,interno%20da%20Administra%C3%A7%C3%A3o." w:history="1">
               <w:r>
                 <w:rPr>
                   <w:rStyle w:val="Hyperlink"/>
@@ -17411,23 +17635,7 @@
                 <w:sz w:val="20"/>
                 <w:szCs w:val="20"/>
               </w:rPr>
-              <w:t xml:space="preserve"> </w:t>
-            </w:r>
-            <w:proofErr w:type="gramStart"/>
-            <w:r>
-              <w:rPr>
-                <w:sz w:val="20"/>
-                <w:szCs w:val="20"/>
-              </w:rPr>
-              <w:t>fornecedores privados, nessa ordem, somente deve</w:t>
-            </w:r>
-            <w:proofErr w:type="gramEnd"/>
-            <w:r>
-              <w:rPr>
-                <w:sz w:val="20"/>
-                <w:szCs w:val="20"/>
-              </w:rPr>
-              <w:t xml:space="preserve"> ocorrer subsidiariamente. Nesse sentido, por exemplo, a Decisão TCDF nº 3394/2017:</w:t>
+              <w:t xml:space="preserve"> fornecedores privados, nessa ordem, somente deve ocorrer subsidiariamente. Nesse sentido, por exemplo, a Decisão TCDF nº 3394/2017:</w:t>
             </w:r>
           </w:p>
           <w:p>
@@ -17542,7 +17750,7 @@
               </w:rPr>
               <w:t xml:space="preserve">o </w:t>
             </w:r>
-            <w:hyperlink r:id="rId103" w:anchor=":~:text=Art.%2015.%20Ser%C3%A3o%20consideradas%20n%C3%A3o%20autorizadas%2C%20irregulares%20e%20lesivas%20ao%20patrim%C3%B4nio%20p%C3%BAblico%20a%20gera%C3%A7%C3%A3o%20de%20despesa%20ou%20assun%C3%A7%C3%A3o%20de%20obriga%C3%A7%C3%A3o%20que%20n%C3%A3o%20atendam%20o%20disposto%20nos%20arts.%2016%20e%2017." w:history="1">
+            <w:hyperlink r:id="rId104" w:anchor=":~:text=Art.%2015.%20Ser%C3%A3o%20consideradas%20n%C3%A3o%20autorizadas%2C%20irregulares%20e%20lesivas%20ao%20patrim%C3%B4nio%20p%C3%BAblico%20a%20gera%C3%A7%C3%A3o%20de%20despesa%20ou%20assun%C3%A7%C3%A3o%20de%20obriga%C3%A7%C3%A3o%20que%20n%C3%A3o%20atendam%20o%20disposto%20nos%20arts.%2016%20e%2017." w:history="1">
               <w:r>
                 <w:rPr>
                   <w:rStyle w:val="Hyperlink"/>
@@ -17559,7 +17767,7 @@
               </w:rPr>
               <w:t xml:space="preserve"> dispõe que serão consideradas não autorizadas, irregulares e lesivas ao patrimônio público a geração de despesa ou assunção de obrigação que não atendam ao disposto em seus </w:t>
             </w:r>
-            <w:hyperlink r:id="rId104" w:anchor=":~:text=Art.%2016.,por%20prazo%20determinado." w:history="1">
+            <w:hyperlink r:id="rId105" w:anchor=":~:text=Art.%2016.,por%20prazo%20determinado." w:history="1">
               <w:r>
                 <w:rPr>
                   <w:rStyle w:val="Hyperlink"/>
@@ -17576,7 +17784,7 @@
               </w:rPr>
               <w:t>. Assim, a ausência de confirmação de recursos orçamentários suficientes para fazer face à despesa pretendida torna inviável o início da fase externa do processo licitatório (</w:t>
             </w:r>
-            <w:hyperlink r:id="rId105" w:anchor=":~:text=Art.%2016.,da%20Constitui%C3%A7%C3%A3o." w:history="1">
+            <w:hyperlink r:id="rId106" w:anchor=":~:text=Art.%2016.,da%20Constitui%C3%A7%C3%A3o." w:history="1">
               <w:r>
                 <w:rPr>
                   <w:rStyle w:val="Hyperlink"/>

--- a/data/faqdatabase.docx
+++ b/data/faqdatabase.docx
@@ -15143,30 +15143,14 @@
               </w:rPr>
               <w:t xml:space="preserve">Conforme previsto na </w:t>
             </w:r>
-            <w:hyperlink r:id="rId78" w:history="1">
+            <w:hyperlink r:id="rId78" w:anchor=":~:text=Do%20Cancelamento%20da,recebimento%20da%20notifica%C3%A7%C3%A3o" w:history="1">
               <w:r>
                 <w:rPr>
                   <w:rStyle w:val="Hyperlink"/>
                   <w:sz w:val="20"/>
                   <w:szCs w:val="20"/>
                 </w:rPr>
-                <w:t>Subseção VI do Decreto Distrital nº 44.330</w:t>
-              </w:r>
-              <w:r>
-                <w:rPr>
-                  <w:rStyle w:val="Hyperlink"/>
-                  <w:sz w:val="20"/>
-                  <w:szCs w:val="20"/>
-                </w:rPr>
-                <w:t>/</w:t>
-              </w:r>
-              <w:r>
-                <w:rPr>
-                  <w:rStyle w:val="Hyperlink"/>
-                  <w:sz w:val="20"/>
-                  <w:szCs w:val="20"/>
-                </w:rPr>
-                <w:t xml:space="preserve"> 2023</w:t>
+                <w:t>Subseção VI do Decreto Distrital nº 44.330/ 2023</w:t>
               </w:r>
             </w:hyperlink>
             <w:r>
@@ -15432,6 +15416,13 @@
                 <w:szCs w:val="20"/>
               </w:rPr>
               <w:t xml:space="preserve"> dias a contar do recebimento da notificação.</w:t>
+            </w:r>
+            <w:r>
+              <w:rPr>
+                <w:sz w:val="20"/>
+                <w:szCs w:val="20"/>
+              </w:rPr>
+              <w:t xml:space="preserve"> </w:t>
             </w:r>
           </w:p>
         </w:tc>
@@ -16937,7 +16928,6 @@
                 <w:szCs w:val="20"/>
                 <w:highlight w:val="yellow"/>
               </w:rPr>
-              <w:lastRenderedPageBreak/>
               <w:t>0</w:t>
             </w:r>
             <w:r>
@@ -17667,7 +17657,6 @@
                 <w:sz w:val="20"/>
                 <w:szCs w:val="20"/>
               </w:rPr>
-              <w:lastRenderedPageBreak/>
               <w:t>[...]</w:t>
             </w:r>
           </w:p>

--- a/data/faqdatabase.docx
+++ b/data/faqdatabase.docx
@@ -2,6 +2,1338 @@
 <file path=word/document.xml><?xml version="1.0" encoding="utf-8"?>
 <w:document xmlns:wpc="http://schemas.microsoft.com/office/word/2010/wordprocessingCanvas" xmlns:cx="http://schemas.microsoft.com/office/drawing/2014/chartex" xmlns:cx1="http://schemas.microsoft.com/office/drawing/2015/9/8/chartex" xmlns:cx2="http://schemas.microsoft.com/office/drawing/2015/10/21/chartex" xmlns:cx3="http://schemas.microsoft.com/office/drawing/2016/5/9/chartex" xmlns:cx4="http://schemas.microsoft.com/office/drawing/2016/5/10/chartex" xmlns:cx5="http://schemas.microsoft.com/office/drawing/2016/5/11/chartex" xmlns:cx6="http://schemas.microsoft.com/office/drawing/2016/5/12/chartex" xmlns:cx7="http://schemas.microsoft.com/office/drawing/2016/5/13/chartex" xmlns:cx8="http://schemas.microsoft.com/office/drawing/2016/5/14/chartex" xmlns:mc="http://schemas.openxmlformats.org/markup-compatibility/2006" xmlns:aink="http://schemas.microsoft.com/office/drawing/2016/ink" xmlns:am3d="http://schemas.microsoft.com/office/drawing/2017/model3d" xmlns:o="urn:schemas-microsoft-com:office:office" xmlns:oel="http://schemas.microsoft.com/office/2019/extlst" xmlns:r="http://schemas.openxmlformats.org/officeDocument/2006/relationships" xmlns:m="http://schemas.openxmlformats.org/officeDocument/2006/math" xmlns:v="urn:schemas-microsoft-com:vml" xmlns:wp14="http://schemas.microsoft.com/office/word/2010/wordprocessingDrawing" xmlns:wp="http://schemas.openxmlformats.org/drawingml/2006/wordprocessingDrawing" xmlns:w10="urn:schemas-microsoft-com:office:word" xmlns:w="http://schemas.openxmlformats.org/wordprocessingml/2006/main" xmlns:w14="http://schemas.microsoft.com/office/word/2010/wordml" xmlns:w15="http://schemas.microsoft.com/office/word/2012/wordml" xmlns:w16cex="http://schemas.microsoft.com/office/word/2018/wordml/cex" xmlns:w16cid="http://schemas.microsoft.com/office/word/2016/wordml/cid" xmlns:w16="http://schemas.microsoft.com/office/word/2018/wordml" xmlns:w16du="http://schemas.microsoft.com/office/word/2023/wordml/word16du" xmlns:w16sdtdh="http://schemas.microsoft.com/office/word/2020/wordml/sdtdatahash" xmlns:w16sdtfl="http://schemas.microsoft.com/office/word/2024/wordml/sdtformatlock" xmlns:w16se="http://schemas.microsoft.com/office/word/2015/wordml/symex" xmlns:wpg="http://schemas.microsoft.com/office/word/2010/wordprocessingGroup" xmlns:wpi="http://schemas.microsoft.com/office/word/2010/wordprocessingInk" xmlns:wne="http://schemas.microsoft.com/office/word/2006/wordml" xmlns:wps="http://schemas.microsoft.com/office/word/2010/wordprocessingShape" mc:Ignorable="w14 w15 w16se w16cid w16 w16cex w16sdtdh w16sdtfl w16du wp14">
   <w:body>
+    <w:tbl>
+      <w:tblPr>
+        <w:tblStyle w:val="af0"/>
+        <w:tblW w:w="15021" w:type="dxa"/>
+        <w:tblInd w:w="0" w:type="dxa"/>
+        <w:tblBorders>
+          <w:top w:val="single" w:sz="4" w:space="0" w:color="000000"/>
+          <w:left w:val="single" w:sz="4" w:space="0" w:color="000000"/>
+          <w:bottom w:val="single" w:sz="4" w:space="0" w:color="000000"/>
+          <w:right w:val="single" w:sz="4" w:space="0" w:color="000000"/>
+          <w:insideH w:val="single" w:sz="4" w:space="0" w:color="000000"/>
+          <w:insideV w:val="single" w:sz="4" w:space="0" w:color="000000"/>
+        </w:tblBorders>
+        <w:tblLayout w:type="fixed"/>
+        <w:tblLook w:val="0400" w:firstRow="0" w:lastRow="0" w:firstColumn="0" w:lastColumn="0" w:noHBand="0" w:noVBand="1"/>
+      </w:tblPr>
+      <w:tblGrid>
+        <w:gridCol w:w="704"/>
+        <w:gridCol w:w="3119"/>
+        <w:gridCol w:w="11198"/>
+      </w:tblGrid>
+      <w:tr>
+        <w:tc>
+          <w:tcPr>
+            <w:tcW w:w="15021" w:type="dxa"/>
+            <w:gridSpan w:val="3"/>
+          </w:tcPr>
+          <w:p>
+            <w:pPr>
+              <w:jc w:val="center"/>
+              <w:rPr>
+                <w:b/>
+                <w:sz w:val="20"/>
+                <w:szCs w:val="20"/>
+              </w:rPr>
+            </w:pPr>
+            <w:r>
+              <w:rPr>
+                <w:b/>
+                <w:sz w:val="20"/>
+                <w:szCs w:val="20"/>
+              </w:rPr>
+              <w:t>Ata de Registro de Preços</w:t>
+            </w:r>
+          </w:p>
+        </w:tc>
+      </w:tr>
+      <w:tr>
+        <w:tc>
+          <w:tcPr>
+            <w:tcW w:w="704" w:type="dxa"/>
+            <w:vAlign w:val="center"/>
+          </w:tcPr>
+          <w:p>
+            <w:pPr>
+              <w:jc w:val="center"/>
+              <w:rPr>
+                <w:sz w:val="20"/>
+                <w:szCs w:val="20"/>
+              </w:rPr>
+            </w:pPr>
+            <w:r>
+              <w:rPr>
+                <w:sz w:val="20"/>
+                <w:szCs w:val="20"/>
+              </w:rPr>
+              <w:t>1</w:t>
+            </w:r>
+          </w:p>
+        </w:tc>
+        <w:tc>
+          <w:tcPr>
+            <w:tcW w:w="3119" w:type="dxa"/>
+            <w:vAlign w:val="center"/>
+          </w:tcPr>
+          <w:p>
+            <w:pPr>
+              <w:rPr>
+                <w:sz w:val="20"/>
+                <w:szCs w:val="20"/>
+              </w:rPr>
+            </w:pPr>
+            <w:r>
+              <w:rPr>
+                <w:sz w:val="20"/>
+                <w:szCs w:val="20"/>
+              </w:rPr>
+              <w:t>Qual é o prazo de vigência da Ata de Registro de Preços?</w:t>
+            </w:r>
+          </w:p>
+        </w:tc>
+        <w:tc>
+          <w:tcPr>
+            <w:tcW w:w="11198" w:type="dxa"/>
+            <w:vAlign w:val="center"/>
+          </w:tcPr>
+          <w:p>
+            <w:pPr>
+              <w:ind w:firstLine="709"/>
+              <w:jc w:val="both"/>
+              <w:rPr>
+                <w:sz w:val="20"/>
+                <w:szCs w:val="20"/>
+              </w:rPr>
+            </w:pPr>
+            <w:r>
+              <w:rPr>
+                <w:sz w:val="20"/>
+                <w:szCs w:val="20"/>
+              </w:rPr>
+              <w:t xml:space="preserve">O </w:t>
+            </w:r>
+            <w:hyperlink r:id="rId7" w:anchor=":~:text=Art.%2084.%20O,disposi%C3%A7%C3%B5es%20nela%20contidas.">
+              <w:r>
+                <w:rPr>
+                  <w:color w:val="467886"/>
+                  <w:sz w:val="20"/>
+                  <w:szCs w:val="20"/>
+                  <w:u w:val="single"/>
+                </w:rPr>
+                <w:t>a</w:t>
+              </w:r>
+              <w:r>
+                <w:rPr>
+                  <w:color w:val="467886"/>
+                  <w:sz w:val="20"/>
+                  <w:szCs w:val="20"/>
+                  <w:u w:val="single"/>
+                </w:rPr>
+                <w:t>rt. 84. da Lei 14.133/2021</w:t>
+              </w:r>
+            </w:hyperlink>
+            <w:r>
+              <w:rPr>
+                <w:sz w:val="20"/>
+                <w:szCs w:val="20"/>
+              </w:rPr>
+              <w:t xml:space="preserve"> prevê que o prazo de vigência da ata de registro de preços será de 1 ano, ou seja, 12 meses, </w:t>
+            </w:r>
+            <w:r>
+              <w:rPr>
+                <w:sz w:val="20"/>
+                <w:szCs w:val="20"/>
+              </w:rPr>
+              <w:t xml:space="preserve">podendo ser prorrogado </w:t>
+            </w:r>
+            <w:r>
+              <w:rPr>
+                <w:sz w:val="20"/>
+                <w:szCs w:val="20"/>
+              </w:rPr>
+              <w:t>por igual período, desde que comprovado o</w:t>
+            </w:r>
+            <w:r>
+              <w:rPr>
+                <w:sz w:val="20"/>
+                <w:szCs w:val="20"/>
+              </w:rPr>
+              <w:t xml:space="preserve"> preço </w:t>
+            </w:r>
+            <w:r>
+              <w:rPr>
+                <w:sz w:val="20"/>
+                <w:szCs w:val="20"/>
+              </w:rPr>
+              <w:t>vantajo</w:t>
+            </w:r>
+            <w:r>
+              <w:rPr>
+                <w:sz w:val="20"/>
+                <w:szCs w:val="20"/>
+              </w:rPr>
+              <w:t>so</w:t>
+            </w:r>
+            <w:r>
+              <w:rPr>
+                <w:sz w:val="20"/>
+                <w:szCs w:val="20"/>
+              </w:rPr>
+              <w:t>.</w:t>
+            </w:r>
+          </w:p>
+          <w:p>
+            <w:pPr>
+              <w:ind w:firstLine="709"/>
+              <w:jc w:val="both"/>
+              <w:rPr>
+                <w:sz w:val="20"/>
+                <w:szCs w:val="20"/>
+              </w:rPr>
+            </w:pPr>
+            <w:r>
+              <w:rPr>
+                <w:sz w:val="20"/>
+                <w:szCs w:val="20"/>
+              </w:rPr>
+              <w:t>Determina ainda que o contrato decorrente da ata de registro de preços terá sua vigência estabelecida em conformidade com as disposições nela contidas.</w:t>
+            </w:r>
+          </w:p>
+        </w:tc>
+      </w:tr>
+      <w:tr>
+        <w:tc>
+          <w:tcPr>
+            <w:tcW w:w="704" w:type="dxa"/>
+            <w:vAlign w:val="center"/>
+          </w:tcPr>
+          <w:p>
+            <w:pPr>
+              <w:jc w:val="center"/>
+              <w:rPr>
+                <w:sz w:val="20"/>
+                <w:szCs w:val="20"/>
+              </w:rPr>
+            </w:pPr>
+            <w:r>
+              <w:rPr>
+                <w:sz w:val="20"/>
+                <w:szCs w:val="20"/>
+              </w:rPr>
+              <w:t>2</w:t>
+            </w:r>
+          </w:p>
+        </w:tc>
+        <w:tc>
+          <w:tcPr>
+            <w:tcW w:w="3119" w:type="dxa"/>
+            <w:vAlign w:val="center"/>
+          </w:tcPr>
+          <w:p>
+            <w:pPr>
+              <w:rPr>
+                <w:sz w:val="20"/>
+                <w:szCs w:val="20"/>
+              </w:rPr>
+            </w:pPr>
+            <w:r>
+              <w:rPr>
+                <w:sz w:val="20"/>
+                <w:szCs w:val="20"/>
+              </w:rPr>
+              <w:t xml:space="preserve">O </w:t>
+            </w:r>
+            <w:r>
+              <w:rPr>
+                <w:sz w:val="20"/>
+                <w:szCs w:val="20"/>
+              </w:rPr>
+              <w:t xml:space="preserve">órgão </w:t>
+            </w:r>
+            <w:r>
+              <w:rPr>
+                <w:sz w:val="20"/>
+                <w:szCs w:val="20"/>
+              </w:rPr>
+              <w:t xml:space="preserve">gerenciador da Ata de Registro de Preços, na fase preparatória </w:t>
+            </w:r>
+            <w:r>
+              <w:rPr>
+                <w:sz w:val="20"/>
+                <w:szCs w:val="20"/>
+              </w:rPr>
+              <w:t>da licitação</w:t>
+            </w:r>
+            <w:r>
+              <w:rPr>
+                <w:sz w:val="20"/>
+                <w:szCs w:val="20"/>
+              </w:rPr>
+              <w:t xml:space="preserve"> </w:t>
+            </w:r>
+            <w:r>
+              <w:rPr>
+                <w:b/>
+                <w:bCs/>
+                <w:sz w:val="20"/>
+                <w:szCs w:val="20"/>
+              </w:rPr>
+              <w:t xml:space="preserve">é obrigado realizar procedimento público de </w:t>
+            </w:r>
+            <w:r>
+              <w:rPr>
+                <w:b/>
+                <w:bCs/>
+                <w:sz w:val="20"/>
+                <w:szCs w:val="20"/>
+              </w:rPr>
+              <w:t>I</w:t>
+            </w:r>
+            <w:r>
+              <w:rPr>
+                <w:b/>
+                <w:bCs/>
+                <w:sz w:val="20"/>
+                <w:szCs w:val="20"/>
+              </w:rPr>
+              <w:t xml:space="preserve">ntenção de </w:t>
+            </w:r>
+            <w:r>
+              <w:rPr>
+                <w:b/>
+                <w:bCs/>
+                <w:sz w:val="20"/>
+                <w:szCs w:val="20"/>
+              </w:rPr>
+              <w:t>R</w:t>
+            </w:r>
+            <w:r>
+              <w:rPr>
+                <w:b/>
+                <w:bCs/>
+                <w:sz w:val="20"/>
+                <w:szCs w:val="20"/>
+              </w:rPr>
+              <w:t xml:space="preserve">egistro de </w:t>
+            </w:r>
+            <w:r>
+              <w:rPr>
+                <w:b/>
+                <w:bCs/>
+                <w:sz w:val="20"/>
+                <w:szCs w:val="20"/>
+              </w:rPr>
+              <w:t>P</w:t>
+            </w:r>
+            <w:r>
+              <w:rPr>
+                <w:b/>
+                <w:bCs/>
+                <w:sz w:val="20"/>
+                <w:szCs w:val="20"/>
+              </w:rPr>
+              <w:t xml:space="preserve">reços </w:t>
+            </w:r>
+            <w:r>
+              <w:rPr>
+                <w:b/>
+                <w:bCs/>
+                <w:sz w:val="20"/>
+                <w:szCs w:val="20"/>
+              </w:rPr>
+              <w:t>(IRP)</w:t>
+            </w:r>
+            <w:r>
+              <w:rPr>
+                <w:sz w:val="20"/>
+                <w:szCs w:val="20"/>
+              </w:rPr>
+              <w:t xml:space="preserve"> </w:t>
+            </w:r>
+            <w:r>
+              <w:rPr>
+                <w:sz w:val="20"/>
+                <w:szCs w:val="20"/>
+              </w:rPr>
+              <w:t>para participação de outros órgãos ou entidades?</w:t>
+            </w:r>
+          </w:p>
+        </w:tc>
+        <w:tc>
+          <w:tcPr>
+            <w:tcW w:w="11198" w:type="dxa"/>
+            <w:vAlign w:val="center"/>
+          </w:tcPr>
+          <w:p>
+            <w:pPr>
+              <w:ind w:firstLine="709"/>
+              <w:jc w:val="both"/>
+              <w:rPr>
+                <w:sz w:val="20"/>
+                <w:szCs w:val="20"/>
+              </w:rPr>
+            </w:pPr>
+            <w:r>
+              <w:rPr>
+                <w:sz w:val="20"/>
+                <w:szCs w:val="20"/>
+              </w:rPr>
+              <w:t>Sim, c</w:t>
+            </w:r>
+            <w:r>
+              <w:rPr>
+                <w:sz w:val="20"/>
+                <w:szCs w:val="20"/>
+              </w:rPr>
+              <w:t xml:space="preserve">onforme </w:t>
+            </w:r>
+            <w:hyperlink r:id="rId8" w:anchor=":~:text=Art.%2086.%20O,distrital%20ou%20municipal.">
+              <w:r>
+                <w:rPr>
+                  <w:color w:val="467886"/>
+                  <w:sz w:val="20"/>
+                  <w:szCs w:val="20"/>
+                  <w:u w:val="single"/>
+                </w:rPr>
+                <w:t>art. 86. da Lei 14.133/2021</w:t>
+              </w:r>
+            </w:hyperlink>
+            <w:r>
+              <w:rPr>
+                <w:sz w:val="20"/>
+                <w:szCs w:val="20"/>
+              </w:rPr>
+              <w:t xml:space="preserve">, órgão ou entidade gerenciadora deverá, na fase preparatória do processo licitatório, para fins de registro de preços, realizar procedimento público de intenção de registro de preços para, nos termos de regulamento, possibilitar, </w:t>
+            </w:r>
+            <w:r>
+              <w:rPr>
+                <w:b/>
+                <w:sz w:val="20"/>
+                <w:szCs w:val="20"/>
+              </w:rPr>
+              <w:t>pelo prazo mínimo de 8</w:t>
+            </w:r>
+            <w:r>
+              <w:rPr>
+                <w:sz w:val="20"/>
+                <w:szCs w:val="20"/>
+              </w:rPr>
+              <w:t xml:space="preserve"> </w:t>
+            </w:r>
+            <w:r>
+              <w:rPr>
+                <w:b/>
+                <w:sz w:val="20"/>
+                <w:szCs w:val="20"/>
+              </w:rPr>
+              <w:t>dias úteis</w:t>
+            </w:r>
+            <w:r>
+              <w:rPr>
+                <w:sz w:val="20"/>
+                <w:szCs w:val="20"/>
+              </w:rPr>
+              <w:t>, a participação de outros órgãos ou entidades na respectiva ata e determinar a estimativa total de quantidades da contratação.</w:t>
+            </w:r>
+          </w:p>
+          <w:p>
+            <w:pPr>
+              <w:ind w:firstLine="709"/>
+              <w:jc w:val="both"/>
+              <w:rPr>
+                <w:sz w:val="20"/>
+                <w:szCs w:val="20"/>
+              </w:rPr>
+            </w:pPr>
+          </w:p>
+          <w:p>
+            <w:pPr>
+              <w:ind w:firstLine="709"/>
+              <w:jc w:val="both"/>
+              <w:rPr>
+                <w:sz w:val="20"/>
+                <w:szCs w:val="20"/>
+              </w:rPr>
+            </w:pPr>
+            <w:r>
+              <w:rPr>
+                <w:sz w:val="20"/>
+                <w:szCs w:val="20"/>
+              </w:rPr>
+              <w:t>Esse procedimento tem como finalidade:</w:t>
+            </w:r>
+          </w:p>
+          <w:p>
+            <w:pPr>
+              <w:numPr>
+                <w:ilvl w:val="0"/>
+                <w:numId w:val="25"/>
+              </w:numPr>
+              <w:jc w:val="both"/>
+              <w:rPr>
+                <w:sz w:val="20"/>
+                <w:szCs w:val="20"/>
+              </w:rPr>
+            </w:pPr>
+            <w:r>
+              <w:rPr>
+                <w:sz w:val="20"/>
+                <w:szCs w:val="20"/>
+              </w:rPr>
+              <w:t>Permitir a participação de outros órgãos ou entidades na futura ata de registro de preços;</w:t>
+            </w:r>
+          </w:p>
+          <w:p>
+            <w:pPr>
+              <w:numPr>
+                <w:ilvl w:val="0"/>
+                <w:numId w:val="25"/>
+              </w:numPr>
+              <w:jc w:val="both"/>
+              <w:rPr>
+                <w:sz w:val="20"/>
+                <w:szCs w:val="20"/>
+              </w:rPr>
+            </w:pPr>
+            <w:r>
+              <w:rPr>
+                <w:sz w:val="20"/>
+                <w:szCs w:val="20"/>
+              </w:rPr>
+              <w:t>Ampliar a competitividade;</w:t>
+            </w:r>
+          </w:p>
+          <w:p>
+            <w:pPr>
+              <w:numPr>
+                <w:ilvl w:val="0"/>
+                <w:numId w:val="25"/>
+              </w:numPr>
+              <w:jc w:val="both"/>
+              <w:rPr>
+                <w:sz w:val="20"/>
+                <w:szCs w:val="20"/>
+              </w:rPr>
+            </w:pPr>
+            <w:r>
+              <w:rPr>
+                <w:sz w:val="20"/>
+                <w:szCs w:val="20"/>
+              </w:rPr>
+              <w:t>Promover ganho de escala;</w:t>
+            </w:r>
+          </w:p>
+          <w:p>
+            <w:pPr>
+              <w:numPr>
+                <w:ilvl w:val="0"/>
+                <w:numId w:val="25"/>
+              </w:numPr>
+              <w:jc w:val="both"/>
+              <w:rPr>
+                <w:sz w:val="20"/>
+                <w:szCs w:val="20"/>
+              </w:rPr>
+            </w:pPr>
+            <w:r>
+              <w:rPr>
+                <w:sz w:val="20"/>
+                <w:szCs w:val="20"/>
+              </w:rPr>
+              <w:t>Contribuir para a adequada estimativa dos quantitativos da contratação.</w:t>
+            </w:r>
+          </w:p>
+          <w:p>
+            <w:pPr>
+              <w:ind w:firstLine="709"/>
+              <w:jc w:val="both"/>
+              <w:rPr>
+                <w:sz w:val="20"/>
+                <w:szCs w:val="20"/>
+              </w:rPr>
+            </w:pPr>
+          </w:p>
+          <w:p>
+            <w:pPr>
+              <w:ind w:firstLine="709"/>
+              <w:jc w:val="both"/>
+              <w:rPr>
+                <w:sz w:val="20"/>
+                <w:szCs w:val="20"/>
+                <w:highlight w:val="yellow"/>
+              </w:rPr>
+            </w:pPr>
+          </w:p>
+          <w:p>
+            <w:pPr>
+              <w:ind w:firstLine="709"/>
+              <w:jc w:val="both"/>
+              <w:rPr>
+                <w:sz w:val="20"/>
+                <w:szCs w:val="20"/>
+                <w:highlight w:val="yellow"/>
+              </w:rPr>
+            </w:pPr>
+            <w:r>
+              <w:rPr>
+                <w:sz w:val="20"/>
+                <w:szCs w:val="20"/>
+              </w:rPr>
+              <w:t>Excepcionalmente, a realização da IRP pode ser dispensada quando o órgão ou entidade gerenciadora for o único contratante, ou seja, quando não houver interesse na participação de outros órgãos na ata.</w:t>
+            </w:r>
+          </w:p>
+          <w:p>
+            <w:pPr>
+              <w:ind w:firstLine="709"/>
+              <w:jc w:val="both"/>
+              <w:rPr>
+                <w:sz w:val="20"/>
+                <w:szCs w:val="20"/>
+                <w:highlight w:val="yellow"/>
+              </w:rPr>
+            </w:pPr>
+          </w:p>
+          <w:p>
+            <w:pPr>
+              <w:ind w:firstLine="709"/>
+              <w:jc w:val="both"/>
+              <w:rPr>
+                <w:sz w:val="20"/>
+                <w:szCs w:val="20"/>
+                <w:highlight w:val="yellow"/>
+              </w:rPr>
+            </w:pPr>
+          </w:p>
+          <w:p>
+            <w:pPr>
+              <w:ind w:firstLine="709"/>
+              <w:jc w:val="both"/>
+              <w:rPr>
+                <w:sz w:val="20"/>
+                <w:szCs w:val="20"/>
+                <w:highlight w:val="yellow"/>
+              </w:rPr>
+            </w:pPr>
+            <w:r>
+              <w:rPr>
+                <w:sz w:val="20"/>
+                <w:szCs w:val="20"/>
+                <w:highlight w:val="yellow"/>
+              </w:rPr>
+              <w:t>A faculdade de aderir à ata de registro de preços na condição de não participante poderá ser exercida:</w:t>
+            </w:r>
+          </w:p>
+          <w:p>
+            <w:pPr>
+              <w:numPr>
+                <w:ilvl w:val="0"/>
+                <w:numId w:val="2"/>
+              </w:numPr>
+              <w:pBdr>
+                <w:top w:val="nil"/>
+                <w:left w:val="nil"/>
+                <w:bottom w:val="nil"/>
+                <w:right w:val="nil"/>
+                <w:between w:val="nil"/>
+              </w:pBdr>
+              <w:spacing w:line="278" w:lineRule="auto"/>
+              <w:ind w:firstLine="709"/>
+              <w:jc w:val="both"/>
+              <w:rPr>
+                <w:color w:val="000000"/>
+                <w:sz w:val="20"/>
+                <w:szCs w:val="20"/>
+                <w:highlight w:val="yellow"/>
+              </w:rPr>
+            </w:pPr>
+            <w:r>
+              <w:rPr>
+                <w:color w:val="000000"/>
+                <w:sz w:val="20"/>
+                <w:szCs w:val="20"/>
+                <w:highlight w:val="yellow"/>
+              </w:rPr>
+              <w:t>por órgãos e entidades da Administração Pública federal, estadual, distrital e municipal, relativamente a ata de registro de preços de órgão ou entidade gerenciadora federal, estadual ou distrital; ou</w:t>
+            </w:r>
+          </w:p>
+          <w:p>
+            <w:pPr>
+              <w:numPr>
+                <w:ilvl w:val="0"/>
+                <w:numId w:val="2"/>
+              </w:numPr>
+              <w:pBdr>
+                <w:top w:val="nil"/>
+                <w:left w:val="nil"/>
+                <w:bottom w:val="nil"/>
+                <w:right w:val="nil"/>
+                <w:between w:val="nil"/>
+              </w:pBdr>
+              <w:spacing w:after="160" w:line="278" w:lineRule="auto"/>
+              <w:ind w:firstLine="709"/>
+              <w:jc w:val="both"/>
+              <w:rPr>
+                <w:color w:val="000000"/>
+                <w:sz w:val="20"/>
+                <w:szCs w:val="20"/>
+                <w:highlight w:val="yellow"/>
+              </w:rPr>
+            </w:pPr>
+            <w:r>
+              <w:rPr>
+                <w:color w:val="000000"/>
+                <w:sz w:val="20"/>
+                <w:szCs w:val="20"/>
+                <w:highlight w:val="yellow"/>
+              </w:rPr>
+              <w:t>por órgãos e entidades da Administração Pública municipal, relativamente a ata de registro de preços de órgão ou entidade gerenciadora municipal, desde que o sistema de registro de preços tenha sido formalizado mediante licitação.</w:t>
+            </w:r>
+          </w:p>
+          <w:p>
+            <w:pPr>
+              <w:ind w:firstLine="709"/>
+              <w:jc w:val="both"/>
+              <w:rPr>
+                <w:sz w:val="20"/>
+                <w:szCs w:val="20"/>
+                <w:highlight w:val="yellow"/>
+              </w:rPr>
+            </w:pPr>
+          </w:p>
+          <w:p>
+            <w:pPr>
+              <w:ind w:firstLine="709"/>
+              <w:jc w:val="both"/>
+              <w:rPr>
+                <w:sz w:val="20"/>
+                <w:szCs w:val="20"/>
+                <w:highlight w:val="yellow"/>
+              </w:rPr>
+            </w:pPr>
+            <w:r>
+              <w:rPr>
+                <w:sz w:val="20"/>
+                <w:szCs w:val="20"/>
+                <w:highlight w:val="yellow"/>
+              </w:rPr>
+              <w:t xml:space="preserve">O </w:t>
+            </w:r>
+            <w:hyperlink r:id="rId9" w:anchor=":~:text=%C2%A7%204%C2%BA%20As%20aquisi%C3%A7%C3%B5es,os%20%C3%B3rg%C3%A3os%20participantes.">
+              <w:r>
+                <w:rPr>
+                  <w:color w:val="467886"/>
+                  <w:sz w:val="20"/>
+                  <w:szCs w:val="20"/>
+                  <w:highlight w:val="yellow"/>
+                  <w:u w:val="single"/>
+                </w:rPr>
+                <w:t>§ 4º do art. 86.</w:t>
+              </w:r>
+            </w:hyperlink>
+            <w:r>
+              <w:rPr>
+                <w:sz w:val="20"/>
+                <w:szCs w:val="20"/>
+                <w:highlight w:val="yellow"/>
+              </w:rPr>
+              <w:t xml:space="preserve"> prevê que as aquisições ou as contratações adicionais na adesão à ata de registro de preços na condição de não participante, não poderão exceder, por órgão ou entidade, a 50% dos quantitativos dos itens do instrumento convocatório registrados na ata de registro de preços para o órgão gerenciador e para os órgãos participantes.</w:t>
+            </w:r>
+          </w:p>
+          <w:p>
+            <w:pPr>
+              <w:ind w:firstLine="709"/>
+              <w:jc w:val="both"/>
+              <w:rPr>
+                <w:sz w:val="20"/>
+                <w:szCs w:val="20"/>
+                <w:highlight w:val="yellow"/>
+              </w:rPr>
+            </w:pPr>
+          </w:p>
+          <w:p>
+            <w:pPr>
+              <w:pBdr>
+                <w:top w:val="nil"/>
+                <w:left w:val="nil"/>
+                <w:bottom w:val="nil"/>
+                <w:right w:val="nil"/>
+                <w:between w:val="nil"/>
+              </w:pBdr>
+              <w:spacing w:after="160" w:line="278" w:lineRule="auto"/>
+              <w:ind w:left="709"/>
+              <w:jc w:val="both"/>
+              <w:rPr>
+                <w:color w:val="000000"/>
+                <w:sz w:val="20"/>
+                <w:szCs w:val="20"/>
+              </w:rPr>
+            </w:pPr>
+            <w:r>
+              <w:rPr>
+                <w:sz w:val="20"/>
+                <w:szCs w:val="20"/>
+                <w:highlight w:val="yellow"/>
+              </w:rPr>
+              <w:t xml:space="preserve">O </w:t>
+            </w:r>
+            <w:hyperlink r:id="rId10" w:anchor=":~:text=%C2%A7%205%C2%BA%20O%20quantitativo,participantes%20que%20aderirem.">
+              <w:r>
+                <w:rPr>
+                  <w:color w:val="467886"/>
+                  <w:sz w:val="20"/>
+                  <w:szCs w:val="20"/>
+                  <w:highlight w:val="yellow"/>
+                  <w:u w:val="single"/>
+                </w:rPr>
+                <w:t>§ 5º</w:t>
+              </w:r>
+            </w:hyperlink>
+            <w:r>
+              <w:rPr>
+                <w:sz w:val="20"/>
+                <w:szCs w:val="20"/>
+                <w:highlight w:val="yellow"/>
+              </w:rPr>
+              <w:t xml:space="preserve"> prevê que o quantitativo decorrente das adesões à ata de registro de preços na condição de não participante não poderá exceder, na totalidade, ao dobro do quantitativo de cada item registrado na ata de registro de preços para o órgão gerenciador e órgãos participantes, independentemente do número de órgãos não participantes que aderirem.</w:t>
+            </w:r>
+          </w:p>
+        </w:tc>
+      </w:tr>
+      <w:tr>
+        <w:tc>
+          <w:tcPr>
+            <w:tcW w:w="704" w:type="dxa"/>
+            <w:vAlign w:val="center"/>
+          </w:tcPr>
+          <w:p>
+            <w:pPr>
+              <w:jc w:val="center"/>
+              <w:rPr>
+                <w:sz w:val="20"/>
+                <w:szCs w:val="20"/>
+              </w:rPr>
+            </w:pPr>
+            <w:r>
+              <w:rPr>
+                <w:sz w:val="20"/>
+                <w:szCs w:val="20"/>
+              </w:rPr>
+              <w:t>3</w:t>
+            </w:r>
+          </w:p>
+        </w:tc>
+        <w:tc>
+          <w:tcPr>
+            <w:tcW w:w="3119" w:type="dxa"/>
+            <w:vAlign w:val="center"/>
+          </w:tcPr>
+          <w:p>
+            <w:pPr>
+              <w:rPr>
+                <w:sz w:val="20"/>
+                <w:szCs w:val="20"/>
+              </w:rPr>
+            </w:pPr>
+            <w:r>
+              <w:rPr>
+                <w:sz w:val="20"/>
+                <w:szCs w:val="20"/>
+              </w:rPr>
+              <w:t xml:space="preserve">Órgãos </w:t>
+            </w:r>
+            <w:r>
+              <w:rPr>
+                <w:sz w:val="20"/>
+                <w:szCs w:val="20"/>
+              </w:rPr>
+              <w:t xml:space="preserve">ou entidade </w:t>
+            </w:r>
+            <w:r>
+              <w:rPr>
+                <w:sz w:val="20"/>
+                <w:szCs w:val="20"/>
+              </w:rPr>
+              <w:t xml:space="preserve">que não participaram da intenção de registro de preços podem </w:t>
+            </w:r>
+            <w:r>
+              <w:rPr>
+                <w:sz w:val="20"/>
+                <w:szCs w:val="20"/>
+              </w:rPr>
+              <w:t xml:space="preserve">posteriormente </w:t>
+            </w:r>
+            <w:r>
+              <w:rPr>
+                <w:sz w:val="20"/>
+                <w:szCs w:val="20"/>
+              </w:rPr>
+              <w:t xml:space="preserve">utilizar </w:t>
+            </w:r>
+            <w:r>
+              <w:rPr>
+                <w:sz w:val="20"/>
+                <w:szCs w:val="20"/>
+              </w:rPr>
+              <w:t>um</w:t>
+            </w:r>
+            <w:r>
+              <w:rPr>
+                <w:sz w:val="20"/>
+                <w:szCs w:val="20"/>
+              </w:rPr>
+              <w:t xml:space="preserve">a </w:t>
+            </w:r>
+            <w:r>
+              <w:rPr>
+                <w:sz w:val="20"/>
+                <w:szCs w:val="20"/>
+              </w:rPr>
+              <w:t xml:space="preserve">Ata </w:t>
+            </w:r>
+            <w:r>
+              <w:rPr>
+                <w:sz w:val="20"/>
+                <w:szCs w:val="20"/>
+              </w:rPr>
+              <w:lastRenderedPageBreak/>
+              <w:t xml:space="preserve">de Registro de Preço de um </w:t>
+            </w:r>
+            <w:r>
+              <w:rPr>
+                <w:sz w:val="20"/>
+                <w:szCs w:val="20"/>
+              </w:rPr>
+              <w:t>órgão diverso</w:t>
+            </w:r>
+            <w:r>
+              <w:rPr>
+                <w:sz w:val="20"/>
+                <w:szCs w:val="20"/>
+              </w:rPr>
+              <w:t>?</w:t>
+            </w:r>
+          </w:p>
+        </w:tc>
+        <w:tc>
+          <w:tcPr>
+            <w:tcW w:w="11198" w:type="dxa"/>
+            <w:vAlign w:val="center"/>
+          </w:tcPr>
+          <w:p>
+            <w:pPr>
+              <w:ind w:firstLine="709"/>
+              <w:jc w:val="both"/>
+              <w:rPr>
+                <w:sz w:val="20"/>
+                <w:szCs w:val="20"/>
+              </w:rPr>
+            </w:pPr>
+            <w:r>
+              <w:rPr>
+                <w:sz w:val="20"/>
+                <w:szCs w:val="20"/>
+              </w:rPr>
+              <w:lastRenderedPageBreak/>
+              <w:t>Sim</w:t>
+            </w:r>
+            <w:r>
+              <w:rPr>
+                <w:sz w:val="20"/>
+                <w:szCs w:val="20"/>
+              </w:rPr>
+              <w:t>, conforme</w:t>
+            </w:r>
+            <w:r>
+              <w:rPr>
+                <w:sz w:val="20"/>
+                <w:szCs w:val="20"/>
+              </w:rPr>
+              <w:t xml:space="preserve"> previsto</w:t>
+            </w:r>
+            <w:r>
+              <w:rPr>
+                <w:sz w:val="20"/>
+                <w:szCs w:val="20"/>
+              </w:rPr>
+              <w:t xml:space="preserve"> no</w:t>
+            </w:r>
+            <w:r>
+              <w:rPr>
+                <w:sz w:val="20"/>
+                <w:szCs w:val="20"/>
+              </w:rPr>
+              <w:t xml:space="preserve"> </w:t>
+            </w:r>
+            <w:hyperlink r:id="rId11" w:history="1">
+              <w:r>
+                <w:rPr>
+                  <w:rStyle w:val="Hyperlink"/>
+                  <w:sz w:val="20"/>
+                  <w:szCs w:val="20"/>
+                </w:rPr>
+                <w:t>§</w:t>
+              </w:r>
+              <w:r>
+                <w:rPr>
+                  <w:rStyle w:val="Hyperlink"/>
+                  <w:sz w:val="20"/>
+                  <w:szCs w:val="20"/>
+                </w:rPr>
+                <w:t xml:space="preserve"> 2º do art. 8</w:t>
+              </w:r>
+              <w:r>
+                <w:rPr>
+                  <w:rStyle w:val="Hyperlink"/>
+                  <w:sz w:val="20"/>
+                  <w:szCs w:val="20"/>
+                </w:rPr>
+                <w:t>6 da 14.133/2021</w:t>
+              </w:r>
+            </w:hyperlink>
+            <w:r>
+              <w:rPr>
+                <w:sz w:val="20"/>
+                <w:szCs w:val="20"/>
+              </w:rPr>
+              <w:t>, o</w:t>
+            </w:r>
+            <w:r>
+              <w:rPr>
+                <w:sz w:val="20"/>
+                <w:szCs w:val="20"/>
+              </w:rPr>
+              <w:t>s órgãos e entidades que não participaram do procedimento de intenção de registro de preços podem aderir posteriormente à ata de registro de preços, na condição de “não participantes” (comumente chamada de “carona”)</w:t>
+            </w:r>
+            <w:r>
+              <w:rPr>
+                <w:sz w:val="20"/>
+                <w:szCs w:val="20"/>
+              </w:rPr>
+              <w:t>.</w:t>
+            </w:r>
+          </w:p>
+          <w:p>
+            <w:pPr>
+              <w:ind w:firstLine="709"/>
+              <w:jc w:val="both"/>
+              <w:rPr>
+                <w:sz w:val="20"/>
+                <w:szCs w:val="20"/>
+              </w:rPr>
+            </w:pPr>
+            <w:r>
+              <w:rPr>
+                <w:sz w:val="20"/>
+                <w:szCs w:val="20"/>
+              </w:rPr>
+              <w:t>No entanto, devem ser observados os seguintes pontos:</w:t>
+            </w:r>
+          </w:p>
+          <w:p>
+            <w:pPr>
+              <w:numPr>
+                <w:ilvl w:val="0"/>
+                <w:numId w:val="25"/>
+              </w:numPr>
+              <w:pBdr>
+                <w:top w:val="nil"/>
+                <w:left w:val="nil"/>
+                <w:bottom w:val="nil"/>
+                <w:right w:val="nil"/>
+                <w:between w:val="nil"/>
+              </w:pBdr>
+              <w:spacing w:line="278" w:lineRule="auto"/>
+              <w:jc w:val="both"/>
+              <w:rPr>
+                <w:color w:val="000000"/>
+                <w:sz w:val="20"/>
+                <w:szCs w:val="20"/>
+              </w:rPr>
+            </w:pPr>
+            <w:r>
+              <w:rPr>
+                <w:color w:val="000000"/>
+                <w:sz w:val="20"/>
+                <w:szCs w:val="20"/>
+              </w:rPr>
+              <w:lastRenderedPageBreak/>
+              <w:t>apresentação de justificativa da vantagem da adesão, inclusive em situações de provável desabastecimento ou descontinuidade de serviço público;</w:t>
+            </w:r>
+          </w:p>
+          <w:p>
+            <w:pPr>
+              <w:numPr>
+                <w:ilvl w:val="0"/>
+                <w:numId w:val="25"/>
+              </w:numPr>
+              <w:pBdr>
+                <w:top w:val="nil"/>
+                <w:left w:val="nil"/>
+                <w:bottom w:val="nil"/>
+                <w:right w:val="nil"/>
+                <w:between w:val="nil"/>
+              </w:pBdr>
+              <w:spacing w:line="278" w:lineRule="auto"/>
+              <w:jc w:val="both"/>
+              <w:rPr>
+                <w:color w:val="000000"/>
+                <w:sz w:val="20"/>
+                <w:szCs w:val="20"/>
+              </w:rPr>
+            </w:pPr>
+            <w:r>
+              <w:rPr>
+                <w:color w:val="000000"/>
+                <w:sz w:val="20"/>
+                <w:szCs w:val="20"/>
+              </w:rPr>
+              <w:t xml:space="preserve">demonstração de que os valores registrados estão compatíveis com os valores praticados pelo mercado na forma do </w:t>
+            </w:r>
+            <w:hyperlink r:id="rId12" w:anchor=":~:text=Art.%2023.,no%20mencionado%20par%C3%A1grafo.">
+              <w:r>
+                <w:rPr>
+                  <w:color w:val="467886"/>
+                  <w:sz w:val="20"/>
+                  <w:szCs w:val="20"/>
+                  <w:u w:val="single"/>
+                </w:rPr>
+                <w:t>art. 23 da Lei 14.133/2021</w:t>
+              </w:r>
+            </w:hyperlink>
+            <w:r>
+              <w:rPr>
+                <w:color w:val="000000"/>
+                <w:sz w:val="20"/>
+                <w:szCs w:val="20"/>
+              </w:rPr>
+              <w:t>;</w:t>
+            </w:r>
+          </w:p>
+          <w:p>
+            <w:pPr>
+              <w:numPr>
+                <w:ilvl w:val="0"/>
+                <w:numId w:val="25"/>
+              </w:numPr>
+              <w:pBdr>
+                <w:top w:val="nil"/>
+                <w:left w:val="nil"/>
+                <w:bottom w:val="nil"/>
+                <w:right w:val="nil"/>
+                <w:between w:val="nil"/>
+              </w:pBdr>
+              <w:spacing w:after="160" w:line="278" w:lineRule="auto"/>
+              <w:jc w:val="both"/>
+              <w:rPr>
+                <w:color w:val="000000"/>
+                <w:sz w:val="20"/>
+                <w:szCs w:val="20"/>
+              </w:rPr>
+            </w:pPr>
+            <w:r>
+              <w:rPr>
+                <w:color w:val="000000"/>
+                <w:sz w:val="20"/>
+                <w:szCs w:val="20"/>
+              </w:rPr>
+              <w:t>Consulta prévias e obtenção do órgão ou entidade gerenciadora e do fornecedor.</w:t>
+            </w:r>
+          </w:p>
+          <w:p>
+            <w:pPr>
+              <w:pBdr>
+                <w:top w:val="nil"/>
+                <w:left w:val="nil"/>
+                <w:bottom w:val="nil"/>
+                <w:right w:val="nil"/>
+                <w:between w:val="nil"/>
+              </w:pBdr>
+              <w:spacing w:after="160" w:line="278" w:lineRule="auto"/>
+              <w:ind w:left="720"/>
+              <w:jc w:val="both"/>
+              <w:rPr>
+                <w:color w:val="000000"/>
+                <w:sz w:val="20"/>
+                <w:szCs w:val="20"/>
+              </w:rPr>
+            </w:pPr>
+          </w:p>
+          <w:p>
+            <w:pPr>
+              <w:pStyle w:val="PargrafodaLista"/>
+              <w:jc w:val="both"/>
+              <w:rPr>
+                <w:b/>
+                <w:bCs/>
+                <w:sz w:val="20"/>
+                <w:szCs w:val="20"/>
+              </w:rPr>
+            </w:pPr>
+            <w:r>
+              <w:rPr>
+                <w:b/>
+                <w:bCs/>
+                <w:sz w:val="20"/>
+                <w:szCs w:val="20"/>
+              </w:rPr>
+              <w:t>Observações:</w:t>
+            </w:r>
+          </w:p>
+          <w:p>
+            <w:pPr>
+              <w:pStyle w:val="PargrafodaLista"/>
+              <w:numPr>
+                <w:ilvl w:val="0"/>
+                <w:numId w:val="25"/>
+              </w:numPr>
+              <w:jc w:val="both"/>
+              <w:rPr>
+                <w:sz w:val="20"/>
+                <w:szCs w:val="20"/>
+              </w:rPr>
+            </w:pPr>
+            <w:r>
+              <w:rPr>
+                <w:sz w:val="20"/>
+                <w:szCs w:val="20"/>
+              </w:rPr>
+              <w:t>Um órgão ou entidade</w:t>
+            </w:r>
+            <w:r>
+              <w:rPr>
+                <w:sz w:val="20"/>
+                <w:szCs w:val="20"/>
+              </w:rPr>
+              <w:t xml:space="preserve">, </w:t>
+            </w:r>
+            <w:r>
+              <w:rPr>
+                <w:b/>
+                <w:bCs/>
+                <w:sz w:val="20"/>
+                <w:szCs w:val="20"/>
+              </w:rPr>
+              <w:t>na fase de planejamento, no momento do levantamento de mercado</w:t>
+            </w:r>
+            <w:r>
+              <w:rPr>
+                <w:sz w:val="20"/>
+                <w:szCs w:val="20"/>
+              </w:rPr>
+              <w:t xml:space="preserve">, </w:t>
+            </w:r>
+            <w:r>
+              <w:rPr>
+                <w:sz w:val="20"/>
+                <w:szCs w:val="20"/>
+              </w:rPr>
+              <w:t>con</w:t>
+            </w:r>
+            <w:r>
+              <w:rPr>
+                <w:sz w:val="20"/>
+                <w:szCs w:val="20"/>
+              </w:rPr>
+              <w:t>statar que há existência de uma Ata de Registro de Preços</w:t>
+            </w:r>
+            <w:r>
+              <w:rPr>
+                <w:sz w:val="20"/>
+                <w:szCs w:val="20"/>
+              </w:rPr>
+              <w:t xml:space="preserve"> em vigência </w:t>
+            </w:r>
+            <w:r>
+              <w:rPr>
+                <w:sz w:val="20"/>
+                <w:szCs w:val="20"/>
+              </w:rPr>
+              <w:t xml:space="preserve">e que atenda as necessidades de sua pretensa contratação, ele pode solicitar </w:t>
+            </w:r>
+            <w:r>
+              <w:rPr>
+                <w:sz w:val="20"/>
+                <w:szCs w:val="20"/>
+              </w:rPr>
+              <w:t>adesão à referida Ata ao seu órgão gerenciador.</w:t>
+            </w:r>
+          </w:p>
+          <w:p>
+            <w:pPr>
+              <w:pStyle w:val="PargrafodaLista"/>
+              <w:numPr>
+                <w:ilvl w:val="0"/>
+                <w:numId w:val="25"/>
+              </w:numPr>
+              <w:jc w:val="both"/>
+              <w:rPr>
+                <w:sz w:val="20"/>
+                <w:szCs w:val="20"/>
+              </w:rPr>
+            </w:pPr>
+            <w:r>
+              <w:rPr>
+                <w:sz w:val="20"/>
+                <w:szCs w:val="20"/>
+              </w:rPr>
+              <w:t>Mas atenção, f</w:t>
+            </w:r>
+            <w:r>
+              <w:rPr>
+                <w:sz w:val="20"/>
+                <w:szCs w:val="20"/>
+              </w:rPr>
+              <w:t>azer uma</w:t>
+            </w:r>
+            <w:r>
+              <w:rPr>
+                <w:sz w:val="20"/>
+                <w:szCs w:val="20"/>
+              </w:rPr>
+              <w:t xml:space="preserve"> solicitação ou</w:t>
+            </w:r>
+            <w:r>
+              <w:rPr>
+                <w:sz w:val="20"/>
+                <w:szCs w:val="20"/>
+              </w:rPr>
+              <w:t xml:space="preserve"> adesão </w:t>
+            </w:r>
+            <w:r>
+              <w:rPr>
+                <w:sz w:val="20"/>
+                <w:szCs w:val="20"/>
+              </w:rPr>
+              <w:t xml:space="preserve">sem realizar o levantamento de mercado e sem verificar se a pretensa adesão é a melhor saída, </w:t>
+            </w:r>
+            <w:r>
+              <w:rPr>
+                <w:sz w:val="20"/>
+                <w:szCs w:val="20"/>
+              </w:rPr>
+              <w:t>configura-se erro de planejamento.</w:t>
+            </w:r>
+          </w:p>
+          <w:p>
+            <w:pPr>
+              <w:pStyle w:val="PargrafodaLista"/>
+              <w:numPr>
+                <w:ilvl w:val="0"/>
+                <w:numId w:val="25"/>
+              </w:numPr>
+              <w:jc w:val="both"/>
+              <w:rPr>
+                <w:sz w:val="20"/>
+                <w:szCs w:val="20"/>
+              </w:rPr>
+            </w:pPr>
+          </w:p>
+        </w:tc>
+      </w:tr>
+    </w:tbl>
+    <w:p/>
     <w:tbl>
       <w:tblPr>
         <w:tblStyle w:val="a9"/>
@@ -132,7 +1464,7 @@
                 <w:szCs w:val="20"/>
               </w:rPr>
             </w:pPr>
-            <w:hyperlink r:id="rId7">
+            <w:hyperlink r:id="rId13">
               <w:r>
                 <w:rPr>
                   <w:color w:val="467886"/>
@@ -195,7 +1527,7 @@
                 <w:szCs w:val="20"/>
               </w:rPr>
             </w:pPr>
-            <w:hyperlink r:id="rId8">
+            <w:hyperlink r:id="rId14">
               <w:r>
                 <w:rPr>
                   <w:i/>
@@ -274,7 +1606,7 @@
                 <w:szCs w:val="20"/>
               </w:rPr>
             </w:pPr>
-            <w:hyperlink r:id="rId9">
+            <w:hyperlink r:id="rId15">
               <w:r>
                 <w:rPr>
                   <w:i/>
@@ -353,7 +1685,7 @@
                 <w:szCs w:val="20"/>
               </w:rPr>
             </w:pPr>
-            <w:hyperlink r:id="rId10">
+            <w:hyperlink r:id="rId16">
               <w:r>
                 <w:rPr>
                   <w:i/>
@@ -431,7 +1763,7 @@
                 <w:szCs w:val="20"/>
               </w:rPr>
             </w:pPr>
-            <w:hyperlink r:id="rId11">
+            <w:hyperlink r:id="rId17">
               <w:r>
                 <w:rPr>
                   <w:i/>
@@ -527,7 +1859,7 @@
               </w:rPr>
               <w:t xml:space="preserve">O Documento de Formalização da Demanda é o documento que deve conter o detalhamento da necessidade da área requisitante da demanda a ser atendida pela contratação, contendo no mínimo as informações constantes do </w:t>
             </w:r>
-            <w:hyperlink r:id="rId12" w:anchor=":~:text=Art.%208%C2%BA%20%C2%A0Para,do%20Governo%20federal.">
+            <w:hyperlink r:id="rId18" w:anchor=":~:text=Art.%208%C2%BA%20%C2%A0Para,do%20Governo%20federal.">
               <w:r>
                 <w:rPr>
                   <w:color w:val="467886"/>
@@ -570,7 +1902,7 @@
               </w:rPr>
               <w:t xml:space="preserve">Conforme </w:t>
             </w:r>
-            <w:hyperlink r:id="rId13" w:anchor=":~:text=VII%20%2D%20a%20partir,respectivas%20leis%20or%C3%A7ament%C3%A1rias">
+            <w:hyperlink r:id="rId19" w:anchor=":~:text=VII%20%2D%20a%20partir,respectivas%20leis%20or%C3%A7ament%C3%A1rias">
               <w:r>
                 <w:rPr>
                   <w:color w:val="467886"/>
@@ -631,7 +1963,7 @@
               </w:rPr>
               <w:t xml:space="preserve">no DFD, conforme </w:t>
             </w:r>
-            <w:hyperlink r:id="rId14" w:history="1">
+            <w:hyperlink r:id="rId20" w:history="1">
               <w:r>
                 <w:rPr>
                   <w:rStyle w:val="Hyperlink"/>
@@ -814,7 +2146,23 @@
                 <w:sz w:val="20"/>
                 <w:szCs w:val="20"/>
               </w:rPr>
-              <w:t>specificações detalhadas (dos requisitos) para desenvolver o pré – projeto;</w:t>
+              <w:t xml:space="preserve">specificações detalhadas (dos requisitos) para desenvolver o </w:t>
+            </w:r>
+            <w:proofErr w:type="spellStart"/>
+            <w:r>
+              <w:rPr>
+                <w:sz w:val="20"/>
+                <w:szCs w:val="20"/>
+              </w:rPr>
+              <w:t>pré</w:t>
+            </w:r>
+            <w:proofErr w:type="spellEnd"/>
+            <w:r>
+              <w:rPr>
+                <w:sz w:val="20"/>
+                <w:szCs w:val="20"/>
+              </w:rPr>
+              <w:t xml:space="preserve"> – projeto;</w:t>
             </w:r>
             <w:r>
               <w:rPr>
@@ -1089,7 +2437,7 @@
               </w:rPr>
               <w:t xml:space="preserve">Por determinação legal do </w:t>
             </w:r>
-            <w:hyperlink r:id="rId15" w:anchor=":~:text=Art.%2056.%20Os,14.133%2C%20de%202021.">
+            <w:hyperlink r:id="rId21" w:anchor=":~:text=Art.%2056.%20Os,14.133%2C%20de%202021.">
               <w:r>
                 <w:rPr>
                   <w:color w:val="467886"/>
@@ -1123,7 +2471,7 @@
               </w:rPr>
               <w:t xml:space="preserve">, </w:t>
             </w:r>
-            <w:hyperlink r:id="rId16">
+            <w:hyperlink r:id="rId22">
               <w:r>
                 <w:rPr>
                   <w:color w:val="467886"/>
@@ -1272,7 +2620,7 @@
               </w:rPr>
               <w:t xml:space="preserve">Conforme </w:t>
             </w:r>
-            <w:hyperlink r:id="rId17" w:anchor=":~:text=dever%C3%A3o%20ser%20registrados,exig%C3%AAncias%20meramente%20formais.">
+            <w:hyperlink r:id="rId23" w:anchor=":~:text=dever%C3%A3o%20ser%20registrados,exig%C3%AAncias%20meramente%20formais.">
               <w:r>
                 <w:rPr>
                   <w:color w:val="467886"/>
@@ -1374,6 +2722,7 @@
                 <w:sz w:val="20"/>
                 <w:szCs w:val="20"/>
               </w:rPr>
+              <w:lastRenderedPageBreak/>
               <w:t>descrição dos requisitos da contratação necessários e suficientes à escolha da solução, prevendo critérios e práticas de sustentabilidade, bem como padrões mínimos de qualidade e desempenho;</w:t>
             </w:r>
           </w:p>
@@ -1564,7 +2913,6 @@
                 <w:sz w:val="20"/>
                 <w:szCs w:val="20"/>
               </w:rPr>
-              <w:lastRenderedPageBreak/>
               <w:t>descrição da solução como um todo, inclusive das exigências relacionadas à manutenção e à assistência técnica, quando for o caso;</w:t>
             </w:r>
           </w:p>
@@ -1825,6 +3173,7 @@
                 <w:sz w:val="20"/>
                 <w:szCs w:val="20"/>
               </w:rPr>
+              <w:lastRenderedPageBreak/>
               <w:t>descrição de possíveis impactos ambientais e respectivas medidas mitigadoras, incluídos requisitos de baixo consumo de energia e de outros recursos, bem como logística reversa para desfazimento e reciclagem de bens e refugos, quando aplicável; e</w:t>
             </w:r>
           </w:p>
@@ -1936,7 +3285,7 @@
               </w:rPr>
               <w:t xml:space="preserve"> deve privilegiar o alcance dos objetivos de uma contratação, nos termos no </w:t>
             </w:r>
-            <w:hyperlink r:id="rId18" w:anchor="art88%C2%A73:~:text=Art.%2011.,em%20suas%20contrata%C3%A7%C3%B5es.">
+            <w:hyperlink r:id="rId24" w:anchor="art88%C2%A73:~:text=Art.%2011.,em%20suas%20contrata%C3%A7%C3%B5es.">
               <w:r>
                 <w:rPr>
                   <w:color w:val="467886"/>
@@ -1971,7 +3320,7 @@
               </w:rPr>
               <w:t xml:space="preserve">Além dos requisitos tratados no </w:t>
             </w:r>
-            <w:hyperlink r:id="rId19" w:anchor=":~:text=dever%C3%A3o%20ser%20registrados,exig%C3%AAncias%20meramente%20formais.">
+            <w:hyperlink r:id="rId25" w:anchor=":~:text=dever%C3%A3o%20ser%20registrados,exig%C3%AAncias%20meramente%20formais.">
               <w:r>
                 <w:rPr>
                   <w:color w:val="467886"/>
@@ -1992,7 +3341,7 @@
               </w:rPr>
               <w:t xml:space="preserve"> o </w:t>
             </w:r>
-            <w:hyperlink r:id="rId20" w:anchor="art88%C2%A73:~:text=%C2%A7%203%C2%BA%20Em%20se,elabora%C3%A7%C3%A3o%20de%20projetos">
+            <w:hyperlink r:id="rId26" w:anchor="art88%C2%A73:~:text=%C2%A7%203%C2%BA%20Em%20se,elabora%C3%A7%C3%A3o%20de%20projetos">
               <w:r>
                 <w:rPr>
                   <w:color w:val="467886"/>
@@ -2055,7 +3404,6 @@
                 <w:sz w:val="20"/>
                 <w:szCs w:val="20"/>
               </w:rPr>
-              <w:lastRenderedPageBreak/>
               <w:t xml:space="preserve">Em se tratando de </w:t>
             </w:r>
             <w:r>
@@ -2116,7 +3464,7 @@
               </w:rPr>
               <w:t xml:space="preserve">no ETP, conforme </w:t>
             </w:r>
-            <w:hyperlink r:id="rId21" w:history="1">
+            <w:hyperlink r:id="rId27" w:history="1">
               <w:r>
                 <w:rPr>
                   <w:rStyle w:val="Hyperlink"/>
@@ -2400,6 +3748,7 @@
                 <w:sz w:val="20"/>
                 <w:szCs w:val="20"/>
               </w:rPr>
+              <w:lastRenderedPageBreak/>
               <w:t xml:space="preserve">Mapa de riscos é um instrumento visual e analítico </w:t>
             </w:r>
             <w:r>
@@ -2668,7 +4017,6 @@
                 <w:sz w:val="20"/>
                 <w:szCs w:val="20"/>
               </w:rPr>
-              <w:lastRenderedPageBreak/>
               <w:drawing>
                 <wp:inline distT="0" distB="0" distL="0" distR="0" wp14:anchorId="3E3D853C" wp14:editId="592D17C7">
                   <wp:extent cx="6059059" cy="2109346"/>
@@ -2683,7 +4031,7 @@
                           <pic:cNvPicPr preferRelativeResize="0"/>
                         </pic:nvPicPr>
                         <pic:blipFill>
-                          <a:blip r:embed="rId22"/>
+                          <a:blip r:embed="rId28"/>
                           <a:srcRect/>
                           <a:stretch>
                             <a:fillRect/>
@@ -3002,6 +4350,7 @@
                 <w:sz w:val="20"/>
                 <w:szCs w:val="20"/>
               </w:rPr>
+              <w:lastRenderedPageBreak/>
               <w:t>Atribuições</w:t>
             </w:r>
             <w:r>
@@ -3076,6 +4425,7 @@
                 <w:sz w:val="20"/>
                 <w:szCs w:val="20"/>
               </w:rPr>
+              <w:lastRenderedPageBreak/>
               <w:t>6</w:t>
             </w:r>
           </w:p>
@@ -3176,7 +4526,7 @@
               </w:rPr>
               <w:t xml:space="preserve"> contratações de bens ou serviços, devendo observar </w:t>
             </w:r>
-            <w:hyperlink r:id="rId23" w:anchor=":~:text=XXIII%20%2D%20termo%20de,j)%20adequa%C3%A7%C3%A3o%20or%C3%A7ament%C3%A1ria%3B">
+            <w:hyperlink r:id="rId29" w:anchor=":~:text=XXIII%20%2D%20termo%20de,j)%20adequa%C3%A7%C3%A3o%20or%C3%A7ament%C3%A1ria%3B">
               <w:r>
                 <w:rPr>
                   <w:color w:val="467886"/>
@@ -3212,7 +4562,7 @@
               </w:rPr>
               <w:t xml:space="preserve"> e </w:t>
             </w:r>
-            <w:hyperlink r:id="rId24" w:anchor=":~:text=%C2%A7%201%C2%BA%20O%20termo,for%20o%20caso.">
+            <w:hyperlink r:id="rId30" w:anchor=":~:text=%C2%A7%201%C2%BA%20O%20termo,for%20o%20caso.">
               <w:r>
                 <w:rPr>
                   <w:color w:val="467886"/>
@@ -3245,7 +4595,6 @@
                 <w:sz w:val="20"/>
                 <w:szCs w:val="20"/>
               </w:rPr>
-              <w:lastRenderedPageBreak/>
               <w:t>Com o objetivo de aprimorar as atividades e atuação administrativa, a elaboração dos Estudos Técnicos Preliminares e dos Termos de Referências deve levar em con</w:t>
             </w:r>
             <w:r>
@@ -3262,7 +4611,7 @@
               </w:rPr>
               <w:t xml:space="preserve"> o relatório final com informações de contratação anterior, nos termos da </w:t>
             </w:r>
-            <w:hyperlink r:id="rId25" w:anchor=":~:text=d)%20divulga%C3%A7%C3%A3o%2C%20na%20forma%20de%20regulamento%2C%20de%20relat%C3%B3rio%20final%20com%20informa%C3%A7%C3%B5es%20sobre%20a%20consecu%C3%A7%C3%A3o%20dos%20objetivos%20que%20tenham%20justificado%20a%20contrata%C3%A7%C3%A3o%20e%20eventuais%20condutas%20a%20serem%20adotadas%20para%20o%20aprimoramento%20das%20atividades%20da%20Administra%C3%A7%C3%A3o.">
+            <w:hyperlink r:id="rId31" w:anchor=":~:text=d)%20divulga%C3%A7%C3%A3o%2C%20na%20forma%20de%20regulamento%2C%20de%20relat%C3%B3rio%20final%20com%20informa%C3%A7%C3%B5es%20sobre%20a%20consecu%C3%A7%C3%A3o%20dos%20objetivos%20que%20tenham%20justificado%20a%20contrata%C3%A7%C3%A3o%20e%20eventuais%20condutas%20a%20serem%20adotadas%20para%20o%20aprimoramento%20das%20atividades%20da%20Administra%C3%A7%C3%A3o.">
               <w:r>
                 <w:rPr>
                   <w:color w:val="467886"/>
@@ -3294,7 +4643,7 @@
               </w:rPr>
               <w:t xml:space="preserve"> </w:t>
             </w:r>
-            <w:hyperlink r:id="rId26" w:anchor=":~:text=VI%20%2D%20elaborar%20o%20relat%C3%B3rio%20final%20de%20que%20trata%20a%20al%C3%ADnea%20%E2%80%9Cd%E2%80%9D%20do%20inciso%20VI%20do%20%C2%A7%203%C2%BA%20do%20art.%20174%20da%20Lei%20n%C2%BA%2014.133%2C%20de%202021%2C%20com%20as%20informa%C3%A7%C3%B5es%20obtidas%20durante%20a%20execu%C3%A7%C3%A3o%20do%20contrato%3B">
+            <w:hyperlink r:id="rId32" w:anchor=":~:text=VI%20%2D%20elaborar%20o%20relat%C3%B3rio%20final%20de%20que%20trata%20a%20al%C3%ADnea%20%E2%80%9Cd%E2%80%9D%20do%20inciso%20VI%20do%20%C2%A7%203%C2%BA%20do%20art.%20174%20da%20Lei%20n%C2%BA%2014.133%2C%20de%202021%2C%20com%20as%20informa%C3%A7%C3%B5es%20obtidas%20durante%20a%20execu%C3%A7%C3%A3o%20do%20contrato%3B">
               <w:r>
                 <w:rPr>
                   <w:color w:val="467886"/>
@@ -3377,7 +4726,7 @@
               </w:rPr>
               <w:t xml:space="preserve">no TR, conforme </w:t>
             </w:r>
-            <w:hyperlink r:id="rId27" w:history="1">
+            <w:hyperlink r:id="rId33" w:history="1">
               <w:r>
                 <w:rPr>
                   <w:rStyle w:val="Hyperlink"/>
@@ -3800,8 +5149,19 @@
                 <w:sz w:val="20"/>
                 <w:szCs w:val="20"/>
               </w:rPr>
-              <w:t>Contratação Semi-integrada</w:t>
-            </w:r>
+              <w:t xml:space="preserve">Contratação </w:t>
+            </w:r>
+            <w:proofErr w:type="spellStart"/>
+            <w:r>
+              <w:rPr>
+                <w:b/>
+                <w:bCs/>
+                <w:sz w:val="20"/>
+                <w:szCs w:val="20"/>
+              </w:rPr>
+              <w:t>Semi-integrada</w:t>
+            </w:r>
+            <w:proofErr w:type="spellEnd"/>
             <w:r>
               <w:rPr>
                 <w:sz w:val="20"/>
@@ -3964,7 +5324,7 @@
               </w:rPr>
               <w:t xml:space="preserve">conforme especificado no </w:t>
             </w:r>
-            <w:hyperlink r:id="rId28" w:anchor=":~:text=Art.%2074.%20%C3%89,vantagem%20para%20ela." w:history="1">
+            <w:hyperlink r:id="rId34" w:anchor=":~:text=Art.%2074.%20%C3%89,vantagem%20para%20ela." w:history="1">
               <w:r>
                 <w:rPr>
                   <w:rStyle w:val="Hyperlink"/>
@@ -3997,7 +5357,7 @@
               </w:rPr>
               <w:t xml:space="preserve">, conforme </w:t>
             </w:r>
-            <w:hyperlink r:id="rId29" w:anchor=":~:text=Art.%2075.%20%C3%89,fornecimento%20de%20pe%C3%A7as" w:history="1">
+            <w:hyperlink r:id="rId35" w:anchor=":~:text=Art.%2075.%20%C3%89,fornecimento%20de%20pe%C3%A7as" w:history="1">
               <w:r>
                 <w:rPr>
                   <w:rStyle w:val="Hyperlink"/>
@@ -4314,7 +5674,7 @@
               </w:rPr>
               <w:t xml:space="preserve">Conforme inciso </w:t>
             </w:r>
-            <w:hyperlink r:id="rId30" w:anchor=":~:text=XXX%20%2D%20empreitada%20integral,estrutural%20e%20operacional">
+            <w:hyperlink r:id="rId36" w:anchor=":~:text=XXX%20%2D%20empreitada%20integral,estrutural%20e%20operacional">
               <w:r>
                 <w:rPr>
                   <w:color w:val="467886"/>
@@ -4398,7 +5758,7 @@
               </w:rPr>
               <w:t xml:space="preserve">Conforme inciso </w:t>
             </w:r>
-            <w:hyperlink r:id="rId31" w:anchor=":~:text=XXIX%20%2D%20empreitada%20por%20pre%C3%A7o%20global%3A%20contrata%C3%A7%C3%A3o%20da%20execu%C3%A7%C3%A3o%20da%20obra%20ou%20do%20servi%C3%A7o%20por%20pre%C3%A7o%20certo%20e%20total%3B">
+            <w:hyperlink r:id="rId37" w:anchor=":~:text=XXIX%20%2D%20empreitada%20por%20pre%C3%A7o%20global%3A%20contrata%C3%A7%C3%A3o%20da%20execu%C3%A7%C3%A3o%20da%20obra%20ou%20do%20servi%C3%A7o%20por%20pre%C3%A7o%20certo%20e%20total%3B">
               <w:r>
                 <w:rPr>
                   <w:color w:val="467886"/>
@@ -4482,7 +5842,7 @@
               </w:rPr>
               <w:t xml:space="preserve">Conforme inciso </w:t>
             </w:r>
-            <w:hyperlink r:id="rId32" w:anchor=":~:text=XXVIII%20%2D%20empreitada%20por%20pre%C3%A7o%20unit%C3%A1rio%3A%20contrata%C3%A7%C3%A3o%20da%20execu%C3%A7%C3%A3o%20da%20obra%20ou%20do%20servi%C3%A7o%20por%20pre%C3%A7o%20certo%20de%20unidades%20determinadas">
+            <w:hyperlink r:id="rId38" w:anchor=":~:text=XXVIII%20%2D%20empreitada%20por%20pre%C3%A7o%20unit%C3%A1rio%3A%20contrata%C3%A7%C3%A3o%20da%20execu%C3%A7%C3%A3o%20da%20obra%20ou%20do%20servi%C3%A7o%20por%20pre%C3%A7o%20certo%20de%20unidades%20determinadas">
               <w:r>
                 <w:rPr>
                   <w:color w:val="467886"/>
@@ -4566,7 +5926,7 @@
               </w:rPr>
               <w:t xml:space="preserve">Conforme inciso </w:t>
             </w:r>
-            <w:hyperlink r:id="rId33" w:anchor=":~:text=XXXI%20%2D%20contrata%C3%A7%C3%A3o%20por%20tarefa%3A%20regime%20de%20contrata%C3%A7%C3%A3o%20de%20m%C3%A3o%20de%20obra%20para%20pequenos%20trabalhos%20por%20pre%C3%A7o%20certo%2C%20com%20ou%20sem%20fornecimento%20de%20materiais%3B">
+            <w:hyperlink r:id="rId39" w:anchor=":~:text=XXXI%20%2D%20contrata%C3%A7%C3%A3o%20por%20tarefa%3A%20regime%20de%20contrata%C3%A7%C3%A3o%20de%20m%C3%A3o%20de%20obra%20para%20pequenos%20trabalhos%20por%20pre%C3%A7o%20certo%2C%20com%20ou%20sem%20fornecimento%20de%20materiais%3B">
               <w:r>
                 <w:rPr>
                   <w:color w:val="467886"/>
@@ -4626,7 +5986,23 @@
                 <w:sz w:val="20"/>
                 <w:szCs w:val="20"/>
               </w:rPr>
-              <w:t>O que é Contratação Semi-Integrada?</w:t>
+              <w:t xml:space="preserve">O que é Contratação </w:t>
+            </w:r>
+            <w:proofErr w:type="spellStart"/>
+            <w:r>
+              <w:rPr>
+                <w:sz w:val="20"/>
+                <w:szCs w:val="20"/>
+              </w:rPr>
+              <w:t>Semi-Integrada</w:t>
+            </w:r>
+            <w:proofErr w:type="spellEnd"/>
+            <w:r>
+              <w:rPr>
+                <w:sz w:val="20"/>
+                <w:szCs w:val="20"/>
+              </w:rPr>
+              <w:t>?</w:t>
             </w:r>
           </w:p>
         </w:tc>
@@ -4864,7 +6240,7 @@
               <w:lastRenderedPageBreak/>
               <w:t xml:space="preserve">Nos casos de obras e serviços de engenharia ou de serviços de manutenção de veículos automotores, por força do </w:t>
             </w:r>
-            <w:hyperlink r:id="rId34" w:anchor="art4" w:history="1">
+            <w:hyperlink r:id="rId40" w:anchor="art4" w:history="1">
               <w:r>
                 <w:rPr>
                   <w:rStyle w:val="Hyperlink"/>
@@ -5198,6 +6574,7 @@
                 <w:szCs w:val="20"/>
               </w:rPr>
             </w:pPr>
+            <w:proofErr w:type="spellStart"/>
             <w:r>
               <w:rPr>
                 <w:rFonts w:asciiTheme="minorHAnsi" w:eastAsia="Times New Roman" w:hAnsiTheme="minorHAnsi" w:cs="Arial"/>
@@ -5207,7 +6584,19 @@
                 <w:sz w:val="20"/>
                 <w:szCs w:val="20"/>
               </w:rPr>
-              <w:t>Obs 5</w:t>
+              <w:t>Obs</w:t>
+            </w:r>
+            <w:proofErr w:type="spellEnd"/>
+            <w:r>
+              <w:rPr>
+                <w:rFonts w:asciiTheme="minorHAnsi" w:eastAsia="Times New Roman" w:hAnsiTheme="minorHAnsi" w:cs="Arial"/>
+                <w:b/>
+                <w:bCs/>
+                <w:color w:val="000000"/>
+                <w:sz w:val="20"/>
+                <w:szCs w:val="20"/>
+              </w:rPr>
+              <w:t xml:space="preserve"> 5</w:t>
             </w:r>
             <w:r>
               <w:rPr>
@@ -5320,6 +6709,7 @@
                 <w:szCs w:val="20"/>
               </w:rPr>
             </w:pPr>
+            <w:proofErr w:type="spellStart"/>
             <w:r>
               <w:rPr>
                 <w:rFonts w:asciiTheme="minorHAnsi" w:eastAsia="Times New Roman" w:hAnsiTheme="minorHAnsi" w:cs="Arial"/>
@@ -5331,6 +6721,7 @@
               </w:rPr>
               <w:t>Obs</w:t>
             </w:r>
+            <w:proofErr w:type="spellEnd"/>
             <w:r>
               <w:rPr>
                 <w:rFonts w:asciiTheme="minorHAnsi" w:eastAsia="Times New Roman" w:hAnsiTheme="minorHAnsi" w:cs="Arial"/>
@@ -5516,7 +6907,7 @@
               </w:rPr>
               <w:t xml:space="preserve">produtos para pesquisa e desenvolvimento, limitada a contratação, no caso de obras e serviços de engenharia, por força do </w:t>
             </w:r>
-            <w:hyperlink r:id="rId35" w:anchor="art4" w:history="1">
+            <w:hyperlink r:id="rId41" w:anchor="art4" w:history="1">
               <w:r>
                 <w:rPr>
                   <w:rStyle w:val="Hyperlink"/>
@@ -5836,7 +7227,8 @@
               </w:rPr>
               <w:t xml:space="preserve">para contratação com vistas ao cumprimento do disposto na Lei nº 10.973/2004, em seus </w:t>
             </w:r>
-            <w:hyperlink r:id="rId36" w:anchor="art20.:~:text=e%20parques%20tecnol%C3%B3gicos.-,Art.%203%C2%BA%20A%20Uni%C3%A3o%2C%20os%20Estados%2C%20o%20Distrito%20Federal%2C%20os%20Munic%C3%ADpios,tecnol%C3%B3gicos%2C%20e%20a%20forma%C3%A7%C3%A3o%20e%20a%20capacita%C3%A7%C3%A3o%20de%20recursos%20humanos%20qualificados.,-(Reda%C3%A7%C3%A3o%20pela%20Lei" w:history="1">
+            <w:hyperlink r:id="rId42" w:anchor="art20.:~:text=e%20parques%20tecnol%C3%B3gicos.-,Art.%203%C2%BA%20A%20Uni%C3%A3o%2C%20os%20Estados%2C%20o%20Distrito%20Federal%2C%20os%20Munic%C3%ADpios,tecnol%C3%B3gicos%2C%20e%20a%20forma%C3%A7%C3%A3o%20e%20a%20capacita%C3%A7%C3%A3o%20de%20recursos%20humanos%20qualificados.,-(Reda%C3%A7%C3%A3o%20pela%20Lei" w:history="1">
+              <w:proofErr w:type="spellStart"/>
               <w:r>
                 <w:rPr>
                   <w:rStyle w:val="Hyperlink"/>
@@ -5844,7 +7236,17 @@
                   <w:sz w:val="20"/>
                   <w:szCs w:val="20"/>
                 </w:rPr>
-                <w:t>arts. 3º</w:t>
+                <w:t>arts</w:t>
+              </w:r>
+              <w:proofErr w:type="spellEnd"/>
+              <w:r>
+                <w:rPr>
+                  <w:rStyle w:val="Hyperlink"/>
+                  <w:rFonts w:asciiTheme="minorHAnsi" w:eastAsia="Times New Roman" w:hAnsiTheme="minorHAnsi" w:cs="Arial"/>
+                  <w:sz w:val="20"/>
+                  <w:szCs w:val="20"/>
+                </w:rPr>
+                <w:t>. 3º</w:t>
               </w:r>
             </w:hyperlink>
             <w:r>
@@ -5856,7 +7258,7 @@
               </w:rPr>
               <w:t>, </w:t>
             </w:r>
-            <w:hyperlink r:id="rId37" w:history="1">
+            <w:hyperlink r:id="rId43" w:history="1">
               <w:r>
                 <w:rPr>
                   <w:rStyle w:val="Hyperlink"/>
@@ -5876,7 +7278,7 @@
               </w:rPr>
               <w:t>, </w:t>
             </w:r>
-            <w:hyperlink r:id="rId38" w:anchor="art20.:~:text=Art.%204%C2%BA%20A,demais%20organiza%C3%A7%C3%B5es%20interessadas." w:history="1">
+            <w:hyperlink r:id="rId44" w:anchor="art20.:~:text=Art.%204%C2%BA%20A,demais%20organiza%C3%A7%C3%B5es%20interessadas." w:history="1">
               <w:r>
                 <w:rPr>
                   <w:rStyle w:val="Hyperlink"/>
@@ -5896,7 +7298,7 @@
               </w:rPr>
               <w:t>, </w:t>
             </w:r>
-            <w:hyperlink r:id="rId39" w:history="1">
+            <w:hyperlink r:id="rId45" w:history="1">
               <w:r>
                 <w:rPr>
                   <w:rStyle w:val="Hyperlink"/>
@@ -5916,7 +7318,7 @@
               </w:rPr>
               <w:t xml:space="preserve">, do capítulo II que trata sobre o do estímulo à construção de ambientes especializados e cooperativos de inovação e do </w:t>
             </w:r>
-            <w:hyperlink r:id="rId40" w:anchor=":~:text=Art.%2020.%20Os,I%20deste%20par%C3%A1grafo." w:history="1">
+            <w:hyperlink r:id="rId46" w:anchor=":~:text=Art.%2020.%20Os,I%20deste%20par%C3%A1grafo." w:history="1">
               <w:r>
                 <w:rPr>
                   <w:rStyle w:val="Hyperlink"/>
@@ -9930,7 +11332,7 @@
               </w:rPr>
               <w:t xml:space="preserve">De acordo com o </w:t>
             </w:r>
-            <w:hyperlink r:id="rId41" w:anchor=":~:text=II%20%2D%20os%20valores%2C%20os%20pre%C3%A7os%20e%20os%20custos%20utilizados%20ter%C3%A3o%20como%20express%C3%A3o%20monet%C3%A1ria%20a%20moeda%20corrente%20nacional%2C%20ressalvado%20o%20disposto%20no%20art.%2052%20desta%20Lei%3B">
+            <w:hyperlink r:id="rId47" w:anchor=":~:text=II%20%2D%20os%20valores%2C%20os%20pre%C3%A7os%20e%20os%20custos%20utilizados%20ter%C3%A3o%20como%20express%C3%A3o%20monet%C3%A1ria%20a%20moeda%20corrente%20nacional%2C%20ressalvado%20o%20disposto%20no%20art.%2052%20desta%20Lei%3B">
               <w:r>
                 <w:rPr>
                   <w:color w:val="467886"/>
@@ -9978,7 +11380,7 @@
               </w:rPr>
               <w:t xml:space="preserve">Existe a exceção prevista no </w:t>
             </w:r>
-            <w:hyperlink r:id="rId42" w:anchor=":~:text=Art.%2052.%20Nas,desta%20Lei.">
+            <w:hyperlink r:id="rId48" w:anchor=":~:text=Art.%2052.%20Nas,desta%20Lei.">
               <w:r>
                 <w:rPr>
                   <w:color w:val="467886"/>
@@ -10059,7 +11461,7 @@
               </w:rPr>
               <w:t xml:space="preserve"> preço em moeda estrangeira, o licitante brasileiro também poderá fazê-lo </w:t>
             </w:r>
-            <w:hyperlink r:id="rId43" w:anchor=":~:text=%C2%A7%201%C2%BA%20Quando%20for%20permitido%20ao%20licitante%20estrangeiro%20cotar%20pre%C3%A7o%20em%20moeda%20estrangeira%2C%20o%20licitante%20brasileiro%20igualmente%20poder%C3%A1%20faz%C3%AA%2Dlo.">
+            <w:hyperlink r:id="rId49" w:anchor=":~:text=%C2%A7%201%C2%BA%20Quando%20for%20permitido%20ao%20licitante%20estrangeiro%20cotar%20pre%C3%A7o%20em%20moeda%20estrangeira%2C%20o%20licitante%20brasileiro%20igualmente%20poder%C3%A1%20faz%C3%AA%2Dlo.">
               <w:r>
                 <w:rPr>
                   <w:color w:val="467886"/>
@@ -10131,7 +11533,7 @@
               </w:rPr>
               <w:t xml:space="preserve"> tenha sido feita em moeda estrangeira, o pagamento ao licitante contratado será sempre efetuado em moeda corrente nacional </w:t>
             </w:r>
-            <w:hyperlink r:id="rId44" w:anchor=":~:text=%C2%A7%202%C2%BA%20O%20pagamento%20feito%20ao%20licitante%20brasileiro%20eventualmente%20contratado%20em%20virtude%20de%20licita%C3%A7%C3%A3o%20nas%20condi%C3%A7%C3%B5es%20de%20que%20trata%20o%20%C2%A7%201%C2%BA%20deste%20artigo%20ser%C3%A1%20efetuado%20em%20moeda%20corrente%20nacional.">
+            <w:hyperlink r:id="rId50" w:anchor=":~:text=%C2%A7%202%C2%BA%20O%20pagamento%20feito%20ao%20licitante%20brasileiro%20eventualmente%20contratado%20em%20virtude%20de%20licita%C3%A7%C3%A3o%20nas%20condi%C3%A7%C3%B5es%20de%20que%20trata%20o%20%C2%A7%201%C2%BA%20deste%20artigo%20ser%C3%A1%20efetuado%20em%20moeda%20corrente%20nacional.">
               <w:r>
                 <w:rPr>
                   <w:color w:val="467886"/>
@@ -10203,7 +11605,7 @@
               </w:rPr>
               <w:t xml:space="preserve"> </w:t>
             </w:r>
-            <w:hyperlink r:id="rId45" w:anchor=":~:text=%C2%A7%205%C2%BA%20As%20propostas%20de%20todos%20os%20licitantes%20estar%C3%A3o%20sujeitas%20%C3%A0s%20mesmas%20regras%20e%20condi%C3%A7%C3%B5es%2C%20na%20forma%20estabelecida%20no%20edital.">
+            <w:hyperlink r:id="rId51" w:anchor=":~:text=%C2%A7%205%C2%BA%20As%20propostas%20de%20todos%20os%20licitantes%20estar%C3%A3o%20sujeitas%20%C3%A0s%20mesmas%20regras%20e%20condi%C3%A7%C3%B5es%2C%20na%20forma%20estabelecida%20no%20edital.">
               <w:r>
                 <w:rPr>
                   <w:color w:val="467886"/>
@@ -10297,7 +11699,7 @@
               </w:rPr>
               <w:t xml:space="preserve">Não. Conforme inciso </w:t>
             </w:r>
-            <w:hyperlink r:id="rId46" w:anchor=":~:text=XXXVIII%20%2D%20concorr%C3%AAncia%3A%20modalidade,e)%20maior%20desconto%3B">
+            <w:hyperlink r:id="rId52" w:anchor=":~:text=XXXVIII%20%2D%20concorr%C3%AAncia%3A%20modalidade,e)%20maior%20desconto%3B">
               <w:r>
                 <w:rPr>
                   <w:color w:val="467886"/>
@@ -10527,7 +11929,7 @@
               </w:rPr>
               <w:t xml:space="preserve">O </w:t>
             </w:r>
-            <w:hyperlink r:id="rId47" w:anchor=":~:text=Art.%2074.%20Para,d)%20requinte%3B">
+            <w:hyperlink r:id="rId53" w:anchor=":~:text=Art.%2074.%20Para,d)%20requinte%3B">
               <w:r>
                 <w:rPr>
                   <w:color w:val="467886"/>
@@ -10576,7 +11978,7 @@
               </w:rPr>
               <w:t xml:space="preserve">Os </w:t>
             </w:r>
-            <w:hyperlink r:id="rId48" w:anchor=":~:text=do%20art.%2074%3A-,Art.%2075.%20O%20ente%20p%C3%BAblico%20considerar%C3%A1%20no%20enquadramento%20do%20bem%20como,retornar%C3%A3o%20aos%20setores%20requisitantes%20para%20supress%C3%A3o%20ou%20substitui%C3%A7%C3%A3o%20dos%20bens%20demandados.,-Se%C3%A7%C3%A3o%20V">
+            <w:hyperlink r:id="rId54" w:anchor=":~:text=do%20art.%2074%3A-,Art.%2075.%20O%20ente%20p%C3%BAblico%20considerar%C3%A1%20no%20enquadramento%20do%20bem%20como,retornar%C3%A3o%20aos%20setores%20requisitantes%20para%20supress%C3%A3o%20ou%20substitui%C3%A7%C3%A3o%20dos%20bens%20demandados.,-Se%C3%A7%C3%A3o%20V">
               <w:r>
                 <w:rPr>
                   <w:color w:val="467886"/>
@@ -10625,7 +12027,7 @@
               </w:rPr>
               <w:t xml:space="preserve">O </w:t>
             </w:r>
-            <w:hyperlink r:id="rId49" w:anchor=":~:text=Art.%2020.%20Os%20itens%20de%20consumo%20adquiridos%20para%20suprir%20as%20demandas%20das%20estruturas%20da%20Administra%C3%A7%C3%A3o%20P%C3%BAblica%20dever%C3%A3o%20ser%20de%20qualidade%20comum%2C%20n%C3%A3o%20superior%20%C3%A0%20necess%C3%A1ria%20para%20cumprir%20as%20finalidades%20%C3%A0s%20quais%20se%20destinam%2C%20vedada%20a%20aquisi%C3%A7%C3%A3o%20de%20artigos%20de%20luxo.">
+            <w:hyperlink r:id="rId55" w:anchor=":~:text=Art.%2020.%20Os%20itens%20de%20consumo%20adquiridos%20para%20suprir%20as%20demandas%20das%20estruturas%20da%20Administra%C3%A7%C3%A3o%20P%C3%BAblica%20dever%C3%A3o%20ser%20de%20qualidade%20comum%2C%20n%C3%A3o%20superior%20%C3%A0%20necess%C3%A1ria%20para%20cumprir%20as%20finalidades%20%C3%A0s%20quais%20se%20destinam%2C%20vedada%20a%20aquisi%C3%A7%C3%A3o%20de%20artigos%20de%20luxo.">
               <w:r>
                 <w:rPr>
                   <w:color w:val="467886"/>
@@ -10933,7 +12335,7 @@
               </w:rPr>
               <w:t xml:space="preserve">Conforme o </w:t>
             </w:r>
-            <w:hyperlink r:id="rId50">
+            <w:hyperlink r:id="rId56">
               <w:r>
                 <w:rPr>
                   <w:color w:val="467886"/>
@@ -10972,7 +12374,7 @@
               </w:rPr>
               <w:t xml:space="preserve">Já o </w:t>
             </w:r>
-            <w:hyperlink r:id="rId51">
+            <w:hyperlink r:id="rId57">
               <w:r>
                 <w:rPr>
                   <w:color w:val="467886"/>
@@ -11049,7 +12451,7 @@
               </w:rPr>
               <w:t xml:space="preserve">Sistema para criação do PCA é o </w:t>
             </w:r>
-            <w:hyperlink r:id="rId52">
+            <w:hyperlink r:id="rId58">
               <w:r>
                 <w:rPr>
                   <w:color w:val="467886"/>
@@ -11088,7 +12490,7 @@
               </w:rPr>
               <w:t xml:space="preserve">O </w:t>
             </w:r>
-            <w:hyperlink r:id="rId53">
+            <w:hyperlink r:id="rId59">
               <w:r>
                 <w:rPr>
                   <w:color w:val="467886"/>
@@ -11144,7 +12546,7 @@
               </w:rPr>
               <w:t xml:space="preserve">A consulta no PCA da Secretaria de Estado de Educação do Distrito Federal pode ser efetuada por meio do </w:t>
             </w:r>
-            <w:hyperlink r:id="rId54">
+            <w:hyperlink r:id="rId60">
               <w:r>
                 <w:rPr>
                   <w:color w:val="467886"/>
@@ -11237,7 +12639,7 @@
               </w:rPr>
               <w:t xml:space="preserve">A Lei 14.133/2021 em seu </w:t>
             </w:r>
-            <w:hyperlink r:id="rId55" w:anchor=":~:text=XLV%20%2D%20sistema%20de%20registro%20de%20pre%C3%A7os%3A%20conjunto%20de%20procedimentos%20para%20realiza%C3%A7%C3%A3o%2C%20mediante%20contrata%C3%A7%C3%A3o%20direta%20ou%20licita%C3%A7%C3%A3o%20nas%20modalidades%20preg%C3%A3o%20ou%20concorr%C3%AAncia%2C%20de%20registro%20formal%20de%20pre%C3%A7os%20relativos%20a%20presta%C3%A7%C3%A3o%20de%20servi%C3%A7os%2C%20a%20obras%20e%20a%20aquisi%C3%A7%C3%A3o%20e%20loca%C3%A7%C3%A3o%20de%20bens%20para%20contrata%C3%A7%C3%B5es%20futuras%3B">
+            <w:hyperlink r:id="rId61" w:anchor=":~:text=XLV%20%2D%20sistema%20de%20registro%20de%20pre%C3%A7os%3A%20conjunto%20de%20procedimentos%20para%20realiza%C3%A7%C3%A3o%2C%20mediante%20contrata%C3%A7%C3%A3o%20direta%20ou%20licita%C3%A7%C3%A3o%20nas%20modalidades%20preg%C3%A3o%20ou%20concorr%C3%AAncia%2C%20de%20registro%20formal%20de%20pre%C3%A7os%20relativos%20a%20presta%C3%A7%C3%A3o%20de%20servi%C3%A7os%2C%20a%20obras%20e%20a%20aquisi%C3%A7%C3%A3o%20e%20loca%C3%A7%C3%A3o%20de%20bens%20para%20contrata%C3%A7%C3%B5es%20futuras%3B">
               <w:r>
                 <w:rPr>
                   <w:color w:val="467886"/>
@@ -11340,7 +12742,7 @@
               </w:rPr>
               <w:t xml:space="preserve">Conforme </w:t>
             </w:r>
-            <w:hyperlink r:id="rId56" w:anchor=":~:text=Art.%20190.%20O,peculiaridades%20da%20execu%C3%A7%C3%A3o.">
+            <w:hyperlink r:id="rId62" w:anchor=":~:text=Art.%20190.%20O,peculiaridades%20da%20execu%C3%A7%C3%A3o.">
               <w:r>
                 <w:rPr>
                   <w:color w:val="467886"/>
@@ -11530,7 +12932,7 @@
               </w:rPr>
               <w:t xml:space="preserve">A </w:t>
             </w:r>
-            <w:hyperlink r:id="rId57" w:anchor=":~:text=%C2%A7%205%C2%BA%20O%20sistema,sua%20proposta%20original.">
+            <w:hyperlink r:id="rId63" w:anchor=":~:text=%C2%A7%205%C2%BA%20O%20sistema,sua%20proposta%20original.">
               <w:r>
                 <w:rPr>
                   <w:color w:val="467886"/>
@@ -11854,7 +13256,7 @@
               </w:rPr>
               <w:t xml:space="preserve">A </w:t>
             </w:r>
-            <w:hyperlink r:id="rId58" w:anchor=":~:text=Art.%2082.%20O%20edital,um%20%C3%B3rg%C3%A3o%20ou%20entidade.">
+            <w:hyperlink r:id="rId64" w:anchor=":~:text=Art.%2082.%20O%20edital,um%20%C3%B3rg%C3%A3o%20ou%20entidade.">
               <w:r>
                 <w:rPr>
                   <w:color w:val="467886"/>
@@ -12312,7 +13714,7 @@
               </w:rPr>
               <w:t xml:space="preserve">O </w:t>
             </w:r>
-            <w:hyperlink r:id="rId59" w:anchor=":~:text=%C2%A7%203%C2%BA%20%C3%89%20permitido,fornecimento%20de%20bens.">
+            <w:hyperlink r:id="rId65" w:anchor=":~:text=%C2%A7%203%C2%BA%20%C3%89%20permitido,fornecimento%20de%20bens.">
               <w:r>
                 <w:rPr>
                   <w:color w:val="467886"/>
@@ -12457,7 +13859,7 @@
               </w:rPr>
               <w:t xml:space="preserve">O </w:t>
             </w:r>
-            <w:hyperlink r:id="rId60" w:anchor=":~:text=%C2%A7%204%C2%BA%20Nas%20situa%C3%A7%C3%B5es%20referidas%20no%20%C2%A7%203%C2%BA%20deste%20artigo%2C%20%C3%A9%20obrigat%C3%B3ria%20a%20indica%C3%A7%C3%A3o%20do%20valor%20m%C3%A1ximo%20da%20despesa%20e%20%C3%A9%20vedada%20a%20participa%C3%A7%C3%A3o%20de%20outro%20%C3%B3rg%C3%A3o%20ou%20entidade%20na%20ata.">
+            <w:hyperlink r:id="rId66" w:anchor=":~:text=%C2%A7%204%C2%BA%20Nas%20situa%C3%A7%C3%B5es%20referidas%20no%20%C2%A7%203%C2%BA%20deste%20artigo%2C%20%C3%A9%20obrigat%C3%B3ria%20a%20indica%C3%A7%C3%A3o%20do%20valor%20m%C3%A1ximo%20da%20despesa%20e%20%C3%A9%20vedada%20a%20participa%C3%A7%C3%A3o%20de%20outro%20%C3%B3rg%C3%A3o%20ou%20entidade%20na%20ata.">
               <w:r>
                 <w:rPr>
                   <w:color w:val="467886"/>
@@ -12561,7 +13963,7 @@
               <w:lastRenderedPageBreak/>
               <w:t xml:space="preserve">O </w:t>
             </w:r>
-            <w:hyperlink r:id="rId61" w:anchor=":~:text=%C2%A7%205%C2%BA%20O%20sistema,sua%20proposta%20original.">
+            <w:hyperlink r:id="rId67" w:anchor=":~:text=%C2%A7%205%C2%BA%20O%20sistema,sua%20proposta%20original.">
               <w:r>
                 <w:rPr>
                   <w:color w:val="467886"/>
@@ -12849,7 +14251,7 @@
               </w:rPr>
               <w:t xml:space="preserve">O </w:t>
             </w:r>
-            <w:hyperlink r:id="rId62" w:anchor=":~:text=%C2%A7%206%C2%BA%20O%20sistema%20de%20registro%20de%20pre%C3%A7os%20poder%C3%A1%2C%20na%20forma%20de%20regulamento%2C%20ser%20utilizado%20nas%20hip%C3%B3teses%20de%20inexigibilidade%20e%20de%20dispensa%20de%20licita%C3%A7%C3%A3o%20para%20a%20aquisi%C3%A7%C3%A3o%20de%20bens%20ou%20para%20a%20contrata%C3%A7%C3%A3o%20de%20servi%C3%A7os%20por%20mais%20de%20um%20%C3%B3rg%C3%A3o%20ou%20entidade.">
+            <w:hyperlink r:id="rId68" w:anchor=":~:text=%C2%A7%206%C2%BA%20O%20sistema%20de%20registro%20de%20pre%C3%A7os%20poder%C3%A1%2C%20na%20forma%20de%20regulamento%2C%20ser%20utilizado%20nas%20hip%C3%B3teses%20de%20inexigibilidade%20e%20de%20dispensa%20de%20licita%C3%A7%C3%A3o%20para%20a%20aquisi%C3%A7%C3%A3o%20de%20bens%20ou%20para%20a%20contrata%C3%A7%C3%A3o%20de%20servi%C3%A7os%20por%20mais%20de%20um%20%C3%B3rg%C3%A3o%20ou%20entidade.">
               <w:r>
                 <w:rPr>
                   <w:color w:val="467886"/>
@@ -12935,7 +14337,7 @@
                 <w:highlight w:val="yellow"/>
               </w:rPr>
             </w:pPr>
-            <w:hyperlink r:id="rId63" w:anchor=":~:text=Art.%2083.%20A%20exist%C3%AAncia%20de%20pre%C3%A7os%20registrados%20implicar%C3%A1%20compromisso%20de%20fornecimento%20nas%20condi%C3%A7%C3%B5es%20estabelecidas%2C%20mas%20n%C3%A3o%20obrigar%C3%A1%20a%20Administra%C3%A7%C3%A3o%20a%20contratar%2C%20facultada%20a%20realiza%C3%A7%C3%A3o%20de%20licita%C3%A7%C3%A3o%20espec%C3%ADfica%20para%20a%20aquisi%C3%A7%C3%A3o%20pretendida%2C%20desde%20que%20devidamente%20motivada.">
+            <w:hyperlink r:id="rId69" w:anchor=":~:text=Art.%2083.%20A%20exist%C3%AAncia%20de%20pre%C3%A7os%20registrados%20implicar%C3%A1%20compromisso%20de%20fornecimento%20nas%20condi%C3%A7%C3%B5es%20estabelecidas%2C%20mas%20n%C3%A3o%20obrigar%C3%A1%20a%20Administra%C3%A7%C3%A3o%20a%20contratar%2C%20facultada%20a%20realiza%C3%A7%C3%A3o%20de%20licita%C3%A7%C3%A3o%20espec%C3%ADfica%20para%20a%20aquisi%C3%A7%C3%A3o%20pretendida%2C%20desde%20que%20devidamente%20motivada.">
               <w:r>
                 <w:rPr>
                   <w:color w:val="467886"/>
@@ -13013,14 +14415,6 @@
                 <w:highlight w:val="yellow"/>
               </w:rPr>
             </w:pPr>
-            <w:r>
-              <w:rPr>
-                <w:sz w:val="20"/>
-                <w:szCs w:val="20"/>
-                <w:highlight w:val="yellow"/>
-              </w:rPr>
-              <w:t>Qual é o prazo de vigência da Ata de Registro de Preços?</w:t>
-            </w:r>
           </w:p>
         </w:tc>
         <w:tc>
@@ -13038,56 +14432,6 @@
                 <w:highlight w:val="yellow"/>
               </w:rPr>
             </w:pPr>
-            <w:hyperlink r:id="rId64" w:anchor=":~:text=Art.%2084.%20O,disposi%C3%A7%C3%B5es%20nela%20contidas.">
-              <w:r>
-                <w:rPr>
-                  <w:color w:val="467886"/>
-                  <w:sz w:val="20"/>
-                  <w:szCs w:val="20"/>
-                  <w:highlight w:val="yellow"/>
-                  <w:u w:val="single"/>
-                </w:rPr>
-                <w:t>Art. 84. da Lei 14.133/2021</w:t>
-              </w:r>
-            </w:hyperlink>
-            <w:r>
-              <w:rPr>
-                <w:sz w:val="20"/>
-                <w:szCs w:val="20"/>
-                <w:highlight w:val="yellow"/>
-              </w:rPr>
-              <w:t xml:space="preserve"> prevê que o prazo de vigência da ata de registro de preços será de 1 ano, ou seja, 12 meses, e poderá ser prorrogado, por igual período, desde que comprovado o preço vantajoso.</w:t>
-            </w:r>
-          </w:p>
-          <w:p>
-            <w:pPr>
-              <w:ind w:firstLine="709"/>
-              <w:jc w:val="both"/>
-              <w:rPr>
-                <w:sz w:val="20"/>
-                <w:szCs w:val="20"/>
-                <w:highlight w:val="yellow"/>
-              </w:rPr>
-            </w:pPr>
-          </w:p>
-          <w:p>
-            <w:pPr>
-              <w:ind w:firstLine="709"/>
-              <w:jc w:val="both"/>
-              <w:rPr>
-                <w:sz w:val="20"/>
-                <w:szCs w:val="20"/>
-                <w:highlight w:val="yellow"/>
-              </w:rPr>
-            </w:pPr>
-            <w:r>
-              <w:rPr>
-                <w:sz w:val="20"/>
-                <w:szCs w:val="20"/>
-                <w:highlight w:val="yellow"/>
-              </w:rPr>
-              <w:t>Determina ainda que o contrato decorrente da ata de registro de preços terá sua vigência estabelecida em conformidade com as disposições nela contidas.</w:t>
-            </w:r>
           </w:p>
         </w:tc>
       </w:tr>
@@ -13154,7 +14498,7 @@
                 <w:highlight w:val="yellow"/>
               </w:rPr>
             </w:pPr>
-            <w:hyperlink r:id="rId65" w:anchor=":~:text=Art.%2085.%20A,a%20ser%20contratado.">
+            <w:hyperlink r:id="rId70" w:anchor=":~:text=Art.%2085.%20A,a%20ser%20contratado.">
               <w:r>
                 <w:rPr>
                   <w:color w:val="467886"/>
@@ -13281,14 +14625,6 @@
                 <w:highlight w:val="yellow"/>
               </w:rPr>
             </w:pPr>
-            <w:r>
-              <w:rPr>
-                <w:sz w:val="20"/>
-                <w:szCs w:val="20"/>
-                <w:highlight w:val="yellow"/>
-              </w:rPr>
-              <w:t>O órgão ou entidade gerenciadora da Ata de Registro de Preços, na fase preparatória do processo licitatório, é obrigado realizar procedimento público de intenção de registro de preços para participação de outros órgãos ou entidades na respectiva ata?</w:t>
-            </w:r>
           </w:p>
         </w:tc>
         <w:tc>
@@ -13306,445 +14642,6 @@
                 <w:highlight w:val="yellow"/>
               </w:rPr>
             </w:pPr>
-            <w:r>
-              <w:rPr>
-                <w:sz w:val="20"/>
-                <w:szCs w:val="20"/>
-                <w:highlight w:val="yellow"/>
-              </w:rPr>
-              <w:t xml:space="preserve">Conforme </w:t>
-            </w:r>
-            <w:hyperlink r:id="rId66" w:anchor=":~:text=Art.%2086.%20O,distrital%20ou%20municipal.">
-              <w:r>
-                <w:rPr>
-                  <w:color w:val="467886"/>
-                  <w:sz w:val="20"/>
-                  <w:szCs w:val="20"/>
-                  <w:highlight w:val="yellow"/>
-                  <w:u w:val="single"/>
-                </w:rPr>
-                <w:t>art. 86. da Lei 14.133/2021</w:t>
-              </w:r>
-            </w:hyperlink>
-            <w:r>
-              <w:rPr>
-                <w:sz w:val="20"/>
-                <w:szCs w:val="20"/>
-                <w:highlight w:val="yellow"/>
-              </w:rPr>
-              <w:t xml:space="preserve">, o órgão ou entidade gerenciadora deverá, na fase preparatória do processo licitatório, para fins de registro de preços, realizar procedimento público de intenção de registro de preços para, nos termos de regulamento, possibilitar, </w:t>
-            </w:r>
-            <w:r>
-              <w:rPr>
-                <w:b/>
-                <w:sz w:val="20"/>
-                <w:szCs w:val="20"/>
-                <w:highlight w:val="yellow"/>
-              </w:rPr>
-              <w:t>pelo prazo mínimo de 8</w:t>
-            </w:r>
-            <w:r>
-              <w:rPr>
-                <w:sz w:val="20"/>
-                <w:szCs w:val="20"/>
-                <w:highlight w:val="yellow"/>
-              </w:rPr>
-              <w:t xml:space="preserve"> </w:t>
-            </w:r>
-            <w:r>
-              <w:rPr>
-                <w:b/>
-                <w:sz w:val="20"/>
-                <w:szCs w:val="20"/>
-                <w:highlight w:val="yellow"/>
-              </w:rPr>
-              <w:t>dias úteis</w:t>
-            </w:r>
-            <w:r>
-              <w:rPr>
-                <w:sz w:val="20"/>
-                <w:szCs w:val="20"/>
-                <w:highlight w:val="yellow"/>
-              </w:rPr>
-              <w:t>, a participação de outros órgãos ou entidades na respectiva ata e determinar a estimativa total de quantidades da contratação.</w:t>
-            </w:r>
-          </w:p>
-          <w:p>
-            <w:pPr>
-              <w:ind w:firstLine="709"/>
-              <w:jc w:val="both"/>
-              <w:rPr>
-                <w:sz w:val="20"/>
-                <w:szCs w:val="20"/>
-                <w:highlight w:val="yellow"/>
-              </w:rPr>
-            </w:pPr>
-          </w:p>
-          <w:p>
-            <w:pPr>
-              <w:ind w:firstLine="709"/>
-              <w:jc w:val="both"/>
-              <w:rPr>
-                <w:sz w:val="20"/>
-                <w:szCs w:val="20"/>
-                <w:highlight w:val="yellow"/>
-              </w:rPr>
-            </w:pPr>
-            <w:r>
-              <w:rPr>
-                <w:sz w:val="20"/>
-                <w:szCs w:val="20"/>
-                <w:highlight w:val="yellow"/>
-              </w:rPr>
-              <w:t>O procedimento previsto no parágrafo anterior será dispensável quando o órgão ou entidade gerenciadora for o único contratante.</w:t>
-            </w:r>
-          </w:p>
-          <w:p>
-            <w:pPr>
-              <w:ind w:firstLine="709"/>
-              <w:jc w:val="both"/>
-              <w:rPr>
-                <w:sz w:val="20"/>
-                <w:szCs w:val="20"/>
-                <w:highlight w:val="yellow"/>
-              </w:rPr>
-            </w:pPr>
-          </w:p>
-          <w:p>
-            <w:pPr>
-              <w:ind w:firstLine="709"/>
-              <w:jc w:val="both"/>
-              <w:rPr>
-                <w:sz w:val="20"/>
-                <w:szCs w:val="20"/>
-                <w:highlight w:val="yellow"/>
-              </w:rPr>
-            </w:pPr>
-            <w:r>
-              <w:rPr>
-                <w:sz w:val="20"/>
-                <w:szCs w:val="20"/>
-                <w:highlight w:val="yellow"/>
-              </w:rPr>
-              <w:t>Os órgãos e entidades que não participarem do procedimento público de intenção de registro de preços, poderão aderir à ata de registro de preços na condição de não participantes, observados os seguintes requisitos:</w:t>
-            </w:r>
-          </w:p>
-          <w:p>
-            <w:pPr>
-              <w:numPr>
-                <w:ilvl w:val="0"/>
-                <w:numId w:val="18"/>
-              </w:numPr>
-              <w:pBdr>
-                <w:top w:val="nil"/>
-                <w:left w:val="nil"/>
-                <w:bottom w:val="nil"/>
-                <w:right w:val="nil"/>
-                <w:between w:val="nil"/>
-              </w:pBdr>
-              <w:spacing w:line="278" w:lineRule="auto"/>
-              <w:ind w:firstLine="708"/>
-              <w:jc w:val="both"/>
-              <w:rPr>
-                <w:color w:val="000000"/>
-                <w:sz w:val="20"/>
-                <w:szCs w:val="20"/>
-                <w:highlight w:val="yellow"/>
-              </w:rPr>
-            </w:pPr>
-            <w:r>
-              <w:rPr>
-                <w:color w:val="000000"/>
-                <w:sz w:val="20"/>
-                <w:szCs w:val="20"/>
-                <w:highlight w:val="yellow"/>
-              </w:rPr>
-              <w:t>apresentação de justificativa da vantagem da adesão, inclusive em situações de provável desabastecimento ou descontinuidade de serviço público;</w:t>
-            </w:r>
-          </w:p>
-          <w:p>
-            <w:pPr>
-              <w:numPr>
-                <w:ilvl w:val="0"/>
-                <w:numId w:val="18"/>
-              </w:numPr>
-              <w:pBdr>
-                <w:top w:val="nil"/>
-                <w:left w:val="nil"/>
-                <w:bottom w:val="nil"/>
-                <w:right w:val="nil"/>
-                <w:between w:val="nil"/>
-              </w:pBdr>
-              <w:spacing w:line="278" w:lineRule="auto"/>
-              <w:ind w:firstLine="708"/>
-              <w:jc w:val="both"/>
-              <w:rPr>
-                <w:color w:val="000000"/>
-                <w:sz w:val="20"/>
-                <w:szCs w:val="20"/>
-                <w:highlight w:val="yellow"/>
-              </w:rPr>
-            </w:pPr>
-            <w:r>
-              <w:rPr>
-                <w:color w:val="000000"/>
-                <w:sz w:val="20"/>
-                <w:szCs w:val="20"/>
-                <w:highlight w:val="yellow"/>
-              </w:rPr>
-              <w:t xml:space="preserve">demonstração de que os valores registrados estão compatíveis com os valores praticados pelo mercado na forma do </w:t>
-            </w:r>
-            <w:hyperlink r:id="rId67" w:anchor=":~:text=Art.%2023.,no%20mencionado%20par%C3%A1grafo.">
-              <w:r>
-                <w:rPr>
-                  <w:color w:val="467886"/>
-                  <w:sz w:val="20"/>
-                  <w:szCs w:val="20"/>
-                  <w:highlight w:val="yellow"/>
-                  <w:u w:val="single"/>
-                </w:rPr>
-                <w:t>art. 23 da Lei 14.133/2021</w:t>
-              </w:r>
-            </w:hyperlink>
-            <w:r>
-              <w:rPr>
-                <w:color w:val="000000"/>
-                <w:sz w:val="20"/>
-                <w:szCs w:val="20"/>
-                <w:highlight w:val="yellow"/>
-              </w:rPr>
-              <w:t>;</w:t>
-            </w:r>
-          </w:p>
-          <w:p>
-            <w:pPr>
-              <w:numPr>
-                <w:ilvl w:val="0"/>
-                <w:numId w:val="18"/>
-              </w:numPr>
-              <w:pBdr>
-                <w:top w:val="nil"/>
-                <w:left w:val="nil"/>
-                <w:bottom w:val="nil"/>
-                <w:right w:val="nil"/>
-                <w:between w:val="nil"/>
-              </w:pBdr>
-              <w:spacing w:after="160" w:line="278" w:lineRule="auto"/>
-              <w:ind w:firstLine="708"/>
-              <w:jc w:val="both"/>
-              <w:rPr>
-                <w:color w:val="000000"/>
-                <w:sz w:val="20"/>
-                <w:szCs w:val="20"/>
-                <w:highlight w:val="yellow"/>
-              </w:rPr>
-            </w:pPr>
-            <w:r>
-              <w:rPr>
-                <w:color w:val="000000"/>
-                <w:sz w:val="20"/>
-                <w:szCs w:val="20"/>
-                <w:highlight w:val="yellow"/>
-              </w:rPr>
-              <w:lastRenderedPageBreak/>
-              <w:t>prévias consulta e aceitação do órgão ou entidade gerenciadora e do fornecedor.</w:t>
-            </w:r>
-          </w:p>
-          <w:p>
-            <w:pPr>
-              <w:ind w:firstLine="709"/>
-              <w:jc w:val="both"/>
-              <w:rPr>
-                <w:sz w:val="20"/>
-                <w:szCs w:val="20"/>
-                <w:highlight w:val="yellow"/>
-              </w:rPr>
-            </w:pPr>
-          </w:p>
-          <w:p>
-            <w:pPr>
-              <w:ind w:firstLine="709"/>
-              <w:jc w:val="both"/>
-              <w:rPr>
-                <w:sz w:val="20"/>
-                <w:szCs w:val="20"/>
-                <w:highlight w:val="yellow"/>
-              </w:rPr>
-            </w:pPr>
-            <w:r>
-              <w:rPr>
-                <w:sz w:val="20"/>
-                <w:szCs w:val="20"/>
-                <w:highlight w:val="yellow"/>
-              </w:rPr>
-              <w:t>A faculdade de aderir à ata de registro de preços na condição de não participante poderá ser exercida:</w:t>
-            </w:r>
-          </w:p>
-          <w:p>
-            <w:pPr>
-              <w:numPr>
-                <w:ilvl w:val="0"/>
-                <w:numId w:val="2"/>
-              </w:numPr>
-              <w:pBdr>
-                <w:top w:val="nil"/>
-                <w:left w:val="nil"/>
-                <w:bottom w:val="nil"/>
-                <w:right w:val="nil"/>
-                <w:between w:val="nil"/>
-              </w:pBdr>
-              <w:spacing w:line="278" w:lineRule="auto"/>
-              <w:ind w:firstLine="709"/>
-              <w:jc w:val="both"/>
-              <w:rPr>
-                <w:color w:val="000000"/>
-                <w:sz w:val="20"/>
-                <w:szCs w:val="20"/>
-                <w:highlight w:val="yellow"/>
-              </w:rPr>
-            </w:pPr>
-            <w:r>
-              <w:rPr>
-                <w:color w:val="000000"/>
-                <w:sz w:val="20"/>
-                <w:szCs w:val="20"/>
-                <w:highlight w:val="yellow"/>
-              </w:rPr>
-              <w:t>por órgãos e entidades da Administração Pública federal, estadual, distrital e municipal, relativamente a ata de registro de preços de órgão ou entidade gerenciadora federal, estadual ou distrital; ou</w:t>
-            </w:r>
-          </w:p>
-          <w:p>
-            <w:pPr>
-              <w:numPr>
-                <w:ilvl w:val="0"/>
-                <w:numId w:val="2"/>
-              </w:numPr>
-              <w:pBdr>
-                <w:top w:val="nil"/>
-                <w:left w:val="nil"/>
-                <w:bottom w:val="nil"/>
-                <w:right w:val="nil"/>
-                <w:between w:val="nil"/>
-              </w:pBdr>
-              <w:spacing w:after="160" w:line="278" w:lineRule="auto"/>
-              <w:ind w:firstLine="709"/>
-              <w:jc w:val="both"/>
-              <w:rPr>
-                <w:color w:val="000000"/>
-                <w:sz w:val="20"/>
-                <w:szCs w:val="20"/>
-                <w:highlight w:val="yellow"/>
-              </w:rPr>
-            </w:pPr>
-            <w:r>
-              <w:rPr>
-                <w:color w:val="000000"/>
-                <w:sz w:val="20"/>
-                <w:szCs w:val="20"/>
-                <w:highlight w:val="yellow"/>
-              </w:rPr>
-              <w:t>por órgãos e entidades da Administração Pública municipal, relativamente a ata de registro de preços de órgão ou entidade gerenciadora municipal, desde que o sistema de registro de preços tenha sido formalizado mediante licitação.</w:t>
-            </w:r>
-          </w:p>
-          <w:p>
-            <w:pPr>
-              <w:ind w:firstLine="709"/>
-              <w:jc w:val="both"/>
-              <w:rPr>
-                <w:sz w:val="20"/>
-                <w:szCs w:val="20"/>
-                <w:highlight w:val="yellow"/>
-              </w:rPr>
-            </w:pPr>
-          </w:p>
-          <w:p>
-            <w:pPr>
-              <w:ind w:firstLine="709"/>
-              <w:jc w:val="both"/>
-              <w:rPr>
-                <w:sz w:val="20"/>
-                <w:szCs w:val="20"/>
-                <w:highlight w:val="yellow"/>
-              </w:rPr>
-            </w:pPr>
-            <w:r>
-              <w:rPr>
-                <w:sz w:val="20"/>
-                <w:szCs w:val="20"/>
-                <w:highlight w:val="yellow"/>
-              </w:rPr>
-              <w:t xml:space="preserve">O </w:t>
-            </w:r>
-            <w:hyperlink r:id="rId68" w:anchor=":~:text=%C2%A7%204%C2%BA%20As%20aquisi%C3%A7%C3%B5es,os%20%C3%B3rg%C3%A3os%20participantes.">
-              <w:r>
-                <w:rPr>
-                  <w:color w:val="467886"/>
-                  <w:sz w:val="20"/>
-                  <w:szCs w:val="20"/>
-                  <w:highlight w:val="yellow"/>
-                  <w:u w:val="single"/>
-                </w:rPr>
-                <w:t>§ 4º do art. 86.</w:t>
-              </w:r>
-            </w:hyperlink>
-            <w:r>
-              <w:rPr>
-                <w:sz w:val="20"/>
-                <w:szCs w:val="20"/>
-                <w:highlight w:val="yellow"/>
-              </w:rPr>
-              <w:t xml:space="preserve"> prevê que as aquisições ou as contratações adicionais na adesão à ata de registro de preços na condição de não participante, não poderão exceder, por órgão ou entidade, a 50% dos quantitativos dos itens do instrumento convocatório registrados na ata de registro de preços para o órgão gerenciador e para os órgãos participantes.</w:t>
-            </w:r>
-          </w:p>
-          <w:p>
-            <w:pPr>
-              <w:ind w:firstLine="709"/>
-              <w:jc w:val="both"/>
-              <w:rPr>
-                <w:sz w:val="20"/>
-                <w:szCs w:val="20"/>
-                <w:highlight w:val="yellow"/>
-              </w:rPr>
-            </w:pPr>
-          </w:p>
-          <w:p>
-            <w:pPr>
-              <w:ind w:firstLine="709"/>
-              <w:jc w:val="both"/>
-              <w:rPr>
-                <w:sz w:val="20"/>
-                <w:szCs w:val="20"/>
-                <w:highlight w:val="yellow"/>
-              </w:rPr>
-            </w:pPr>
-            <w:r>
-              <w:rPr>
-                <w:sz w:val="20"/>
-                <w:szCs w:val="20"/>
-                <w:highlight w:val="yellow"/>
-              </w:rPr>
-              <w:t xml:space="preserve">O </w:t>
-            </w:r>
-            <w:hyperlink r:id="rId69" w:anchor=":~:text=%C2%A7%205%C2%BA%20O%20quantitativo,participantes%20que%20aderirem.">
-              <w:r>
-                <w:rPr>
-                  <w:color w:val="467886"/>
-                  <w:sz w:val="20"/>
-                  <w:szCs w:val="20"/>
-                  <w:highlight w:val="yellow"/>
-                  <w:u w:val="single"/>
-                </w:rPr>
-                <w:t>§ 5º</w:t>
-              </w:r>
-            </w:hyperlink>
-            <w:r>
-              <w:rPr>
-                <w:sz w:val="20"/>
-                <w:szCs w:val="20"/>
-                <w:highlight w:val="yellow"/>
-              </w:rPr>
-              <w:t xml:space="preserve"> prevê que o quantitativo decorrente das adesões à ata de registro de preços na condição de não participante não poderá exceder, na totalidade, ao dobro do quantitativo de cada item registrado na ata de registro de preços para o órgão gerenciador e órgãos participantes, independentemente do número de órgãos não participantes que aderirem.</w:t>
-            </w:r>
           </w:p>
         </w:tc>
       </w:tr>
@@ -13768,7 +14665,6 @@
                 <w:szCs w:val="20"/>
                 <w:highlight w:val="yellow"/>
               </w:rPr>
-              <w:lastRenderedPageBreak/>
               <w:t>17</w:t>
             </w:r>
           </w:p>
@@ -13820,7 +14716,7 @@
               </w:rPr>
               <w:t xml:space="preserve">Conforme </w:t>
             </w:r>
-            <w:hyperlink r:id="rId70" w:anchor=":~:text=%C2%A7%208%C2%BA%20Ser%C3%A1%20vedada%20aos%20%C3%B3rg%C3%A3os%20e%20entidades%20da%20Administra%C3%A7%C3%A3o%20P%C3%BAblica%20federal%20a%20ades%C3%A3o%20%C3%A0%20ata%20de%20registro%20de%20pre%C3%A7os%20gerenciada%20por%20%C3%B3rg%C3%A3o%20ou%20entidade%20estadual%2C%20distrital%20ou%20municipal.">
+            <w:hyperlink r:id="rId71" w:anchor=":~:text=%C2%A7%208%C2%BA%20Ser%C3%A1%20vedada%20aos%20%C3%B3rg%C3%A3os%20e%20entidades%20da%20Administra%C3%A7%C3%A3o%20P%C3%BAblica%20federal%20a%20ades%C3%A3o%20%C3%A0%20ata%20de%20registro%20de%20pre%C3%A7os%20gerenciada%20por%20%C3%B3rg%C3%A3o%20ou%20entidade%20estadual%2C%20distrital%20ou%20municipal.">
               <w:r>
                 <w:rPr>
                   <w:color w:val="467886"/>
@@ -13916,7 +14812,7 @@
               </w:rPr>
               <w:t>A justificativa para o parcelamento ou não do objeto da contratação deve constar do Estudo Técnico Preliminar (</w:t>
             </w:r>
-            <w:hyperlink r:id="rId71" w:anchor="art18%C2%A71:~:text=VIII%20%2D%20justificativas%20para%20o%20parcelamento%20ou%20n%C3%A3o%20da%20contrata%C3%A7%C3%A3o">
+            <w:hyperlink r:id="rId72" w:anchor="art18%C2%A71:~:text=VIII%20%2D%20justificativas%20para%20o%20parcelamento%20ou%20n%C3%A3o%20da%20contrata%C3%A7%C3%A3o">
               <w:r>
                 <w:rPr>
                   <w:i/>
@@ -13938,7 +14834,7 @@
               </w:rPr>
               <w:t xml:space="preserve">, e </w:t>
             </w:r>
-            <w:hyperlink r:id="rId72" w:anchor="art9:~:text=VII%20%2D%20justificativas%20para%20o%20parcelamento%20ou%20n%C3%A3o%20da%20solu%C3%A7%C3%A3o%3B">
+            <w:hyperlink r:id="rId73" w:anchor="art9:~:text=VII%20%2D%20justificativas%20para%20o%20parcelamento%20ou%20n%C3%A3o%20da%20solu%C3%A7%C3%A3o%3B">
               <w:r>
                 <w:rPr>
                   <w:i/>
@@ -14000,7 +14896,7 @@
               </w:rPr>
               <w:t>, como regra, devem atender ao parcelamento quando for tecnicamente viável e economicamente vantajoso (</w:t>
             </w:r>
-            <w:hyperlink r:id="rId73" w:anchor="art47:~:text=II%20%2D%20do%20parcelamento%2C%20quando%20for%20tecnicamente%20vi%C3%A1vel%20e%20economicamente%20vantajoso">
+            <w:hyperlink r:id="rId74" w:anchor="art47:~:text=II%20%2D%20do%20parcelamento%2C%20quando%20for%20tecnicamente%20vi%C3%A1vel%20e%20economicamente%20vantajoso">
               <w:r>
                 <w:rPr>
                   <w:i/>
@@ -14022,7 +14918,7 @@
               </w:rPr>
               <w:t xml:space="preserve">). Devem também ser observadas as regras do </w:t>
             </w:r>
-            <w:hyperlink r:id="rId74" w:anchor="art47%C2%A71:~:text=%C2%A7%201%C2%BA%20Na%20aplica%C3%A7%C3%A3o,concentra%C3%A7%C3%A3o%20de%20mercado.">
+            <w:hyperlink r:id="rId75" w:anchor="art47%C2%A71:~:text=%C2%A7%201%C2%BA%20Na%20aplica%C3%A7%C3%A3o,concentra%C3%A7%C3%A3o%20de%20mercado.">
               <w:r>
                 <w:rPr>
                   <w:i/>
@@ -14119,7 +15015,16 @@
                 <w:szCs w:val="20"/>
                 <w:highlight w:val="yellow"/>
               </w:rPr>
-              <w:t>ando deve ser garantido a participação exclusiva de Microempresa e Empresa de Pequeno Porte (ME e EPP)?</w:t>
+              <w:t xml:space="preserve">ando deve ser garantido a participação exclusiva de </w:t>
+            </w:r>
+            <w:r>
+              <w:rPr>
+                <w:sz w:val="20"/>
+                <w:szCs w:val="20"/>
+                <w:highlight w:val="yellow"/>
+              </w:rPr>
+              <w:lastRenderedPageBreak/>
+              <w:t>Microempresa e Empresa de Pequeno Porte (ME e EPP)?</w:t>
             </w:r>
           </w:p>
         </w:tc>
@@ -14146,9 +15051,10 @@
                 <w:szCs w:val="20"/>
                 <w:highlight w:val="yellow"/>
               </w:rPr>
+              <w:lastRenderedPageBreak/>
               <w:t xml:space="preserve">Em contratação de itens de valor correspondente a até R$ 80.000,00 deve ser garantida a participação exclusiva de Microempresa e Empresa de Pequeno Porte (ME e EPP), conforme </w:t>
             </w:r>
-            <w:hyperlink r:id="rId75">
+            <w:hyperlink r:id="rId76">
               <w:r>
                 <w:rPr>
                   <w:i/>
@@ -14170,7 +15076,7 @@
               </w:rPr>
               <w:t xml:space="preserve">, e </w:t>
             </w:r>
-            <w:hyperlink r:id="rId76" w:anchor="art6:~:text=Art.%206%C2%BA%20Os%20%C3%B3rg%C3%A3os%20e%20as%20entidades%20contratantes%20dever%C3%A3o%20realizar%20processo%20licitat%C3%B3rio%20destinado%20exclusivamente%20%C3%A0%20participa%C3%A7%C3%A3o%20de%20microempresas%20e%20empresas%20de%20pequeno%20porte%20nos%20itens%20ou%20lotes%20de%20licita%C3%A7%C3%A3o%20cujo%20valor%20seja%20de%20at%C3%A9%20R%24%2080.000%2C00">
+            <w:hyperlink r:id="rId77" w:anchor="art6:~:text=Art.%206%C2%BA%20Os%20%C3%B3rg%C3%A3os%20e%20as%20entidades%20contratantes%20dever%C3%A3o%20realizar%20processo%20licitat%C3%B3rio%20destinado%20exclusivamente%20%C3%A0%20participa%C3%A7%C3%A3o%20de%20microempresas%20e%20empresas%20de%20pequeno%20porte%20nos%20itens%20ou%20lotes%20de%20licita%C3%A7%C3%A3o%20cujo%20valor%20seja%20de%20at%C3%A9%20R%24%2080.000%2C00">
               <w:r>
                 <w:rPr>
                   <w:i/>
@@ -14291,7 +15197,6 @@
                 <w:szCs w:val="20"/>
                 <w:highlight w:val="yellow"/>
               </w:rPr>
-              <w:lastRenderedPageBreak/>
               <w:t>21</w:t>
             </w:r>
           </w:p>
@@ -14735,7 +15640,7 @@
               </w:rPr>
               <w:t xml:space="preserve">o </w:t>
             </w:r>
-            <w:hyperlink r:id="rId77" w:anchor=":~:text=III%20%2D%20para%20contrata%C3%A7%C3%A3o,%C3%B3rg%C3%A3os%20oficiais%20competentes%3B" w:history="1">
+            <w:hyperlink r:id="rId78" w:anchor=":~:text=III%20%2D%20para%20contrata%C3%A7%C3%A3o,%C3%B3rg%C3%A3os%20oficiais%20competentes%3B" w:history="1">
               <w:r>
                 <w:rPr>
                   <w:rStyle w:val="Hyperlink"/>
@@ -14987,6 +15892,7 @@
                 <w:sz w:val="20"/>
                 <w:szCs w:val="20"/>
               </w:rPr>
+              <w:lastRenderedPageBreak/>
               <w:t>Desde que previsto no edital, a fase de julgamento, o órgão ou entidade licitante poderá, em relação ao licitante provisoriamente vencedor, realizar análise e avaliação da conformidade da proposta, mediante homologação de amostras, exame de conformidade e prova de conceito, entre os outros teste de conceitos da Administração, de modo a comprovar sua aderência às especificações definidas no termo de referência ou no projeto básico.</w:t>
             </w:r>
           </w:p>
@@ -15024,7 +15930,6 @@
                 <w:sz w:val="20"/>
                 <w:szCs w:val="20"/>
               </w:rPr>
-              <w:lastRenderedPageBreak/>
               <w:t xml:space="preserve">A fase de habilitação poderá, mediante ato motivado com explicitação dos benefícios decorrentes, anteceder as fases de apresentação de propostas e lances (quando for o caso) e ainda a fase de julgamento, </w:t>
             </w:r>
             <w:r>
@@ -15143,7 +16048,7 @@
               </w:rPr>
               <w:t xml:space="preserve">Conforme previsto na </w:t>
             </w:r>
-            <w:hyperlink r:id="rId78" w:anchor=":~:text=Do%20Cancelamento%20da,recebimento%20da%20notifica%C3%A7%C3%A3o" w:history="1">
+            <w:hyperlink r:id="rId79" w:anchor=":~:text=Do%20Cancelamento%20da,recebimento%20da%20notifica%C3%A7%C3%A3o" w:history="1">
               <w:r>
                 <w:rPr>
                   <w:rStyle w:val="Hyperlink"/>
@@ -15690,7 +16595,7 @@
               </w:rPr>
               <w:t xml:space="preserve">O </w:t>
             </w:r>
-            <w:hyperlink r:id="rId79" w:anchor=":~:text=Art.%C2%A047.%20%C2%A0Nas%20contrata%C3%A7%C3%B5es%20p%C3%BAblicas%20da%20administra%C3%A7%C3%A3o,p%C3%BAblicas%20e%20o%20incentivo%20%C3%A0%20inova%C3%A7%C3%A3o%20tecnol%C3%B3gica">
+            <w:hyperlink r:id="rId80" w:anchor=":~:text=Art.%C2%A047.%20%C2%A0Nas%20contrata%C3%A7%C3%B5es%20p%C3%BAblicas%20da%20administra%C3%A7%C3%A3o,p%C3%BAblicas%20e%20o%20incentivo%20%C3%A0%20inova%C3%A7%C3%A3o%20tecnol%C3%B3gica">
               <w:r>
                 <w:rPr>
                   <w:color w:val="467886"/>
@@ -15729,7 +16634,7 @@
               </w:rPr>
               <w:t xml:space="preserve">Conforme </w:t>
             </w:r>
-            <w:hyperlink r:id="rId80" w:anchor=":~:text=III%20%2D%20dever%C3%A1%20estabelecer%2C%20em%20certames%20para%20aquisi%C3%A7%C3%A3o%20de%20bens%20de%20natureza%20divis%C3%ADvel%2C%20cota%20de%20at%C3%A9%2025%25%20(vinte%20e%20cinco%20por%20cento)%20do%20objeto%20para%20a%20contrata%C3%A7%C3%A3o%20de%20microempresas%20e%20empresas%20de%20pequeno%20porte.">
+            <w:hyperlink r:id="rId81" w:anchor=":~:text=III%20%2D%20dever%C3%A1%20estabelecer%2C%20em%20certames%20para%20aquisi%C3%A7%C3%A3o%20de%20bens%20de%20natureza%20divis%C3%ADvel%2C%20cota%20de%20at%C3%A9%2025%25%20(vinte%20e%20cinco%20por%20cento)%20do%20objeto%20para%20a%20contrata%C3%A7%C3%A3o%20de%20microempresas%20e%20empresas%20de%20pequeno%20porte.">
               <w:r>
                 <w:rPr>
                   <w:color w:val="467886"/>
@@ -15768,7 +16673,7 @@
               </w:rPr>
               <w:t xml:space="preserve">A Cota Reservada não se aplica nos casos em que não houver no mínimo 3 fornecedores competitivos que se enquadrem como microempresas ou empresas de pequeno porte sediados local ou regionalmente e capazes de cumprir as exigências estabelecidas no instrumento convocatório; quando não for vantajoso para a administração pública ou representar prejuízo ao conjunto ou complexo do objeto a ser contratado; ou quando a licitação for dispensável ou inexigível nos casos previstos no </w:t>
             </w:r>
-            <w:hyperlink r:id="rId81" w:anchor=":~:text=%C2%A7%201%C2%BA%20As%20disposi%C3%A7%C3%B5es,de%20pequeno%20porte.">
+            <w:hyperlink r:id="rId82" w:anchor=":~:text=%C2%A7%201%C2%BA%20As%20disposi%C3%A7%C3%B5es,de%20pequeno%20porte.">
               <w:r>
                 <w:rPr>
                   <w:color w:val="467886"/>
@@ -15807,7 +16712,7 @@
               </w:rPr>
               <w:t xml:space="preserve">Já a </w:t>
             </w:r>
-            <w:hyperlink r:id="rId82" w:anchor=":~:text=Art.%2023.%20O,e%20subcontrata%C3%A7%C3%A3o%20compuls%C3%B3ria.">
+            <w:hyperlink r:id="rId83" w:anchor=":~:text=Art.%2023.%20O,e%20subcontrata%C3%A7%C3%A3o%20compuls%C3%B3ria.">
               <w:r>
                 <w:rPr>
                   <w:color w:val="467886"/>
@@ -15846,7 +16751,7 @@
               </w:rPr>
               <w:t xml:space="preserve">A </w:t>
             </w:r>
-            <w:hyperlink r:id="rId83" w:anchor=":~:text=%C2%A7%202%C2%BA%20O%20limite,incentivadoras%20do%20setor.">
+            <w:hyperlink r:id="rId84" w:anchor=":~:text=%C2%A7%202%C2%BA%20O%20limite,incentivadoras%20do%20setor.">
               <w:r>
                 <w:rPr>
                   <w:color w:val="467886"/>
@@ -15941,7 +16846,7 @@
               </w:rPr>
               <w:t xml:space="preserve">A definição da possibilidade de subcontratação do objeto, dada pelo </w:t>
             </w:r>
-            <w:hyperlink r:id="rId84" w:anchor=":~:text=Art.%20122.%20Na%20execu%C3%A7%C3%A3o%20do%20contrato%20e%20sem%20preju%C3%ADzo%20das%20responsabilidades%20contratuais%20e%20legais%2C%20o%20contratado%20poder%C3%A1%20subcontratar%20partes%20da%20obra%2C%20do%20servi%C3%A7o%20ou%20do%20fornecimento%20at%C3%A9%20o%20limite%20autorizado%2C%20em%20cada%20caso%2C%20pela%20Administra%C3%A7%C3%A3o.">
+            <w:hyperlink r:id="rId85" w:anchor=":~:text=Art.%20122.%20Na%20execu%C3%A7%C3%A3o%20do%20contrato%20e%20sem%20preju%C3%ADzo%20das%20responsabilidades%20contratuais%20e%20legais%2C%20o%20contratado%20poder%C3%A1%20subcontratar%20partes%20da%20obra%2C%20do%20servi%C3%A7o%20ou%20do%20fornecimento%20at%C3%A9%20o%20limite%20autorizado%2C%20em%20cada%20caso%2C%20pela%20Administra%C3%A7%C3%A3o.">
               <w:r>
                 <w:rPr>
                   <w:color w:val="467886"/>
@@ -15961,7 +16866,7 @@
               </w:rPr>
               <w:t xml:space="preserve"> e na forma do </w:t>
             </w:r>
-            <w:hyperlink r:id="rId85" w:anchor=":~:text=%C2%A7%202%C2%BA%20Regulamento%20ou%20edital%20de%20licita%C3%A7%C3%A3o%20poder%C3%A3o%20vedar%2C%20restringir%20ou%20estabelecer%20condi%C3%A7%C3%B5es%20para%20a%20subcontrata%C3%A7%C3%A3o.">
+            <w:hyperlink r:id="rId86" w:anchor=":~:text=%C2%A7%202%C2%BA%20Regulamento%20ou%20edital%20de%20licita%C3%A7%C3%A3o%20poder%C3%A3o%20vedar%2C%20restringir%20ou%20estabelecer%20condi%C3%A7%C3%B5es%20para%20a%20subcontrata%C3%A7%C3%A3o.">
               <w:r>
                 <w:rPr>
                   <w:color w:val="467886"/>
@@ -16011,7 +16916,7 @@
               </w:rPr>
               <w:t xml:space="preserve">Conforme </w:t>
             </w:r>
-            <w:hyperlink r:id="rId86" w:anchor=":~:text=%C2%A7%204%C2%BA%20Nas%20contrata%C3%A7%C3%B5es%20com%20fundamento%20no%20inciso%20III%20do%20caput%20deste%20artigo%2C%20%C3%A9%20vedada%20a%20subcontrata%C3%A7%C3%A3o%20de%20empresas%20ou%20a%20atua%C3%A7%C3%A3o%20de%20profissionais%20distintos%20daqueles%20que%20tenham%20justificado%20a%20inexigibilidade.">
+            <w:hyperlink r:id="rId87" w:anchor=":~:text=%C2%A7%204%C2%BA%20Nas%20contrata%C3%A7%C3%B5es%20com%20fundamento%20no%20inciso%20III%20do%20caput%20deste%20artigo%2C%20%C3%A9%20vedada%20a%20subcontrata%C3%A7%C3%A3o%20de%20empresas%20ou%20a%20atua%C3%A7%C3%A3o%20de%20profissionais%20distintos%20daqueles%20que%20tenham%20justificado%20a%20inexigibilidade.">
               <w:r>
                 <w:rPr>
                   <w:color w:val="467886"/>
@@ -16214,7 +17119,7 @@
               </w:rPr>
               <w:t xml:space="preserve">O </w:t>
             </w:r>
-            <w:hyperlink r:id="rId87" w:anchor=":~:text=%C2%A7%203%C2%BA%20Ser%C3%A1%20vedada,edital%20de%20licita%C3%A7%C3%A3o.">
+            <w:hyperlink r:id="rId88" w:anchor=":~:text=%C2%A7%203%C2%BA%20Ser%C3%A1%20vedada,edital%20de%20licita%C3%A7%C3%A3o.">
               <w:r>
                 <w:rPr>
                   <w:color w:val="467886"/>
@@ -16337,7 +17242,7 @@
               </w:rPr>
               <w:t xml:space="preserve">Conforme caput do </w:t>
             </w:r>
-            <w:hyperlink r:id="rId88" w:anchor=":~:text=Art.%2015.%20Salvo%20veda%C3%A7%C3%A3o%20devidamente%20justificada%20no%20processo%20licitat%C3%B3rio%2C%20pessoa%20jur%C3%ADdica%20poder%C3%A1%20participar%20de%20licita%C3%A7%C3%A3o%20em%20cons%C3%B3rcio">
+            <w:hyperlink r:id="rId89" w:anchor=":~:text=Art.%2015.%20Salvo%20veda%C3%A7%C3%A3o%20devidamente%20justificada%20no%20processo%20licitat%C3%B3rio%2C%20pessoa%20jur%C3%ADdica%20poder%C3%A1%20participar%20de%20licita%C3%A7%C3%A3o%20em%20cons%C3%B3rcio">
               <w:r>
                 <w:rPr>
                   <w:color w:val="467886"/>
@@ -16764,7 +17669,7 @@
                           <pic:cNvPicPr preferRelativeResize="0"/>
                         </pic:nvPicPr>
                         <pic:blipFill>
-                          <a:blip r:embed="rId22"/>
+                          <a:blip r:embed="rId28"/>
                           <a:srcRect/>
                           <a:stretch>
                             <a:fillRect/>
@@ -16928,6 +17833,7 @@
                 <w:szCs w:val="20"/>
                 <w:highlight w:val="yellow"/>
               </w:rPr>
+              <w:lastRenderedPageBreak/>
               <w:t>0</w:t>
             </w:r>
             <w:r>
@@ -16953,7 +17859,7 @@
                 <w:highlight w:val="yellow"/>
               </w:rPr>
             </w:pPr>
-            <w:hyperlink r:id="rId89">
+            <w:hyperlink r:id="rId90">
               <w:r>
                 <w:rPr>
                   <w:color w:val="467886"/>
@@ -16997,7 +17903,7 @@
               </w:rPr>
               <w:t xml:space="preserve">A referida corte de contas proferiu em Decisão nº 1649/2025 que aos objetos de locações de imóveis para funcionamento de unidades operacionais devem ser observados as disposições da Lei nº 14.133/2021, sendo estas celebradas preferencialmente por licitação, conforme disposto no </w:t>
             </w:r>
-            <w:hyperlink r:id="rId90" w:anchor=":~:text=Art.%2051.%20Ressalvado%20o%20disposto%20no%20inciso%20V%20do%20caput%20do%20art.%2074%20desta%20Lei%2C%20a%20loca%C3%A7%C3%A3o%20de%20im%C3%B3veis%20dever%C3%A1%20ser%20precedida%20de%20licita%C3%A7%C3%A3o%20e%20avalia%C3%A7%C3%A3o%20pr%C3%A9via%20do%20bem%2C%20do%20seu%20estado%20de%20conserva%C3%A7%C3%A3o%2C%20dos%20custos%20de%20adapta%C3%A7%C3%B5es%20e%20do%20prazo%20de%20amortiza%C3%A7%C3%A3o%20dos%20investimentos%20necess%C3%A1rios.">
+            <w:hyperlink r:id="rId91" w:anchor=":~:text=Art.%2051.%20Ressalvado%20o%20disposto%20no%20inciso%20V%20do%20caput%20do%20art.%2074%20desta%20Lei%2C%20a%20loca%C3%A7%C3%A3o%20de%20im%C3%B3veis%20dever%C3%A1%20ser%20precedida%20de%20licita%C3%A7%C3%A3o%20e%20avalia%C3%A7%C3%A3o%20pr%C3%A9via%20do%20bem%2C%20do%20seu%20estado%20de%20conserva%C3%A7%C3%A3o%2C%20dos%20custos%20de%20adapta%C3%A7%C3%B5es%20e%20do%20prazo%20de%20amortiza%C3%A7%C3%A3o%20dos%20investimentos%20necess%C3%A1rios.">
               <w:r>
                 <w:rPr>
                   <w:color w:val="467886"/>
@@ -17017,7 +17923,7 @@
               </w:rPr>
               <w:t xml:space="preserve">, ou mediante inexigibilidade de licitação, desde que atendidos os requisitos previstos no </w:t>
             </w:r>
-            <w:hyperlink r:id="rId91" w:anchor="art74v:~:text=%C2%A7%205%C2%BA%20Nas%20contrata%C3%A7%C3%B5es%20com,evidenciem%20vantagem%20para%20ela.">
+            <w:hyperlink r:id="rId92" w:anchor="art74v:~:text=%C2%A7%205%C2%BA%20Nas%20contrata%C3%A7%C3%B5es%20com,evidenciem%20vantagem%20para%20ela.">
               <w:r>
                 <w:rPr>
                   <w:color w:val="467886"/>
@@ -17065,7 +17971,7 @@
                 <w:highlight w:val="yellow"/>
               </w:rPr>
             </w:pPr>
-            <w:hyperlink r:id="rId92" w:anchor="art74v:~:text=Art.%2051.%20Ressalvado%20o%20disposto%20no%20inciso%20V%20do%20caput%20do%20art.%2074%20desta%20Lei%2C%20a%20loca%C3%A7%C3%A3o%20de%20im%C3%B3veis%20dever%C3%A1%20ser%20precedida%20de%20licita%C3%A7%C3%A3o%20e%20avalia%C3%A7%C3%A3o%20pr%C3%A9via%20do%20bem%2C%20do%20seu%20estado%20de%20conserva%C3%A7%C3%A3o%2C%20dos%20custos%20de%20adapta%C3%A7%C3%B5es%20e%20do%20prazo%20de%20amortiza%C3%A7%C3%A3o%20dos%20investimentos%20necess%C3%A1rios.">
+            <w:hyperlink r:id="rId93" w:anchor="art74v:~:text=Art.%2051.%20Ressalvado%20o%20disposto%20no%20inciso%20V%20do%20caput%20do%20art.%2074%20desta%20Lei%2C%20a%20loca%C3%A7%C3%A3o%20de%20im%C3%B3veis%20dever%C3%A1%20ser%20precedida%20de%20licita%C3%A7%C3%A3o%20e%20avalia%C3%A7%C3%A3o%20pr%C3%A9via%20do%20bem%2C%20do%20seu%20estado%20de%20conserva%C3%A7%C3%A3o%2C%20dos%20custos%20de%20adapta%C3%A7%C3%B5es%20e%20do%20prazo%20de%20amortiza%C3%A7%C3%A3o%20dos%20investimentos%20necess%C3%A1rios.">
               <w:r>
                 <w:rPr>
                   <w:color w:val="467886"/>
@@ -17085,7 +17991,7 @@
               </w:rPr>
               <w:t>. Ressalvado o disposto no </w:t>
             </w:r>
-            <w:hyperlink r:id="rId93" w:anchor="art74v:~:text=V%20%2D%20aquisi%C3%A7%C3%A3o%20ou%20loca%C3%A7%C3%A3o%20de%20im%C3%B3vel%20cujas%20caracter%C3%ADsticas%20de%20instala%C3%A7%C3%B5es%20e%20de%20localiza%C3%A7%C3%A3o%20tornem%20necess%C3%A1ria%20sua%20escolha">
+            <w:hyperlink r:id="rId94" w:anchor="art74v:~:text=V%20%2D%20aquisi%C3%A7%C3%A3o%20ou%20loca%C3%A7%C3%A3o%20de%20im%C3%B3vel%20cujas%20caracter%C3%ADsticas%20de%20instala%C3%A7%C3%B5es%20e%20de%20localiza%C3%A7%C3%A3o%20tornem%20necess%C3%A1ria%20sua%20escolha">
               <w:r>
                 <w:rPr>
                   <w:color w:val="467886"/>
@@ -17097,7 +18003,7 @@
                 <w:t>inciso V do </w:t>
               </w:r>
             </w:hyperlink>
-            <w:hyperlink r:id="rId94" w:anchor="art74v:~:text=V%20%2D%20aquisi%C3%A7%C3%A3o%20ou%20loca%C3%A7%C3%A3o%20de%20im%C3%B3vel%20cujas%20caracter%C3%ADsticas%20de%20instala%C3%A7%C3%B5es%20e%20de%20localiza%C3%A7%C3%A3o%20tornem%20necess%C3%A1ria%20sua%20escolha">
+            <w:hyperlink r:id="rId95" w:anchor="art74v:~:text=V%20%2D%20aquisi%C3%A7%C3%A3o%20ou%20loca%C3%A7%C3%A3o%20de%20im%C3%B3vel%20cujas%20caracter%C3%ADsticas%20de%20instala%C3%A7%C3%B5es%20e%20de%20localiza%C3%A7%C3%A3o%20tornem%20necess%C3%A1ria%20sua%20escolha">
               <w:r>
                 <w:rPr>
                   <w:b/>
@@ -17110,7 +18016,7 @@
                 <w:t>caput</w:t>
               </w:r>
             </w:hyperlink>
-            <w:hyperlink r:id="rId95" w:anchor="art74v:~:text=V%20%2D%20aquisi%C3%A7%C3%A3o%20ou%20loca%C3%A7%C3%A3o%20de%20im%C3%B3vel%20cujas%20caracter%C3%ADsticas%20de%20instala%C3%A7%C3%B5es%20e%20de%20localiza%C3%A7%C3%A3o%20tornem%20necess%C3%A1ria%20sua%20escolha">
+            <w:hyperlink r:id="rId96" w:anchor="art74v:~:text=V%20%2D%20aquisi%C3%A7%C3%A3o%20ou%20loca%C3%A7%C3%A3o%20de%20im%C3%B3vel%20cujas%20caracter%C3%ADsticas%20de%20instala%C3%A7%C3%B5es%20e%20de%20localiza%C3%A7%C3%A3o%20tornem%20necess%C3%A1ria%20sua%20escolha">
               <w:r>
                 <w:rPr>
                   <w:color w:val="467886"/>
@@ -17158,7 +18064,7 @@
                 <w:highlight w:val="yellow"/>
               </w:rPr>
             </w:pPr>
-            <w:hyperlink r:id="rId96" w:anchor="art74v:~:text=%C2%A7%205%C2%BA%20Nas%20contrata%C3%A7%C3%B5es%20com,evidenciem%20vantagem%20para%20ela.">
+            <w:hyperlink r:id="rId97" w:anchor="art74v:~:text=%C2%A7%205%C2%BA%20Nas%20contrata%C3%A7%C3%B5es%20com,evidenciem%20vantagem%20para%20ela.">
               <w:r>
                 <w:rPr>
                   <w:color w:val="467886"/>
@@ -17305,7 +18211,7 @@
             <w:vAlign w:val="center"/>
           </w:tcPr>
           <w:p>
-            <w:hyperlink r:id="rId97" w:history="1">
+            <w:hyperlink r:id="rId98" w:history="1">
               <w:r>
                 <w:rPr>
                   <w:rStyle w:val="Hyperlink"/>
@@ -17367,7 +18273,7 @@
               </w:rPr>
               <w:t xml:space="preserve"> (</w:t>
             </w:r>
-            <w:hyperlink r:id="rId98" w:anchor=":~:text=Art.%2018.%20A,elabora%C3%A7%C3%A3o%20de%20projetos." w:history="1">
+            <w:hyperlink r:id="rId99" w:anchor=":~:text=Art.%2018.%20A,elabora%C3%A7%C3%A3o%20de%20projetos." w:history="1">
               <w:r>
                 <w:rPr>
                   <w:rStyle w:val="Hyperlink"/>
@@ -17423,16 +18329,36 @@
               </w:rPr>
               <w:t>a nova lei exige que, desde os primeiros momentos da fase interna da licitação, a aquisição esteja alinhada com o plano de contratações anual da entidade (</w:t>
             </w:r>
-            <w:hyperlink r:id="rId99" w:anchor="art12vii:~:text=Art.%2012.%20No,Brasileira%20(ICP%2DBrasil)" w:history="1">
-              <w:r>
-                <w:rPr>
-                  <w:rStyle w:val="Hyperlink"/>
-                  <w:sz w:val="20"/>
-                  <w:szCs w:val="20"/>
-                </w:rPr>
-                <w:t>arts. 12, IV</w:t>
-              </w:r>
-            </w:hyperlink>
+            <w:proofErr w:type="spellStart"/>
+            <w:r>
+              <w:fldChar w:fldCharType="begin"/>
+            </w:r>
+            <w:r>
+              <w:instrText>HYPERLINK "https://www.planalto.gov.br/ccivil_03/_Ato2019-2022/2021/Lei/L14133.htm" \l "art12vii:~:text=Art.%2012.%20No,Brasileira%20(ICP%2DBrasil)"</w:instrText>
+            </w:r>
+            <w:r>
+              <w:fldChar w:fldCharType="separate"/>
+            </w:r>
+            <w:r>
+              <w:rPr>
+                <w:rStyle w:val="Hyperlink"/>
+                <w:sz w:val="20"/>
+                <w:szCs w:val="20"/>
+              </w:rPr>
+              <w:t>arts</w:t>
+            </w:r>
+            <w:proofErr w:type="spellEnd"/>
+            <w:r>
+              <w:rPr>
+                <w:rStyle w:val="Hyperlink"/>
+                <w:sz w:val="20"/>
+                <w:szCs w:val="20"/>
+              </w:rPr>
+              <w:t>. 12, IV</w:t>
+            </w:r>
+            <w:r>
+              <w:fldChar w:fldCharType="end"/>
+            </w:r>
             <w:r>
               <w:rPr>
                 <w:sz w:val="20"/>
@@ -17475,13 +18401,23 @@
               <w:t xml:space="preserve">, e </w:t>
             </w:r>
             <w:hyperlink r:id="rId102" w:anchor=":~:text=Art.%2038.%20A%20Secretaria%20de,do%20Plano%20de%20Contrata%C3%A7%C3%B5es%20Anual." w:history="1">
+              <w:proofErr w:type="spellStart"/>
               <w:r>
                 <w:rPr>
                   <w:rStyle w:val="Hyperlink"/>
                   <w:sz w:val="20"/>
                   <w:szCs w:val="20"/>
                 </w:rPr>
-                <w:t>arts. 38 a 53 do Decreto distrital n. 44.330/2023</w:t>
+                <w:t>arts</w:t>
+              </w:r>
+              <w:proofErr w:type="spellEnd"/>
+              <w:r>
+                <w:rPr>
+                  <w:rStyle w:val="Hyperlink"/>
+                  <w:sz w:val="20"/>
+                  <w:szCs w:val="20"/>
+                </w:rPr>
+                <w:t>. 38 a 53 do Decreto distrital n. 44.330/2023</w:t>
               </w:r>
             </w:hyperlink>
             <w:r>
@@ -17657,6 +18593,7 @@
                 <w:sz w:val="20"/>
                 <w:szCs w:val="20"/>
               </w:rPr>
+              <w:lastRenderedPageBreak/>
               <w:t>[...]</w:t>
             </w:r>
           </w:p>
@@ -17902,6 +18839,155 @@
 <file path=word/numbering.xml><?xml version="1.0" encoding="utf-8"?>
 <w:numbering xmlns:wpc="http://schemas.microsoft.com/office/word/2010/wordprocessingCanvas" xmlns:cx="http://schemas.microsoft.com/office/drawing/2014/chartex" xmlns:cx1="http://schemas.microsoft.com/office/drawing/2015/9/8/chartex" xmlns:cx2="http://schemas.microsoft.com/office/drawing/2015/10/21/chartex" xmlns:cx3="http://schemas.microsoft.com/office/drawing/2016/5/9/chartex" xmlns:cx4="http://schemas.microsoft.com/office/drawing/2016/5/10/chartex" xmlns:cx5="http://schemas.microsoft.com/office/drawing/2016/5/11/chartex" xmlns:cx6="http://schemas.microsoft.com/office/drawing/2016/5/12/chartex" xmlns:cx7="http://schemas.microsoft.com/office/drawing/2016/5/13/chartex" xmlns:cx8="http://schemas.microsoft.com/office/drawing/2016/5/14/chartex" xmlns:mc="http://schemas.openxmlformats.org/markup-compatibility/2006" xmlns:aink="http://schemas.microsoft.com/office/drawing/2016/ink" xmlns:am3d="http://schemas.microsoft.com/office/drawing/2017/model3d" xmlns:o="urn:schemas-microsoft-com:office:office" xmlns:oel="http://schemas.microsoft.com/office/2019/extlst" xmlns:r="http://schemas.openxmlformats.org/officeDocument/2006/relationships" xmlns:m="http://schemas.openxmlformats.org/officeDocument/2006/math" xmlns:v="urn:schemas-microsoft-com:vml" xmlns:wp14="http://schemas.microsoft.com/office/word/2010/wordprocessingDrawing" xmlns:wp="http://schemas.openxmlformats.org/drawingml/2006/wordprocessingDrawing" xmlns:w10="urn:schemas-microsoft-com:office:word" xmlns:w="http://schemas.openxmlformats.org/wordprocessingml/2006/main" xmlns:w14="http://schemas.microsoft.com/office/word/2010/wordml" xmlns:w15="http://schemas.microsoft.com/office/word/2012/wordml" xmlns:w16cex="http://schemas.microsoft.com/office/word/2018/wordml/cex" xmlns:w16cid="http://schemas.microsoft.com/office/word/2016/wordml/cid" xmlns:w16="http://schemas.microsoft.com/office/word/2018/wordml" xmlns:w16du="http://schemas.microsoft.com/office/word/2023/wordml/word16du" xmlns:w16sdtdh="http://schemas.microsoft.com/office/word/2020/wordml/sdtdatahash" xmlns:w16sdtfl="http://schemas.microsoft.com/office/word/2024/wordml/sdtformatlock" xmlns:w16se="http://schemas.microsoft.com/office/word/2015/wordml/symex" xmlns:wpg="http://schemas.microsoft.com/office/word/2010/wordprocessingGroup" xmlns:wpi="http://schemas.microsoft.com/office/word/2010/wordprocessingInk" xmlns:wne="http://schemas.microsoft.com/office/word/2006/wordml" xmlns:wps="http://schemas.microsoft.com/office/word/2010/wordprocessingShape" mc:Ignorable="w14 w15 w16se w16cid w16 w16cex w16sdtdh w16sdtfl w16du wp14">
   <w:abstractNum w:abstractNumId="0" w15:restartNumberingAfterBreak="0">
+    <w:nsid w:val="06284F40"/>
+    <w:multiLevelType w:val="multilevel"/>
+    <w:tmpl w:val="459E3EAA"/>
+    <w:lvl w:ilvl="0">
+      <w:start w:val="1"/>
+      <w:numFmt w:val="bullet"/>
+      <w:lvlText w:val=""/>
+      <w:lvlJc w:val="left"/>
+      <w:pPr>
+        <w:tabs>
+          <w:tab w:val="num" w:pos="720"/>
+        </w:tabs>
+        <w:ind w:left="720" w:hanging="360"/>
+      </w:pPr>
+      <w:rPr>
+        <w:rFonts w:ascii="Symbol" w:hAnsi="Symbol" w:hint="default"/>
+        <w:sz w:val="20"/>
+      </w:rPr>
+    </w:lvl>
+    <w:lvl w:ilvl="1">
+      <w:start w:val="1"/>
+      <w:numFmt w:val="bullet"/>
+      <w:lvlText w:val="o"/>
+      <w:lvlJc w:val="left"/>
+      <w:pPr>
+        <w:tabs>
+          <w:tab w:val="num" w:pos="1440"/>
+        </w:tabs>
+        <w:ind w:left="1440" w:hanging="360"/>
+      </w:pPr>
+      <w:rPr>
+        <w:rFonts w:ascii="Courier New" w:hAnsi="Courier New" w:hint="default"/>
+        <w:sz w:val="20"/>
+      </w:rPr>
+    </w:lvl>
+    <w:lvl w:ilvl="2" w:tentative="1">
+      <w:start w:val="1"/>
+      <w:numFmt w:val="bullet"/>
+      <w:lvlText w:val=""/>
+      <w:lvlJc w:val="left"/>
+      <w:pPr>
+        <w:tabs>
+          <w:tab w:val="num" w:pos="2160"/>
+        </w:tabs>
+        <w:ind w:left="2160" w:hanging="360"/>
+      </w:pPr>
+      <w:rPr>
+        <w:rFonts w:ascii="Wingdings" w:hAnsi="Wingdings" w:hint="default"/>
+        <w:sz w:val="20"/>
+      </w:rPr>
+    </w:lvl>
+    <w:lvl w:ilvl="3" w:tentative="1">
+      <w:start w:val="1"/>
+      <w:numFmt w:val="bullet"/>
+      <w:lvlText w:val=""/>
+      <w:lvlJc w:val="left"/>
+      <w:pPr>
+        <w:tabs>
+          <w:tab w:val="num" w:pos="2880"/>
+        </w:tabs>
+        <w:ind w:left="2880" w:hanging="360"/>
+      </w:pPr>
+      <w:rPr>
+        <w:rFonts w:ascii="Wingdings" w:hAnsi="Wingdings" w:hint="default"/>
+        <w:sz w:val="20"/>
+      </w:rPr>
+    </w:lvl>
+    <w:lvl w:ilvl="4" w:tentative="1">
+      <w:start w:val="1"/>
+      <w:numFmt w:val="bullet"/>
+      <w:lvlText w:val=""/>
+      <w:lvlJc w:val="left"/>
+      <w:pPr>
+        <w:tabs>
+          <w:tab w:val="num" w:pos="3600"/>
+        </w:tabs>
+        <w:ind w:left="3600" w:hanging="360"/>
+      </w:pPr>
+      <w:rPr>
+        <w:rFonts w:ascii="Wingdings" w:hAnsi="Wingdings" w:hint="default"/>
+        <w:sz w:val="20"/>
+      </w:rPr>
+    </w:lvl>
+    <w:lvl w:ilvl="5" w:tentative="1">
+      <w:start w:val="1"/>
+      <w:numFmt w:val="bullet"/>
+      <w:lvlText w:val=""/>
+      <w:lvlJc w:val="left"/>
+      <w:pPr>
+        <w:tabs>
+          <w:tab w:val="num" w:pos="4320"/>
+        </w:tabs>
+        <w:ind w:left="4320" w:hanging="360"/>
+      </w:pPr>
+      <w:rPr>
+        <w:rFonts w:ascii="Wingdings" w:hAnsi="Wingdings" w:hint="default"/>
+        <w:sz w:val="20"/>
+      </w:rPr>
+    </w:lvl>
+    <w:lvl w:ilvl="6" w:tentative="1">
+      <w:start w:val="1"/>
+      <w:numFmt w:val="bullet"/>
+      <w:lvlText w:val=""/>
+      <w:lvlJc w:val="left"/>
+      <w:pPr>
+        <w:tabs>
+          <w:tab w:val="num" w:pos="5040"/>
+        </w:tabs>
+        <w:ind w:left="5040" w:hanging="360"/>
+      </w:pPr>
+      <w:rPr>
+        <w:rFonts w:ascii="Wingdings" w:hAnsi="Wingdings" w:hint="default"/>
+        <w:sz w:val="20"/>
+      </w:rPr>
+    </w:lvl>
+    <w:lvl w:ilvl="7" w:tentative="1">
+      <w:start w:val="1"/>
+      <w:numFmt w:val="bullet"/>
+      <w:lvlText w:val=""/>
+      <w:lvlJc w:val="left"/>
+      <w:pPr>
+        <w:tabs>
+          <w:tab w:val="num" w:pos="5760"/>
+        </w:tabs>
+        <w:ind w:left="5760" w:hanging="360"/>
+      </w:pPr>
+      <w:rPr>
+        <w:rFonts w:ascii="Wingdings" w:hAnsi="Wingdings" w:hint="default"/>
+        <w:sz w:val="20"/>
+      </w:rPr>
+    </w:lvl>
+    <w:lvl w:ilvl="8" w:tentative="1">
+      <w:start w:val="1"/>
+      <w:numFmt w:val="bullet"/>
+      <w:lvlText w:val=""/>
+      <w:lvlJc w:val="left"/>
+      <w:pPr>
+        <w:tabs>
+          <w:tab w:val="num" w:pos="6480"/>
+        </w:tabs>
+        <w:ind w:left="6480" w:hanging="360"/>
+      </w:pPr>
+      <w:rPr>
+        <w:rFonts w:ascii="Wingdings" w:hAnsi="Wingdings" w:hint="default"/>
+        <w:sz w:val="20"/>
+      </w:rPr>
+    </w:lvl>
+  </w:abstractNum>
+  <w:abstractNum w:abstractNumId="1" w15:restartNumberingAfterBreak="0">
     <w:nsid w:val="083D2EA0"/>
     <w:multiLevelType w:val="multilevel"/>
     <w:tmpl w:val="C77C5E86"/>
@@ -18014,7 +19100,7 @@
       </w:rPr>
     </w:lvl>
   </w:abstractNum>
-  <w:abstractNum w:abstractNumId="1" w15:restartNumberingAfterBreak="0">
+  <w:abstractNum w:abstractNumId="2" w15:restartNumberingAfterBreak="0">
     <w:nsid w:val="0BAA25D1"/>
     <w:multiLevelType w:val="hybridMultilevel"/>
     <w:tmpl w:val="B4F4775E"/>
@@ -18126,7 +19212,7 @@
       </w:rPr>
     </w:lvl>
   </w:abstractNum>
-  <w:abstractNum w:abstractNumId="2" w15:restartNumberingAfterBreak="0">
+  <w:abstractNum w:abstractNumId="3" w15:restartNumberingAfterBreak="0">
     <w:nsid w:val="0EF866DA"/>
     <w:multiLevelType w:val="multilevel"/>
     <w:tmpl w:val="091CC0F0"/>
@@ -18239,7 +19325,7 @@
       </w:rPr>
     </w:lvl>
   </w:abstractNum>
-  <w:abstractNum w:abstractNumId="3" w15:restartNumberingAfterBreak="0">
+  <w:abstractNum w:abstractNumId="4" w15:restartNumberingAfterBreak="0">
     <w:nsid w:val="115D4A12"/>
     <w:multiLevelType w:val="multilevel"/>
     <w:tmpl w:val="C03C5284"/>
@@ -18352,7 +19438,7 @@
       </w:rPr>
     </w:lvl>
   </w:abstractNum>
-  <w:abstractNum w:abstractNumId="4" w15:restartNumberingAfterBreak="0">
+  <w:abstractNum w:abstractNumId="5" w15:restartNumberingAfterBreak="0">
     <w:nsid w:val="1E973AF6"/>
     <w:multiLevelType w:val="multilevel"/>
     <w:tmpl w:val="808293A6"/>
@@ -18438,7 +19524,7 @@
       </w:pPr>
     </w:lvl>
   </w:abstractNum>
-  <w:abstractNum w:abstractNumId="5" w15:restartNumberingAfterBreak="0">
+  <w:abstractNum w:abstractNumId="6" w15:restartNumberingAfterBreak="0">
     <w:nsid w:val="20AB0428"/>
     <w:multiLevelType w:val="multilevel"/>
     <w:tmpl w:val="500A0B34"/>
@@ -18524,7 +19610,7 @@
       </w:pPr>
     </w:lvl>
   </w:abstractNum>
-  <w:abstractNum w:abstractNumId="6" w15:restartNumberingAfterBreak="0">
+  <w:abstractNum w:abstractNumId="7" w15:restartNumberingAfterBreak="0">
     <w:nsid w:val="226D78E8"/>
     <w:multiLevelType w:val="hybridMultilevel"/>
     <w:tmpl w:val="814E32DE"/>
@@ -18637,7 +19723,7 @@
       </w:rPr>
     </w:lvl>
   </w:abstractNum>
-  <w:abstractNum w:abstractNumId="7" w15:restartNumberingAfterBreak="0">
+  <w:abstractNum w:abstractNumId="8" w15:restartNumberingAfterBreak="0">
     <w:nsid w:val="2C6B4E41"/>
     <w:multiLevelType w:val="multilevel"/>
     <w:tmpl w:val="AA809778"/>
@@ -18750,7 +19836,7 @@
       </w:rPr>
     </w:lvl>
   </w:abstractNum>
-  <w:abstractNum w:abstractNumId="8" w15:restartNumberingAfterBreak="0">
+  <w:abstractNum w:abstractNumId="9" w15:restartNumberingAfterBreak="0">
     <w:nsid w:val="2EE11FB1"/>
     <w:multiLevelType w:val="multilevel"/>
     <w:tmpl w:val="05888DA0"/>
@@ -18863,7 +19949,7 @@
       </w:rPr>
     </w:lvl>
   </w:abstractNum>
-  <w:abstractNum w:abstractNumId="9" w15:restartNumberingAfterBreak="0">
+  <w:abstractNum w:abstractNumId="10" w15:restartNumberingAfterBreak="0">
     <w:nsid w:val="30850EE9"/>
     <w:multiLevelType w:val="hybridMultilevel"/>
     <w:tmpl w:val="4B2417E2"/>
@@ -18976,7 +20062,7 @@
       </w:rPr>
     </w:lvl>
   </w:abstractNum>
-  <w:abstractNum w:abstractNumId="10" w15:restartNumberingAfterBreak="0">
+  <w:abstractNum w:abstractNumId="11" w15:restartNumberingAfterBreak="0">
     <w:nsid w:val="30F85C66"/>
     <w:multiLevelType w:val="multilevel"/>
     <w:tmpl w:val="FBB4F074"/>
@@ -19089,7 +20175,7 @@
       </w:rPr>
     </w:lvl>
   </w:abstractNum>
-  <w:abstractNum w:abstractNumId="11" w15:restartNumberingAfterBreak="0">
+  <w:abstractNum w:abstractNumId="12" w15:restartNumberingAfterBreak="0">
     <w:nsid w:val="328D76E6"/>
     <w:multiLevelType w:val="multilevel"/>
     <w:tmpl w:val="3A262BDA"/>
@@ -19202,7 +20288,7 @@
       </w:rPr>
     </w:lvl>
   </w:abstractNum>
-  <w:abstractNum w:abstractNumId="12" w15:restartNumberingAfterBreak="0">
+  <w:abstractNum w:abstractNumId="13" w15:restartNumberingAfterBreak="0">
     <w:nsid w:val="39C203C9"/>
     <w:multiLevelType w:val="multilevel"/>
     <w:tmpl w:val="E8A00A38"/>
@@ -19315,7 +20401,7 @@
       </w:rPr>
     </w:lvl>
   </w:abstractNum>
-  <w:abstractNum w:abstractNumId="13" w15:restartNumberingAfterBreak="0">
+  <w:abstractNum w:abstractNumId="14" w15:restartNumberingAfterBreak="0">
     <w:nsid w:val="3E323776"/>
     <w:multiLevelType w:val="multilevel"/>
     <w:tmpl w:val="E398D194"/>
@@ -19428,7 +20514,7 @@
       </w:rPr>
     </w:lvl>
   </w:abstractNum>
-  <w:abstractNum w:abstractNumId="14" w15:restartNumberingAfterBreak="0">
+  <w:abstractNum w:abstractNumId="15" w15:restartNumberingAfterBreak="0">
     <w:nsid w:val="405B1E6F"/>
     <w:multiLevelType w:val="hybridMultilevel"/>
     <w:tmpl w:val="EFAACF70"/>
@@ -19541,7 +20627,7 @@
       </w:rPr>
     </w:lvl>
   </w:abstractNum>
-  <w:abstractNum w:abstractNumId="15" w15:restartNumberingAfterBreak="0">
+  <w:abstractNum w:abstractNumId="16" w15:restartNumberingAfterBreak="0">
     <w:nsid w:val="415F1823"/>
     <w:multiLevelType w:val="multilevel"/>
     <w:tmpl w:val="66E621EA"/>
@@ -19654,7 +20740,7 @@
       </w:rPr>
     </w:lvl>
   </w:abstractNum>
-  <w:abstractNum w:abstractNumId="16" w15:restartNumberingAfterBreak="0">
+  <w:abstractNum w:abstractNumId="17" w15:restartNumberingAfterBreak="0">
     <w:nsid w:val="42C300CA"/>
     <w:multiLevelType w:val="multilevel"/>
     <w:tmpl w:val="DEF4CA1A"/>
@@ -19767,7 +20853,7 @@
       </w:rPr>
     </w:lvl>
   </w:abstractNum>
-  <w:abstractNum w:abstractNumId="17" w15:restartNumberingAfterBreak="0">
+  <w:abstractNum w:abstractNumId="18" w15:restartNumberingAfterBreak="0">
     <w:nsid w:val="597B14AE"/>
     <w:multiLevelType w:val="multilevel"/>
     <w:tmpl w:val="039E3756"/>
@@ -19880,7 +20966,7 @@
       </w:rPr>
     </w:lvl>
   </w:abstractNum>
-  <w:abstractNum w:abstractNumId="18" w15:restartNumberingAfterBreak="0">
+  <w:abstractNum w:abstractNumId="19" w15:restartNumberingAfterBreak="0">
     <w:nsid w:val="5DD03AA6"/>
     <w:multiLevelType w:val="multilevel"/>
     <w:tmpl w:val="603AE498"/>
@@ -19993,7 +21079,7 @@
       </w:rPr>
     </w:lvl>
   </w:abstractNum>
-  <w:abstractNum w:abstractNumId="19" w15:restartNumberingAfterBreak="0">
+  <w:abstractNum w:abstractNumId="20" w15:restartNumberingAfterBreak="0">
     <w:nsid w:val="652344E8"/>
     <w:multiLevelType w:val="multilevel"/>
     <w:tmpl w:val="545CC64E"/>
@@ -20106,7 +21192,7 @@
       </w:rPr>
     </w:lvl>
   </w:abstractNum>
-  <w:abstractNum w:abstractNumId="20" w15:restartNumberingAfterBreak="0">
+  <w:abstractNum w:abstractNumId="21" w15:restartNumberingAfterBreak="0">
     <w:nsid w:val="677716DB"/>
     <w:multiLevelType w:val="multilevel"/>
     <w:tmpl w:val="FF446AA6"/>
@@ -20219,7 +21305,7 @@
       </w:rPr>
     </w:lvl>
   </w:abstractNum>
-  <w:abstractNum w:abstractNumId="21" w15:restartNumberingAfterBreak="0">
+  <w:abstractNum w:abstractNumId="22" w15:restartNumberingAfterBreak="0">
     <w:nsid w:val="67D1774E"/>
     <w:multiLevelType w:val="multilevel"/>
     <w:tmpl w:val="5B2AB618"/>
@@ -20332,7 +21418,7 @@
       </w:rPr>
     </w:lvl>
   </w:abstractNum>
-  <w:abstractNum w:abstractNumId="22" w15:restartNumberingAfterBreak="0">
+  <w:abstractNum w:abstractNumId="23" w15:restartNumberingAfterBreak="0">
     <w:nsid w:val="71FE00BE"/>
     <w:multiLevelType w:val="multilevel"/>
     <w:tmpl w:val="299A4A26"/>
@@ -20445,7 +21531,7 @@
       </w:rPr>
     </w:lvl>
   </w:abstractNum>
-  <w:abstractNum w:abstractNumId="23" w15:restartNumberingAfterBreak="0">
+  <w:abstractNum w:abstractNumId="24" w15:restartNumberingAfterBreak="0">
     <w:nsid w:val="75D2473E"/>
     <w:multiLevelType w:val="hybridMultilevel"/>
     <w:tmpl w:val="8C620A3E"/>
@@ -20559,76 +21645,79 @@
     </w:lvl>
   </w:abstractNum>
   <w:num w:numId="1" w16cid:durableId="104468462">
+    <w:abstractNumId w:val="6"/>
+  </w:num>
+  <w:num w:numId="2" w16cid:durableId="784808913">
+    <w:abstractNumId w:val="14"/>
+  </w:num>
+  <w:num w:numId="3" w16cid:durableId="1471632323">
+    <w:abstractNumId w:val="11"/>
+  </w:num>
+  <w:num w:numId="4" w16cid:durableId="787966649">
+    <w:abstractNumId w:val="21"/>
+  </w:num>
+  <w:num w:numId="5" w16cid:durableId="116339954">
+    <w:abstractNumId w:val="1"/>
+  </w:num>
+  <w:num w:numId="6" w16cid:durableId="1357997220">
+    <w:abstractNumId w:val="19"/>
+  </w:num>
+  <w:num w:numId="7" w16cid:durableId="2025356469">
+    <w:abstractNumId w:val="4"/>
+  </w:num>
+  <w:num w:numId="8" w16cid:durableId="1849759119">
+    <w:abstractNumId w:val="23"/>
+  </w:num>
+  <w:num w:numId="9" w16cid:durableId="1385830828">
+    <w:abstractNumId w:val="18"/>
+  </w:num>
+  <w:num w:numId="10" w16cid:durableId="2106530206">
+    <w:abstractNumId w:val="9"/>
+  </w:num>
+  <w:num w:numId="11" w16cid:durableId="1880507115">
     <w:abstractNumId w:val="5"/>
   </w:num>
-  <w:num w:numId="2" w16cid:durableId="784808913">
+  <w:num w:numId="12" w16cid:durableId="782531373">
+    <w:abstractNumId w:val="8"/>
+  </w:num>
+  <w:num w:numId="13" w16cid:durableId="187913397">
+    <w:abstractNumId w:val="16"/>
+  </w:num>
+  <w:num w:numId="14" w16cid:durableId="1847013731">
+    <w:abstractNumId w:val="22"/>
+  </w:num>
+  <w:num w:numId="15" w16cid:durableId="1538086662">
     <w:abstractNumId w:val="13"/>
   </w:num>
-  <w:num w:numId="3" w16cid:durableId="1471632323">
+  <w:num w:numId="16" w16cid:durableId="506939844">
+    <w:abstractNumId w:val="3"/>
+  </w:num>
+  <w:num w:numId="17" w16cid:durableId="2126269415">
+    <w:abstractNumId w:val="12"/>
+  </w:num>
+  <w:num w:numId="18" w16cid:durableId="770516562">
+    <w:abstractNumId w:val="20"/>
+  </w:num>
+  <w:num w:numId="19" w16cid:durableId="1476333704">
+    <w:abstractNumId w:val="17"/>
+  </w:num>
+  <w:num w:numId="20" w16cid:durableId="178665621">
+    <w:abstractNumId w:val="24"/>
+  </w:num>
+  <w:num w:numId="21" w16cid:durableId="367684202">
+    <w:abstractNumId w:val="15"/>
+  </w:num>
+  <w:num w:numId="22" w16cid:durableId="1733115624">
+    <w:abstractNumId w:val="2"/>
+  </w:num>
+  <w:num w:numId="23" w16cid:durableId="693113490">
     <w:abstractNumId w:val="10"/>
   </w:num>
-  <w:num w:numId="4" w16cid:durableId="787966649">
-    <w:abstractNumId w:val="20"/>
-  </w:num>
-  <w:num w:numId="5" w16cid:durableId="116339954">
-    <w:abstractNumId w:val="0"/>
-  </w:num>
-  <w:num w:numId="6" w16cid:durableId="1357997220">
-    <w:abstractNumId w:val="18"/>
-  </w:num>
-  <w:num w:numId="7" w16cid:durableId="2025356469">
-    <w:abstractNumId w:val="3"/>
-  </w:num>
-  <w:num w:numId="8" w16cid:durableId="1849759119">
-    <w:abstractNumId w:val="22"/>
-  </w:num>
-  <w:num w:numId="9" w16cid:durableId="1385830828">
-    <w:abstractNumId w:val="17"/>
-  </w:num>
-  <w:num w:numId="10" w16cid:durableId="2106530206">
-    <w:abstractNumId w:val="8"/>
-  </w:num>
-  <w:num w:numId="11" w16cid:durableId="1880507115">
-    <w:abstractNumId w:val="4"/>
-  </w:num>
-  <w:num w:numId="12" w16cid:durableId="782531373">
+  <w:num w:numId="24" w16cid:durableId="599143414">
     <w:abstractNumId w:val="7"/>
   </w:num>
-  <w:num w:numId="13" w16cid:durableId="187913397">
-    <w:abstractNumId w:val="15"/>
-  </w:num>
-  <w:num w:numId="14" w16cid:durableId="1847013731">
-    <w:abstractNumId w:val="21"/>
-  </w:num>
-  <w:num w:numId="15" w16cid:durableId="1538086662">
-    <w:abstractNumId w:val="12"/>
-  </w:num>
-  <w:num w:numId="16" w16cid:durableId="506939844">
-    <w:abstractNumId w:val="2"/>
-  </w:num>
-  <w:num w:numId="17" w16cid:durableId="2126269415">
-    <w:abstractNumId w:val="11"/>
-  </w:num>
-  <w:num w:numId="18" w16cid:durableId="770516562">
-    <w:abstractNumId w:val="19"/>
-  </w:num>
-  <w:num w:numId="19" w16cid:durableId="1476333704">
-    <w:abstractNumId w:val="16"/>
-  </w:num>
-  <w:num w:numId="20" w16cid:durableId="178665621">
-    <w:abstractNumId w:val="23"/>
-  </w:num>
-  <w:num w:numId="21" w16cid:durableId="367684202">
-    <w:abstractNumId w:val="14"/>
-  </w:num>
-  <w:num w:numId="22" w16cid:durableId="1733115624">
-    <w:abstractNumId w:val="1"/>
-  </w:num>
-  <w:num w:numId="23" w16cid:durableId="693113490">
-    <w:abstractNumId w:val="9"/>
-  </w:num>
-  <w:num w:numId="24" w16cid:durableId="599143414">
-    <w:abstractNumId w:val="6"/>
+  <w:num w:numId="25" w16cid:durableId="643051164">
+    <w:abstractNumId w:val="0"/>
   </w:num>
 </w:numbering>
 </file>
@@ -21235,7 +22324,6 @@
   <w:style w:type="character" w:default="1" w:styleId="Fontepargpadro">
     <w:name w:val="Default Paragraph Font"/>
     <w:uiPriority w:val="1"/>
-    <w:semiHidden/>
     <w:unhideWhenUsed/>
   </w:style>
   <w:style w:type="table" w:default="1" w:styleId="Tabelanormal">
@@ -22235,28 +23323,28 @@
 </file>
 
 <file path=customXml/item1.xml><?xml version="1.0" encoding="utf-8"?>
+<b:Sources xmlns:b="http://schemas.openxmlformats.org/officeDocument/2006/bibliography" xmlns="http://schemas.openxmlformats.org/officeDocument/2006/bibliography" SelectedStyle="\APASixthEditionOfficeOnline.xsl" StyleName="APA" Version="6"/>
+</file>
+
+<file path=customXml/item2.xml><?xml version="1.0" encoding="utf-8"?>
 <go:gDocsCustomXmlDataStorage xmlns:go="http://customooxmlschemas.google.com/" xmlns:r="http://schemas.openxmlformats.org/officeDocument/2006/relationships" uri="GoogleDocsCustomDataVersion2">
   <go:docsCustomData xmlns:go="http://customooxmlschemas.google.com/" roundtripDataSignature="AMtx7mhTOmxI4Ttu8jUx68w3HOQ4iKS+TA==">CgMxLjAyD2lkLmx2bjNnNXFmaTd3czIPaWQuYmx1d2pwcWJ2M3JjMg9pZC5hZjVrZ2VwOXFkNnU4AHIhMUlaNUJ1WS1Sa2o3dHlZQ0VJM3JmUEpEOTEtYUZvdmhG</go:docsCustomData>
 </go:gDocsCustomXmlDataStorage>
 </file>
 
-<file path=customXml/item2.xml><?xml version="1.0" encoding="utf-8"?>
-<b:Sources xmlns:b="http://schemas.openxmlformats.org/officeDocument/2006/bibliography" xmlns="http://schemas.openxmlformats.org/officeDocument/2006/bibliography" SelectedStyle="\APASixthEditionOfficeOnline.xsl" StyleName="APA" Version="6"/>
+<file path=customXml/itemProps1.xml><?xml version="1.0" encoding="utf-8"?>
+<ds:datastoreItem xmlns:ds="http://schemas.openxmlformats.org/officeDocument/2006/customXml" ds:itemID="{F8D78C31-47DE-44B8-AB20-1D0C825C491B}">
+  <ds:schemaRefs>
+    <ds:schemaRef ds:uri="http://schemas.openxmlformats.org/officeDocument/2006/bibliography"/>
+  </ds:schemaRefs>
+</ds:datastoreItem>
 </file>
 
-<file path=customXml/itemProps1.xml><?xml version="1.0" encoding="utf-8"?>
+<file path=customXml/itemProps2.xml><?xml version="1.0" encoding="utf-8"?>
 <ds:datastoreItem xmlns:ds="http://schemas.openxmlformats.org/officeDocument/2006/customXml" ds:itemID="{11111111-1234-1234-1234-123412341234}">
   <ds:schemaRefs>
     <ds:schemaRef ds:uri="http://customooxmlschemas.google.com/"/>
     <ds:schemaRef ds:uri="http://schemas.openxmlformats.org/officeDocument/2006/relationships"/>
   </ds:schemaRefs>
 </ds:datastoreItem>
-</file>
-
-<file path=customXml/itemProps2.xml><?xml version="1.0" encoding="utf-8"?>
-<ds:datastoreItem xmlns:ds="http://schemas.openxmlformats.org/officeDocument/2006/customXml" ds:itemID="{F8D78C31-47DE-44B8-AB20-1D0C825C491B}">
-  <ds:schemaRefs>
-    <ds:schemaRef ds:uri="http://schemas.openxmlformats.org/officeDocument/2006/bibliography"/>
-  </ds:schemaRefs>
-</ds:datastoreItem>
 </file>
--- a/data/faqdatabase.docx
+++ b/data/faqdatabase.docx
@@ -1329,6 +1329,27 @@
                 <w:szCs w:val="20"/>
               </w:rPr>
             </w:pPr>
+            <w:r>
+              <w:rPr>
+                <w:sz w:val="20"/>
+                <w:szCs w:val="20"/>
+              </w:rPr>
+              <w:t>No Estudo Técnico Preliminar</w:t>
+            </w:r>
+            <w:r>
+              <w:rPr>
+                <w:sz w:val="20"/>
+                <w:szCs w:val="20"/>
+              </w:rPr>
+              <w:t>, em estimativa de custos é que se demonstra que os valores dos itens de uma Ata de Registro de Preços</w:t>
+            </w:r>
+            <w:r>
+              <w:rPr>
+                <w:sz w:val="20"/>
+                <w:szCs w:val="20"/>
+              </w:rPr>
+              <w:t xml:space="preserve"> é um preço de mercado e um preço vantajoso.</w:t>
+            </w:r>
           </w:p>
         </w:tc>
       </w:tr>
@@ -1918,7 +1939,15 @@
                 <w:sz w:val="20"/>
                 <w:szCs w:val="20"/>
               </w:rPr>
-              <w:t>, a partir de documentos de formalização de demandas, os órgãos responsáveis pelo planejamento de cada ente federativo poderão, na forma de regulamento, elaborar plano de contratações anual, com o objetivo de racionalizar as contratações dos órgãos e entidades sob sua competência, garantir o alinhamento com o seu planejamento estratégico e subsidiar a elaboração das respectivas leis orçamentárias.</w:t>
+              <w:t xml:space="preserve">, a partir de documentos de formalização de demandas, os órgãos responsáveis pelo planejamento de cada ente federativo poderão, na forma de regulamento, elaborar plano de </w:t>
+            </w:r>
+            <w:r>
+              <w:rPr>
+                <w:sz w:val="20"/>
+                <w:szCs w:val="20"/>
+              </w:rPr>
+              <w:lastRenderedPageBreak/>
+              <w:t>contratações anual, com o objetivo de racionalizar as contratações dos órgãos e entidades sob sua competência, garantir o alinhamento com o seu planejamento estratégico e subsidiar a elaboração das respectivas leis orçamentárias.</w:t>
             </w:r>
           </w:p>
           <w:p>
@@ -2146,23 +2175,7 @@
                 <w:sz w:val="20"/>
                 <w:szCs w:val="20"/>
               </w:rPr>
-              <w:t xml:space="preserve">specificações detalhadas (dos requisitos) para desenvolver o </w:t>
-            </w:r>
-            <w:proofErr w:type="spellStart"/>
-            <w:r>
-              <w:rPr>
-                <w:sz w:val="20"/>
-                <w:szCs w:val="20"/>
-              </w:rPr>
-              <w:t>pré</w:t>
-            </w:r>
-            <w:proofErr w:type="spellEnd"/>
-            <w:r>
-              <w:rPr>
-                <w:sz w:val="20"/>
-                <w:szCs w:val="20"/>
-              </w:rPr>
-              <w:t xml:space="preserve"> – projeto;</w:t>
+              <w:t>specificações detalhadas (dos requisitos) para desenvolver o pré – projeto;</w:t>
             </w:r>
             <w:r>
               <w:rPr>
@@ -2681,6 +2694,7 @@
                 <w:sz w:val="20"/>
                 <w:szCs w:val="20"/>
               </w:rPr>
+              <w:lastRenderedPageBreak/>
               <w:t>descrição da necessidade da contratação, considerado o problema a ser resolvido sob a perspectiva do interesse públi</w:t>
             </w:r>
             <w:r>
@@ -2722,7 +2736,6 @@
                 <w:sz w:val="20"/>
                 <w:szCs w:val="20"/>
               </w:rPr>
-              <w:lastRenderedPageBreak/>
               <w:t>descrição dos requisitos da contratação necessários e suficientes à escolha da solução, prevendo critérios e práticas de sustentabilidade, bem como padrões mínimos de qualidade e desempenho;</w:t>
             </w:r>
           </w:p>
@@ -3142,6 +3155,7 @@
                 <w:sz w:val="20"/>
                 <w:szCs w:val="20"/>
               </w:rPr>
+              <w:lastRenderedPageBreak/>
               <w:t>providências a serem adotadas pela Administração previamente à celebração do contrato, tais como adaptações no ambiente do órgão ou da entidade, necessidade de obtenção de licenças, outorgas ou autorizações, capacitação de servidores ou de empregados para fiscalização e gestão contratual;</w:t>
             </w:r>
           </w:p>
@@ -3173,7 +3187,6 @@
                 <w:sz w:val="20"/>
                 <w:szCs w:val="20"/>
               </w:rPr>
-              <w:lastRenderedPageBreak/>
               <w:t>descrição de possíveis impactos ambientais e respectivas medidas mitigadoras, incluídos requisitos de baixo consumo de energia e de outros recursos, bem como logística reversa para desfazimento e reciclagem de bens e refugos, quando aplicável; e</w:t>
             </w:r>
           </w:p>
@@ -3686,6 +3699,7 @@
                 <w:sz w:val="20"/>
                 <w:szCs w:val="20"/>
               </w:rPr>
+              <w:lastRenderedPageBreak/>
               <w:t xml:space="preserve">Sua </w:t>
             </w:r>
             <w:r>
@@ -3748,7 +3762,6 @@
                 <w:sz w:val="20"/>
                 <w:szCs w:val="20"/>
               </w:rPr>
-              <w:lastRenderedPageBreak/>
               <w:t xml:space="preserve">Mapa de riscos é um instrumento visual e analítico </w:t>
             </w:r>
             <w:r>
@@ -4275,6 +4288,7 @@
                 <w:sz w:val="20"/>
                 <w:szCs w:val="20"/>
               </w:rPr>
+              <w:lastRenderedPageBreak/>
               <w:br/>
               <w:t>Objeto do contrato</w:t>
             </w:r>
@@ -4350,7 +4364,6 @@
                 <w:sz w:val="20"/>
                 <w:szCs w:val="20"/>
               </w:rPr>
-              <w:lastRenderedPageBreak/>
               <w:t>Atribuições</w:t>
             </w:r>
             <w:r>
@@ -5149,19 +5162,8 @@
                 <w:sz w:val="20"/>
                 <w:szCs w:val="20"/>
               </w:rPr>
-              <w:t xml:space="preserve">Contratação </w:t>
-            </w:r>
-            <w:proofErr w:type="spellStart"/>
-            <w:r>
-              <w:rPr>
-                <w:b/>
-                <w:bCs/>
-                <w:sz w:val="20"/>
-                <w:szCs w:val="20"/>
-              </w:rPr>
-              <w:t>Semi-integrada</w:t>
-            </w:r>
-            <w:proofErr w:type="spellEnd"/>
+              <w:t>Contratação Semi-integrada</w:t>
+            </w:r>
             <w:r>
               <w:rPr>
                 <w:sz w:val="20"/>
@@ -5986,23 +5988,7 @@
                 <w:sz w:val="20"/>
                 <w:szCs w:val="20"/>
               </w:rPr>
-              <w:t xml:space="preserve">O que é Contratação </w:t>
-            </w:r>
-            <w:proofErr w:type="spellStart"/>
-            <w:r>
-              <w:rPr>
-                <w:sz w:val="20"/>
-                <w:szCs w:val="20"/>
-              </w:rPr>
-              <w:t>Semi-Integrada</w:t>
-            </w:r>
-            <w:proofErr w:type="spellEnd"/>
-            <w:r>
-              <w:rPr>
-                <w:sz w:val="20"/>
-                <w:szCs w:val="20"/>
-              </w:rPr>
-              <w:t>?</w:t>
+              <w:t>O que é Contratação Semi-Integrada?</w:t>
             </w:r>
           </w:p>
         </w:tc>
@@ -6574,7 +6560,6 @@
                 <w:szCs w:val="20"/>
               </w:rPr>
             </w:pPr>
-            <w:proofErr w:type="spellStart"/>
             <w:r>
               <w:rPr>
                 <w:rFonts w:asciiTheme="minorHAnsi" w:eastAsia="Times New Roman" w:hAnsiTheme="minorHAnsi" w:cs="Arial"/>
@@ -6584,19 +6569,7 @@
                 <w:sz w:val="20"/>
                 <w:szCs w:val="20"/>
               </w:rPr>
-              <w:t>Obs</w:t>
-            </w:r>
-            <w:proofErr w:type="spellEnd"/>
-            <w:r>
-              <w:rPr>
-                <w:rFonts w:asciiTheme="minorHAnsi" w:eastAsia="Times New Roman" w:hAnsiTheme="minorHAnsi" w:cs="Arial"/>
-                <w:b/>
-                <w:bCs/>
-                <w:color w:val="000000"/>
-                <w:sz w:val="20"/>
-                <w:szCs w:val="20"/>
-              </w:rPr>
-              <w:t xml:space="preserve"> 5</w:t>
+              <w:t>Obs 5</w:t>
             </w:r>
             <w:r>
               <w:rPr>
@@ -6709,7 +6682,6 @@
                 <w:szCs w:val="20"/>
               </w:rPr>
             </w:pPr>
-            <w:proofErr w:type="spellStart"/>
             <w:r>
               <w:rPr>
                 <w:rFonts w:asciiTheme="minorHAnsi" w:eastAsia="Times New Roman" w:hAnsiTheme="minorHAnsi" w:cs="Arial"/>
@@ -6721,7 +6693,6 @@
               </w:rPr>
               <w:t>Obs</w:t>
             </w:r>
-            <w:proofErr w:type="spellEnd"/>
             <w:r>
               <w:rPr>
                 <w:rFonts w:asciiTheme="minorHAnsi" w:eastAsia="Times New Roman" w:hAnsiTheme="minorHAnsi" w:cs="Arial"/>
@@ -7228,7 +7199,6 @@
               <w:t xml:space="preserve">para contratação com vistas ao cumprimento do disposto na Lei nº 10.973/2004, em seus </w:t>
             </w:r>
             <w:hyperlink r:id="rId42" w:anchor="art20.:~:text=e%20parques%20tecnol%C3%B3gicos.-,Art.%203%C2%BA%20A%20Uni%C3%A3o%2C%20os%20Estados%2C%20o%20Distrito%20Federal%2C%20os%20Munic%C3%ADpios,tecnol%C3%B3gicos%2C%20e%20a%20forma%C3%A7%C3%A3o%20e%20a%20capacita%C3%A7%C3%A3o%20de%20recursos%20humanos%20qualificados.,-(Reda%C3%A7%C3%A3o%20pela%20Lei" w:history="1">
-              <w:proofErr w:type="spellStart"/>
               <w:r>
                 <w:rPr>
                   <w:rStyle w:val="Hyperlink"/>
@@ -7236,17 +7206,7 @@
                   <w:sz w:val="20"/>
                   <w:szCs w:val="20"/>
                 </w:rPr>
-                <w:t>arts</w:t>
-              </w:r>
-              <w:proofErr w:type="spellEnd"/>
-              <w:r>
-                <w:rPr>
-                  <w:rStyle w:val="Hyperlink"/>
-                  <w:rFonts w:asciiTheme="minorHAnsi" w:eastAsia="Times New Roman" w:hAnsiTheme="minorHAnsi" w:cs="Arial"/>
-                  <w:sz w:val="20"/>
-                  <w:szCs w:val="20"/>
-                </w:rPr>
-                <w:t>. 3º</w:t>
+                <w:t>arts. 3º</w:t>
               </w:r>
             </w:hyperlink>
             <w:r>
@@ -18329,36 +18289,16 @@
               </w:rPr>
               <w:t>a nova lei exige que, desde os primeiros momentos da fase interna da licitação, a aquisição esteja alinhada com o plano de contratações anual da entidade (</w:t>
             </w:r>
-            <w:proofErr w:type="spellStart"/>
-            <w:r>
-              <w:fldChar w:fldCharType="begin"/>
-            </w:r>
-            <w:r>
-              <w:instrText>HYPERLINK "https://www.planalto.gov.br/ccivil_03/_Ato2019-2022/2021/Lei/L14133.htm" \l "art12vii:~:text=Art.%2012.%20No,Brasileira%20(ICP%2DBrasil)"</w:instrText>
-            </w:r>
-            <w:r>
-              <w:fldChar w:fldCharType="separate"/>
-            </w:r>
-            <w:r>
-              <w:rPr>
-                <w:rStyle w:val="Hyperlink"/>
-                <w:sz w:val="20"/>
-                <w:szCs w:val="20"/>
-              </w:rPr>
-              <w:t>arts</w:t>
-            </w:r>
-            <w:proofErr w:type="spellEnd"/>
-            <w:r>
-              <w:rPr>
-                <w:rStyle w:val="Hyperlink"/>
-                <w:sz w:val="20"/>
-                <w:szCs w:val="20"/>
-              </w:rPr>
-              <w:t>. 12, IV</w:t>
-            </w:r>
-            <w:r>
-              <w:fldChar w:fldCharType="end"/>
-            </w:r>
+            <w:hyperlink r:id="rId100" w:anchor="art12vii:~:text=Art.%2012.%20No,Brasileira%20(ICP%2DBrasil)" w:history="1">
+              <w:r>
+                <w:rPr>
+                  <w:rStyle w:val="Hyperlink"/>
+                  <w:sz w:val="20"/>
+                  <w:szCs w:val="20"/>
+                </w:rPr>
+                <w:t>arts. 12, IV</w:t>
+              </w:r>
+            </w:hyperlink>
             <w:r>
               <w:rPr>
                 <w:sz w:val="20"/>
@@ -18366,7 +18306,7 @@
               </w:rPr>
               <w:t xml:space="preserve">, </w:t>
             </w:r>
-            <w:hyperlink r:id="rId100" w:anchor="art12vii:~:text=Art.%2018.%20A,na%20contrata%C3%A7%C3%A3o%2C%20compreendidos%3A" w:history="1">
+            <w:hyperlink r:id="rId101" w:anchor="art12vii:~:text=Art.%2018.%20A,na%20contrata%C3%A7%C3%A3o%2C%20compreendidos%3A" w:history="1">
               <w:r>
                 <w:rPr>
                   <w:rStyle w:val="Hyperlink"/>
@@ -18383,7 +18323,7 @@
               </w:rPr>
               <w:t xml:space="preserve"> e </w:t>
             </w:r>
-            <w:hyperlink r:id="rId101" w:anchor="art12vii:~:text=II%20%2D%20demonstra%C3%A7%C3%A3o%20da%20previs%C3%A3o%20da%20contrata%C3%A7%C3%A3o%20no%20plano%20de%20contrata%C3%A7%C3%B5es%20anual%2C%20sempre%20que%20elaborado%2C%20de%20modo%20a%20indicar%20o%20seu%20alinhamento%20com%20o%20planejamento%20da%20Administra%C3%A7%C3%A3o%3B" w:history="1">
+            <w:hyperlink r:id="rId102" w:anchor="art12vii:~:text=II%20%2D%20demonstra%C3%A7%C3%A3o%20da%20previs%C3%A3o%20da%20contrata%C3%A7%C3%A3o%20no%20plano%20de%20contrata%C3%A7%C3%B5es%20anual%2C%20sempre%20que%20elaborado%2C%20de%20modo%20a%20indicar%20o%20seu%20alinhamento%20com%20o%20planejamento%20da%20Administra%C3%A7%C3%A3o%3B" w:history="1">
               <w:r>
                 <w:rPr>
                   <w:rStyle w:val="Hyperlink"/>
@@ -18400,24 +18340,14 @@
               </w:rPr>
               <w:t xml:space="preserve">, e </w:t>
             </w:r>
-            <w:hyperlink r:id="rId102" w:anchor=":~:text=Art.%2038.%20A%20Secretaria%20de,do%20Plano%20de%20Contrata%C3%A7%C3%B5es%20Anual." w:history="1">
-              <w:proofErr w:type="spellStart"/>
+            <w:hyperlink r:id="rId103" w:anchor=":~:text=Art.%2038.%20A%20Secretaria%20de,do%20Plano%20de%20Contrata%C3%A7%C3%B5es%20Anual." w:history="1">
               <w:r>
                 <w:rPr>
                   <w:rStyle w:val="Hyperlink"/>
                   <w:sz w:val="20"/>
                   <w:szCs w:val="20"/>
                 </w:rPr>
-                <w:t>arts</w:t>
-              </w:r>
-              <w:proofErr w:type="spellEnd"/>
-              <w:r>
-                <w:rPr>
-                  <w:rStyle w:val="Hyperlink"/>
-                  <w:sz w:val="20"/>
-                  <w:szCs w:val="20"/>
-                </w:rPr>
-                <w:t>. 38 a 53 do Decreto distrital n. 44.330/2023</w:t>
+                <w:t>arts. 38 a 53 do Decreto distrital n. 44.330/2023</w:t>
               </w:r>
             </w:hyperlink>
             <w:r>
@@ -18459,7 +18389,7 @@
               </w:rPr>
               <w:t xml:space="preserve">no regramento da NLLC não existe mais a figura dessa comissão, que foi substituída pelo Agente de Contratação (no caso por se tratar de Concorrência), o qual deve ser servidor ocupante de cargo efetivo ou empregado público do quadro permanente do órgão, além de deter capacidade técnica e atender os requisitos do caput do </w:t>
             </w:r>
-            <w:hyperlink r:id="rId103" w:anchor="art12vii:~:text=Art.%207%C2%BA%20Caber%C3%A1,interno%20da%20Administra%C3%A7%C3%A3o." w:history="1">
+            <w:hyperlink r:id="rId104" w:anchor="art12vii:~:text=Art.%207%C2%BA%20Caber%C3%A1,interno%20da%20Administra%C3%A7%C3%A3o." w:history="1">
               <w:r>
                 <w:rPr>
                   <w:rStyle w:val="Hyperlink"/>
@@ -18676,7 +18606,7 @@
               </w:rPr>
               <w:t xml:space="preserve">o </w:t>
             </w:r>
-            <w:hyperlink r:id="rId104" w:anchor=":~:text=Art.%2015.%20Ser%C3%A3o%20consideradas%20n%C3%A3o%20autorizadas%2C%20irregulares%20e%20lesivas%20ao%20patrim%C3%B4nio%20p%C3%BAblico%20a%20gera%C3%A7%C3%A3o%20de%20despesa%20ou%20assun%C3%A7%C3%A3o%20de%20obriga%C3%A7%C3%A3o%20que%20n%C3%A3o%20atendam%20o%20disposto%20nos%20arts.%2016%20e%2017." w:history="1">
+            <w:hyperlink r:id="rId105" w:anchor=":~:text=Art.%2015.%20Ser%C3%A3o%20consideradas%20n%C3%A3o%20autorizadas%2C%20irregulares%20e%20lesivas%20ao%20patrim%C3%B4nio%20p%C3%BAblico%20a%20gera%C3%A7%C3%A3o%20de%20despesa%20ou%20assun%C3%A7%C3%A3o%20de%20obriga%C3%A7%C3%A3o%20que%20n%C3%A3o%20atendam%20o%20disposto%20nos%20arts.%2016%20e%2017." w:history="1">
               <w:r>
                 <w:rPr>
                   <w:rStyle w:val="Hyperlink"/>
@@ -18693,7 +18623,7 @@
               </w:rPr>
               <w:t xml:space="preserve"> dispõe que serão consideradas não autorizadas, irregulares e lesivas ao patrimônio público a geração de despesa ou assunção de obrigação que não atendam ao disposto em seus </w:t>
             </w:r>
-            <w:hyperlink r:id="rId105" w:anchor=":~:text=Art.%2016.,por%20prazo%20determinado." w:history="1">
+            <w:hyperlink r:id="rId106" w:anchor=":~:text=Art.%2016.,por%20prazo%20determinado." w:history="1">
               <w:r>
                 <w:rPr>
                   <w:rStyle w:val="Hyperlink"/>
@@ -18710,7 +18640,7 @@
               </w:rPr>
               <w:t>. Assim, a ausência de confirmação de recursos orçamentários suficientes para fazer face à despesa pretendida torna inviável o início da fase externa do processo licitatório (</w:t>
             </w:r>
-            <w:hyperlink r:id="rId106" w:anchor=":~:text=Art.%2016.,da%20Constitui%C3%A7%C3%A3o." w:history="1">
+            <w:hyperlink r:id="rId107" w:anchor=":~:text=Art.%2016.,da%20Constitui%C3%A7%C3%A3o." w:history="1">
               <w:r>
                 <w:rPr>
                   <w:rStyle w:val="Hyperlink"/>

--- a/data/faqdatabase.docx
+++ b/data/faqdatabase.docx
@@ -201,6 +201,16 @@
               <w:t>Determina ainda que o contrato decorrente da ata de registro de preços terá sua vigência estabelecida em conformidade com as disposições nela contidas.</w:t>
             </w:r>
           </w:p>
+          <w:p>
+            <w:pPr>
+              <w:ind w:firstLine="709"/>
+              <w:jc w:val="both"/>
+              <w:rPr>
+                <w:sz w:val="20"/>
+                <w:szCs w:val="20"/>
+              </w:rPr>
+            </w:pPr>
+          </w:p>
         </w:tc>
       </w:tr>
       <w:tr>
@@ -573,7 +583,6 @@
               <w:rPr>
                 <w:sz w:val="20"/>
                 <w:szCs w:val="20"/>
-                <w:highlight w:val="yellow"/>
               </w:rPr>
             </w:pPr>
             <w:r>
@@ -589,215 +598,11 @@
               <w:ind w:firstLine="709"/>
               <w:jc w:val="both"/>
               <w:rPr>
-                <w:sz w:val="20"/>
-                <w:szCs w:val="20"/>
-                <w:highlight w:val="yellow"/>
-              </w:rPr>
-            </w:pPr>
-          </w:p>
-          <w:p>
-            <w:pPr>
-              <w:ind w:firstLine="709"/>
-              <w:jc w:val="both"/>
-              <w:rPr>
-                <w:sz w:val="20"/>
-                <w:szCs w:val="20"/>
-                <w:highlight w:val="yellow"/>
-              </w:rPr>
-            </w:pPr>
-          </w:p>
-          <w:p>
-            <w:pPr>
-              <w:ind w:firstLine="709"/>
-              <w:jc w:val="both"/>
-              <w:rPr>
-                <w:sz w:val="20"/>
-                <w:szCs w:val="20"/>
-                <w:highlight w:val="yellow"/>
-              </w:rPr>
-            </w:pPr>
-            <w:r>
-              <w:rPr>
-                <w:sz w:val="20"/>
-                <w:szCs w:val="20"/>
-                <w:highlight w:val="yellow"/>
-              </w:rPr>
-              <w:t>A faculdade de aderir à ata de registro de preços na condição de não participante poderá ser exercida:</w:t>
-            </w:r>
-          </w:p>
-          <w:p>
-            <w:pPr>
-              <w:numPr>
-                <w:ilvl w:val="0"/>
-                <w:numId w:val="2"/>
-              </w:numPr>
-              <w:pBdr>
-                <w:top w:val="nil"/>
-                <w:left w:val="nil"/>
-                <w:bottom w:val="nil"/>
-                <w:right w:val="nil"/>
-                <w:between w:val="nil"/>
-              </w:pBdr>
-              <w:spacing w:line="278" w:lineRule="auto"/>
-              <w:ind w:firstLine="709"/>
-              <w:jc w:val="both"/>
-              <w:rPr>
-                <w:color w:val="000000"/>
-                <w:sz w:val="20"/>
-                <w:szCs w:val="20"/>
-                <w:highlight w:val="yellow"/>
-              </w:rPr>
-            </w:pPr>
-            <w:r>
-              <w:rPr>
-                <w:color w:val="000000"/>
-                <w:sz w:val="20"/>
-                <w:szCs w:val="20"/>
-                <w:highlight w:val="yellow"/>
-              </w:rPr>
-              <w:t>por órgãos e entidades da Administração Pública federal, estadual, distrital e municipal, relativamente a ata de registro de preços de órgão ou entidade gerenciadora federal, estadual ou distrital; ou</w:t>
-            </w:r>
-          </w:p>
-          <w:p>
-            <w:pPr>
-              <w:numPr>
-                <w:ilvl w:val="0"/>
-                <w:numId w:val="2"/>
-              </w:numPr>
-              <w:pBdr>
-                <w:top w:val="nil"/>
-                <w:left w:val="nil"/>
-                <w:bottom w:val="nil"/>
-                <w:right w:val="nil"/>
-                <w:between w:val="nil"/>
-              </w:pBdr>
-              <w:spacing w:after="160" w:line="278" w:lineRule="auto"/>
-              <w:ind w:firstLine="709"/>
-              <w:jc w:val="both"/>
-              <w:rPr>
-                <w:color w:val="000000"/>
-                <w:sz w:val="20"/>
-                <w:szCs w:val="20"/>
-                <w:highlight w:val="yellow"/>
-              </w:rPr>
-            </w:pPr>
-            <w:r>
-              <w:rPr>
-                <w:color w:val="000000"/>
-                <w:sz w:val="20"/>
-                <w:szCs w:val="20"/>
-                <w:highlight w:val="yellow"/>
-              </w:rPr>
-              <w:t>por órgãos e entidades da Administração Pública municipal, relativamente a ata de registro de preços de órgão ou entidade gerenciadora municipal, desde que o sistema de registro de preços tenha sido formalizado mediante licitação.</w:t>
-            </w:r>
-          </w:p>
-          <w:p>
-            <w:pPr>
-              <w:ind w:firstLine="709"/>
-              <w:jc w:val="both"/>
-              <w:rPr>
-                <w:sz w:val="20"/>
-                <w:szCs w:val="20"/>
-                <w:highlight w:val="yellow"/>
-              </w:rPr>
-            </w:pPr>
-          </w:p>
-          <w:p>
-            <w:pPr>
-              <w:ind w:firstLine="709"/>
-              <w:jc w:val="both"/>
-              <w:rPr>
-                <w:sz w:val="20"/>
-                <w:szCs w:val="20"/>
-                <w:highlight w:val="yellow"/>
-              </w:rPr>
-            </w:pPr>
-            <w:r>
-              <w:rPr>
-                <w:sz w:val="20"/>
-                <w:szCs w:val="20"/>
-                <w:highlight w:val="yellow"/>
-              </w:rPr>
-              <w:t xml:space="preserve">O </w:t>
-            </w:r>
-            <w:hyperlink r:id="rId9" w:anchor=":~:text=%C2%A7%204%C2%BA%20As%20aquisi%C3%A7%C3%B5es,os%20%C3%B3rg%C3%A3os%20participantes.">
-              <w:r>
-                <w:rPr>
-                  <w:color w:val="467886"/>
-                  <w:sz w:val="20"/>
-                  <w:szCs w:val="20"/>
-                  <w:highlight w:val="yellow"/>
-                  <w:u w:val="single"/>
-                </w:rPr>
-                <w:t>§ 4º do art. 86.</w:t>
-              </w:r>
-            </w:hyperlink>
-            <w:r>
-              <w:rPr>
-                <w:sz w:val="20"/>
-                <w:szCs w:val="20"/>
-                <w:highlight w:val="yellow"/>
-              </w:rPr>
-              <w:t xml:space="preserve"> prevê que as aquisições ou as contratações adicionais na adesão à ata de registro de preços na condição de não participante, não poderão exceder, por órgão ou entidade, a 50% dos quantitativos dos itens do instrumento convocatório registrados na ata de registro de preços para o órgão gerenciador e para os órgãos participantes.</w:t>
-            </w:r>
-          </w:p>
-          <w:p>
-            <w:pPr>
-              <w:ind w:firstLine="709"/>
-              <w:jc w:val="both"/>
-              <w:rPr>
-                <w:sz w:val="20"/>
-                <w:szCs w:val="20"/>
-                <w:highlight w:val="yellow"/>
-              </w:rPr>
-            </w:pPr>
-          </w:p>
-          <w:p>
-            <w:pPr>
-              <w:pBdr>
-                <w:top w:val="nil"/>
-                <w:left w:val="nil"/>
-                <w:bottom w:val="nil"/>
-                <w:right w:val="nil"/>
-                <w:between w:val="nil"/>
-              </w:pBdr>
-              <w:spacing w:after="160" w:line="278" w:lineRule="auto"/>
-              <w:ind w:left="709"/>
-              <w:jc w:val="both"/>
-              <w:rPr>
-                <w:color w:val="000000"/>
-                <w:sz w:val="20"/>
-                <w:szCs w:val="20"/>
-              </w:rPr>
-            </w:pPr>
-            <w:r>
-              <w:rPr>
-                <w:sz w:val="20"/>
-                <w:szCs w:val="20"/>
-                <w:highlight w:val="yellow"/>
-              </w:rPr>
-              <w:t xml:space="preserve">O </w:t>
-            </w:r>
-            <w:hyperlink r:id="rId10" w:anchor=":~:text=%C2%A7%205%C2%BA%20O%20quantitativo,participantes%20que%20aderirem.">
-              <w:r>
-                <w:rPr>
-                  <w:color w:val="467886"/>
-                  <w:sz w:val="20"/>
-                  <w:szCs w:val="20"/>
-                  <w:highlight w:val="yellow"/>
-                  <w:u w:val="single"/>
-                </w:rPr>
-                <w:t>§ 5º</w:t>
-              </w:r>
-            </w:hyperlink>
-            <w:r>
-              <w:rPr>
-                <w:sz w:val="20"/>
-                <w:szCs w:val="20"/>
-                <w:highlight w:val="yellow"/>
-              </w:rPr>
-              <w:t xml:space="preserve"> prevê que o quantitativo decorrente das adesões à ata de registro de preços na condição de não participante não poderá exceder, na totalidade, ao dobro do quantitativo de cada item registrado na ata de registro de preços para o órgão gerenciador e órgãos participantes, independentemente do número de órgãos não participantes que aderirem.</w:t>
-            </w:r>
+                <w:color w:val="000000"/>
+                <w:sz w:val="20"/>
+                <w:szCs w:val="20"/>
+              </w:rPr>
+            </w:pPr>
           </w:p>
         </w:tc>
       </w:tr>
@@ -862,7 +667,21 @@
                 <w:sz w:val="20"/>
                 <w:szCs w:val="20"/>
               </w:rPr>
-              <w:t xml:space="preserve">posteriormente </w:t>
+              <w:t>posteriormente</w:t>
+            </w:r>
+            <w:r>
+              <w:rPr>
+                <w:sz w:val="20"/>
+                <w:szCs w:val="20"/>
+              </w:rPr>
+              <w:t>, por meio de adesão,</w:t>
+            </w:r>
+            <w:r>
+              <w:rPr>
+                <w:sz w:val="20"/>
+                <w:szCs w:val="20"/>
+              </w:rPr>
+              <w:t xml:space="preserve"> </w:t>
             </w:r>
             <w:r>
               <w:rPr>
@@ -890,15 +709,7 @@
                 <w:sz w:val="20"/>
                 <w:szCs w:val="20"/>
               </w:rPr>
-              <w:t xml:space="preserve">Ata </w:t>
-            </w:r>
-            <w:r>
-              <w:rPr>
-                <w:sz w:val="20"/>
-                <w:szCs w:val="20"/>
-              </w:rPr>
-              <w:lastRenderedPageBreak/>
-              <w:t xml:space="preserve">de Registro de Preço de um </w:t>
+              <w:t xml:space="preserve">Ata de Registro de Preço de </w:t>
             </w:r>
             <w:r>
               <w:rPr>
@@ -935,7 +746,6 @@
                 <w:sz w:val="20"/>
                 <w:szCs w:val="20"/>
               </w:rPr>
-              <w:lastRenderedPageBreak/>
               <w:t>Sim</w:t>
             </w:r>
             <w:r>
@@ -966,7 +776,7 @@
               </w:rPr>
               <w:t xml:space="preserve"> </w:t>
             </w:r>
-            <w:hyperlink r:id="rId11" w:history="1">
+            <w:hyperlink r:id="rId9" w:anchor=":~:text=%C2%A7%202%C2%BA%20Se%20n%C3%A3o,e%20do%20fornecedor." w:history="1">
               <w:r>
                 <w:rPr>
                   <w:rStyle w:val="Hyperlink"/>
@@ -1058,7 +868,6 @@
                 <w:sz w:val="20"/>
                 <w:szCs w:val="20"/>
               </w:rPr>
-              <w:lastRenderedPageBreak/>
               <w:t>apresentação de justificativa da vantagem da adesão, inclusive em situações de provável desabastecimento ou descontinuidade de serviço público;</w:t>
             </w:r>
           </w:p>
@@ -1091,7 +900,7 @@
               </w:rPr>
               <w:t xml:space="preserve">demonstração de que os valores registrados estão compatíveis com os valores praticados pelo mercado na forma do </w:t>
             </w:r>
-            <w:hyperlink r:id="rId12" w:anchor=":~:text=Art.%2023.,no%20mencionado%20par%C3%A1grafo.">
+            <w:hyperlink r:id="rId10" w:anchor=":~:text=Art.%2023.,no%20mencionado%20par%C3%A1grafo.">
               <w:r>
                 <w:rPr>
                   <w:color w:val="467886"/>
@@ -1250,7 +1059,21 @@
                 <w:sz w:val="20"/>
                 <w:szCs w:val="20"/>
               </w:rPr>
-              <w:t xml:space="preserve">e que atenda as necessidades de sua pretensa contratação, ele pode solicitar </w:t>
+              <w:t xml:space="preserve">e que atenda </w:t>
+            </w:r>
+            <w:r>
+              <w:rPr>
+                <w:sz w:val="20"/>
+                <w:szCs w:val="20"/>
+              </w:rPr>
+              <w:t>às</w:t>
+            </w:r>
+            <w:r>
+              <w:rPr>
+                <w:sz w:val="20"/>
+                <w:szCs w:val="20"/>
+              </w:rPr>
+              <w:t xml:space="preserve"> necessidades de sua pretensa contratação, ele pode solicitar </w:t>
             </w:r>
             <w:r>
               <w:rPr>
@@ -1278,42 +1101,35 @@
                 <w:sz w:val="20"/>
                 <w:szCs w:val="20"/>
               </w:rPr>
-              <w:t>Mas atenção, f</w:t>
-            </w:r>
-            <w:r>
-              <w:rPr>
-                <w:sz w:val="20"/>
-                <w:szCs w:val="20"/>
-              </w:rPr>
-              <w:t>azer uma</w:t>
-            </w:r>
-            <w:r>
-              <w:rPr>
-                <w:sz w:val="20"/>
-                <w:szCs w:val="20"/>
-              </w:rPr>
-              <w:t xml:space="preserve"> solicitação ou</w:t>
-            </w:r>
-            <w:r>
-              <w:rPr>
-                <w:sz w:val="20"/>
-                <w:szCs w:val="20"/>
-              </w:rPr>
-              <w:t xml:space="preserve"> adesão </w:t>
-            </w:r>
-            <w:r>
-              <w:rPr>
-                <w:sz w:val="20"/>
-                <w:szCs w:val="20"/>
-              </w:rPr>
-              <w:t xml:space="preserve">sem realizar o levantamento de mercado e sem verificar se a pretensa adesão é a melhor saída, </w:t>
-            </w:r>
-            <w:r>
-              <w:rPr>
-                <w:sz w:val="20"/>
-                <w:szCs w:val="20"/>
-              </w:rPr>
-              <w:t>configura-se erro de planejamento.</w:t>
+              <w:t xml:space="preserve">A adesão deve ser tratada </w:t>
+            </w:r>
+            <w:r>
+              <w:rPr>
+                <w:sz w:val="20"/>
+                <w:szCs w:val="20"/>
+              </w:rPr>
+              <w:t xml:space="preserve">como uma das soluções possíveis dentro do planejamento da contratação, e não como </w:t>
+            </w:r>
+            <w:r>
+              <w:rPr>
+                <w:sz w:val="20"/>
+                <w:szCs w:val="20"/>
+              </w:rPr>
+              <w:t xml:space="preserve">uma </w:t>
+            </w:r>
+            <w:r>
+              <w:rPr>
+                <w:sz w:val="20"/>
+                <w:szCs w:val="20"/>
+              </w:rPr>
+              <w:t>decisão automática</w:t>
+            </w:r>
+            <w:r>
+              <w:rPr>
+                <w:sz w:val="20"/>
+                <w:szCs w:val="20"/>
+              </w:rPr>
+              <w:t>.</w:t>
             </w:r>
           </w:p>
           <w:p>
@@ -1334,6 +1150,63 @@
                 <w:sz w:val="20"/>
                 <w:szCs w:val="20"/>
               </w:rPr>
+              <w:t>Mas atenção, f</w:t>
+            </w:r>
+            <w:r>
+              <w:rPr>
+                <w:sz w:val="20"/>
+                <w:szCs w:val="20"/>
+              </w:rPr>
+              <w:t>azer uma</w:t>
+            </w:r>
+            <w:r>
+              <w:rPr>
+                <w:sz w:val="20"/>
+                <w:szCs w:val="20"/>
+              </w:rPr>
+              <w:t xml:space="preserve"> solicitação ou</w:t>
+            </w:r>
+            <w:r>
+              <w:rPr>
+                <w:sz w:val="20"/>
+                <w:szCs w:val="20"/>
+              </w:rPr>
+              <w:t xml:space="preserve"> adesão </w:t>
+            </w:r>
+            <w:r>
+              <w:rPr>
+                <w:sz w:val="20"/>
+                <w:szCs w:val="20"/>
+              </w:rPr>
+              <w:t xml:space="preserve">sem realizar o levantamento de mercado e sem verificar se a pretensa adesão é a melhor saída, </w:t>
+            </w:r>
+            <w:r>
+              <w:rPr>
+                <w:sz w:val="20"/>
+                <w:szCs w:val="20"/>
+              </w:rPr>
+              <w:t>configura-se erro de planejamento.</w:t>
+            </w:r>
+          </w:p>
+          <w:p>
+            <w:pPr>
+              <w:pStyle w:val="PargrafodaLista"/>
+              <w:numPr>
+                <w:ilvl w:val="0"/>
+                <w:numId w:val="25"/>
+              </w:numPr>
+              <w:jc w:val="both"/>
+              <w:rPr>
+                <w:sz w:val="20"/>
+                <w:szCs w:val="20"/>
+              </w:rPr>
+            </w:pPr>
+            <w:r>
+              <w:rPr>
+                <w:sz w:val="20"/>
+                <w:szCs w:val="20"/>
+              </w:rPr>
+              <w:lastRenderedPageBreak/>
               <w:t>No Estudo Técnico Preliminar</w:t>
             </w:r>
             <w:r>
@@ -1350,6 +1223,1217 @@
               </w:rPr>
               <w:t xml:space="preserve"> é um preço de mercado e um preço vantajoso.</w:t>
             </w:r>
+          </w:p>
+          <w:p>
+            <w:pPr>
+              <w:pStyle w:val="PargrafodaLista"/>
+              <w:jc w:val="both"/>
+              <w:rPr>
+                <w:sz w:val="20"/>
+                <w:szCs w:val="20"/>
+              </w:rPr>
+            </w:pPr>
+          </w:p>
+        </w:tc>
+      </w:tr>
+      <w:tr>
+        <w:tc>
+          <w:tcPr>
+            <w:tcW w:w="704" w:type="dxa"/>
+            <w:vAlign w:val="center"/>
+          </w:tcPr>
+          <w:p>
+            <w:pPr>
+              <w:jc w:val="center"/>
+              <w:rPr>
+                <w:sz w:val="20"/>
+                <w:szCs w:val="20"/>
+              </w:rPr>
+            </w:pPr>
+            <w:r>
+              <w:rPr>
+                <w:sz w:val="20"/>
+                <w:szCs w:val="20"/>
+              </w:rPr>
+              <w:lastRenderedPageBreak/>
+              <w:t>4</w:t>
+            </w:r>
+          </w:p>
+        </w:tc>
+        <w:tc>
+          <w:tcPr>
+            <w:tcW w:w="3119" w:type="dxa"/>
+            <w:vAlign w:val="center"/>
+          </w:tcPr>
+          <w:p>
+            <w:pPr>
+              <w:rPr>
+                <w:sz w:val="20"/>
+                <w:szCs w:val="20"/>
+              </w:rPr>
+            </w:pPr>
+            <w:r>
+              <w:rPr>
+                <w:sz w:val="20"/>
+                <w:szCs w:val="20"/>
+              </w:rPr>
+              <w:t xml:space="preserve">Quais órgãos e entidades podem aderir a uma Ata de Registro de Preços </w:t>
+            </w:r>
+            <w:r>
+              <w:rPr>
+                <w:sz w:val="20"/>
+                <w:szCs w:val="20"/>
+              </w:rPr>
+              <w:t>como não participantes (caronas)?</w:t>
+            </w:r>
+          </w:p>
+        </w:tc>
+        <w:tc>
+          <w:tcPr>
+            <w:tcW w:w="11198" w:type="dxa"/>
+            <w:vAlign w:val="center"/>
+          </w:tcPr>
+          <w:p>
+            <w:pPr>
+              <w:jc w:val="both"/>
+              <w:rPr>
+                <w:sz w:val="20"/>
+                <w:szCs w:val="20"/>
+                <w:highlight w:val="yellow"/>
+              </w:rPr>
+            </w:pPr>
+          </w:p>
+          <w:p>
+            <w:pPr>
+              <w:ind w:firstLine="709"/>
+              <w:jc w:val="both"/>
+              <w:rPr>
+                <w:sz w:val="20"/>
+                <w:szCs w:val="20"/>
+              </w:rPr>
+            </w:pPr>
+            <w:r>
+              <w:rPr>
+                <w:sz w:val="20"/>
+                <w:szCs w:val="20"/>
+              </w:rPr>
+              <w:t>A</w:t>
+            </w:r>
+            <w:r>
+              <w:rPr>
+                <w:sz w:val="20"/>
+                <w:szCs w:val="20"/>
+              </w:rPr>
+              <w:t xml:space="preserve"> adesão à Ata de Registro de Preços (ARP) na condição de não participante </w:t>
+            </w:r>
+            <w:r>
+              <w:rPr>
+                <w:sz w:val="20"/>
+                <w:szCs w:val="20"/>
+              </w:rPr>
+              <w:t xml:space="preserve">é permitida </w:t>
+            </w:r>
+            <w:r>
+              <w:rPr>
+                <w:sz w:val="20"/>
+                <w:szCs w:val="20"/>
+              </w:rPr>
+              <w:t>à Administração Pública federal, estadual</w:t>
+            </w:r>
+            <w:r>
+              <w:rPr>
+                <w:sz w:val="20"/>
+                <w:szCs w:val="20"/>
+              </w:rPr>
+              <w:t>, distrital e municipal, observadas as seguintes regra</w:t>
+            </w:r>
+            <w:r>
+              <w:rPr>
+                <w:sz w:val="20"/>
+                <w:szCs w:val="20"/>
+              </w:rPr>
+              <w:t>s</w:t>
+            </w:r>
+            <w:r>
+              <w:rPr>
+                <w:sz w:val="20"/>
+                <w:szCs w:val="20"/>
+              </w:rPr>
+              <w:t>, conforme</w:t>
+            </w:r>
+            <w:r>
+              <w:rPr>
+                <w:sz w:val="20"/>
+                <w:szCs w:val="20"/>
+              </w:rPr>
+              <w:t xml:space="preserve"> </w:t>
+            </w:r>
+            <w:hyperlink r:id="rId11" w:history="1">
+              <w:r>
+                <w:rPr>
+                  <w:rStyle w:val="Hyperlink"/>
+                  <w:sz w:val="20"/>
+                  <w:szCs w:val="20"/>
+                </w:rPr>
+                <w:t>§ 3º</w:t>
+              </w:r>
+              <w:r>
+                <w:rPr>
+                  <w:rStyle w:val="Hyperlink"/>
+                  <w:sz w:val="20"/>
+                  <w:szCs w:val="20"/>
+                </w:rPr>
+                <w:t xml:space="preserve"> </w:t>
+              </w:r>
+              <w:r>
+                <w:rPr>
+                  <w:rStyle w:val="Hyperlink"/>
+                  <w:sz w:val="20"/>
+                  <w:szCs w:val="20"/>
+                </w:rPr>
+                <w:t>a</w:t>
+              </w:r>
+              <w:r>
+                <w:rPr>
+                  <w:rStyle w:val="Hyperlink"/>
+                  <w:sz w:val="20"/>
+                  <w:szCs w:val="20"/>
+                </w:rPr>
+                <w:t xml:space="preserve"> §8º</w:t>
+              </w:r>
+              <w:r>
+                <w:rPr>
+                  <w:rStyle w:val="Hyperlink"/>
+                  <w:sz w:val="20"/>
+                  <w:szCs w:val="20"/>
+                </w:rPr>
+                <w:t xml:space="preserve"> do art. 86 da </w:t>
+              </w:r>
+              <w:r>
+                <w:rPr>
+                  <w:rStyle w:val="Hyperlink"/>
+                  <w:sz w:val="20"/>
+                  <w:szCs w:val="20"/>
+                </w:rPr>
+                <w:t>Lei 14.133/2021</w:t>
+              </w:r>
+            </w:hyperlink>
+            <w:r>
+              <w:rPr>
+                <w:sz w:val="20"/>
+                <w:szCs w:val="20"/>
+              </w:rPr>
+              <w:t>:</w:t>
+            </w:r>
+          </w:p>
+          <w:p>
+            <w:pPr>
+              <w:ind w:firstLine="709"/>
+              <w:jc w:val="both"/>
+              <w:rPr>
+                <w:sz w:val="20"/>
+                <w:szCs w:val="20"/>
+              </w:rPr>
+            </w:pPr>
+          </w:p>
+          <w:p>
+            <w:pPr>
+              <w:pStyle w:val="PargrafodaLista"/>
+              <w:numPr>
+                <w:ilvl w:val="0"/>
+                <w:numId w:val="25"/>
+              </w:numPr>
+              <w:jc w:val="both"/>
+              <w:rPr>
+                <w:sz w:val="20"/>
+                <w:szCs w:val="20"/>
+              </w:rPr>
+            </w:pPr>
+            <w:r>
+              <w:rPr>
+                <w:sz w:val="20"/>
+                <w:szCs w:val="20"/>
+              </w:rPr>
+              <w:t xml:space="preserve">Aos órgãos federais só se permite adesão à Atas de Registro de Preços </w:t>
+            </w:r>
+            <w:r>
+              <w:rPr>
+                <w:sz w:val="20"/>
+                <w:szCs w:val="20"/>
+              </w:rPr>
+              <w:t xml:space="preserve">de órgãos federais. Esta restrição está expressa no </w:t>
+            </w:r>
+            <w:hyperlink r:id="rId12" w:history="1">
+              <w:r>
+                <w:rPr>
+                  <w:rStyle w:val="Hyperlink"/>
+                  <w:sz w:val="20"/>
+                  <w:szCs w:val="20"/>
+                </w:rPr>
+                <w:t>§ 8º</w:t>
+              </w:r>
+              <w:r>
+                <w:rPr>
+                  <w:rStyle w:val="Hyperlink"/>
+                  <w:sz w:val="20"/>
+                  <w:szCs w:val="20"/>
+                </w:rPr>
+                <w:t xml:space="preserve"> do art. 86</w:t>
+              </w:r>
+            </w:hyperlink>
+            <w:r>
+              <w:rPr>
+                <w:sz w:val="20"/>
+                <w:szCs w:val="20"/>
+              </w:rPr>
+              <w:t>.</w:t>
+            </w:r>
+          </w:p>
+          <w:p>
+            <w:pPr>
+              <w:pStyle w:val="PargrafodaLista"/>
+              <w:numPr>
+                <w:ilvl w:val="0"/>
+                <w:numId w:val="25"/>
+              </w:numPr>
+              <w:jc w:val="both"/>
+              <w:rPr>
+                <w:sz w:val="20"/>
+                <w:szCs w:val="20"/>
+              </w:rPr>
+            </w:pPr>
+            <w:r>
+              <w:rPr>
+                <w:sz w:val="20"/>
+                <w:szCs w:val="20"/>
+              </w:rPr>
+              <w:t xml:space="preserve">Aos órgãos </w:t>
+            </w:r>
+            <w:r>
+              <w:rPr>
+                <w:sz w:val="20"/>
+                <w:szCs w:val="20"/>
+              </w:rPr>
+              <w:t xml:space="preserve">estaduais e distrital é permitido </w:t>
+            </w:r>
+            <w:r>
+              <w:rPr>
+                <w:sz w:val="20"/>
+                <w:szCs w:val="20"/>
+              </w:rPr>
+              <w:t xml:space="preserve">adesão à Atas de </w:t>
+            </w:r>
+            <w:r>
+              <w:rPr>
+                <w:sz w:val="20"/>
+                <w:szCs w:val="20"/>
+              </w:rPr>
+              <w:t>Registro de Preços e órgãos federais, estaduais e municipais.</w:t>
+            </w:r>
+          </w:p>
+          <w:p>
+            <w:pPr>
+              <w:pStyle w:val="PargrafodaLista"/>
+              <w:numPr>
+                <w:ilvl w:val="0"/>
+                <w:numId w:val="25"/>
+              </w:numPr>
+              <w:jc w:val="both"/>
+              <w:rPr>
+                <w:sz w:val="20"/>
+                <w:szCs w:val="20"/>
+              </w:rPr>
+            </w:pPr>
+            <w:r>
+              <w:rPr>
+                <w:sz w:val="20"/>
+                <w:szCs w:val="20"/>
+              </w:rPr>
+              <w:t xml:space="preserve">Aos órgãos municipais </w:t>
+            </w:r>
+            <w:r>
+              <w:rPr>
+                <w:sz w:val="20"/>
+                <w:szCs w:val="20"/>
+              </w:rPr>
+              <w:t xml:space="preserve">só se permite adesão à Atas de Registro de Preços </w:t>
+            </w:r>
+            <w:r>
+              <w:rPr>
+                <w:sz w:val="20"/>
+                <w:szCs w:val="20"/>
+              </w:rPr>
+              <w:t>de</w:t>
+            </w:r>
+            <w:r>
+              <w:rPr>
+                <w:sz w:val="20"/>
+                <w:szCs w:val="20"/>
+              </w:rPr>
+              <w:t xml:space="preserve"> municípios ou consórcios municipais, desde que o </w:t>
+            </w:r>
+            <w:r>
+              <w:rPr>
+                <w:sz w:val="20"/>
+                <w:szCs w:val="20"/>
+              </w:rPr>
+              <w:t>s</w:t>
+            </w:r>
+            <w:r>
+              <w:rPr>
+                <w:sz w:val="20"/>
+                <w:szCs w:val="20"/>
+              </w:rPr>
+              <w:t xml:space="preserve">istema de </w:t>
+            </w:r>
+            <w:r>
+              <w:rPr>
+                <w:sz w:val="20"/>
+                <w:szCs w:val="20"/>
+              </w:rPr>
+              <w:t>r</w:t>
+            </w:r>
+            <w:r>
+              <w:rPr>
+                <w:sz w:val="20"/>
+                <w:szCs w:val="20"/>
+              </w:rPr>
+              <w:t xml:space="preserve">egistro de </w:t>
+            </w:r>
+            <w:r>
+              <w:rPr>
+                <w:sz w:val="20"/>
+                <w:szCs w:val="20"/>
+              </w:rPr>
+              <w:t>p</w:t>
+            </w:r>
+            <w:r>
+              <w:rPr>
+                <w:sz w:val="20"/>
+                <w:szCs w:val="20"/>
+              </w:rPr>
+              <w:t xml:space="preserve">reços tenha sido formalizado mediante licitação. </w:t>
+            </w:r>
+            <w:r>
+              <w:rPr>
+                <w:sz w:val="20"/>
+                <w:szCs w:val="20"/>
+              </w:rPr>
+              <w:t xml:space="preserve">Esta restrição está expressa no </w:t>
+            </w:r>
+            <w:hyperlink r:id="rId13" w:history="1">
+              <w:r>
+                <w:rPr>
+                  <w:rStyle w:val="Hyperlink"/>
+                  <w:sz w:val="20"/>
+                  <w:szCs w:val="20"/>
+                </w:rPr>
+                <w:t>§3º, II</w:t>
+              </w:r>
+              <w:r>
+                <w:rPr>
+                  <w:rStyle w:val="Hyperlink"/>
+                  <w:sz w:val="20"/>
+                  <w:szCs w:val="20"/>
+                </w:rPr>
+                <w:t xml:space="preserve"> do art. 86</w:t>
+              </w:r>
+            </w:hyperlink>
+            <w:r>
+              <w:rPr>
+                <w:sz w:val="20"/>
+                <w:szCs w:val="20"/>
+              </w:rPr>
+              <w:t>. Neste caso a origem da ARP deve ter sido por meio de processo licitatório, não cabendo os casos de dispensa de licitação.</w:t>
+            </w:r>
+          </w:p>
+          <w:p>
+            <w:pPr>
+              <w:jc w:val="both"/>
+              <w:rPr>
+                <w:sz w:val="20"/>
+                <w:szCs w:val="20"/>
+              </w:rPr>
+            </w:pPr>
+          </w:p>
+          <w:p>
+            <w:pPr>
+              <w:jc w:val="both"/>
+              <w:rPr>
+                <w:sz w:val="20"/>
+                <w:szCs w:val="20"/>
+              </w:rPr>
+            </w:pPr>
+          </w:p>
+          <w:p>
+            <w:pPr>
+              <w:pStyle w:val="PargrafodaLista"/>
+              <w:jc w:val="both"/>
+              <w:rPr>
+                <w:b/>
+                <w:bCs/>
+                <w:sz w:val="20"/>
+                <w:szCs w:val="20"/>
+              </w:rPr>
+            </w:pPr>
+            <w:r>
+              <w:rPr>
+                <w:b/>
+                <w:bCs/>
+                <w:sz w:val="20"/>
+                <w:szCs w:val="20"/>
+              </w:rPr>
+              <w:t>Observações:</w:t>
+            </w:r>
+          </w:p>
+          <w:p>
+            <w:pPr>
+              <w:pStyle w:val="PargrafodaLista"/>
+              <w:numPr>
+                <w:ilvl w:val="0"/>
+                <w:numId w:val="25"/>
+              </w:numPr>
+              <w:jc w:val="both"/>
+              <w:rPr>
+                <w:sz w:val="20"/>
+                <w:szCs w:val="20"/>
+              </w:rPr>
+            </w:pPr>
+            <w:r>
+              <w:rPr>
+                <w:sz w:val="20"/>
+                <w:szCs w:val="20"/>
+              </w:rPr>
+              <w:t>O órgão aderente deve (por obrigação) comunicar ao órgão gerenciados se a adesão à ARP foi efetivamente efetuada.</w:t>
+            </w:r>
+          </w:p>
+          <w:p>
+            <w:pPr>
+              <w:pStyle w:val="PargrafodaLista"/>
+              <w:jc w:val="both"/>
+              <w:rPr>
+                <w:sz w:val="20"/>
+                <w:szCs w:val="20"/>
+              </w:rPr>
+            </w:pPr>
+          </w:p>
+        </w:tc>
+      </w:tr>
+      <w:tr>
+        <w:tc>
+          <w:tcPr>
+            <w:tcW w:w="704" w:type="dxa"/>
+            <w:vAlign w:val="center"/>
+          </w:tcPr>
+          <w:p>
+            <w:pPr>
+              <w:jc w:val="center"/>
+              <w:rPr>
+                <w:sz w:val="20"/>
+                <w:szCs w:val="20"/>
+              </w:rPr>
+            </w:pPr>
+            <w:r>
+              <w:rPr>
+                <w:sz w:val="20"/>
+                <w:szCs w:val="20"/>
+              </w:rPr>
+              <w:t>5</w:t>
+            </w:r>
+          </w:p>
+        </w:tc>
+        <w:tc>
+          <w:tcPr>
+            <w:tcW w:w="3119" w:type="dxa"/>
+            <w:vAlign w:val="center"/>
+          </w:tcPr>
+          <w:p>
+            <w:pPr>
+              <w:rPr>
+                <w:sz w:val="20"/>
+                <w:szCs w:val="20"/>
+              </w:rPr>
+            </w:pPr>
+            <w:r>
+              <w:rPr>
+                <w:sz w:val="20"/>
+                <w:szCs w:val="20"/>
+              </w:rPr>
+              <w:t>Quais são os limites individual e global de adesão à Ata de Registro de Preços</w:t>
+            </w:r>
+            <w:r>
+              <w:rPr>
+                <w:sz w:val="20"/>
+                <w:szCs w:val="20"/>
+              </w:rPr>
+              <w:t xml:space="preserve"> por órgão não participante (carona)?</w:t>
+            </w:r>
+          </w:p>
+        </w:tc>
+        <w:tc>
+          <w:tcPr>
+            <w:tcW w:w="11198" w:type="dxa"/>
+            <w:vAlign w:val="center"/>
+          </w:tcPr>
+          <w:p>
+            <w:pPr>
+              <w:pStyle w:val="PargrafodaLista"/>
+              <w:numPr>
+                <w:ilvl w:val="0"/>
+                <w:numId w:val="25"/>
+              </w:numPr>
+              <w:jc w:val="both"/>
+              <w:rPr>
+                <w:b/>
+                <w:bCs/>
+                <w:sz w:val="20"/>
+                <w:szCs w:val="20"/>
+              </w:rPr>
+            </w:pPr>
+            <w:r>
+              <w:rPr>
+                <w:b/>
+                <w:bCs/>
+                <w:sz w:val="20"/>
+                <w:szCs w:val="20"/>
+              </w:rPr>
+              <w:t>Limite Individual</w:t>
+            </w:r>
+          </w:p>
+          <w:p>
+            <w:pPr>
+              <w:pStyle w:val="PargrafodaLista"/>
+              <w:jc w:val="both"/>
+              <w:rPr>
+                <w:sz w:val="20"/>
+                <w:szCs w:val="20"/>
+              </w:rPr>
+            </w:pPr>
+          </w:p>
+          <w:p>
+            <w:pPr>
+              <w:pStyle w:val="PargrafodaLista"/>
+              <w:jc w:val="both"/>
+              <w:rPr>
+                <w:sz w:val="20"/>
+                <w:szCs w:val="20"/>
+              </w:rPr>
+            </w:pPr>
+            <w:r>
+              <w:rPr>
+                <w:sz w:val="20"/>
+                <w:szCs w:val="20"/>
+              </w:rPr>
+              <w:t xml:space="preserve">Nos termos do </w:t>
+            </w:r>
+            <w:hyperlink r:id="rId14" w:anchor=":~:text=%C2%A7%204%C2%BA%20As%20aquisi%C3%A7%C3%B5es,os%20%C3%B3rg%C3%A3os%20participantes.">
+              <w:r>
+                <w:rPr>
+                  <w:color w:val="467886"/>
+                  <w:sz w:val="20"/>
+                  <w:szCs w:val="20"/>
+                  <w:u w:val="single"/>
+                </w:rPr>
+                <w:t>§ 4º do art. 86</w:t>
+              </w:r>
+              <w:r>
+                <w:rPr>
+                  <w:color w:val="467886"/>
+                  <w:sz w:val="20"/>
+                  <w:szCs w:val="20"/>
+                  <w:u w:val="single"/>
+                </w:rPr>
+                <w:t xml:space="preserve"> da</w:t>
+              </w:r>
+              <w:r>
+                <w:rPr>
+                  <w:color w:val="467886"/>
+                  <w:sz w:val="20"/>
+                  <w:szCs w:val="20"/>
+                  <w:u w:val="single"/>
+                </w:rPr>
+                <w:t xml:space="preserve"> 14.133/2021</w:t>
+              </w:r>
+            </w:hyperlink>
+            <w:r>
+              <w:rPr>
+                <w:sz w:val="20"/>
+                <w:szCs w:val="20"/>
+              </w:rPr>
+              <w:t xml:space="preserve">, </w:t>
+            </w:r>
+            <w:r>
+              <w:rPr>
+                <w:b/>
+                <w:bCs/>
+                <w:sz w:val="20"/>
+                <w:szCs w:val="20"/>
+              </w:rPr>
+              <w:t>cada órgão ou entidade</w:t>
+            </w:r>
+            <w:r>
+              <w:rPr>
+                <w:sz w:val="20"/>
+                <w:szCs w:val="20"/>
+              </w:rPr>
+              <w:t xml:space="preserve"> não participante </w:t>
+            </w:r>
+            <w:r>
+              <w:rPr>
+                <w:sz w:val="20"/>
+                <w:szCs w:val="20"/>
+              </w:rPr>
+              <w:t xml:space="preserve">(carona) </w:t>
+            </w:r>
+            <w:r>
+              <w:rPr>
+                <w:sz w:val="20"/>
+                <w:szCs w:val="20"/>
+              </w:rPr>
+              <w:t xml:space="preserve">pode aderir </w:t>
+            </w:r>
+            <w:r>
+              <w:rPr>
+                <w:sz w:val="20"/>
+                <w:szCs w:val="20"/>
+              </w:rPr>
+              <w:t xml:space="preserve">até o limite </w:t>
+            </w:r>
+            <w:r>
+              <w:rPr>
+                <w:sz w:val="20"/>
+                <w:szCs w:val="20"/>
+              </w:rPr>
+              <w:t>de 50% do</w:t>
+            </w:r>
+            <w:r>
+              <w:rPr>
+                <w:sz w:val="20"/>
+                <w:szCs w:val="20"/>
+              </w:rPr>
+              <w:t>s</w:t>
+            </w:r>
+            <w:r>
+              <w:rPr>
+                <w:sz w:val="20"/>
+                <w:szCs w:val="20"/>
+              </w:rPr>
+              <w:t xml:space="preserve"> quantitativo</w:t>
+            </w:r>
+            <w:r>
+              <w:rPr>
+                <w:sz w:val="20"/>
+                <w:szCs w:val="20"/>
+              </w:rPr>
+              <w:t>s de cada item registrato</w:t>
+            </w:r>
+            <w:r>
+              <w:rPr>
+                <w:sz w:val="20"/>
+                <w:szCs w:val="20"/>
+              </w:rPr>
+              <w:t>s na ata pretendida.</w:t>
+            </w:r>
+          </w:p>
+          <w:p>
+            <w:pPr>
+              <w:pStyle w:val="PargrafodaLista"/>
+              <w:jc w:val="both"/>
+              <w:rPr>
+                <w:sz w:val="20"/>
+                <w:szCs w:val="20"/>
+              </w:rPr>
+            </w:pPr>
+            <w:r>
+              <w:rPr>
+                <w:sz w:val="20"/>
+                <w:szCs w:val="20"/>
+              </w:rPr>
+              <w:t xml:space="preserve">O objetivo da imposição deste limite é evitar que a adesão </w:t>
+            </w:r>
+            <w:r>
+              <w:rPr>
+                <w:sz w:val="20"/>
+                <w:szCs w:val="20"/>
+              </w:rPr>
+              <w:t>comprometa o planejamento inicial da contratação e a capacidade de atendimento do fornecedor.</w:t>
+            </w:r>
+          </w:p>
+          <w:p>
+            <w:pPr>
+              <w:pStyle w:val="PargrafodaLista"/>
+              <w:jc w:val="both"/>
+              <w:rPr>
+                <w:sz w:val="20"/>
+                <w:szCs w:val="20"/>
+              </w:rPr>
+            </w:pPr>
+          </w:p>
+          <w:p>
+            <w:pPr>
+              <w:pStyle w:val="PargrafodaLista"/>
+              <w:jc w:val="both"/>
+              <w:rPr>
+                <w:b/>
+                <w:bCs/>
+                <w:sz w:val="20"/>
+                <w:szCs w:val="20"/>
+              </w:rPr>
+            </w:pPr>
+            <w:r>
+              <w:rPr>
+                <w:b/>
+                <w:bCs/>
+                <w:sz w:val="20"/>
+                <w:szCs w:val="20"/>
+              </w:rPr>
+              <w:t>Observaç</w:t>
+            </w:r>
+            <w:r>
+              <w:rPr>
+                <w:b/>
+                <w:bCs/>
+                <w:sz w:val="20"/>
+                <w:szCs w:val="20"/>
+              </w:rPr>
+              <w:t>ão</w:t>
+            </w:r>
+            <w:r>
+              <w:rPr>
+                <w:b/>
+                <w:bCs/>
+                <w:sz w:val="20"/>
+                <w:szCs w:val="20"/>
+              </w:rPr>
+              <w:t>:</w:t>
+            </w:r>
+          </w:p>
+          <w:p>
+            <w:pPr>
+              <w:pStyle w:val="PargrafodaLista"/>
+              <w:jc w:val="both"/>
+              <w:rPr>
+                <w:sz w:val="20"/>
+                <w:szCs w:val="20"/>
+              </w:rPr>
+            </w:pPr>
+            <w:r>
+              <w:rPr>
+                <w:sz w:val="20"/>
+                <w:szCs w:val="20"/>
+              </w:rPr>
+              <w:t xml:space="preserve">- Em uma adesão, o limite dos </w:t>
+            </w:r>
+            <w:r>
+              <w:rPr>
+                <w:sz w:val="20"/>
+                <w:szCs w:val="20"/>
+              </w:rPr>
+              <w:t xml:space="preserve">50% do quantitativo do item </w:t>
+            </w:r>
+            <w:r>
+              <w:rPr>
+                <w:sz w:val="20"/>
+                <w:szCs w:val="20"/>
+              </w:rPr>
+              <w:t>a</w:t>
+            </w:r>
+            <w:r>
+              <w:rPr>
+                <w:sz w:val="20"/>
+                <w:szCs w:val="20"/>
+              </w:rPr>
+              <w:t xml:space="preserve">o qual </w:t>
+            </w:r>
+            <w:r>
+              <w:rPr>
+                <w:sz w:val="20"/>
+                <w:szCs w:val="20"/>
+              </w:rPr>
+              <w:t xml:space="preserve">o órgão </w:t>
+            </w:r>
+            <w:r>
+              <w:rPr>
+                <w:sz w:val="20"/>
+                <w:szCs w:val="20"/>
+              </w:rPr>
+              <w:t xml:space="preserve">carona </w:t>
+            </w:r>
+            <w:r>
+              <w:rPr>
+                <w:sz w:val="20"/>
+                <w:szCs w:val="20"/>
+              </w:rPr>
+              <w:t xml:space="preserve">pretende aderir deve suprir toda </w:t>
+            </w:r>
+            <w:r>
+              <w:rPr>
+                <w:sz w:val="20"/>
+                <w:szCs w:val="20"/>
+              </w:rPr>
+              <w:t>à</w:t>
+            </w:r>
+            <w:r>
+              <w:rPr>
+                <w:sz w:val="20"/>
+                <w:szCs w:val="20"/>
+              </w:rPr>
+              <w:t xml:space="preserve"> necessidade da pretensa contratação.</w:t>
+            </w:r>
+            <w:r>
+              <w:rPr>
+                <w:sz w:val="20"/>
+                <w:szCs w:val="20"/>
+              </w:rPr>
+              <w:t xml:space="preserve"> Caso </w:t>
+            </w:r>
+            <w:r>
+              <w:rPr>
+                <w:sz w:val="20"/>
+                <w:szCs w:val="20"/>
+              </w:rPr>
+              <w:t xml:space="preserve">esse </w:t>
+            </w:r>
+            <w:r>
+              <w:rPr>
+                <w:sz w:val="20"/>
+                <w:szCs w:val="20"/>
+              </w:rPr>
+              <w:t xml:space="preserve">limite </w:t>
+            </w:r>
+            <w:r>
+              <w:rPr>
+                <w:sz w:val="20"/>
+                <w:szCs w:val="20"/>
+              </w:rPr>
+              <w:t xml:space="preserve">de </w:t>
+            </w:r>
+            <w:r>
+              <w:rPr>
+                <w:sz w:val="20"/>
+                <w:szCs w:val="20"/>
+              </w:rPr>
+              <w:t xml:space="preserve">50% </w:t>
+            </w:r>
+            <w:r>
+              <w:rPr>
+                <w:sz w:val="20"/>
+                <w:szCs w:val="20"/>
+              </w:rPr>
+              <w:t>seja inferior</w:t>
+            </w:r>
+            <w:r>
+              <w:rPr>
+                <w:sz w:val="20"/>
+                <w:szCs w:val="20"/>
+              </w:rPr>
+              <w:t xml:space="preserve"> à</w:t>
+            </w:r>
+            <w:r>
+              <w:rPr>
+                <w:sz w:val="20"/>
+                <w:szCs w:val="20"/>
+              </w:rPr>
+              <w:t xml:space="preserve"> demanda </w:t>
+            </w:r>
+            <w:r>
+              <w:rPr>
+                <w:sz w:val="20"/>
+                <w:szCs w:val="20"/>
+              </w:rPr>
+              <w:t>do órgão carona, não</w:t>
+            </w:r>
+            <w:r>
+              <w:rPr>
+                <w:sz w:val="20"/>
+                <w:szCs w:val="20"/>
+              </w:rPr>
+              <w:t xml:space="preserve"> será possível </w:t>
+            </w:r>
+            <w:r>
+              <w:rPr>
+                <w:sz w:val="20"/>
+                <w:szCs w:val="20"/>
+              </w:rPr>
+              <w:t xml:space="preserve">aderir </w:t>
+            </w:r>
+            <w:r>
+              <w:rPr>
+                <w:sz w:val="20"/>
+                <w:szCs w:val="20"/>
+              </w:rPr>
+              <w:t>à</w:t>
+            </w:r>
+            <w:r>
+              <w:rPr>
+                <w:sz w:val="20"/>
+                <w:szCs w:val="20"/>
+              </w:rPr>
+              <w:t xml:space="preserve"> ata e</w:t>
+            </w:r>
+            <w:r>
+              <w:rPr>
+                <w:sz w:val="20"/>
+                <w:szCs w:val="20"/>
+              </w:rPr>
+              <w:t xml:space="preserve"> suprir </w:t>
+            </w:r>
+            <w:r>
+              <w:rPr>
+                <w:sz w:val="20"/>
+                <w:szCs w:val="20"/>
+              </w:rPr>
+              <w:t xml:space="preserve">o restante da demanda por outro meio, </w:t>
+            </w:r>
+            <w:r>
+              <w:rPr>
+                <w:sz w:val="20"/>
+                <w:szCs w:val="20"/>
+              </w:rPr>
+              <w:t xml:space="preserve">sob pena de caracterização de </w:t>
+            </w:r>
+            <w:r>
+              <w:rPr>
+                <w:sz w:val="20"/>
+                <w:szCs w:val="20"/>
+              </w:rPr>
+              <w:t>fracionamento de despesa</w:t>
+            </w:r>
+            <w:r>
+              <w:rPr>
+                <w:sz w:val="20"/>
+                <w:szCs w:val="20"/>
+              </w:rPr>
+              <w:t>.</w:t>
+            </w:r>
+            <w:r>
+              <w:rPr>
+                <w:sz w:val="20"/>
+                <w:szCs w:val="20"/>
+              </w:rPr>
+              <w:t xml:space="preserve"> </w:t>
+            </w:r>
+          </w:p>
+          <w:p>
+            <w:pPr>
+              <w:pStyle w:val="PargrafodaLista"/>
+              <w:jc w:val="both"/>
+              <w:rPr>
+                <w:sz w:val="20"/>
+                <w:szCs w:val="20"/>
+              </w:rPr>
+            </w:pPr>
+          </w:p>
+          <w:p>
+            <w:pPr>
+              <w:pStyle w:val="PargrafodaLista"/>
+              <w:jc w:val="both"/>
+              <w:rPr>
+                <w:sz w:val="20"/>
+                <w:szCs w:val="20"/>
+              </w:rPr>
+            </w:pPr>
+          </w:p>
+          <w:p>
+            <w:pPr>
+              <w:pStyle w:val="PargrafodaLista"/>
+              <w:numPr>
+                <w:ilvl w:val="0"/>
+                <w:numId w:val="25"/>
+              </w:numPr>
+              <w:jc w:val="both"/>
+              <w:rPr>
+                <w:b/>
+                <w:bCs/>
+                <w:sz w:val="20"/>
+                <w:szCs w:val="20"/>
+              </w:rPr>
+            </w:pPr>
+            <w:r>
+              <w:rPr>
+                <w:sz w:val="20"/>
+                <w:szCs w:val="20"/>
+              </w:rPr>
+              <w:t xml:space="preserve"> </w:t>
+            </w:r>
+            <w:r>
+              <w:rPr>
+                <w:b/>
+                <w:bCs/>
+                <w:sz w:val="20"/>
+                <w:szCs w:val="20"/>
+              </w:rPr>
+              <w:t xml:space="preserve">Limite </w:t>
+            </w:r>
+            <w:r>
+              <w:rPr>
+                <w:b/>
+                <w:bCs/>
+                <w:sz w:val="20"/>
+                <w:szCs w:val="20"/>
+              </w:rPr>
+              <w:t>Global</w:t>
+            </w:r>
+          </w:p>
+          <w:p>
+            <w:pPr>
+              <w:pStyle w:val="PargrafodaLista"/>
+              <w:jc w:val="both"/>
+              <w:rPr>
+                <w:b/>
+                <w:bCs/>
+                <w:sz w:val="20"/>
+                <w:szCs w:val="20"/>
+              </w:rPr>
+            </w:pPr>
+          </w:p>
+          <w:p>
+            <w:pPr>
+              <w:pStyle w:val="PargrafodaLista"/>
+              <w:jc w:val="both"/>
+              <w:rPr>
+                <w:sz w:val="20"/>
+                <w:szCs w:val="20"/>
+              </w:rPr>
+            </w:pPr>
+            <w:r>
+              <w:rPr>
+                <w:sz w:val="20"/>
+                <w:szCs w:val="20"/>
+              </w:rPr>
+              <w:t xml:space="preserve">Nos termos do </w:t>
+            </w:r>
+            <w:hyperlink r:id="rId15" w:history="1">
+              <w:r>
+                <w:rPr>
+                  <w:rStyle w:val="Hyperlink"/>
+                  <w:sz w:val="20"/>
+                  <w:szCs w:val="20"/>
+                </w:rPr>
+                <w:t>§ 5º do art. 86 da 14.133/2021</w:t>
+              </w:r>
+            </w:hyperlink>
+            <w:r>
+              <w:rPr>
+                <w:sz w:val="20"/>
+                <w:szCs w:val="20"/>
+              </w:rPr>
+              <w:t xml:space="preserve">, </w:t>
+            </w:r>
+            <w:r>
+              <w:rPr>
+                <w:sz w:val="20"/>
+                <w:szCs w:val="20"/>
+              </w:rPr>
+              <w:t>o quantitativo decorrente</w:t>
+            </w:r>
+            <w:r>
+              <w:rPr>
+                <w:sz w:val="20"/>
+                <w:szCs w:val="20"/>
+              </w:rPr>
+              <w:t xml:space="preserve"> do conjunto </w:t>
+            </w:r>
+            <w:r>
+              <w:rPr>
+                <w:sz w:val="20"/>
+                <w:szCs w:val="20"/>
+              </w:rPr>
+              <w:t xml:space="preserve">das adesões </w:t>
+            </w:r>
+            <w:r>
+              <w:rPr>
+                <w:sz w:val="20"/>
+                <w:szCs w:val="20"/>
+              </w:rPr>
+              <w:t>à ata de registro de preços na condição de não participante (carona)</w:t>
+            </w:r>
+            <w:r>
+              <w:rPr>
+                <w:sz w:val="20"/>
+                <w:szCs w:val="20"/>
+              </w:rPr>
+              <w:t xml:space="preserve"> não poderá exceder, na totalidade</w:t>
+            </w:r>
+            <w:r>
+              <w:rPr>
+                <w:sz w:val="20"/>
+                <w:szCs w:val="20"/>
+              </w:rPr>
+              <w:t xml:space="preserve">, o dobro </w:t>
+            </w:r>
+            <w:r>
+              <w:rPr>
+                <w:sz w:val="20"/>
+                <w:szCs w:val="20"/>
+              </w:rPr>
+              <w:t>do quantitativo de cada item registrado na Ata de Registro de Preços.</w:t>
+            </w:r>
+          </w:p>
+          <w:p>
+            <w:pPr>
+              <w:pStyle w:val="PargrafodaLista"/>
+              <w:jc w:val="both"/>
+              <w:rPr>
+                <w:sz w:val="20"/>
+                <w:szCs w:val="20"/>
+              </w:rPr>
+            </w:pPr>
+            <w:r>
+              <w:rPr>
+                <w:sz w:val="20"/>
+                <w:szCs w:val="20"/>
+              </w:rPr>
+              <w:t>Este limite global é aplicado independentemente</w:t>
+            </w:r>
+            <w:r>
+              <w:rPr>
+                <w:sz w:val="20"/>
+                <w:szCs w:val="20"/>
+              </w:rPr>
+              <w:t xml:space="preserve"> da quantidade de órgãos que aderirem à ata.</w:t>
+            </w:r>
+          </w:p>
+          <w:p>
+            <w:pPr>
+              <w:pStyle w:val="PargrafodaLista"/>
+              <w:jc w:val="both"/>
+              <w:rPr>
+                <w:sz w:val="20"/>
+                <w:szCs w:val="20"/>
+              </w:rPr>
+            </w:pPr>
+            <w:r>
+              <w:rPr>
+                <w:sz w:val="20"/>
+                <w:szCs w:val="20"/>
+              </w:rPr>
+              <w:t>O objetivo d</w:t>
+            </w:r>
+            <w:r>
+              <w:rPr>
+                <w:sz w:val="20"/>
+                <w:szCs w:val="20"/>
+              </w:rPr>
+              <w:t xml:space="preserve">esta regra tem como finalidade preservar equilíbrio da contratação, evitando que o volume total contratado por adesões </w:t>
+            </w:r>
+            <w:r>
+              <w:rPr>
+                <w:sz w:val="20"/>
+                <w:szCs w:val="20"/>
+              </w:rPr>
+              <w:t>exceda de forma desproporcional o quantitativo originalmente planejado.</w:t>
+            </w:r>
+          </w:p>
+          <w:p>
+            <w:pPr>
+              <w:pStyle w:val="PargrafodaLista"/>
+              <w:jc w:val="both"/>
+              <w:rPr>
+                <w:sz w:val="20"/>
+                <w:szCs w:val="20"/>
+              </w:rPr>
+            </w:pPr>
           </w:p>
         </w:tc>
       </w:tr>
@@ -1485,7 +2569,7 @@
                 <w:szCs w:val="20"/>
               </w:rPr>
             </w:pPr>
-            <w:hyperlink r:id="rId13">
+            <w:hyperlink r:id="rId16">
               <w:r>
                 <w:rPr>
                   <w:color w:val="467886"/>
@@ -1548,7 +2632,7 @@
                 <w:szCs w:val="20"/>
               </w:rPr>
             </w:pPr>
-            <w:hyperlink r:id="rId14">
+            <w:hyperlink r:id="rId17">
               <w:r>
                 <w:rPr>
                   <w:i/>
@@ -1627,7 +2711,7 @@
                 <w:szCs w:val="20"/>
               </w:rPr>
             </w:pPr>
-            <w:hyperlink r:id="rId15">
+            <w:hyperlink r:id="rId18">
               <w:r>
                 <w:rPr>
                   <w:i/>
@@ -1706,7 +2790,7 @@
                 <w:szCs w:val="20"/>
               </w:rPr>
             </w:pPr>
-            <w:hyperlink r:id="rId16">
+            <w:hyperlink r:id="rId19">
               <w:r>
                 <w:rPr>
                   <w:i/>
@@ -1784,7 +2868,7 @@
                 <w:szCs w:val="20"/>
               </w:rPr>
             </w:pPr>
-            <w:hyperlink r:id="rId17">
+            <w:hyperlink r:id="rId20">
               <w:r>
                 <w:rPr>
                   <w:i/>
@@ -1880,7 +2964,7 @@
               </w:rPr>
               <w:t xml:space="preserve">O Documento de Formalização da Demanda é o documento que deve conter o detalhamento da necessidade da área requisitante da demanda a ser atendida pela contratação, contendo no mínimo as informações constantes do </w:t>
             </w:r>
-            <w:hyperlink r:id="rId18" w:anchor=":~:text=Art.%208%C2%BA%20%C2%A0Para,do%20Governo%20federal.">
+            <w:hyperlink r:id="rId21" w:anchor=":~:text=Art.%208%C2%BA%20%C2%A0Para,do%20Governo%20federal.">
               <w:r>
                 <w:rPr>
                   <w:color w:val="467886"/>
@@ -1923,7 +3007,7 @@
               </w:rPr>
               <w:t xml:space="preserve">Conforme </w:t>
             </w:r>
-            <w:hyperlink r:id="rId19" w:anchor=":~:text=VII%20%2D%20a%20partir,respectivas%20leis%20or%C3%A7ament%C3%A1rias">
+            <w:hyperlink r:id="rId22" w:anchor=":~:text=VII%20%2D%20a%20partir,respectivas%20leis%20or%C3%A7ament%C3%A1rias">
               <w:r>
                 <w:rPr>
                   <w:color w:val="467886"/>
@@ -1939,15 +3023,7 @@
                 <w:sz w:val="20"/>
                 <w:szCs w:val="20"/>
               </w:rPr>
-              <w:t xml:space="preserve">, a partir de documentos de formalização de demandas, os órgãos responsáveis pelo planejamento de cada ente federativo poderão, na forma de regulamento, elaborar plano de </w:t>
-            </w:r>
-            <w:r>
-              <w:rPr>
-                <w:sz w:val="20"/>
-                <w:szCs w:val="20"/>
-              </w:rPr>
-              <w:lastRenderedPageBreak/>
-              <w:t>contratações anual, com o objetivo de racionalizar as contratações dos órgãos e entidades sob sua competência, garantir o alinhamento com o seu planejamento estratégico e subsidiar a elaboração das respectivas leis orçamentárias.</w:t>
+              <w:t>, a partir de documentos de formalização de demandas, os órgãos responsáveis pelo planejamento de cada ente federativo poderão, na forma de regulamento, elaborar plano de contratações anual, com o objetivo de racionalizar as contratações dos órgãos e entidades sob sua competência, garantir o alinhamento com o seu planejamento estratégico e subsidiar a elaboração das respectivas leis orçamentárias.</w:t>
             </w:r>
           </w:p>
           <w:p>
@@ -1992,7 +3068,7 @@
               </w:rPr>
               <w:t xml:space="preserve">no DFD, conforme </w:t>
             </w:r>
-            <w:hyperlink r:id="rId20" w:history="1">
+            <w:hyperlink r:id="rId23" w:history="1">
               <w:r>
                 <w:rPr>
                   <w:rStyle w:val="Hyperlink"/>
@@ -2217,7 +3293,15 @@
                 <w:sz w:val="20"/>
                 <w:szCs w:val="20"/>
               </w:rPr>
-              <w:t>etas e respectivas métricas a serem alcançadas em um dado prazo; e</w:t>
+              <w:t xml:space="preserve">etas e </w:t>
+            </w:r>
+            <w:r>
+              <w:rPr>
+                <w:sz w:val="20"/>
+                <w:szCs w:val="20"/>
+              </w:rPr>
+              <w:lastRenderedPageBreak/>
+              <w:t>respectivas métricas a serem alcançadas em um dado prazo; e</w:t>
             </w:r>
             <w:r>
               <w:rPr>
@@ -2450,7 +3534,7 @@
               </w:rPr>
               <w:t xml:space="preserve">Por determinação legal do </w:t>
             </w:r>
-            <w:hyperlink r:id="rId21" w:anchor=":~:text=Art.%2056.%20Os,14.133%2C%20de%202021.">
+            <w:hyperlink r:id="rId24" w:anchor=":~:text=Art.%2056.%20Os,14.133%2C%20de%202021.">
               <w:r>
                 <w:rPr>
                   <w:color w:val="467886"/>
@@ -2484,7 +3568,7 @@
               </w:rPr>
               <w:t xml:space="preserve">, </w:t>
             </w:r>
-            <w:hyperlink r:id="rId22">
+            <w:hyperlink r:id="rId25">
               <w:r>
                 <w:rPr>
                   <w:color w:val="467886"/>
@@ -2633,7 +3717,7 @@
               </w:rPr>
               <w:t xml:space="preserve">Conforme </w:t>
             </w:r>
-            <w:hyperlink r:id="rId23" w:anchor=":~:text=dever%C3%A3o%20ser%20registrados,exig%C3%AAncias%20meramente%20formais.">
+            <w:hyperlink r:id="rId26" w:anchor=":~:text=dever%C3%A3o%20ser%20registrados,exig%C3%AAncias%20meramente%20formais.">
               <w:r>
                 <w:rPr>
                   <w:color w:val="467886"/>
@@ -2694,7 +3778,6 @@
                 <w:sz w:val="20"/>
                 <w:szCs w:val="20"/>
               </w:rPr>
-              <w:lastRenderedPageBreak/>
               <w:t>descrição da necessidade da contratação, considerado o problema a ser resolvido sob a perspectiva do interesse públi</w:t>
             </w:r>
             <w:r>
@@ -2895,6 +3978,7 @@
                 <w:sz w:val="20"/>
                 <w:szCs w:val="20"/>
               </w:rPr>
+              <w:lastRenderedPageBreak/>
               <w:t>ser consideradas outras opções logísticas menos onerosas à Administração, tais como chamamentos públicos de doação e permutas.</w:t>
             </w:r>
           </w:p>
@@ -3155,7 +4239,6 @@
                 <w:sz w:val="20"/>
                 <w:szCs w:val="20"/>
               </w:rPr>
-              <w:lastRenderedPageBreak/>
               <w:t>providências a serem adotadas pela Administração previamente à celebração do contrato, tais como adaptações no ambiente do órgão ou da entidade, necessidade de obtenção de licenças, outorgas ou autorizações, capacitação de servidores ou de empregados para fiscalização e gestão contratual;</w:t>
             </w:r>
           </w:p>
@@ -3298,7 +4381,7 @@
               </w:rPr>
               <w:t xml:space="preserve"> deve privilegiar o alcance dos objetivos de uma contratação, nos termos no </w:t>
             </w:r>
-            <w:hyperlink r:id="rId24" w:anchor="art88%C2%A73:~:text=Art.%2011.,em%20suas%20contrata%C3%A7%C3%B5es.">
+            <w:hyperlink r:id="rId27" w:anchor="art88%C2%A73:~:text=Art.%2011.,em%20suas%20contrata%C3%A7%C3%B5es.">
               <w:r>
                 <w:rPr>
                   <w:color w:val="467886"/>
@@ -3331,9 +4414,10 @@
                 <w:sz w:val="20"/>
                 <w:szCs w:val="20"/>
               </w:rPr>
+              <w:lastRenderedPageBreak/>
               <w:t xml:space="preserve">Além dos requisitos tratados no </w:t>
             </w:r>
-            <w:hyperlink r:id="rId25" w:anchor=":~:text=dever%C3%A3o%20ser%20registrados,exig%C3%AAncias%20meramente%20formais.">
+            <w:hyperlink r:id="rId28" w:anchor=":~:text=dever%C3%A3o%20ser%20registrados,exig%C3%AAncias%20meramente%20formais.">
               <w:r>
                 <w:rPr>
                   <w:color w:val="467886"/>
@@ -3354,7 +4438,7 @@
               </w:rPr>
               <w:t xml:space="preserve"> o </w:t>
             </w:r>
-            <w:hyperlink r:id="rId26" w:anchor="art88%C2%A73:~:text=%C2%A7%203%C2%BA%20Em%20se,elabora%C3%A7%C3%A3o%20de%20projetos">
+            <w:hyperlink r:id="rId29" w:anchor="art88%C2%A73:~:text=%C2%A7%203%C2%BA%20Em%20se,elabora%C3%A7%C3%A3o%20de%20projetos">
               <w:r>
                 <w:rPr>
                   <w:color w:val="467886"/>
@@ -3477,7 +4561,7 @@
               </w:rPr>
               <w:t xml:space="preserve">no ETP, conforme </w:t>
             </w:r>
-            <w:hyperlink r:id="rId27" w:history="1">
+            <w:hyperlink r:id="rId30" w:history="1">
               <w:r>
                 <w:rPr>
                   <w:rStyle w:val="Hyperlink"/>
@@ -3699,7 +4783,6 @@
                 <w:sz w:val="20"/>
                 <w:szCs w:val="20"/>
               </w:rPr>
-              <w:lastRenderedPageBreak/>
               <w:t xml:space="preserve">Sua </w:t>
             </w:r>
             <w:r>
@@ -4030,6 +5113,7 @@
                 <w:sz w:val="20"/>
                 <w:szCs w:val="20"/>
               </w:rPr>
+              <w:lastRenderedPageBreak/>
               <w:drawing>
                 <wp:inline distT="0" distB="0" distL="0" distR="0" wp14:anchorId="3E3D853C" wp14:editId="592D17C7">
                   <wp:extent cx="6059059" cy="2109346"/>
@@ -4044,7 +5128,7 @@
                           <pic:cNvPicPr preferRelativeResize="0"/>
                         </pic:nvPicPr>
                         <pic:blipFill>
-                          <a:blip r:embed="rId28"/>
+                          <a:blip r:embed="rId31"/>
                           <a:srcRect/>
                           <a:stretch>
                             <a:fillRect/>
@@ -4288,7 +5372,6 @@
                 <w:sz w:val="20"/>
                 <w:szCs w:val="20"/>
               </w:rPr>
-              <w:lastRenderedPageBreak/>
               <w:br/>
               <w:t>Objeto do contrato</w:t>
             </w:r>
@@ -4438,7 +5521,6 @@
                 <w:sz w:val="20"/>
                 <w:szCs w:val="20"/>
               </w:rPr>
-              <w:lastRenderedPageBreak/>
               <w:t>6</w:t>
             </w:r>
           </w:p>
@@ -4539,7 +5621,7 @@
               </w:rPr>
               <w:t xml:space="preserve"> contratações de bens ou serviços, devendo observar </w:t>
             </w:r>
-            <w:hyperlink r:id="rId29" w:anchor=":~:text=XXIII%20%2D%20termo%20de,j)%20adequa%C3%A7%C3%A3o%20or%C3%A7ament%C3%A1ria%3B">
+            <w:hyperlink r:id="rId32" w:anchor=":~:text=XXIII%20%2D%20termo%20de,j)%20adequa%C3%A7%C3%A3o%20or%C3%A7ament%C3%A1ria%3B">
               <w:r>
                 <w:rPr>
                   <w:color w:val="467886"/>
@@ -4575,7 +5657,7 @@
               </w:rPr>
               <w:t xml:space="preserve"> e </w:t>
             </w:r>
-            <w:hyperlink r:id="rId30" w:anchor=":~:text=%C2%A7%201%C2%BA%20O%20termo,for%20o%20caso.">
+            <w:hyperlink r:id="rId33" w:anchor=":~:text=%C2%A7%201%C2%BA%20O%20termo,for%20o%20caso.">
               <w:r>
                 <w:rPr>
                   <w:color w:val="467886"/>
@@ -4608,6 +5690,7 @@
                 <w:sz w:val="20"/>
                 <w:szCs w:val="20"/>
               </w:rPr>
+              <w:lastRenderedPageBreak/>
               <w:t>Com o objetivo de aprimorar as atividades e atuação administrativa, a elaboração dos Estudos Técnicos Preliminares e dos Termos de Referências deve levar em con</w:t>
             </w:r>
             <w:r>
@@ -4624,7 +5707,7 @@
               </w:rPr>
               <w:t xml:space="preserve"> o relatório final com informações de contratação anterior, nos termos da </w:t>
             </w:r>
-            <w:hyperlink r:id="rId31" w:anchor=":~:text=d)%20divulga%C3%A7%C3%A3o%2C%20na%20forma%20de%20regulamento%2C%20de%20relat%C3%B3rio%20final%20com%20informa%C3%A7%C3%B5es%20sobre%20a%20consecu%C3%A7%C3%A3o%20dos%20objetivos%20que%20tenham%20justificado%20a%20contrata%C3%A7%C3%A3o%20e%20eventuais%20condutas%20a%20serem%20adotadas%20para%20o%20aprimoramento%20das%20atividades%20da%20Administra%C3%A7%C3%A3o.">
+            <w:hyperlink r:id="rId34" w:anchor=":~:text=d)%20divulga%C3%A7%C3%A3o%2C%20na%20forma%20de%20regulamento%2C%20de%20relat%C3%B3rio%20final%20com%20informa%C3%A7%C3%B5es%20sobre%20a%20consecu%C3%A7%C3%A3o%20dos%20objetivos%20que%20tenham%20justificado%20a%20contrata%C3%A7%C3%A3o%20e%20eventuais%20condutas%20a%20serem%20adotadas%20para%20o%20aprimoramento%20das%20atividades%20da%20Administra%C3%A7%C3%A3o.">
               <w:r>
                 <w:rPr>
                   <w:color w:val="467886"/>
@@ -4656,7 +5739,7 @@
               </w:rPr>
               <w:t xml:space="preserve"> </w:t>
             </w:r>
-            <w:hyperlink r:id="rId32" w:anchor=":~:text=VI%20%2D%20elaborar%20o%20relat%C3%B3rio%20final%20de%20que%20trata%20a%20al%C3%ADnea%20%E2%80%9Cd%E2%80%9D%20do%20inciso%20VI%20do%20%C2%A7%203%C2%BA%20do%20art.%20174%20da%20Lei%20n%C2%BA%2014.133%2C%20de%202021%2C%20com%20as%20informa%C3%A7%C3%B5es%20obtidas%20durante%20a%20execu%C3%A7%C3%A3o%20do%20contrato%3B">
+            <w:hyperlink r:id="rId35" w:anchor=":~:text=VI%20%2D%20elaborar%20o%20relat%C3%B3rio%20final%20de%20que%20trata%20a%20al%C3%ADnea%20%E2%80%9Cd%E2%80%9D%20do%20inciso%20VI%20do%20%C2%A7%203%C2%BA%20do%20art.%20174%20da%20Lei%20n%C2%BA%2014.133%2C%20de%202021%2C%20com%20as%20informa%C3%A7%C3%B5es%20obtidas%20durante%20a%20execu%C3%A7%C3%A3o%20do%20contrato%3B">
               <w:r>
                 <w:rPr>
                   <w:color w:val="467886"/>
@@ -4739,7 +5822,7 @@
               </w:rPr>
               <w:t xml:space="preserve">no TR, conforme </w:t>
             </w:r>
-            <w:hyperlink r:id="rId33" w:history="1">
+            <w:hyperlink r:id="rId36" w:history="1">
               <w:r>
                 <w:rPr>
                   <w:rStyle w:val="Hyperlink"/>
@@ -5326,7 +6409,7 @@
               </w:rPr>
               <w:t xml:space="preserve">conforme especificado no </w:t>
             </w:r>
-            <w:hyperlink r:id="rId34" w:anchor=":~:text=Art.%2074.%20%C3%89,vantagem%20para%20ela." w:history="1">
+            <w:hyperlink r:id="rId37" w:anchor=":~:text=Art.%2074.%20%C3%89,vantagem%20para%20ela." w:history="1">
               <w:r>
                 <w:rPr>
                   <w:rStyle w:val="Hyperlink"/>
@@ -5359,7 +6442,7 @@
               </w:rPr>
               <w:t xml:space="preserve">, conforme </w:t>
             </w:r>
-            <w:hyperlink r:id="rId35" w:anchor=":~:text=Art.%2075.%20%C3%89,fornecimento%20de%20pe%C3%A7as" w:history="1">
+            <w:hyperlink r:id="rId38" w:anchor=":~:text=Art.%2075.%20%C3%89,fornecimento%20de%20pe%C3%A7as" w:history="1">
               <w:r>
                 <w:rPr>
                   <w:rStyle w:val="Hyperlink"/>
@@ -5676,7 +6759,7 @@
               </w:rPr>
               <w:t xml:space="preserve">Conforme inciso </w:t>
             </w:r>
-            <w:hyperlink r:id="rId36" w:anchor=":~:text=XXX%20%2D%20empreitada%20integral,estrutural%20e%20operacional">
+            <w:hyperlink r:id="rId39" w:anchor=":~:text=XXX%20%2D%20empreitada%20integral,estrutural%20e%20operacional">
               <w:r>
                 <w:rPr>
                   <w:color w:val="467886"/>
@@ -5760,7 +6843,7 @@
               </w:rPr>
               <w:t xml:space="preserve">Conforme inciso </w:t>
             </w:r>
-            <w:hyperlink r:id="rId37" w:anchor=":~:text=XXIX%20%2D%20empreitada%20por%20pre%C3%A7o%20global%3A%20contrata%C3%A7%C3%A3o%20da%20execu%C3%A7%C3%A3o%20da%20obra%20ou%20do%20servi%C3%A7o%20por%20pre%C3%A7o%20certo%20e%20total%3B">
+            <w:hyperlink r:id="rId40" w:anchor=":~:text=XXIX%20%2D%20empreitada%20por%20pre%C3%A7o%20global%3A%20contrata%C3%A7%C3%A3o%20da%20execu%C3%A7%C3%A3o%20da%20obra%20ou%20do%20servi%C3%A7o%20por%20pre%C3%A7o%20certo%20e%20total%3B">
               <w:r>
                 <w:rPr>
                   <w:color w:val="467886"/>
@@ -5844,7 +6927,7 @@
               </w:rPr>
               <w:t xml:space="preserve">Conforme inciso </w:t>
             </w:r>
-            <w:hyperlink r:id="rId38" w:anchor=":~:text=XXVIII%20%2D%20empreitada%20por%20pre%C3%A7o%20unit%C3%A1rio%3A%20contrata%C3%A7%C3%A3o%20da%20execu%C3%A7%C3%A3o%20da%20obra%20ou%20do%20servi%C3%A7o%20por%20pre%C3%A7o%20certo%20de%20unidades%20determinadas">
+            <w:hyperlink r:id="rId41" w:anchor=":~:text=XXVIII%20%2D%20empreitada%20por%20pre%C3%A7o%20unit%C3%A1rio%3A%20contrata%C3%A7%C3%A3o%20da%20execu%C3%A7%C3%A3o%20da%20obra%20ou%20do%20servi%C3%A7o%20por%20pre%C3%A7o%20certo%20de%20unidades%20determinadas">
               <w:r>
                 <w:rPr>
                   <w:color w:val="467886"/>
@@ -5928,7 +7011,7 @@
               </w:rPr>
               <w:t xml:space="preserve">Conforme inciso </w:t>
             </w:r>
-            <w:hyperlink r:id="rId39" w:anchor=":~:text=XXXI%20%2D%20contrata%C3%A7%C3%A3o%20por%20tarefa%3A%20regime%20de%20contrata%C3%A7%C3%A3o%20de%20m%C3%A3o%20de%20obra%20para%20pequenos%20trabalhos%20por%20pre%C3%A7o%20certo%2C%20com%20ou%20sem%20fornecimento%20de%20materiais%3B">
+            <w:hyperlink r:id="rId42" w:anchor=":~:text=XXXI%20%2D%20contrata%C3%A7%C3%A3o%20por%20tarefa%3A%20regime%20de%20contrata%C3%A7%C3%A3o%20de%20m%C3%A3o%20de%20obra%20para%20pequenos%20trabalhos%20por%20pre%C3%A7o%20certo%2C%20com%20ou%20sem%20fornecimento%20de%20materiais%3B">
               <w:r>
                 <w:rPr>
                   <w:color w:val="467886"/>
@@ -6226,7 +7309,7 @@
               <w:lastRenderedPageBreak/>
               <w:t xml:space="preserve">Nos casos de obras e serviços de engenharia ou de serviços de manutenção de veículos automotores, por força do </w:t>
             </w:r>
-            <w:hyperlink r:id="rId40" w:anchor="art4" w:history="1">
+            <w:hyperlink r:id="rId43" w:anchor="art4" w:history="1">
               <w:r>
                 <w:rPr>
                   <w:rStyle w:val="Hyperlink"/>
@@ -6878,7 +7961,7 @@
               </w:rPr>
               <w:t xml:space="preserve">produtos para pesquisa e desenvolvimento, limitada a contratação, no caso de obras e serviços de engenharia, por força do </w:t>
             </w:r>
-            <w:hyperlink r:id="rId41" w:anchor="art4" w:history="1">
+            <w:hyperlink r:id="rId44" w:anchor="art4" w:history="1">
               <w:r>
                 <w:rPr>
                   <w:rStyle w:val="Hyperlink"/>
@@ -7198,7 +8281,7 @@
               </w:rPr>
               <w:t xml:space="preserve">para contratação com vistas ao cumprimento do disposto na Lei nº 10.973/2004, em seus </w:t>
             </w:r>
-            <w:hyperlink r:id="rId42" w:anchor="art20.:~:text=e%20parques%20tecnol%C3%B3gicos.-,Art.%203%C2%BA%20A%20Uni%C3%A3o%2C%20os%20Estados%2C%20o%20Distrito%20Federal%2C%20os%20Munic%C3%ADpios,tecnol%C3%B3gicos%2C%20e%20a%20forma%C3%A7%C3%A3o%20e%20a%20capacita%C3%A7%C3%A3o%20de%20recursos%20humanos%20qualificados.,-(Reda%C3%A7%C3%A3o%20pela%20Lei" w:history="1">
+            <w:hyperlink r:id="rId45" w:anchor="art20.:~:text=e%20parques%20tecnol%C3%B3gicos.-,Art.%203%C2%BA%20A%20Uni%C3%A3o%2C%20os%20Estados%2C%20o%20Distrito%20Federal%2C%20os%20Munic%C3%ADpios,tecnol%C3%B3gicos%2C%20e%20a%20forma%C3%A7%C3%A3o%20e%20a%20capacita%C3%A7%C3%A3o%20de%20recursos%20humanos%20qualificados.,-(Reda%C3%A7%C3%A3o%20pela%20Lei" w:history="1">
               <w:r>
                 <w:rPr>
                   <w:rStyle w:val="Hyperlink"/>
@@ -7218,7 +8301,7 @@
               </w:rPr>
               <w:t>, </w:t>
             </w:r>
-            <w:hyperlink r:id="rId43" w:history="1">
+            <w:hyperlink r:id="rId46" w:history="1">
               <w:r>
                 <w:rPr>
                   <w:rStyle w:val="Hyperlink"/>
@@ -7238,7 +8321,7 @@
               </w:rPr>
               <w:t>, </w:t>
             </w:r>
-            <w:hyperlink r:id="rId44" w:anchor="art20.:~:text=Art.%204%C2%BA%20A,demais%20organiza%C3%A7%C3%B5es%20interessadas." w:history="1">
+            <w:hyperlink r:id="rId47" w:anchor="art20.:~:text=Art.%204%C2%BA%20A,demais%20organiza%C3%A7%C3%B5es%20interessadas." w:history="1">
               <w:r>
                 <w:rPr>
                   <w:rStyle w:val="Hyperlink"/>
@@ -7258,7 +8341,7 @@
               </w:rPr>
               <w:t>, </w:t>
             </w:r>
-            <w:hyperlink r:id="rId45" w:history="1">
+            <w:hyperlink r:id="rId48" w:history="1">
               <w:r>
                 <w:rPr>
                   <w:rStyle w:val="Hyperlink"/>
@@ -7278,7 +8361,7 @@
               </w:rPr>
               <w:t xml:space="preserve">, do capítulo II que trata sobre o do estímulo à construção de ambientes especializados e cooperativos de inovação e do </w:t>
             </w:r>
-            <w:hyperlink r:id="rId46" w:anchor=":~:text=Art.%2020.%20Os,I%20deste%20par%C3%A1grafo." w:history="1">
+            <w:hyperlink r:id="rId49" w:anchor=":~:text=Art.%2020.%20Os,I%20deste%20par%C3%A1grafo." w:history="1">
               <w:r>
                 <w:rPr>
                   <w:rStyle w:val="Hyperlink"/>
@@ -11292,7 +12375,7 @@
               </w:rPr>
               <w:t xml:space="preserve">De acordo com o </w:t>
             </w:r>
-            <w:hyperlink r:id="rId47" w:anchor=":~:text=II%20%2D%20os%20valores%2C%20os%20pre%C3%A7os%20e%20os%20custos%20utilizados%20ter%C3%A3o%20como%20express%C3%A3o%20monet%C3%A1ria%20a%20moeda%20corrente%20nacional%2C%20ressalvado%20o%20disposto%20no%20art.%2052%20desta%20Lei%3B">
+            <w:hyperlink r:id="rId50" w:anchor=":~:text=II%20%2D%20os%20valores%2C%20os%20pre%C3%A7os%20e%20os%20custos%20utilizados%20ter%C3%A3o%20como%20express%C3%A3o%20monet%C3%A1ria%20a%20moeda%20corrente%20nacional%2C%20ressalvado%20o%20disposto%20no%20art.%2052%20desta%20Lei%3B">
               <w:r>
                 <w:rPr>
                   <w:color w:val="467886"/>
@@ -11340,7 +12423,7 @@
               </w:rPr>
               <w:t xml:space="preserve">Existe a exceção prevista no </w:t>
             </w:r>
-            <w:hyperlink r:id="rId48" w:anchor=":~:text=Art.%2052.%20Nas,desta%20Lei.">
+            <w:hyperlink r:id="rId51" w:anchor=":~:text=Art.%2052.%20Nas,desta%20Lei.">
               <w:r>
                 <w:rPr>
                   <w:color w:val="467886"/>
@@ -11421,7 +12504,7 @@
               </w:rPr>
               <w:t xml:space="preserve"> preço em moeda estrangeira, o licitante brasileiro também poderá fazê-lo </w:t>
             </w:r>
-            <w:hyperlink r:id="rId49" w:anchor=":~:text=%C2%A7%201%C2%BA%20Quando%20for%20permitido%20ao%20licitante%20estrangeiro%20cotar%20pre%C3%A7o%20em%20moeda%20estrangeira%2C%20o%20licitante%20brasileiro%20igualmente%20poder%C3%A1%20faz%C3%AA%2Dlo.">
+            <w:hyperlink r:id="rId52" w:anchor=":~:text=%C2%A7%201%C2%BA%20Quando%20for%20permitido%20ao%20licitante%20estrangeiro%20cotar%20pre%C3%A7o%20em%20moeda%20estrangeira%2C%20o%20licitante%20brasileiro%20igualmente%20poder%C3%A1%20faz%C3%AA%2Dlo.">
               <w:r>
                 <w:rPr>
                   <w:color w:val="467886"/>
@@ -11493,7 +12576,7 @@
               </w:rPr>
               <w:t xml:space="preserve"> tenha sido feita em moeda estrangeira, o pagamento ao licitante contratado será sempre efetuado em moeda corrente nacional </w:t>
             </w:r>
-            <w:hyperlink r:id="rId50" w:anchor=":~:text=%C2%A7%202%C2%BA%20O%20pagamento%20feito%20ao%20licitante%20brasileiro%20eventualmente%20contratado%20em%20virtude%20de%20licita%C3%A7%C3%A3o%20nas%20condi%C3%A7%C3%B5es%20de%20que%20trata%20o%20%C2%A7%201%C2%BA%20deste%20artigo%20ser%C3%A1%20efetuado%20em%20moeda%20corrente%20nacional.">
+            <w:hyperlink r:id="rId53" w:anchor=":~:text=%C2%A7%202%C2%BA%20O%20pagamento%20feito%20ao%20licitante%20brasileiro%20eventualmente%20contratado%20em%20virtude%20de%20licita%C3%A7%C3%A3o%20nas%20condi%C3%A7%C3%B5es%20de%20que%20trata%20o%20%C2%A7%201%C2%BA%20deste%20artigo%20ser%C3%A1%20efetuado%20em%20moeda%20corrente%20nacional.">
               <w:r>
                 <w:rPr>
                   <w:color w:val="467886"/>
@@ -11565,7 +12648,7 @@
               </w:rPr>
               <w:t xml:space="preserve"> </w:t>
             </w:r>
-            <w:hyperlink r:id="rId51" w:anchor=":~:text=%C2%A7%205%C2%BA%20As%20propostas%20de%20todos%20os%20licitantes%20estar%C3%A3o%20sujeitas%20%C3%A0s%20mesmas%20regras%20e%20condi%C3%A7%C3%B5es%2C%20na%20forma%20estabelecida%20no%20edital.">
+            <w:hyperlink r:id="rId54" w:anchor=":~:text=%C2%A7%205%C2%BA%20As%20propostas%20de%20todos%20os%20licitantes%20estar%C3%A3o%20sujeitas%20%C3%A0s%20mesmas%20regras%20e%20condi%C3%A7%C3%B5es%2C%20na%20forma%20estabelecida%20no%20edital.">
               <w:r>
                 <w:rPr>
                   <w:color w:val="467886"/>
@@ -11659,7 +12742,7 @@
               </w:rPr>
               <w:t xml:space="preserve">Não. Conforme inciso </w:t>
             </w:r>
-            <w:hyperlink r:id="rId52" w:anchor=":~:text=XXXVIII%20%2D%20concorr%C3%AAncia%3A%20modalidade,e)%20maior%20desconto%3B">
+            <w:hyperlink r:id="rId55" w:anchor=":~:text=XXXVIII%20%2D%20concorr%C3%AAncia%3A%20modalidade,e)%20maior%20desconto%3B">
               <w:r>
                 <w:rPr>
                   <w:color w:val="467886"/>
@@ -11889,7 +12972,7 @@
               </w:rPr>
               <w:t xml:space="preserve">O </w:t>
             </w:r>
-            <w:hyperlink r:id="rId53" w:anchor=":~:text=Art.%2074.%20Para,d)%20requinte%3B">
+            <w:hyperlink r:id="rId56" w:anchor=":~:text=Art.%2074.%20Para,d)%20requinte%3B">
               <w:r>
                 <w:rPr>
                   <w:color w:val="467886"/>
@@ -11938,7 +13021,7 @@
               </w:rPr>
               <w:t xml:space="preserve">Os </w:t>
             </w:r>
-            <w:hyperlink r:id="rId54" w:anchor=":~:text=do%20art.%2074%3A-,Art.%2075.%20O%20ente%20p%C3%BAblico%20considerar%C3%A1%20no%20enquadramento%20do%20bem%20como,retornar%C3%A3o%20aos%20setores%20requisitantes%20para%20supress%C3%A3o%20ou%20substitui%C3%A7%C3%A3o%20dos%20bens%20demandados.,-Se%C3%A7%C3%A3o%20V">
+            <w:hyperlink r:id="rId57" w:anchor=":~:text=do%20art.%2074%3A-,Art.%2075.%20O%20ente%20p%C3%BAblico%20considerar%C3%A1%20no%20enquadramento%20do%20bem%20como,retornar%C3%A3o%20aos%20setores%20requisitantes%20para%20supress%C3%A3o%20ou%20substitui%C3%A7%C3%A3o%20dos%20bens%20demandados.,-Se%C3%A7%C3%A3o%20V">
               <w:r>
                 <w:rPr>
                   <w:color w:val="467886"/>
@@ -11987,7 +13070,7 @@
               </w:rPr>
               <w:t xml:space="preserve">O </w:t>
             </w:r>
-            <w:hyperlink r:id="rId55" w:anchor=":~:text=Art.%2020.%20Os%20itens%20de%20consumo%20adquiridos%20para%20suprir%20as%20demandas%20das%20estruturas%20da%20Administra%C3%A7%C3%A3o%20P%C3%BAblica%20dever%C3%A3o%20ser%20de%20qualidade%20comum%2C%20n%C3%A3o%20superior%20%C3%A0%20necess%C3%A1ria%20para%20cumprir%20as%20finalidades%20%C3%A0s%20quais%20se%20destinam%2C%20vedada%20a%20aquisi%C3%A7%C3%A3o%20de%20artigos%20de%20luxo.">
+            <w:hyperlink r:id="rId58" w:anchor=":~:text=Art.%2020.%20Os%20itens%20de%20consumo%20adquiridos%20para%20suprir%20as%20demandas%20das%20estruturas%20da%20Administra%C3%A7%C3%A3o%20P%C3%BAblica%20dever%C3%A3o%20ser%20de%20qualidade%20comum%2C%20n%C3%A3o%20superior%20%C3%A0%20necess%C3%A1ria%20para%20cumprir%20as%20finalidades%20%C3%A0s%20quais%20se%20destinam%2C%20vedada%20a%20aquisi%C3%A7%C3%A3o%20de%20artigos%20de%20luxo.">
               <w:r>
                 <w:rPr>
                   <w:color w:val="467886"/>
@@ -12295,7 +13378,7 @@
               </w:rPr>
               <w:t xml:space="preserve">Conforme o </w:t>
             </w:r>
-            <w:hyperlink r:id="rId56">
+            <w:hyperlink r:id="rId59">
               <w:r>
                 <w:rPr>
                   <w:color w:val="467886"/>
@@ -12334,7 +13417,7 @@
               </w:rPr>
               <w:t xml:space="preserve">Já o </w:t>
             </w:r>
-            <w:hyperlink r:id="rId57">
+            <w:hyperlink r:id="rId60">
               <w:r>
                 <w:rPr>
                   <w:color w:val="467886"/>
@@ -12411,7 +13494,7 @@
               </w:rPr>
               <w:t xml:space="preserve">Sistema para criação do PCA é o </w:t>
             </w:r>
-            <w:hyperlink r:id="rId58">
+            <w:hyperlink r:id="rId61">
               <w:r>
                 <w:rPr>
                   <w:color w:val="467886"/>
@@ -12450,7 +13533,7 @@
               </w:rPr>
               <w:t xml:space="preserve">O </w:t>
             </w:r>
-            <w:hyperlink r:id="rId59">
+            <w:hyperlink r:id="rId62">
               <w:r>
                 <w:rPr>
                   <w:color w:val="467886"/>
@@ -12506,7 +13589,7 @@
               </w:rPr>
               <w:t xml:space="preserve">A consulta no PCA da Secretaria de Estado de Educação do Distrito Federal pode ser efetuada por meio do </w:t>
             </w:r>
-            <w:hyperlink r:id="rId60">
+            <w:hyperlink r:id="rId63">
               <w:r>
                 <w:rPr>
                   <w:color w:val="467886"/>
@@ -12599,7 +13682,7 @@
               </w:rPr>
               <w:t xml:space="preserve">A Lei 14.133/2021 em seu </w:t>
             </w:r>
-            <w:hyperlink r:id="rId61" w:anchor=":~:text=XLV%20%2D%20sistema%20de%20registro%20de%20pre%C3%A7os%3A%20conjunto%20de%20procedimentos%20para%20realiza%C3%A7%C3%A3o%2C%20mediante%20contrata%C3%A7%C3%A3o%20direta%20ou%20licita%C3%A7%C3%A3o%20nas%20modalidades%20preg%C3%A3o%20ou%20concorr%C3%AAncia%2C%20de%20registro%20formal%20de%20pre%C3%A7os%20relativos%20a%20presta%C3%A7%C3%A3o%20de%20servi%C3%A7os%2C%20a%20obras%20e%20a%20aquisi%C3%A7%C3%A3o%20e%20loca%C3%A7%C3%A3o%20de%20bens%20para%20contrata%C3%A7%C3%B5es%20futuras%3B">
+            <w:hyperlink r:id="rId64" w:anchor=":~:text=XLV%20%2D%20sistema%20de%20registro%20de%20pre%C3%A7os%3A%20conjunto%20de%20procedimentos%20para%20realiza%C3%A7%C3%A3o%2C%20mediante%20contrata%C3%A7%C3%A3o%20direta%20ou%20licita%C3%A7%C3%A3o%20nas%20modalidades%20preg%C3%A3o%20ou%20concorr%C3%AAncia%2C%20de%20registro%20formal%20de%20pre%C3%A7os%20relativos%20a%20presta%C3%A7%C3%A3o%20de%20servi%C3%A7os%2C%20a%20obras%20e%20a%20aquisi%C3%A7%C3%A3o%20e%20loca%C3%A7%C3%A3o%20de%20bens%20para%20contrata%C3%A7%C3%B5es%20futuras%3B">
               <w:r>
                 <w:rPr>
                   <w:color w:val="467886"/>
@@ -12702,7 +13785,7 @@
               </w:rPr>
               <w:t xml:space="preserve">Conforme </w:t>
             </w:r>
-            <w:hyperlink r:id="rId62" w:anchor=":~:text=Art.%20190.%20O,peculiaridades%20da%20execu%C3%A7%C3%A3o.">
+            <w:hyperlink r:id="rId65" w:anchor=":~:text=Art.%20190.%20O,peculiaridades%20da%20execu%C3%A7%C3%A3o.">
               <w:r>
                 <w:rPr>
                   <w:color w:val="467886"/>
@@ -12892,7 +13975,7 @@
               </w:rPr>
               <w:t xml:space="preserve">A </w:t>
             </w:r>
-            <w:hyperlink r:id="rId63" w:anchor=":~:text=%C2%A7%205%C2%BA%20O%20sistema,sua%20proposta%20original.">
+            <w:hyperlink r:id="rId66" w:anchor=":~:text=%C2%A7%205%C2%BA%20O%20sistema,sua%20proposta%20original.">
               <w:r>
                 <w:rPr>
                   <w:color w:val="467886"/>
@@ -13216,7 +14299,7 @@
               </w:rPr>
               <w:t xml:space="preserve">A </w:t>
             </w:r>
-            <w:hyperlink r:id="rId64" w:anchor=":~:text=Art.%2082.%20O%20edital,um%20%C3%B3rg%C3%A3o%20ou%20entidade.">
+            <w:hyperlink r:id="rId67" w:anchor=":~:text=Art.%2082.%20O%20edital,um%20%C3%B3rg%C3%A3o%20ou%20entidade.">
               <w:r>
                 <w:rPr>
                   <w:color w:val="467886"/>
@@ -13674,7 +14757,7 @@
               </w:rPr>
               <w:t xml:space="preserve">O </w:t>
             </w:r>
-            <w:hyperlink r:id="rId65" w:anchor=":~:text=%C2%A7%203%C2%BA%20%C3%89%20permitido,fornecimento%20de%20bens.">
+            <w:hyperlink r:id="rId68" w:anchor=":~:text=%C2%A7%203%C2%BA%20%C3%89%20permitido,fornecimento%20de%20bens.">
               <w:r>
                 <w:rPr>
                   <w:color w:val="467886"/>
@@ -13819,7 +14902,7 @@
               </w:rPr>
               <w:t xml:space="preserve">O </w:t>
             </w:r>
-            <w:hyperlink r:id="rId66" w:anchor=":~:text=%C2%A7%204%C2%BA%20Nas%20situa%C3%A7%C3%B5es%20referidas%20no%20%C2%A7%203%C2%BA%20deste%20artigo%2C%20%C3%A9%20obrigat%C3%B3ria%20a%20indica%C3%A7%C3%A3o%20do%20valor%20m%C3%A1ximo%20da%20despesa%20e%20%C3%A9%20vedada%20a%20participa%C3%A7%C3%A3o%20de%20outro%20%C3%B3rg%C3%A3o%20ou%20entidade%20na%20ata.">
+            <w:hyperlink r:id="rId69" w:anchor=":~:text=%C2%A7%204%C2%BA%20Nas%20situa%C3%A7%C3%B5es%20referidas%20no%20%C2%A7%203%C2%BA%20deste%20artigo%2C%20%C3%A9%20obrigat%C3%B3ria%20a%20indica%C3%A7%C3%A3o%20do%20valor%20m%C3%A1ximo%20da%20despesa%20e%20%C3%A9%20vedada%20a%20participa%C3%A7%C3%A3o%20de%20outro%20%C3%B3rg%C3%A3o%20ou%20entidade%20na%20ata.">
               <w:r>
                 <w:rPr>
                   <w:color w:val="467886"/>
@@ -13923,7 +15006,7 @@
               <w:lastRenderedPageBreak/>
               <w:t xml:space="preserve">O </w:t>
             </w:r>
-            <w:hyperlink r:id="rId67" w:anchor=":~:text=%C2%A7%205%C2%BA%20O%20sistema,sua%20proposta%20original.">
+            <w:hyperlink r:id="rId70" w:anchor=":~:text=%C2%A7%205%C2%BA%20O%20sistema,sua%20proposta%20original.">
               <w:r>
                 <w:rPr>
                   <w:color w:val="467886"/>
@@ -14211,7 +15294,7 @@
               </w:rPr>
               <w:t xml:space="preserve">O </w:t>
             </w:r>
-            <w:hyperlink r:id="rId68" w:anchor=":~:text=%C2%A7%206%C2%BA%20O%20sistema%20de%20registro%20de%20pre%C3%A7os%20poder%C3%A1%2C%20na%20forma%20de%20regulamento%2C%20ser%20utilizado%20nas%20hip%C3%B3teses%20de%20inexigibilidade%20e%20de%20dispensa%20de%20licita%C3%A7%C3%A3o%20para%20a%20aquisi%C3%A7%C3%A3o%20de%20bens%20ou%20para%20a%20contrata%C3%A7%C3%A3o%20de%20servi%C3%A7os%20por%20mais%20de%20um%20%C3%B3rg%C3%A3o%20ou%20entidade.">
+            <w:hyperlink r:id="rId71" w:anchor=":~:text=%C2%A7%206%C2%BA%20O%20sistema%20de%20registro%20de%20pre%C3%A7os%20poder%C3%A1%2C%20na%20forma%20de%20regulamento%2C%20ser%20utilizado%20nas%20hip%C3%B3teses%20de%20inexigibilidade%20e%20de%20dispensa%20de%20licita%C3%A7%C3%A3o%20para%20a%20aquisi%C3%A7%C3%A3o%20de%20bens%20ou%20para%20a%20contrata%C3%A7%C3%A3o%20de%20servi%C3%A7os%20por%20mais%20de%20um%20%C3%B3rg%C3%A3o%20ou%20entidade.">
               <w:r>
                 <w:rPr>
                   <w:color w:val="467886"/>
@@ -14297,7 +15380,7 @@
                 <w:highlight w:val="yellow"/>
               </w:rPr>
             </w:pPr>
-            <w:hyperlink r:id="rId69" w:anchor=":~:text=Art.%2083.%20A%20exist%C3%AAncia%20de%20pre%C3%A7os%20registrados%20implicar%C3%A1%20compromisso%20de%20fornecimento%20nas%20condi%C3%A7%C3%B5es%20estabelecidas%2C%20mas%20n%C3%A3o%20obrigar%C3%A1%20a%20Administra%C3%A7%C3%A3o%20a%20contratar%2C%20facultada%20a%20realiza%C3%A7%C3%A3o%20de%20licita%C3%A7%C3%A3o%20espec%C3%ADfica%20para%20a%20aquisi%C3%A7%C3%A3o%20pretendida%2C%20desde%20que%20devidamente%20motivada.">
+            <w:hyperlink r:id="rId72" w:anchor=":~:text=Art.%2083.%20A%20exist%C3%AAncia%20de%20pre%C3%A7os%20registrados%20implicar%C3%A1%20compromisso%20de%20fornecimento%20nas%20condi%C3%A7%C3%B5es%20estabelecidas%2C%20mas%20n%C3%A3o%20obrigar%C3%A1%20a%20Administra%C3%A7%C3%A3o%20a%20contratar%2C%20facultada%20a%20realiza%C3%A7%C3%A3o%20de%20licita%C3%A7%C3%A3o%20espec%C3%ADfica%20para%20a%20aquisi%C3%A7%C3%A3o%20pretendida%2C%20desde%20que%20devidamente%20motivada.">
               <w:r>
                 <w:rPr>
                   <w:color w:val="467886"/>
@@ -14458,7 +15541,7 @@
                 <w:highlight w:val="yellow"/>
               </w:rPr>
             </w:pPr>
-            <w:hyperlink r:id="rId70" w:anchor=":~:text=Art.%2085.%20A,a%20ser%20contratado.">
+            <w:hyperlink r:id="rId73" w:anchor=":~:text=Art.%2085.%20A,a%20ser%20contratado.">
               <w:r>
                 <w:rPr>
                   <w:color w:val="467886"/>
@@ -14676,7 +15759,7 @@
               </w:rPr>
               <w:t xml:space="preserve">Conforme </w:t>
             </w:r>
-            <w:hyperlink r:id="rId71" w:anchor=":~:text=%C2%A7%208%C2%BA%20Ser%C3%A1%20vedada%20aos%20%C3%B3rg%C3%A3os%20e%20entidades%20da%20Administra%C3%A7%C3%A3o%20P%C3%BAblica%20federal%20a%20ades%C3%A3o%20%C3%A0%20ata%20de%20registro%20de%20pre%C3%A7os%20gerenciada%20por%20%C3%B3rg%C3%A3o%20ou%20entidade%20estadual%2C%20distrital%20ou%20municipal.">
+            <w:hyperlink r:id="rId74" w:anchor=":~:text=%C2%A7%208%C2%BA%20Ser%C3%A1%20vedada%20aos%20%C3%B3rg%C3%A3os%20e%20entidades%20da%20Administra%C3%A7%C3%A3o%20P%C3%BAblica%20federal%20a%20ades%C3%A3o%20%C3%A0%20ata%20de%20registro%20de%20pre%C3%A7os%20gerenciada%20por%20%C3%B3rg%C3%A3o%20ou%20entidade%20estadual%2C%20distrital%20ou%20municipal.">
               <w:r>
                 <w:rPr>
                   <w:color w:val="467886"/>
@@ -14772,7 +15855,7 @@
               </w:rPr>
               <w:t>A justificativa para o parcelamento ou não do objeto da contratação deve constar do Estudo Técnico Preliminar (</w:t>
             </w:r>
-            <w:hyperlink r:id="rId72" w:anchor="art18%C2%A71:~:text=VIII%20%2D%20justificativas%20para%20o%20parcelamento%20ou%20n%C3%A3o%20da%20contrata%C3%A7%C3%A3o">
+            <w:hyperlink r:id="rId75" w:anchor="art18%C2%A71:~:text=VIII%20%2D%20justificativas%20para%20o%20parcelamento%20ou%20n%C3%A3o%20da%20contrata%C3%A7%C3%A3o">
               <w:r>
                 <w:rPr>
                   <w:i/>
@@ -14794,7 +15877,7 @@
               </w:rPr>
               <w:t xml:space="preserve">, e </w:t>
             </w:r>
-            <w:hyperlink r:id="rId73" w:anchor="art9:~:text=VII%20%2D%20justificativas%20para%20o%20parcelamento%20ou%20n%C3%A3o%20da%20solu%C3%A7%C3%A3o%3B">
+            <w:hyperlink r:id="rId76" w:anchor="art9:~:text=VII%20%2D%20justificativas%20para%20o%20parcelamento%20ou%20n%C3%A3o%20da%20solu%C3%A7%C3%A3o%3B">
               <w:r>
                 <w:rPr>
                   <w:i/>
@@ -14856,7 +15939,7 @@
               </w:rPr>
               <w:t>, como regra, devem atender ao parcelamento quando for tecnicamente viável e economicamente vantajoso (</w:t>
             </w:r>
-            <w:hyperlink r:id="rId74" w:anchor="art47:~:text=II%20%2D%20do%20parcelamento%2C%20quando%20for%20tecnicamente%20vi%C3%A1vel%20e%20economicamente%20vantajoso">
+            <w:hyperlink r:id="rId77" w:anchor="art47:~:text=II%20%2D%20do%20parcelamento%2C%20quando%20for%20tecnicamente%20vi%C3%A1vel%20e%20economicamente%20vantajoso">
               <w:r>
                 <w:rPr>
                   <w:i/>
@@ -14878,7 +15961,7 @@
               </w:rPr>
               <w:t xml:space="preserve">). Devem também ser observadas as regras do </w:t>
             </w:r>
-            <w:hyperlink r:id="rId75" w:anchor="art47%C2%A71:~:text=%C2%A7%201%C2%BA%20Na%20aplica%C3%A7%C3%A3o,concentra%C3%A7%C3%A3o%20de%20mercado.">
+            <w:hyperlink r:id="rId78" w:anchor="art47%C2%A71:~:text=%C2%A7%201%C2%BA%20Na%20aplica%C3%A7%C3%A3o,concentra%C3%A7%C3%A3o%20de%20mercado.">
               <w:r>
                 <w:rPr>
                   <w:i/>
@@ -15014,7 +16097,7 @@
               <w:lastRenderedPageBreak/>
               <w:t xml:space="preserve">Em contratação de itens de valor correspondente a até R$ 80.000,00 deve ser garantida a participação exclusiva de Microempresa e Empresa de Pequeno Porte (ME e EPP), conforme </w:t>
             </w:r>
-            <w:hyperlink r:id="rId76">
+            <w:hyperlink r:id="rId79">
               <w:r>
                 <w:rPr>
                   <w:i/>
@@ -15036,7 +16119,7 @@
               </w:rPr>
               <w:t xml:space="preserve">, e </w:t>
             </w:r>
-            <w:hyperlink r:id="rId77" w:anchor="art6:~:text=Art.%206%C2%BA%20Os%20%C3%B3rg%C3%A3os%20e%20as%20entidades%20contratantes%20dever%C3%A3o%20realizar%20processo%20licitat%C3%B3rio%20destinado%20exclusivamente%20%C3%A0%20participa%C3%A7%C3%A3o%20de%20microempresas%20e%20empresas%20de%20pequeno%20porte%20nos%20itens%20ou%20lotes%20de%20licita%C3%A7%C3%A3o%20cujo%20valor%20seja%20de%20at%C3%A9%20R%24%2080.000%2C00">
+            <w:hyperlink r:id="rId80" w:anchor="art6:~:text=Art.%206%C2%BA%20Os%20%C3%B3rg%C3%A3os%20e%20as%20entidades%20contratantes%20dever%C3%A3o%20realizar%20processo%20licitat%C3%B3rio%20destinado%20exclusivamente%20%C3%A0%20participa%C3%A7%C3%A3o%20de%20microempresas%20e%20empresas%20de%20pequeno%20porte%20nos%20itens%20ou%20lotes%20de%20licita%C3%A7%C3%A3o%20cujo%20valor%20seja%20de%20at%C3%A9%20R%24%2080.000%2C00">
               <w:r>
                 <w:rPr>
                   <w:i/>
@@ -15600,7 +16683,7 @@
               </w:rPr>
               <w:t xml:space="preserve">o </w:t>
             </w:r>
-            <w:hyperlink r:id="rId78" w:anchor=":~:text=III%20%2D%20para%20contrata%C3%A7%C3%A3o,%C3%B3rg%C3%A3os%20oficiais%20competentes%3B" w:history="1">
+            <w:hyperlink r:id="rId81" w:anchor=":~:text=III%20%2D%20para%20contrata%C3%A7%C3%A3o,%C3%B3rg%C3%A3os%20oficiais%20competentes%3B" w:history="1">
               <w:r>
                 <w:rPr>
                   <w:rStyle w:val="Hyperlink"/>
@@ -15638,9 +16721,8 @@
               <w:rPr>
                 <w:sz w:val="20"/>
                 <w:szCs w:val="20"/>
-                <w:highlight w:val="yellow"/>
-              </w:rPr>
-              <w:t>26</w:t>
+              </w:rPr>
+              <w:t>27</w:t>
             </w:r>
           </w:p>
         </w:tc>
@@ -15661,12 +16743,10 @@
             </w:pPr>
             <w:r>
               <w:rPr>
-                <w:color w:val="EE0000"/>
-                <w:sz w:val="20"/>
-                <w:szCs w:val="20"/>
-                <w:highlight w:val="yellow"/>
-              </w:rPr>
-              <w:t>Como devo comprovar a inscrição do objeto no Plano de Contratação Anual do ano a que se refere? Devo anexar aos autos o comprovante da inserção dos itens do PCA em equivalência à quantidade e objeto pretendido?</w:t>
+                <w:sz w:val="20"/>
+                <w:szCs w:val="20"/>
+              </w:rPr>
+              <w:t>Quais são as fases do processo licitatório?</w:t>
             </w:r>
           </w:p>
         </w:tc>
@@ -15681,16 +16761,195 @@
               <w:rPr>
                 <w:sz w:val="20"/>
                 <w:szCs w:val="20"/>
-                <w:highlight w:val="yellow"/>
-              </w:rPr>
-            </w:pPr>
-            <w:r>
-              <w:rPr>
-                <w:sz w:val="20"/>
-                <w:szCs w:val="20"/>
-                <w:highlight w:val="yellow"/>
-              </w:rPr>
-              <w:t>Em produção!!!</w:t>
+              </w:rPr>
+            </w:pPr>
+            <w:r>
+              <w:rPr>
+                <w:sz w:val="20"/>
+                <w:szCs w:val="20"/>
+              </w:rPr>
+              <w:t>O processo licitatório é dividido em sete fases, são elas:</w:t>
+            </w:r>
+          </w:p>
+          <w:p>
+            <w:pPr>
+              <w:jc w:val="both"/>
+              <w:rPr>
+                <w:sz w:val="20"/>
+                <w:szCs w:val="20"/>
+              </w:rPr>
+            </w:pPr>
+          </w:p>
+          <w:p>
+            <w:pPr>
+              <w:jc w:val="both"/>
+              <w:rPr>
+                <w:sz w:val="20"/>
+                <w:szCs w:val="20"/>
+              </w:rPr>
+            </w:pPr>
+            <w:r>
+              <w:rPr>
+                <w:sz w:val="20"/>
+                <w:szCs w:val="20"/>
+              </w:rPr>
+              <w:t>1ª – Fase preparatória</w:t>
+            </w:r>
+          </w:p>
+          <w:p>
+            <w:pPr>
+              <w:jc w:val="both"/>
+              <w:rPr>
+                <w:sz w:val="20"/>
+                <w:szCs w:val="20"/>
+              </w:rPr>
+            </w:pPr>
+            <w:r>
+              <w:rPr>
+                <w:sz w:val="20"/>
+                <w:szCs w:val="20"/>
+              </w:rPr>
+              <w:t>2ª – Fase de divulgação do edital de licitação</w:t>
+            </w:r>
+          </w:p>
+          <w:p>
+            <w:pPr>
+              <w:jc w:val="both"/>
+              <w:rPr>
+                <w:sz w:val="20"/>
+                <w:szCs w:val="20"/>
+              </w:rPr>
+            </w:pPr>
+            <w:r>
+              <w:rPr>
+                <w:sz w:val="20"/>
+                <w:szCs w:val="20"/>
+              </w:rPr>
+              <w:t>3ª – Fase de apresentação de propostas e lances, quando for o caso</w:t>
+            </w:r>
+          </w:p>
+          <w:p>
+            <w:pPr>
+              <w:jc w:val="both"/>
+              <w:rPr>
+                <w:sz w:val="20"/>
+                <w:szCs w:val="20"/>
+              </w:rPr>
+            </w:pPr>
+            <w:r>
+              <w:rPr>
+                <w:sz w:val="20"/>
+                <w:szCs w:val="20"/>
+              </w:rPr>
+              <w:t>4ª – Fase de julgamento</w:t>
+            </w:r>
+          </w:p>
+          <w:p>
+            <w:pPr>
+              <w:pStyle w:val="PargrafodaLista"/>
+              <w:numPr>
+                <w:ilvl w:val="0"/>
+                <w:numId w:val="24"/>
+              </w:numPr>
+              <w:jc w:val="both"/>
+              <w:rPr>
+                <w:sz w:val="20"/>
+                <w:szCs w:val="20"/>
+              </w:rPr>
+            </w:pPr>
+            <w:r>
+              <w:rPr>
+                <w:sz w:val="20"/>
+                <w:szCs w:val="20"/>
+              </w:rPr>
+              <w:t>Desde que previsto no edital, a fase de julgamento, o órgão ou entidade licitante poderá, em relação ao licitante provisoriamente vencedor, realizar análise e avaliação da conformidade da proposta, mediante homologação de amostras, exame de conformidade e prova de conceito, entre os outros teste de conceitos da Administração, de modo a comprovar sua aderência às especificações definidas no termo de referência ou no projeto básico.</w:t>
+            </w:r>
+          </w:p>
+          <w:p>
+            <w:pPr>
+              <w:jc w:val="both"/>
+              <w:rPr>
+                <w:sz w:val="20"/>
+                <w:szCs w:val="20"/>
+              </w:rPr>
+            </w:pPr>
+            <w:r>
+              <w:rPr>
+                <w:sz w:val="20"/>
+                <w:szCs w:val="20"/>
+              </w:rPr>
+              <w:t>5ª – Fase de habilitação</w:t>
+            </w:r>
+          </w:p>
+          <w:p>
+            <w:pPr>
+              <w:pStyle w:val="PargrafodaLista"/>
+              <w:numPr>
+                <w:ilvl w:val="0"/>
+                <w:numId w:val="23"/>
+              </w:numPr>
+              <w:jc w:val="both"/>
+              <w:rPr>
+                <w:sz w:val="20"/>
+                <w:szCs w:val="20"/>
+              </w:rPr>
+            </w:pPr>
+            <w:r>
+              <w:rPr>
+                <w:sz w:val="20"/>
+                <w:szCs w:val="20"/>
+              </w:rPr>
+              <w:lastRenderedPageBreak/>
+              <w:t xml:space="preserve">A fase de habilitação poderá, mediante ato motivado com explicitação dos benefícios decorrentes, anteceder as fases de apresentação de propostas e lances (quando for o caso) e ainda a fase de julgamento, </w:t>
+            </w:r>
+            <w:r>
+              <w:rPr>
+                <w:b/>
+                <w:bCs/>
+                <w:sz w:val="20"/>
+                <w:szCs w:val="20"/>
+              </w:rPr>
+              <w:t>desde que expressamente prevista no edital de licitação</w:t>
+            </w:r>
+            <w:r>
+              <w:rPr>
+                <w:sz w:val="20"/>
+                <w:szCs w:val="20"/>
+              </w:rPr>
+              <w:t>.</w:t>
+            </w:r>
+          </w:p>
+          <w:p>
+            <w:pPr>
+              <w:jc w:val="both"/>
+              <w:rPr>
+                <w:sz w:val="20"/>
+                <w:szCs w:val="20"/>
+              </w:rPr>
+            </w:pPr>
+            <w:r>
+              <w:rPr>
+                <w:sz w:val="20"/>
+                <w:szCs w:val="20"/>
+              </w:rPr>
+              <w:t>6ª – Fase recursal</w:t>
+            </w:r>
+          </w:p>
+          <w:p>
+            <w:pPr>
+              <w:jc w:val="both"/>
+              <w:rPr>
+                <w:sz w:val="20"/>
+                <w:szCs w:val="20"/>
+                <w:highlight w:val="yellow"/>
+              </w:rPr>
+            </w:pPr>
+            <w:r>
+              <w:rPr>
+                <w:sz w:val="20"/>
+                <w:szCs w:val="20"/>
+              </w:rPr>
+              <w:t>7ª – Fase de homologação</w:t>
             </w:r>
           </w:p>
         </w:tc>
@@ -15714,7 +16973,8 @@
                 <w:sz w:val="20"/>
                 <w:szCs w:val="20"/>
               </w:rPr>
-              <w:t>27</w:t>
+              <w:lastRenderedPageBreak/>
+              <w:t>28</w:t>
             </w:r>
           </w:p>
         </w:tc>
@@ -15736,7 +16996,7 @@
                 <w:sz w:val="20"/>
                 <w:szCs w:val="20"/>
               </w:rPr>
-              <w:t>Quais são as fases do processo licitatório?</w:t>
+              <w:t>Quais são as condições para o cancelamento do registro de preço do fornecedor e da ata de registro de preços?</w:t>
             </w:r>
           </w:p>
         </w:tc>
@@ -15758,257 +17018,9 @@
                 <w:sz w:val="20"/>
                 <w:szCs w:val="20"/>
               </w:rPr>
-              <w:t>O processo licitatório é dividido em sete fases, são elas:</w:t>
-            </w:r>
-          </w:p>
-          <w:p>
-            <w:pPr>
-              <w:jc w:val="both"/>
-              <w:rPr>
-                <w:sz w:val="20"/>
-                <w:szCs w:val="20"/>
-              </w:rPr>
-            </w:pPr>
-          </w:p>
-          <w:p>
-            <w:pPr>
-              <w:jc w:val="both"/>
-              <w:rPr>
-                <w:sz w:val="20"/>
-                <w:szCs w:val="20"/>
-              </w:rPr>
-            </w:pPr>
-            <w:r>
-              <w:rPr>
-                <w:sz w:val="20"/>
-                <w:szCs w:val="20"/>
-              </w:rPr>
-              <w:t>1ª – Fase preparatória</w:t>
-            </w:r>
-          </w:p>
-          <w:p>
-            <w:pPr>
-              <w:jc w:val="both"/>
-              <w:rPr>
-                <w:sz w:val="20"/>
-                <w:szCs w:val="20"/>
-              </w:rPr>
-            </w:pPr>
-            <w:r>
-              <w:rPr>
-                <w:sz w:val="20"/>
-                <w:szCs w:val="20"/>
-              </w:rPr>
-              <w:t>2ª – Fase de divulgação do edital de licitação</w:t>
-            </w:r>
-          </w:p>
-          <w:p>
-            <w:pPr>
-              <w:jc w:val="both"/>
-              <w:rPr>
-                <w:sz w:val="20"/>
-                <w:szCs w:val="20"/>
-              </w:rPr>
-            </w:pPr>
-            <w:r>
-              <w:rPr>
-                <w:sz w:val="20"/>
-                <w:szCs w:val="20"/>
-              </w:rPr>
-              <w:t>3ª – Fase de apresentação de propostas e lances, quando for o caso</w:t>
-            </w:r>
-          </w:p>
-          <w:p>
-            <w:pPr>
-              <w:jc w:val="both"/>
-              <w:rPr>
-                <w:sz w:val="20"/>
-                <w:szCs w:val="20"/>
-              </w:rPr>
-            </w:pPr>
-            <w:r>
-              <w:rPr>
-                <w:sz w:val="20"/>
-                <w:szCs w:val="20"/>
-              </w:rPr>
-              <w:t>4ª – Fase de julgamento</w:t>
-            </w:r>
-          </w:p>
-          <w:p>
-            <w:pPr>
-              <w:pStyle w:val="PargrafodaLista"/>
-              <w:numPr>
-                <w:ilvl w:val="0"/>
-                <w:numId w:val="24"/>
-              </w:numPr>
-              <w:jc w:val="both"/>
-              <w:rPr>
-                <w:sz w:val="20"/>
-                <w:szCs w:val="20"/>
-              </w:rPr>
-            </w:pPr>
-            <w:r>
-              <w:rPr>
-                <w:sz w:val="20"/>
-                <w:szCs w:val="20"/>
-              </w:rPr>
-              <w:lastRenderedPageBreak/>
-              <w:t>Desde que previsto no edital, a fase de julgamento, o órgão ou entidade licitante poderá, em relação ao licitante provisoriamente vencedor, realizar análise e avaliação da conformidade da proposta, mediante homologação de amostras, exame de conformidade e prova de conceito, entre os outros teste de conceitos da Administração, de modo a comprovar sua aderência às especificações definidas no termo de referência ou no projeto básico.</w:t>
-            </w:r>
-          </w:p>
-          <w:p>
-            <w:pPr>
-              <w:jc w:val="both"/>
-              <w:rPr>
-                <w:sz w:val="20"/>
-                <w:szCs w:val="20"/>
-              </w:rPr>
-            </w:pPr>
-            <w:r>
-              <w:rPr>
-                <w:sz w:val="20"/>
-                <w:szCs w:val="20"/>
-              </w:rPr>
-              <w:t>5ª – Fase de habilitação</w:t>
-            </w:r>
-          </w:p>
-          <w:p>
-            <w:pPr>
-              <w:pStyle w:val="PargrafodaLista"/>
-              <w:numPr>
-                <w:ilvl w:val="0"/>
-                <w:numId w:val="23"/>
-              </w:numPr>
-              <w:jc w:val="both"/>
-              <w:rPr>
-                <w:sz w:val="20"/>
-                <w:szCs w:val="20"/>
-              </w:rPr>
-            </w:pPr>
-            <w:r>
-              <w:rPr>
-                <w:sz w:val="20"/>
-                <w:szCs w:val="20"/>
-              </w:rPr>
-              <w:t xml:space="preserve">A fase de habilitação poderá, mediante ato motivado com explicitação dos benefícios decorrentes, anteceder as fases de apresentação de propostas e lances (quando for o caso) e ainda a fase de julgamento, </w:t>
-            </w:r>
-            <w:r>
-              <w:rPr>
-                <w:b/>
-                <w:bCs/>
-                <w:sz w:val="20"/>
-                <w:szCs w:val="20"/>
-              </w:rPr>
-              <w:t>desde que expressamente prevista no edital de licitação</w:t>
-            </w:r>
-            <w:r>
-              <w:rPr>
-                <w:sz w:val="20"/>
-                <w:szCs w:val="20"/>
-              </w:rPr>
-              <w:t>.</w:t>
-            </w:r>
-          </w:p>
-          <w:p>
-            <w:pPr>
-              <w:jc w:val="both"/>
-              <w:rPr>
-                <w:sz w:val="20"/>
-                <w:szCs w:val="20"/>
-              </w:rPr>
-            </w:pPr>
-            <w:r>
-              <w:rPr>
-                <w:sz w:val="20"/>
-                <w:szCs w:val="20"/>
-              </w:rPr>
-              <w:t>6ª – Fase recursal</w:t>
-            </w:r>
-          </w:p>
-          <w:p>
-            <w:pPr>
-              <w:jc w:val="both"/>
-              <w:rPr>
-                <w:sz w:val="20"/>
-                <w:szCs w:val="20"/>
-              </w:rPr>
-            </w:pPr>
-            <w:r>
-              <w:rPr>
-                <w:sz w:val="20"/>
-                <w:szCs w:val="20"/>
-              </w:rPr>
-              <w:t>7ª – Fase de homologação</w:t>
-            </w:r>
-          </w:p>
-        </w:tc>
-      </w:tr>
-      <w:tr>
-        <w:tc>
-          <w:tcPr>
-            <w:tcW w:w="704" w:type="dxa"/>
-            <w:vAlign w:val="center"/>
-          </w:tcPr>
-          <w:p>
-            <w:pPr>
-              <w:rPr>
-                <w:sz w:val="20"/>
-                <w:szCs w:val="20"/>
-              </w:rPr>
-            </w:pPr>
-            <w:r>
-              <w:rPr>
-                <w:sz w:val="20"/>
-                <w:szCs w:val="20"/>
-              </w:rPr>
-              <w:lastRenderedPageBreak/>
-              <w:t>28</w:t>
-            </w:r>
-          </w:p>
-        </w:tc>
-        <w:tc>
-          <w:tcPr>
-            <w:tcW w:w="3119" w:type="dxa"/>
-            <w:vAlign w:val="center"/>
-          </w:tcPr>
-          <w:p>
-            <w:pPr>
-              <w:jc w:val="both"/>
-              <w:rPr>
-                <w:sz w:val="20"/>
-                <w:szCs w:val="20"/>
-              </w:rPr>
-            </w:pPr>
-            <w:r>
-              <w:rPr>
-                <w:sz w:val="20"/>
-                <w:szCs w:val="20"/>
-              </w:rPr>
-              <w:t>Quais são as condições para o cancelamento do registro de preço do fornecedor e da ata de registro de preços?</w:t>
-            </w:r>
-          </w:p>
-        </w:tc>
-        <w:tc>
-          <w:tcPr>
-            <w:tcW w:w="11198" w:type="dxa"/>
-            <w:vAlign w:val="center"/>
-          </w:tcPr>
-          <w:p>
-            <w:pPr>
-              <w:jc w:val="both"/>
-              <w:rPr>
-                <w:sz w:val="20"/>
-                <w:szCs w:val="20"/>
-              </w:rPr>
-            </w:pPr>
-            <w:r>
-              <w:rPr>
-                <w:sz w:val="20"/>
-                <w:szCs w:val="20"/>
-              </w:rPr>
               <w:t xml:space="preserve">Conforme previsto na </w:t>
             </w:r>
-            <w:hyperlink r:id="rId79" w:anchor=":~:text=Do%20Cancelamento%20da,recebimento%20da%20notifica%C3%A7%C3%A3o" w:history="1">
+            <w:hyperlink r:id="rId82" w:anchor=":~:text=Do%20Cancelamento%20da,recebimento%20da%20notifica%C3%A7%C3%A3o" w:history="1">
               <w:r>
                 <w:rPr>
                   <w:rStyle w:val="Hyperlink"/>
@@ -16289,6 +17301,52 @@
               </w:rPr>
               <w:t xml:space="preserve"> </w:t>
             </w:r>
+          </w:p>
+        </w:tc>
+      </w:tr>
+      <w:tr>
+        <w:tc>
+          <w:tcPr>
+            <w:tcW w:w="704" w:type="dxa"/>
+            <w:vAlign w:val="center"/>
+          </w:tcPr>
+          <w:p>
+            <w:pPr>
+              <w:rPr>
+                <w:sz w:val="20"/>
+                <w:szCs w:val="20"/>
+              </w:rPr>
+            </w:pPr>
+          </w:p>
+        </w:tc>
+        <w:tc>
+          <w:tcPr>
+            <w:tcW w:w="3119" w:type="dxa"/>
+            <w:vAlign w:val="center"/>
+          </w:tcPr>
+          <w:p>
+            <w:pPr>
+              <w:jc w:val="both"/>
+              <w:rPr>
+                <w:sz w:val="20"/>
+                <w:szCs w:val="20"/>
+              </w:rPr>
+            </w:pPr>
+          </w:p>
+        </w:tc>
+        <w:tc>
+          <w:tcPr>
+            <w:tcW w:w="11198" w:type="dxa"/>
+            <w:vAlign w:val="center"/>
+          </w:tcPr>
+          <w:p>
+            <w:pPr>
+              <w:jc w:val="both"/>
+              <w:rPr>
+                <w:sz w:val="20"/>
+                <w:szCs w:val="20"/>
+              </w:rPr>
+            </w:pPr>
           </w:p>
         </w:tc>
       </w:tr>
@@ -16555,7 +17613,7 @@
               </w:rPr>
               <w:t xml:space="preserve">O </w:t>
             </w:r>
-            <w:hyperlink r:id="rId80" w:anchor=":~:text=Art.%C2%A047.%20%C2%A0Nas%20contrata%C3%A7%C3%B5es%20p%C3%BAblicas%20da%20administra%C3%A7%C3%A3o,p%C3%BAblicas%20e%20o%20incentivo%20%C3%A0%20inova%C3%A7%C3%A3o%20tecnol%C3%B3gica">
+            <w:hyperlink r:id="rId83" w:anchor=":~:text=Art.%C2%A047.%20%C2%A0Nas%20contrata%C3%A7%C3%B5es%20p%C3%BAblicas%20da%20administra%C3%A7%C3%A3o,p%C3%BAblicas%20e%20o%20incentivo%20%C3%A0%20inova%C3%A7%C3%A3o%20tecnol%C3%B3gica">
               <w:r>
                 <w:rPr>
                   <w:color w:val="467886"/>
@@ -16594,7 +17652,7 @@
               </w:rPr>
               <w:t xml:space="preserve">Conforme </w:t>
             </w:r>
-            <w:hyperlink r:id="rId81" w:anchor=":~:text=III%20%2D%20dever%C3%A1%20estabelecer%2C%20em%20certames%20para%20aquisi%C3%A7%C3%A3o%20de%20bens%20de%20natureza%20divis%C3%ADvel%2C%20cota%20de%20at%C3%A9%2025%25%20(vinte%20e%20cinco%20por%20cento)%20do%20objeto%20para%20a%20contrata%C3%A7%C3%A3o%20de%20microempresas%20e%20empresas%20de%20pequeno%20porte.">
+            <w:hyperlink r:id="rId84" w:anchor=":~:text=III%20%2D%20dever%C3%A1%20estabelecer%2C%20em%20certames%20para%20aquisi%C3%A7%C3%A3o%20de%20bens%20de%20natureza%20divis%C3%ADvel%2C%20cota%20de%20at%C3%A9%2025%25%20(vinte%20e%20cinco%20por%20cento)%20do%20objeto%20para%20a%20contrata%C3%A7%C3%A3o%20de%20microempresas%20e%20empresas%20de%20pequeno%20porte.">
               <w:r>
                 <w:rPr>
                   <w:color w:val="467886"/>
@@ -16633,7 +17691,7 @@
               </w:rPr>
               <w:t xml:space="preserve">A Cota Reservada não se aplica nos casos em que não houver no mínimo 3 fornecedores competitivos que se enquadrem como microempresas ou empresas de pequeno porte sediados local ou regionalmente e capazes de cumprir as exigências estabelecidas no instrumento convocatório; quando não for vantajoso para a administração pública ou representar prejuízo ao conjunto ou complexo do objeto a ser contratado; ou quando a licitação for dispensável ou inexigível nos casos previstos no </w:t>
             </w:r>
-            <w:hyperlink r:id="rId82" w:anchor=":~:text=%C2%A7%201%C2%BA%20As%20disposi%C3%A7%C3%B5es,de%20pequeno%20porte.">
+            <w:hyperlink r:id="rId85" w:anchor=":~:text=%C2%A7%201%C2%BA%20As%20disposi%C3%A7%C3%B5es,de%20pequeno%20porte.">
               <w:r>
                 <w:rPr>
                   <w:color w:val="467886"/>
@@ -16672,7 +17730,7 @@
               </w:rPr>
               <w:t xml:space="preserve">Já a </w:t>
             </w:r>
-            <w:hyperlink r:id="rId83" w:anchor=":~:text=Art.%2023.%20O,e%20subcontrata%C3%A7%C3%A3o%20compuls%C3%B3ria.">
+            <w:hyperlink r:id="rId86" w:anchor=":~:text=Art.%2023.%20O,e%20subcontrata%C3%A7%C3%A3o%20compuls%C3%B3ria.">
               <w:r>
                 <w:rPr>
                   <w:color w:val="467886"/>
@@ -16711,7 +17769,7 @@
               </w:rPr>
               <w:t xml:space="preserve">A </w:t>
             </w:r>
-            <w:hyperlink r:id="rId84" w:anchor=":~:text=%C2%A7%202%C2%BA%20O%20limite,incentivadoras%20do%20setor.">
+            <w:hyperlink r:id="rId87" w:anchor=":~:text=%C2%A7%202%C2%BA%20O%20limite,incentivadoras%20do%20setor.">
               <w:r>
                 <w:rPr>
                   <w:color w:val="467886"/>
@@ -16806,7 +17864,7 @@
               </w:rPr>
               <w:t xml:space="preserve">A definição da possibilidade de subcontratação do objeto, dada pelo </w:t>
             </w:r>
-            <w:hyperlink r:id="rId85" w:anchor=":~:text=Art.%20122.%20Na%20execu%C3%A7%C3%A3o%20do%20contrato%20e%20sem%20preju%C3%ADzo%20das%20responsabilidades%20contratuais%20e%20legais%2C%20o%20contratado%20poder%C3%A1%20subcontratar%20partes%20da%20obra%2C%20do%20servi%C3%A7o%20ou%20do%20fornecimento%20at%C3%A9%20o%20limite%20autorizado%2C%20em%20cada%20caso%2C%20pela%20Administra%C3%A7%C3%A3o.">
+            <w:hyperlink r:id="rId88" w:anchor=":~:text=Art.%20122.%20Na%20execu%C3%A7%C3%A3o%20do%20contrato%20e%20sem%20preju%C3%ADzo%20das%20responsabilidades%20contratuais%20e%20legais%2C%20o%20contratado%20poder%C3%A1%20subcontratar%20partes%20da%20obra%2C%20do%20servi%C3%A7o%20ou%20do%20fornecimento%20at%C3%A9%20o%20limite%20autorizado%2C%20em%20cada%20caso%2C%20pela%20Administra%C3%A7%C3%A3o.">
               <w:r>
                 <w:rPr>
                   <w:color w:val="467886"/>
@@ -16826,7 +17884,7 @@
               </w:rPr>
               <w:t xml:space="preserve"> e na forma do </w:t>
             </w:r>
-            <w:hyperlink r:id="rId86" w:anchor=":~:text=%C2%A7%202%C2%BA%20Regulamento%20ou%20edital%20de%20licita%C3%A7%C3%A3o%20poder%C3%A3o%20vedar%2C%20restringir%20ou%20estabelecer%20condi%C3%A7%C3%B5es%20para%20a%20subcontrata%C3%A7%C3%A3o.">
+            <w:hyperlink r:id="rId89" w:anchor=":~:text=%C2%A7%202%C2%BA%20Regulamento%20ou%20edital%20de%20licita%C3%A7%C3%A3o%20poder%C3%A3o%20vedar%2C%20restringir%20ou%20estabelecer%20condi%C3%A7%C3%B5es%20para%20a%20subcontrata%C3%A7%C3%A3o.">
               <w:r>
                 <w:rPr>
                   <w:color w:val="467886"/>
@@ -16876,7 +17934,7 @@
               </w:rPr>
               <w:t xml:space="preserve">Conforme </w:t>
             </w:r>
-            <w:hyperlink r:id="rId87" w:anchor=":~:text=%C2%A7%204%C2%BA%20Nas%20contrata%C3%A7%C3%B5es%20com%20fundamento%20no%20inciso%20III%20do%20caput%20deste%20artigo%2C%20%C3%A9%20vedada%20a%20subcontrata%C3%A7%C3%A3o%20de%20empresas%20ou%20a%20atua%C3%A7%C3%A3o%20de%20profissionais%20distintos%20daqueles%20que%20tenham%20justificado%20a%20inexigibilidade.">
+            <w:hyperlink r:id="rId90" w:anchor=":~:text=%C2%A7%204%C2%BA%20Nas%20contrata%C3%A7%C3%B5es%20com%20fundamento%20no%20inciso%20III%20do%20caput%20deste%20artigo%2C%20%C3%A9%20vedada%20a%20subcontrata%C3%A7%C3%A3o%20de%20empresas%20ou%20a%20atua%C3%A7%C3%A3o%20de%20profissionais%20distintos%20daqueles%20que%20tenham%20justificado%20a%20inexigibilidade.">
               <w:r>
                 <w:rPr>
                   <w:color w:val="467886"/>
@@ -17079,7 +18137,7 @@
               </w:rPr>
               <w:t xml:space="preserve">O </w:t>
             </w:r>
-            <w:hyperlink r:id="rId88" w:anchor=":~:text=%C2%A7%203%C2%BA%20Ser%C3%A1%20vedada,edital%20de%20licita%C3%A7%C3%A3o.">
+            <w:hyperlink r:id="rId91" w:anchor=":~:text=%C2%A7%203%C2%BA%20Ser%C3%A1%20vedada,edital%20de%20licita%C3%A7%C3%A3o.">
               <w:r>
                 <w:rPr>
                   <w:color w:val="467886"/>
@@ -17202,7 +18260,7 @@
               </w:rPr>
               <w:t xml:space="preserve">Conforme caput do </w:t>
             </w:r>
-            <w:hyperlink r:id="rId89" w:anchor=":~:text=Art.%2015.%20Salvo%20veda%C3%A7%C3%A3o%20devidamente%20justificada%20no%20processo%20licitat%C3%B3rio%2C%20pessoa%20jur%C3%ADdica%20poder%C3%A1%20participar%20de%20licita%C3%A7%C3%A3o%20em%20cons%C3%B3rcio">
+            <w:hyperlink r:id="rId92" w:anchor=":~:text=Art.%2015.%20Salvo%20veda%C3%A7%C3%A3o%20devidamente%20justificada%20no%20processo%20licitat%C3%B3rio%2C%20pessoa%20jur%C3%ADdica%20poder%C3%A1%20participar%20de%20licita%C3%A7%C3%A3o%20em%20cons%C3%B3rcio">
               <w:r>
                 <w:rPr>
                   <w:color w:val="467886"/>
@@ -17629,7 +18687,7 @@
                           <pic:cNvPicPr preferRelativeResize="0"/>
                         </pic:nvPicPr>
                         <pic:blipFill>
-                          <a:blip r:embed="rId28"/>
+                          <a:blip r:embed="rId31"/>
                           <a:srcRect/>
                           <a:stretch>
                             <a:fillRect/>
@@ -17819,7 +18877,7 @@
                 <w:highlight w:val="yellow"/>
               </w:rPr>
             </w:pPr>
-            <w:hyperlink r:id="rId90">
+            <w:hyperlink r:id="rId93">
               <w:r>
                 <w:rPr>
                   <w:color w:val="467886"/>
@@ -17863,7 +18921,7 @@
               </w:rPr>
               <w:t xml:space="preserve">A referida corte de contas proferiu em Decisão nº 1649/2025 que aos objetos de locações de imóveis para funcionamento de unidades operacionais devem ser observados as disposições da Lei nº 14.133/2021, sendo estas celebradas preferencialmente por licitação, conforme disposto no </w:t>
             </w:r>
-            <w:hyperlink r:id="rId91" w:anchor=":~:text=Art.%2051.%20Ressalvado%20o%20disposto%20no%20inciso%20V%20do%20caput%20do%20art.%2074%20desta%20Lei%2C%20a%20loca%C3%A7%C3%A3o%20de%20im%C3%B3veis%20dever%C3%A1%20ser%20precedida%20de%20licita%C3%A7%C3%A3o%20e%20avalia%C3%A7%C3%A3o%20pr%C3%A9via%20do%20bem%2C%20do%20seu%20estado%20de%20conserva%C3%A7%C3%A3o%2C%20dos%20custos%20de%20adapta%C3%A7%C3%B5es%20e%20do%20prazo%20de%20amortiza%C3%A7%C3%A3o%20dos%20investimentos%20necess%C3%A1rios.">
+            <w:hyperlink r:id="rId94" w:anchor=":~:text=Art.%2051.%20Ressalvado%20o%20disposto%20no%20inciso%20V%20do%20caput%20do%20art.%2074%20desta%20Lei%2C%20a%20loca%C3%A7%C3%A3o%20de%20im%C3%B3veis%20dever%C3%A1%20ser%20precedida%20de%20licita%C3%A7%C3%A3o%20e%20avalia%C3%A7%C3%A3o%20pr%C3%A9via%20do%20bem%2C%20do%20seu%20estado%20de%20conserva%C3%A7%C3%A3o%2C%20dos%20custos%20de%20adapta%C3%A7%C3%B5es%20e%20do%20prazo%20de%20amortiza%C3%A7%C3%A3o%20dos%20investimentos%20necess%C3%A1rios.">
               <w:r>
                 <w:rPr>
                   <w:color w:val="467886"/>
@@ -17883,7 +18941,7 @@
               </w:rPr>
               <w:t xml:space="preserve">, ou mediante inexigibilidade de licitação, desde que atendidos os requisitos previstos no </w:t>
             </w:r>
-            <w:hyperlink r:id="rId92" w:anchor="art74v:~:text=%C2%A7%205%C2%BA%20Nas%20contrata%C3%A7%C3%B5es%20com,evidenciem%20vantagem%20para%20ela.">
+            <w:hyperlink r:id="rId95" w:anchor="art74v:~:text=%C2%A7%205%C2%BA%20Nas%20contrata%C3%A7%C3%B5es%20com,evidenciem%20vantagem%20para%20ela.">
               <w:r>
                 <w:rPr>
                   <w:color w:val="467886"/>
@@ -17931,7 +18989,7 @@
                 <w:highlight w:val="yellow"/>
               </w:rPr>
             </w:pPr>
-            <w:hyperlink r:id="rId93" w:anchor="art74v:~:text=Art.%2051.%20Ressalvado%20o%20disposto%20no%20inciso%20V%20do%20caput%20do%20art.%2074%20desta%20Lei%2C%20a%20loca%C3%A7%C3%A3o%20de%20im%C3%B3veis%20dever%C3%A1%20ser%20precedida%20de%20licita%C3%A7%C3%A3o%20e%20avalia%C3%A7%C3%A3o%20pr%C3%A9via%20do%20bem%2C%20do%20seu%20estado%20de%20conserva%C3%A7%C3%A3o%2C%20dos%20custos%20de%20adapta%C3%A7%C3%B5es%20e%20do%20prazo%20de%20amortiza%C3%A7%C3%A3o%20dos%20investimentos%20necess%C3%A1rios.">
+            <w:hyperlink r:id="rId96" w:anchor="art74v:~:text=Art.%2051.%20Ressalvado%20o%20disposto%20no%20inciso%20V%20do%20caput%20do%20art.%2074%20desta%20Lei%2C%20a%20loca%C3%A7%C3%A3o%20de%20im%C3%B3veis%20dever%C3%A1%20ser%20precedida%20de%20licita%C3%A7%C3%A3o%20e%20avalia%C3%A7%C3%A3o%20pr%C3%A9via%20do%20bem%2C%20do%20seu%20estado%20de%20conserva%C3%A7%C3%A3o%2C%20dos%20custos%20de%20adapta%C3%A7%C3%B5es%20e%20do%20prazo%20de%20amortiza%C3%A7%C3%A3o%20dos%20investimentos%20necess%C3%A1rios.">
               <w:r>
                 <w:rPr>
                   <w:color w:val="467886"/>
@@ -17951,7 +19009,7 @@
               </w:rPr>
               <w:t>. Ressalvado o disposto no </w:t>
             </w:r>
-            <w:hyperlink r:id="rId94" w:anchor="art74v:~:text=V%20%2D%20aquisi%C3%A7%C3%A3o%20ou%20loca%C3%A7%C3%A3o%20de%20im%C3%B3vel%20cujas%20caracter%C3%ADsticas%20de%20instala%C3%A7%C3%B5es%20e%20de%20localiza%C3%A7%C3%A3o%20tornem%20necess%C3%A1ria%20sua%20escolha">
+            <w:hyperlink r:id="rId97" w:anchor="art74v:~:text=V%20%2D%20aquisi%C3%A7%C3%A3o%20ou%20loca%C3%A7%C3%A3o%20de%20im%C3%B3vel%20cujas%20caracter%C3%ADsticas%20de%20instala%C3%A7%C3%B5es%20e%20de%20localiza%C3%A7%C3%A3o%20tornem%20necess%C3%A1ria%20sua%20escolha">
               <w:r>
                 <w:rPr>
                   <w:color w:val="467886"/>
@@ -17963,7 +19021,7 @@
                 <w:t>inciso V do </w:t>
               </w:r>
             </w:hyperlink>
-            <w:hyperlink r:id="rId95" w:anchor="art74v:~:text=V%20%2D%20aquisi%C3%A7%C3%A3o%20ou%20loca%C3%A7%C3%A3o%20de%20im%C3%B3vel%20cujas%20caracter%C3%ADsticas%20de%20instala%C3%A7%C3%B5es%20e%20de%20localiza%C3%A7%C3%A3o%20tornem%20necess%C3%A1ria%20sua%20escolha">
+            <w:hyperlink r:id="rId98" w:anchor="art74v:~:text=V%20%2D%20aquisi%C3%A7%C3%A3o%20ou%20loca%C3%A7%C3%A3o%20de%20im%C3%B3vel%20cujas%20caracter%C3%ADsticas%20de%20instala%C3%A7%C3%B5es%20e%20de%20localiza%C3%A7%C3%A3o%20tornem%20necess%C3%A1ria%20sua%20escolha">
               <w:r>
                 <w:rPr>
                   <w:b/>
@@ -17976,7 +19034,7 @@
                 <w:t>caput</w:t>
               </w:r>
             </w:hyperlink>
-            <w:hyperlink r:id="rId96" w:anchor="art74v:~:text=V%20%2D%20aquisi%C3%A7%C3%A3o%20ou%20loca%C3%A7%C3%A3o%20de%20im%C3%B3vel%20cujas%20caracter%C3%ADsticas%20de%20instala%C3%A7%C3%B5es%20e%20de%20localiza%C3%A7%C3%A3o%20tornem%20necess%C3%A1ria%20sua%20escolha">
+            <w:hyperlink r:id="rId99" w:anchor="art74v:~:text=V%20%2D%20aquisi%C3%A7%C3%A3o%20ou%20loca%C3%A7%C3%A3o%20de%20im%C3%B3vel%20cujas%20caracter%C3%ADsticas%20de%20instala%C3%A7%C3%B5es%20e%20de%20localiza%C3%A7%C3%A3o%20tornem%20necess%C3%A1ria%20sua%20escolha">
               <w:r>
                 <w:rPr>
                   <w:color w:val="467886"/>
@@ -18024,7 +19082,7 @@
                 <w:highlight w:val="yellow"/>
               </w:rPr>
             </w:pPr>
-            <w:hyperlink r:id="rId97" w:anchor="art74v:~:text=%C2%A7%205%C2%BA%20Nas%20contrata%C3%A7%C3%B5es%20com,evidenciem%20vantagem%20para%20ela.">
+            <w:hyperlink r:id="rId100" w:anchor="art74v:~:text=%C2%A7%205%C2%BA%20Nas%20contrata%C3%A7%C3%B5es%20com,evidenciem%20vantagem%20para%20ela.">
               <w:r>
                 <w:rPr>
                   <w:color w:val="467886"/>
@@ -18171,7 +19229,7 @@
             <w:vAlign w:val="center"/>
           </w:tcPr>
           <w:p>
-            <w:hyperlink r:id="rId98" w:history="1">
+            <w:hyperlink r:id="rId101" w:history="1">
               <w:r>
                 <w:rPr>
                   <w:rStyle w:val="Hyperlink"/>
@@ -18233,7 +19291,7 @@
               </w:rPr>
               <w:t xml:space="preserve"> (</w:t>
             </w:r>
-            <w:hyperlink r:id="rId99" w:anchor=":~:text=Art.%2018.%20A,elabora%C3%A7%C3%A3o%20de%20projetos." w:history="1">
+            <w:hyperlink r:id="rId102" w:anchor=":~:text=Art.%2018.%20A,elabora%C3%A7%C3%A3o%20de%20projetos." w:history="1">
               <w:r>
                 <w:rPr>
                   <w:rStyle w:val="Hyperlink"/>
@@ -18289,7 +19347,7 @@
               </w:rPr>
               <w:t>a nova lei exige que, desde os primeiros momentos da fase interna da licitação, a aquisição esteja alinhada com o plano de contratações anual da entidade (</w:t>
             </w:r>
-            <w:hyperlink r:id="rId100" w:anchor="art12vii:~:text=Art.%2012.%20No,Brasileira%20(ICP%2DBrasil)" w:history="1">
+            <w:hyperlink r:id="rId103" w:anchor="art12vii:~:text=Art.%2012.%20No,Brasileira%20(ICP%2DBrasil)" w:history="1">
               <w:r>
                 <w:rPr>
                   <w:rStyle w:val="Hyperlink"/>
@@ -18306,7 +19364,7 @@
               </w:rPr>
               <w:t xml:space="preserve">, </w:t>
             </w:r>
-            <w:hyperlink r:id="rId101" w:anchor="art12vii:~:text=Art.%2018.%20A,na%20contrata%C3%A7%C3%A3o%2C%20compreendidos%3A" w:history="1">
+            <w:hyperlink r:id="rId104" w:anchor="art12vii:~:text=Art.%2018.%20A,na%20contrata%C3%A7%C3%A3o%2C%20compreendidos%3A" w:history="1">
               <w:r>
                 <w:rPr>
                   <w:rStyle w:val="Hyperlink"/>
@@ -18323,7 +19381,7 @@
               </w:rPr>
               <w:t xml:space="preserve"> e </w:t>
             </w:r>
-            <w:hyperlink r:id="rId102" w:anchor="art12vii:~:text=II%20%2D%20demonstra%C3%A7%C3%A3o%20da%20previs%C3%A3o%20da%20contrata%C3%A7%C3%A3o%20no%20plano%20de%20contrata%C3%A7%C3%B5es%20anual%2C%20sempre%20que%20elaborado%2C%20de%20modo%20a%20indicar%20o%20seu%20alinhamento%20com%20o%20planejamento%20da%20Administra%C3%A7%C3%A3o%3B" w:history="1">
+            <w:hyperlink r:id="rId105" w:anchor="art12vii:~:text=II%20%2D%20demonstra%C3%A7%C3%A3o%20da%20previs%C3%A3o%20da%20contrata%C3%A7%C3%A3o%20no%20plano%20de%20contrata%C3%A7%C3%B5es%20anual%2C%20sempre%20que%20elaborado%2C%20de%20modo%20a%20indicar%20o%20seu%20alinhamento%20com%20o%20planejamento%20da%20Administra%C3%A7%C3%A3o%3B" w:history="1">
               <w:r>
                 <w:rPr>
                   <w:rStyle w:val="Hyperlink"/>
@@ -18340,7 +19398,7 @@
               </w:rPr>
               <w:t xml:space="preserve">, e </w:t>
             </w:r>
-            <w:hyperlink r:id="rId103" w:anchor=":~:text=Art.%2038.%20A%20Secretaria%20de,do%20Plano%20de%20Contrata%C3%A7%C3%B5es%20Anual." w:history="1">
+            <w:hyperlink r:id="rId106" w:anchor=":~:text=Art.%2038.%20A%20Secretaria%20de,do%20Plano%20de%20Contrata%C3%A7%C3%B5es%20Anual." w:history="1">
               <w:r>
                 <w:rPr>
                   <w:rStyle w:val="Hyperlink"/>
@@ -18389,7 +19447,7 @@
               </w:rPr>
               <w:t xml:space="preserve">no regramento da NLLC não existe mais a figura dessa comissão, que foi substituída pelo Agente de Contratação (no caso por se tratar de Concorrência), o qual deve ser servidor ocupante de cargo efetivo ou empregado público do quadro permanente do órgão, além de deter capacidade técnica e atender os requisitos do caput do </w:t>
             </w:r>
-            <w:hyperlink r:id="rId104" w:anchor="art12vii:~:text=Art.%207%C2%BA%20Caber%C3%A1,interno%20da%20Administra%C3%A7%C3%A3o." w:history="1">
+            <w:hyperlink r:id="rId107" w:anchor="art12vii:~:text=Art.%207%C2%BA%20Caber%C3%A1,interno%20da%20Administra%C3%A7%C3%A3o." w:history="1">
               <w:r>
                 <w:rPr>
                   <w:rStyle w:val="Hyperlink"/>
@@ -18606,7 +19664,7 @@
               </w:rPr>
               <w:t xml:space="preserve">o </w:t>
             </w:r>
-            <w:hyperlink r:id="rId105" w:anchor=":~:text=Art.%2015.%20Ser%C3%A3o%20consideradas%20n%C3%A3o%20autorizadas%2C%20irregulares%20e%20lesivas%20ao%20patrim%C3%B4nio%20p%C3%BAblico%20a%20gera%C3%A7%C3%A3o%20de%20despesa%20ou%20assun%C3%A7%C3%A3o%20de%20obriga%C3%A7%C3%A3o%20que%20n%C3%A3o%20atendam%20o%20disposto%20nos%20arts.%2016%20e%2017." w:history="1">
+            <w:hyperlink r:id="rId108" w:anchor=":~:text=Art.%2015.%20Ser%C3%A3o%20consideradas%20n%C3%A3o%20autorizadas%2C%20irregulares%20e%20lesivas%20ao%20patrim%C3%B4nio%20p%C3%BAblico%20a%20gera%C3%A7%C3%A3o%20de%20despesa%20ou%20assun%C3%A7%C3%A3o%20de%20obriga%C3%A7%C3%A3o%20que%20n%C3%A3o%20atendam%20o%20disposto%20nos%20arts.%2016%20e%2017." w:history="1">
               <w:r>
                 <w:rPr>
                   <w:rStyle w:val="Hyperlink"/>
@@ -18623,7 +19681,7 @@
               </w:rPr>
               <w:t xml:space="preserve"> dispõe que serão consideradas não autorizadas, irregulares e lesivas ao patrimônio público a geração de despesa ou assunção de obrigação que não atendam ao disposto em seus </w:t>
             </w:r>
-            <w:hyperlink r:id="rId106" w:anchor=":~:text=Art.%2016.,por%20prazo%20determinado." w:history="1">
+            <w:hyperlink r:id="rId109" w:anchor=":~:text=Art.%2016.,por%20prazo%20determinado." w:history="1">
               <w:r>
                 <w:rPr>
                   <w:rStyle w:val="Hyperlink"/>
@@ -18640,7 +19698,7 @@
               </w:rPr>
               <w:t>. Assim, a ausência de confirmação de recursos orçamentários suficientes para fazer face à despesa pretendida torna inviável o início da fase externa do processo licitatório (</w:t>
             </w:r>
-            <w:hyperlink r:id="rId107" w:anchor=":~:text=Art.%2016.,da%20Constitui%C3%A7%C3%A3o." w:history="1">
+            <w:hyperlink r:id="rId110" w:anchor=":~:text=Art.%2016.,da%20Constitui%C3%A7%C3%A3o." w:history="1">
               <w:r>
                 <w:rPr>
                   <w:rStyle w:val="Hyperlink"/>
@@ -22254,6 +23312,7 @@
   <w:style w:type="character" w:default="1" w:styleId="Fontepargpadro">
     <w:name w:val="Default Paragraph Font"/>
     <w:uiPriority w:val="1"/>
+    <w:semiHidden/>
     <w:unhideWhenUsed/>
   </w:style>
   <w:style w:type="table" w:default="1" w:styleId="Tabelanormal">
@@ -23253,28 +24312,28 @@
 </file>
 
 <file path=customXml/item1.xml><?xml version="1.0" encoding="utf-8"?>
-<b:Sources xmlns:b="http://schemas.openxmlformats.org/officeDocument/2006/bibliography" xmlns="http://schemas.openxmlformats.org/officeDocument/2006/bibliography" SelectedStyle="\APASixthEditionOfficeOnline.xsl" StyleName="APA" Version="6"/>
-</file>
-
-<file path=customXml/item2.xml><?xml version="1.0" encoding="utf-8"?>
 <go:gDocsCustomXmlDataStorage xmlns:go="http://customooxmlschemas.google.com/" xmlns:r="http://schemas.openxmlformats.org/officeDocument/2006/relationships" uri="GoogleDocsCustomDataVersion2">
   <go:docsCustomData xmlns:go="http://customooxmlschemas.google.com/" roundtripDataSignature="AMtx7mhTOmxI4Ttu8jUx68w3HOQ4iKS+TA==">CgMxLjAyD2lkLmx2bjNnNXFmaTd3czIPaWQuYmx1d2pwcWJ2M3JjMg9pZC5hZjVrZ2VwOXFkNnU4AHIhMUlaNUJ1WS1Sa2o3dHlZQ0VJM3JmUEpEOTEtYUZvdmhG</go:docsCustomData>
 </go:gDocsCustomXmlDataStorage>
 </file>
 
-<file path=customXml/itemProps1.xml><?xml version="1.0" encoding="utf-8"?>
-<ds:datastoreItem xmlns:ds="http://schemas.openxmlformats.org/officeDocument/2006/customXml" ds:itemID="{F8D78C31-47DE-44B8-AB20-1D0C825C491B}">
-  <ds:schemaRefs>
-    <ds:schemaRef ds:uri="http://schemas.openxmlformats.org/officeDocument/2006/bibliography"/>
-  </ds:schemaRefs>
-</ds:datastoreItem>
+<file path=customXml/item2.xml><?xml version="1.0" encoding="utf-8"?>
+<b:Sources xmlns:b="http://schemas.openxmlformats.org/officeDocument/2006/bibliography" xmlns="http://schemas.openxmlformats.org/officeDocument/2006/bibliography" SelectedStyle="\APASixthEditionOfficeOnline.xsl" StyleName="APA" Version="6"/>
 </file>
 
-<file path=customXml/itemProps2.xml><?xml version="1.0" encoding="utf-8"?>
+<file path=customXml/itemProps1.xml><?xml version="1.0" encoding="utf-8"?>
 <ds:datastoreItem xmlns:ds="http://schemas.openxmlformats.org/officeDocument/2006/customXml" ds:itemID="{11111111-1234-1234-1234-123412341234}">
   <ds:schemaRefs>
     <ds:schemaRef ds:uri="http://customooxmlschemas.google.com/"/>
     <ds:schemaRef ds:uri="http://schemas.openxmlformats.org/officeDocument/2006/relationships"/>
   </ds:schemaRefs>
 </ds:datastoreItem>
+</file>
+
+<file path=customXml/itemProps2.xml><?xml version="1.0" encoding="utf-8"?>
+<ds:datastoreItem xmlns:ds="http://schemas.openxmlformats.org/officeDocument/2006/customXml" ds:itemID="{F8D78C31-47DE-44B8-AB20-1D0C825C491B}">
+  <ds:schemaRefs>
+    <ds:schemaRef ds:uri="http://schemas.openxmlformats.org/officeDocument/2006/bibliography"/>
+  </ds:schemaRefs>
+</ds:datastoreItem>
 </file>
--- a/data/faqdatabase.docx
+++ b/data/faqdatabase.docx
@@ -139,10 +139,28 @@
                 <w:sz w:val="20"/>
                 <w:szCs w:val="20"/>
               </w:rPr>
-              <w:t xml:space="preserve"> prevê que o prazo de vigência da ata de registro de preços será de 1 ano, ou seja, 12 meses, </w:t>
-            </w:r>
-            <w:r>
-              <w:rPr>
+              <w:t xml:space="preserve"> prevê que o prazo de vigência da ata de registro de preços será de </w:t>
+            </w:r>
+            <w:r>
+              <w:rPr>
+                <w:b/>
+                <w:bCs/>
+                <w:sz w:val="20"/>
+                <w:szCs w:val="20"/>
+              </w:rPr>
+              <w:t>1 ano, ou seja, 12 meses</w:t>
+            </w:r>
+            <w:r>
+              <w:rPr>
+                <w:sz w:val="20"/>
+                <w:szCs w:val="20"/>
+              </w:rPr>
+              <w:t xml:space="preserve">, </w:t>
+            </w:r>
+            <w:r>
+              <w:rPr>
+                <w:b/>
+                <w:bCs/>
                 <w:sz w:val="20"/>
                 <w:szCs w:val="20"/>
               </w:rPr>
@@ -150,6 +168,8 @@
             </w:r>
             <w:r>
               <w:rPr>
+                <w:b/>
+                <w:bCs/>
                 <w:sz w:val="20"/>
                 <w:szCs w:val="20"/>
               </w:rPr>
@@ -157,6 +177,8 @@
             </w:r>
             <w:r>
               <w:rPr>
+                <w:b/>
+                <w:bCs/>
                 <w:sz w:val="20"/>
                 <w:szCs w:val="20"/>
               </w:rPr>
@@ -164,6 +186,8 @@
             </w:r>
             <w:r>
               <w:rPr>
+                <w:b/>
+                <w:bCs/>
                 <w:sz w:val="20"/>
                 <w:szCs w:val="20"/>
               </w:rPr>
@@ -171,6 +195,8 @@
             </w:r>
             <w:r>
               <w:rPr>
+                <w:b/>
+                <w:bCs/>
                 <w:sz w:val="20"/>
                 <w:szCs w:val="20"/>
               </w:rPr>
@@ -814,7 +840,7 @@
                 <w:sz w:val="20"/>
                 <w:szCs w:val="20"/>
               </w:rPr>
-              <w:t>s órgãos e entidades que não participaram do procedimento de intenção de registro de preços podem aderir posteriormente à ata de registro de preços, na condição de “não participantes” (comumente chamada de “carona”)</w:t>
+              <w:t>s órgãos e entidades que não participaram do procedimento de intenção de registro de preços podem aderir à ata de registro de preços, na condição de “não participantes” (comumente chamada de “carona”)</w:t>
             </w:r>
             <w:r>
               <w:rPr>
@@ -844,8 +870,8 @@
           <w:p>
             <w:pPr>
               <w:numPr>
-                <w:ilvl w:val="0"/>
-                <w:numId w:val="25"/>
+                <w:ilvl w:val="1"/>
+                <w:numId w:val="26"/>
               </w:numPr>
               <w:pBdr>
                 <w:top w:val="nil"/>
@@ -868,14 +894,32 @@
                 <w:sz w:val="20"/>
                 <w:szCs w:val="20"/>
               </w:rPr>
-              <w:t>apresentação de justificativa da vantagem da adesão, inclusive em situações de provável desabastecimento ou descontinuidade de serviço público;</w:t>
+              <w:t xml:space="preserve">apresentação de </w:t>
+            </w:r>
+            <w:r>
+              <w:rPr>
+                <w:b/>
+                <w:bCs/>
+                <w:color w:val="000000"/>
+                <w:sz w:val="20"/>
+                <w:szCs w:val="20"/>
+              </w:rPr>
+              <w:t>justificativa da vantagem da adesão</w:t>
+            </w:r>
+            <w:r>
+              <w:rPr>
+                <w:color w:val="000000"/>
+                <w:sz w:val="20"/>
+                <w:szCs w:val="20"/>
+              </w:rPr>
+              <w:t>, inclusive em situações de provável desabastecimento ou descontinuidade de serviço público;</w:t>
             </w:r>
           </w:p>
           <w:p>
             <w:pPr>
               <w:numPr>
-                <w:ilvl w:val="0"/>
-                <w:numId w:val="25"/>
+                <w:ilvl w:val="1"/>
+                <w:numId w:val="26"/>
               </w:numPr>
               <w:pBdr>
                 <w:top w:val="nil"/>
@@ -898,7 +942,25 @@
                 <w:sz w:val="20"/>
                 <w:szCs w:val="20"/>
               </w:rPr>
-              <w:t xml:space="preserve">demonstração de que os valores registrados estão compatíveis com os valores praticados pelo mercado na forma do </w:t>
+              <w:t xml:space="preserve">demonstração de que os </w:t>
+            </w:r>
+            <w:r>
+              <w:rPr>
+                <w:b/>
+                <w:bCs/>
+                <w:color w:val="000000"/>
+                <w:sz w:val="20"/>
+                <w:szCs w:val="20"/>
+              </w:rPr>
+              <w:t>valores registrados estão compatíveis com os valores praticados pelo mercado</w:t>
+            </w:r>
+            <w:r>
+              <w:rPr>
+                <w:color w:val="000000"/>
+                <w:sz w:val="20"/>
+                <w:szCs w:val="20"/>
+              </w:rPr>
+              <w:t xml:space="preserve"> na forma do </w:t>
             </w:r>
             <w:hyperlink r:id="rId10" w:anchor=":~:text=Art.%2023.,no%20mencionado%20par%C3%A1grafo.">
               <w:r>
@@ -923,8 +985,8 @@
           <w:p>
             <w:pPr>
               <w:numPr>
-                <w:ilvl w:val="0"/>
-                <w:numId w:val="25"/>
+                <w:ilvl w:val="1"/>
+                <w:numId w:val="26"/>
               </w:numPr>
               <w:pBdr>
                 <w:top w:val="nil"/>
@@ -947,7 +1009,43 @@
                 <w:sz w:val="20"/>
                 <w:szCs w:val="20"/>
               </w:rPr>
-              <w:t>Consulta prévias e obtenção do órgão ou entidade gerenciadora e do fornecedor.</w:t>
+              <w:t xml:space="preserve">Consulta prévias e </w:t>
+            </w:r>
+            <w:r>
+              <w:rPr>
+                <w:b/>
+                <w:bCs/>
+                <w:color w:val="000000"/>
+                <w:sz w:val="20"/>
+                <w:szCs w:val="20"/>
+              </w:rPr>
+              <w:t xml:space="preserve">obtenção </w:t>
+            </w:r>
+            <w:r>
+              <w:rPr>
+                <w:b/>
+                <w:bCs/>
+                <w:color w:val="000000"/>
+                <w:sz w:val="20"/>
+                <w:szCs w:val="20"/>
+              </w:rPr>
+              <w:t>de anuência</w:t>
+            </w:r>
+            <w:r>
+              <w:rPr>
+                <w:color w:val="000000"/>
+                <w:sz w:val="20"/>
+                <w:szCs w:val="20"/>
+              </w:rPr>
+              <w:t xml:space="preserve"> </w:t>
+            </w:r>
+            <w:r>
+              <w:rPr>
+                <w:color w:val="000000"/>
+                <w:sz w:val="20"/>
+                <w:szCs w:val="20"/>
+              </w:rPr>
+              <w:t>do órgão ou entidade gerenciadora e do fornecedor.</w:t>
             </w:r>
           </w:p>
           <w:p>
@@ -994,8 +1092,8 @@
             <w:pPr>
               <w:pStyle w:val="PargrafodaLista"/>
               <w:numPr>
-                <w:ilvl w:val="0"/>
-                <w:numId w:val="25"/>
+                <w:ilvl w:val="1"/>
+                <w:numId w:val="27"/>
               </w:numPr>
               <w:jc w:val="both"/>
               <w:rPr>
@@ -1087,8 +1185,8 @@
             <w:pPr>
               <w:pStyle w:val="PargrafodaLista"/>
               <w:numPr>
-                <w:ilvl w:val="0"/>
-                <w:numId w:val="25"/>
+                <w:ilvl w:val="1"/>
+                <w:numId w:val="27"/>
               </w:numPr>
               <w:jc w:val="both"/>
               <w:rPr>
@@ -1108,7 +1206,23 @@
                 <w:sz w:val="20"/>
                 <w:szCs w:val="20"/>
               </w:rPr>
-              <w:t xml:space="preserve">como uma das soluções possíveis dentro do planejamento da contratação, e não como </w:t>
+              <w:t xml:space="preserve">como uma das soluções possíveis </w:t>
+            </w:r>
+            <w:r>
+              <w:rPr>
+                <w:b/>
+                <w:bCs/>
+                <w:sz w:val="20"/>
+                <w:szCs w:val="20"/>
+              </w:rPr>
+              <w:t>dentro do planejamento da contratação</w:t>
+            </w:r>
+            <w:r>
+              <w:rPr>
+                <w:sz w:val="20"/>
+                <w:szCs w:val="20"/>
+              </w:rPr>
+              <w:t xml:space="preserve">, e não como </w:t>
             </w:r>
             <w:r>
               <w:rPr>
@@ -1136,8 +1250,8 @@
             <w:pPr>
               <w:pStyle w:val="PargrafodaLista"/>
               <w:numPr>
-                <w:ilvl w:val="0"/>
-                <w:numId w:val="25"/>
+                <w:ilvl w:val="1"/>
+                <w:numId w:val="27"/>
               </w:numPr>
               <w:jc w:val="both"/>
               <w:rPr>
@@ -1147,10 +1261,28 @@
             </w:pPr>
             <w:r>
               <w:rPr>
-                <w:sz w:val="20"/>
-                <w:szCs w:val="20"/>
-              </w:rPr>
-              <w:t>Mas atenção, f</w:t>
+                <w:b/>
+                <w:bCs/>
+                <w:sz w:val="20"/>
+                <w:szCs w:val="20"/>
+              </w:rPr>
+              <w:t>A</w:t>
+            </w:r>
+            <w:r>
+              <w:rPr>
+                <w:b/>
+                <w:bCs/>
+                <w:sz w:val="20"/>
+                <w:szCs w:val="20"/>
+              </w:rPr>
+              <w:t>tenção</w:t>
+            </w:r>
+            <w:r>
+              <w:rPr>
+                <w:sz w:val="20"/>
+                <w:szCs w:val="20"/>
+              </w:rPr>
+              <w:t>, f</w:t>
             </w:r>
             <w:r>
               <w:rPr>
@@ -3251,7 +3383,23 @@
                 <w:sz w:val="20"/>
                 <w:szCs w:val="20"/>
               </w:rPr>
-              <w:t>specificações detalhadas (dos requisitos) para desenvolver o pré – projeto;</w:t>
+              <w:t xml:space="preserve">specificações detalhadas (dos requisitos) para desenvolver o </w:t>
+            </w:r>
+            <w:proofErr w:type="spellStart"/>
+            <w:r>
+              <w:rPr>
+                <w:sz w:val="20"/>
+                <w:szCs w:val="20"/>
+              </w:rPr>
+              <w:t>pré</w:t>
+            </w:r>
+            <w:proofErr w:type="spellEnd"/>
+            <w:r>
+              <w:rPr>
+                <w:sz w:val="20"/>
+                <w:szCs w:val="20"/>
+              </w:rPr>
+              <w:t xml:space="preserve"> – projeto;</w:t>
             </w:r>
             <w:r>
               <w:rPr>
@@ -6245,8 +6393,19 @@
                 <w:sz w:val="20"/>
                 <w:szCs w:val="20"/>
               </w:rPr>
-              <w:t>Contratação Semi-integrada</w:t>
-            </w:r>
+              <w:t xml:space="preserve">Contratação </w:t>
+            </w:r>
+            <w:proofErr w:type="spellStart"/>
+            <w:r>
+              <w:rPr>
+                <w:b/>
+                <w:bCs/>
+                <w:sz w:val="20"/>
+                <w:szCs w:val="20"/>
+              </w:rPr>
+              <w:t>Semi-integrada</w:t>
+            </w:r>
+            <w:proofErr w:type="spellEnd"/>
             <w:r>
               <w:rPr>
                 <w:sz w:val="20"/>
@@ -7071,7 +7230,23 @@
                 <w:sz w:val="20"/>
                 <w:szCs w:val="20"/>
               </w:rPr>
-              <w:t>O que é Contratação Semi-Integrada?</w:t>
+              <w:t xml:space="preserve">O que é Contratação </w:t>
+            </w:r>
+            <w:proofErr w:type="spellStart"/>
+            <w:r>
+              <w:rPr>
+                <w:sz w:val="20"/>
+                <w:szCs w:val="20"/>
+              </w:rPr>
+              <w:t>Semi-Integrada</w:t>
+            </w:r>
+            <w:proofErr w:type="spellEnd"/>
+            <w:r>
+              <w:rPr>
+                <w:sz w:val="20"/>
+                <w:szCs w:val="20"/>
+              </w:rPr>
+              <w:t>?</w:t>
             </w:r>
           </w:p>
         </w:tc>
@@ -7643,6 +7818,7 @@
                 <w:szCs w:val="20"/>
               </w:rPr>
             </w:pPr>
+            <w:proofErr w:type="spellStart"/>
             <w:r>
               <w:rPr>
                 <w:rFonts w:asciiTheme="minorHAnsi" w:eastAsia="Times New Roman" w:hAnsiTheme="minorHAnsi" w:cs="Arial"/>
@@ -7652,7 +7828,19 @@
                 <w:sz w:val="20"/>
                 <w:szCs w:val="20"/>
               </w:rPr>
-              <w:t>Obs 5</w:t>
+              <w:t>Obs</w:t>
+            </w:r>
+            <w:proofErr w:type="spellEnd"/>
+            <w:r>
+              <w:rPr>
+                <w:rFonts w:asciiTheme="minorHAnsi" w:eastAsia="Times New Roman" w:hAnsiTheme="minorHAnsi" w:cs="Arial"/>
+                <w:b/>
+                <w:bCs/>
+                <w:color w:val="000000"/>
+                <w:sz w:val="20"/>
+                <w:szCs w:val="20"/>
+              </w:rPr>
+              <w:t xml:space="preserve"> 5</w:t>
             </w:r>
             <w:r>
               <w:rPr>
@@ -7765,6 +7953,7 @@
                 <w:szCs w:val="20"/>
               </w:rPr>
             </w:pPr>
+            <w:proofErr w:type="spellStart"/>
             <w:r>
               <w:rPr>
                 <w:rFonts w:asciiTheme="minorHAnsi" w:eastAsia="Times New Roman" w:hAnsiTheme="minorHAnsi" w:cs="Arial"/>
@@ -7776,6 +7965,7 @@
               </w:rPr>
               <w:t>Obs</w:t>
             </w:r>
+            <w:proofErr w:type="spellEnd"/>
             <w:r>
               <w:rPr>
                 <w:rFonts w:asciiTheme="minorHAnsi" w:eastAsia="Times New Roman" w:hAnsiTheme="minorHAnsi" w:cs="Arial"/>
@@ -8282,6 +8472,7 @@
               <w:t xml:space="preserve">para contratação com vistas ao cumprimento do disposto na Lei nº 10.973/2004, em seus </w:t>
             </w:r>
             <w:hyperlink r:id="rId45" w:anchor="art20.:~:text=e%20parques%20tecnol%C3%B3gicos.-,Art.%203%C2%BA%20A%20Uni%C3%A3o%2C%20os%20Estados%2C%20o%20Distrito%20Federal%2C%20os%20Munic%C3%ADpios,tecnol%C3%B3gicos%2C%20e%20a%20forma%C3%A7%C3%A3o%20e%20a%20capacita%C3%A7%C3%A3o%20de%20recursos%20humanos%20qualificados.,-(Reda%C3%A7%C3%A3o%20pela%20Lei" w:history="1">
+              <w:proofErr w:type="spellStart"/>
               <w:r>
                 <w:rPr>
                   <w:rStyle w:val="Hyperlink"/>
@@ -8289,7 +8480,17 @@
                   <w:sz w:val="20"/>
                   <w:szCs w:val="20"/>
                 </w:rPr>
-                <w:t>arts. 3º</w:t>
+                <w:t>arts</w:t>
+              </w:r>
+              <w:proofErr w:type="spellEnd"/>
+              <w:r>
+                <w:rPr>
+                  <w:rStyle w:val="Hyperlink"/>
+                  <w:rFonts w:asciiTheme="minorHAnsi" w:eastAsia="Times New Roman" w:hAnsiTheme="minorHAnsi" w:cs="Arial"/>
+                  <w:sz w:val="20"/>
+                  <w:szCs w:val="20"/>
+                </w:rPr>
+                <w:t>. 3º</w:t>
               </w:r>
             </w:hyperlink>
             <w:r>
@@ -10330,7 +10531,25 @@
                 <w:szCs w:val="20"/>
                 <w:highlight w:val="yellow"/>
               </w:rPr>
-              <w:t xml:space="preserve">Conforme art. 29 da Lei 14.133/2021, o a modalidade Pregão deve ser adotada sempre que o objeto possuir padrões de desempenho e qualidade que possa ser objetivamente definidos pelo edital, por meio de especificações usuais de mercado. Em seu parágrafo único, o referido artigo estabelece que o </w:t>
+              <w:t xml:space="preserve">Conforme art. 29 da Lei 14.133/2021, o a modalidade Pregão deve ser adotada sempre que o objeto possuir padrões de desempenho e qualidade que possa ser objetivamente </w:t>
+            </w:r>
+            <w:proofErr w:type="gramStart"/>
+            <w:r>
+              <w:rPr>
+                <w:sz w:val="20"/>
+                <w:szCs w:val="20"/>
+                <w:highlight w:val="yellow"/>
+              </w:rPr>
+              <w:t>definidos</w:t>
+            </w:r>
+            <w:proofErr w:type="gramEnd"/>
+            <w:r>
+              <w:rPr>
+                <w:sz w:val="20"/>
+                <w:szCs w:val="20"/>
+                <w:highlight w:val="yellow"/>
+              </w:rPr>
+              <w:t xml:space="preserve"> pelo edital, por meio de especificações usuais de mercado. Em seu parágrafo único, o referido artigo estabelece que o </w:t>
             </w:r>
             <w:r>
               <w:rPr>
@@ -10618,7 +10837,25 @@
                 <w:szCs w:val="20"/>
                 <w:highlight w:val="yellow"/>
               </w:rPr>
-              <w:t>São critérios de julgamento das propostas, o critérios de maior desconto, maior lance, maior retorno econômico, menor preço, melhor técnica ou conteúdo artístico, e o de técnica e preço.</w:t>
+              <w:t xml:space="preserve">São critérios de julgamento das propostas, </w:t>
+            </w:r>
+            <w:proofErr w:type="gramStart"/>
+            <w:r>
+              <w:rPr>
+                <w:sz w:val="20"/>
+                <w:szCs w:val="20"/>
+                <w:highlight w:val="yellow"/>
+              </w:rPr>
+              <w:t>o critérios</w:t>
+            </w:r>
+            <w:proofErr w:type="gramEnd"/>
+            <w:r>
+              <w:rPr>
+                <w:sz w:val="20"/>
+                <w:szCs w:val="20"/>
+                <w:highlight w:val="yellow"/>
+              </w:rPr>
+              <w:t xml:space="preserve"> de maior desconto, maior lance, maior retorno econômico, menor preço, melhor técnica ou conteúdo artístico, e o de técnica e preço.</w:t>
             </w:r>
           </w:p>
         </w:tc>
@@ -16862,7 +17099,23 @@
                 <w:sz w:val="20"/>
                 <w:szCs w:val="20"/>
               </w:rPr>
-              <w:t>Desde que previsto no edital, a fase de julgamento, o órgão ou entidade licitante poderá, em relação ao licitante provisoriamente vencedor, realizar análise e avaliação da conformidade da proposta, mediante homologação de amostras, exame de conformidade e prova de conceito, entre os outros teste de conceitos da Administração, de modo a comprovar sua aderência às especificações definidas no termo de referência ou no projeto básico.</w:t>
+              <w:t xml:space="preserve">Desde que previsto no edital, a fase de julgamento, o órgão ou entidade licitante poderá, em relação ao licitante provisoriamente vencedor, realizar análise e avaliação da conformidade da proposta, mediante homologação de amostras, exame de conformidade e prova de conceito, entre os </w:t>
+            </w:r>
+            <w:proofErr w:type="gramStart"/>
+            <w:r>
+              <w:rPr>
+                <w:sz w:val="20"/>
+                <w:szCs w:val="20"/>
+              </w:rPr>
+              <w:t>outros teste</w:t>
+            </w:r>
+            <w:proofErr w:type="gramEnd"/>
+            <w:r>
+              <w:rPr>
+                <w:sz w:val="20"/>
+                <w:szCs w:val="20"/>
+              </w:rPr>
+              <w:t xml:space="preserve"> de conceitos da Administração, de modo a comprovar sua aderência às especificações definidas no termo de referência ou no projeto básico.</w:t>
             </w:r>
           </w:p>
           <w:p>
@@ -19137,7 +19390,25 @@
                 <w:szCs w:val="20"/>
                 <w:highlight w:val="yellow"/>
               </w:rPr>
-              <w:t>I - avaliação prévia do bem, do seu estado de conservação, dos custos de adaptações, quando imprescindíveis às necessidades de utilização, e do prazo de amortização dos investimentos;</w:t>
+              <w:t xml:space="preserve">I - </w:t>
+            </w:r>
+            <w:proofErr w:type="gramStart"/>
+            <w:r>
+              <w:rPr>
+                <w:sz w:val="20"/>
+                <w:szCs w:val="20"/>
+                <w:highlight w:val="yellow"/>
+              </w:rPr>
+              <w:t>avaliação</w:t>
+            </w:r>
+            <w:proofErr w:type="gramEnd"/>
+            <w:r>
+              <w:rPr>
+                <w:sz w:val="20"/>
+                <w:szCs w:val="20"/>
+                <w:highlight w:val="yellow"/>
+              </w:rPr>
+              <w:t xml:space="preserve"> prévia do bem, do seu estado de conservação, dos custos de adaptações, quando imprescindíveis às necessidades de utilização, e do prazo de amortização dos investimentos;</w:t>
             </w:r>
           </w:p>
           <w:p>
@@ -19157,7 +19428,25 @@
                 <w:szCs w:val="20"/>
                 <w:highlight w:val="yellow"/>
               </w:rPr>
-              <w:t>II - certificação da inexistência de imóveis públicos vagos e disponíveis que atendam ao objeto;</w:t>
+              <w:t xml:space="preserve">II - </w:t>
+            </w:r>
+            <w:proofErr w:type="gramStart"/>
+            <w:r>
+              <w:rPr>
+                <w:sz w:val="20"/>
+                <w:szCs w:val="20"/>
+                <w:highlight w:val="yellow"/>
+              </w:rPr>
+              <w:t>certificação</w:t>
+            </w:r>
+            <w:proofErr w:type="gramEnd"/>
+            <w:r>
+              <w:rPr>
+                <w:sz w:val="20"/>
+                <w:szCs w:val="20"/>
+                <w:highlight w:val="yellow"/>
+              </w:rPr>
+              <w:t xml:space="preserve"> da inexistência de imóveis públicos vagos e disponíveis que atendam ao objeto;</w:t>
             </w:r>
           </w:p>
           <w:p>
@@ -19347,16 +19636,36 @@
               </w:rPr>
               <w:t>a nova lei exige que, desde os primeiros momentos da fase interna da licitação, a aquisição esteja alinhada com o plano de contratações anual da entidade (</w:t>
             </w:r>
-            <w:hyperlink r:id="rId103" w:anchor="art12vii:~:text=Art.%2012.%20No,Brasileira%20(ICP%2DBrasil)" w:history="1">
-              <w:r>
-                <w:rPr>
-                  <w:rStyle w:val="Hyperlink"/>
-                  <w:sz w:val="20"/>
-                  <w:szCs w:val="20"/>
-                </w:rPr>
-                <w:t>arts. 12, IV</w:t>
-              </w:r>
-            </w:hyperlink>
+            <w:proofErr w:type="spellStart"/>
+            <w:r>
+              <w:fldChar w:fldCharType="begin"/>
+            </w:r>
+            <w:r>
+              <w:instrText>HYPERLINK "https://www.planalto.gov.br/ccivil_03/_Ato2019-2022/2021/Lei/L14133.htm" \l "art12vii:~:text=Art.%2012.%20No,Brasileira%20(ICP%2DBrasil)"</w:instrText>
+            </w:r>
+            <w:r>
+              <w:fldChar w:fldCharType="separate"/>
+            </w:r>
+            <w:r>
+              <w:rPr>
+                <w:rStyle w:val="Hyperlink"/>
+                <w:sz w:val="20"/>
+                <w:szCs w:val="20"/>
+              </w:rPr>
+              <w:t>arts</w:t>
+            </w:r>
+            <w:proofErr w:type="spellEnd"/>
+            <w:r>
+              <w:rPr>
+                <w:rStyle w:val="Hyperlink"/>
+                <w:sz w:val="20"/>
+                <w:szCs w:val="20"/>
+              </w:rPr>
+              <w:t>. 12, IV</w:t>
+            </w:r>
+            <w:r>
+              <w:fldChar w:fldCharType="end"/>
+            </w:r>
             <w:r>
               <w:rPr>
                 <w:sz w:val="20"/>
@@ -19364,7 +19673,7 @@
               </w:rPr>
               <w:t xml:space="preserve">, </w:t>
             </w:r>
-            <w:hyperlink r:id="rId104" w:anchor="art12vii:~:text=Art.%2018.%20A,na%20contrata%C3%A7%C3%A3o%2C%20compreendidos%3A" w:history="1">
+            <w:hyperlink r:id="rId103" w:anchor="art12vii:~:text=Art.%2018.%20A,na%20contrata%C3%A7%C3%A3o%2C%20compreendidos%3A" w:history="1">
               <w:r>
                 <w:rPr>
                   <w:rStyle w:val="Hyperlink"/>
@@ -19381,7 +19690,7 @@
               </w:rPr>
               <w:t xml:space="preserve"> e </w:t>
             </w:r>
-            <w:hyperlink r:id="rId105" w:anchor="art12vii:~:text=II%20%2D%20demonstra%C3%A7%C3%A3o%20da%20previs%C3%A3o%20da%20contrata%C3%A7%C3%A3o%20no%20plano%20de%20contrata%C3%A7%C3%B5es%20anual%2C%20sempre%20que%20elaborado%2C%20de%20modo%20a%20indicar%20o%20seu%20alinhamento%20com%20o%20planejamento%20da%20Administra%C3%A7%C3%A3o%3B" w:history="1">
+            <w:hyperlink r:id="rId104" w:anchor="art12vii:~:text=II%20%2D%20demonstra%C3%A7%C3%A3o%20da%20previs%C3%A3o%20da%20contrata%C3%A7%C3%A3o%20no%20plano%20de%20contrata%C3%A7%C3%B5es%20anual%2C%20sempre%20que%20elaborado%2C%20de%20modo%20a%20indicar%20o%20seu%20alinhamento%20com%20o%20planejamento%20da%20Administra%C3%A7%C3%A3o%3B" w:history="1">
               <w:r>
                 <w:rPr>
                   <w:rStyle w:val="Hyperlink"/>
@@ -19398,14 +19707,24 @@
               </w:rPr>
               <w:t xml:space="preserve">, e </w:t>
             </w:r>
-            <w:hyperlink r:id="rId106" w:anchor=":~:text=Art.%2038.%20A%20Secretaria%20de,do%20Plano%20de%20Contrata%C3%A7%C3%B5es%20Anual." w:history="1">
+            <w:hyperlink r:id="rId105" w:anchor=":~:text=Art.%2038.%20A%20Secretaria%20de,do%20Plano%20de%20Contrata%C3%A7%C3%B5es%20Anual." w:history="1">
+              <w:proofErr w:type="spellStart"/>
               <w:r>
                 <w:rPr>
                   <w:rStyle w:val="Hyperlink"/>
                   <w:sz w:val="20"/>
                   <w:szCs w:val="20"/>
                 </w:rPr>
-                <w:t>arts. 38 a 53 do Decreto distrital n. 44.330/2023</w:t>
+                <w:t>arts</w:t>
+              </w:r>
+              <w:proofErr w:type="spellEnd"/>
+              <w:r>
+                <w:rPr>
+                  <w:rStyle w:val="Hyperlink"/>
+                  <w:sz w:val="20"/>
+                  <w:szCs w:val="20"/>
+                </w:rPr>
+                <w:t>. 38 a 53 do Decreto distrital n. 44.330/2023</w:t>
               </w:r>
             </w:hyperlink>
             <w:r>
@@ -19447,7 +19766,7 @@
               </w:rPr>
               <w:t xml:space="preserve">no regramento da NLLC não existe mais a figura dessa comissão, que foi substituída pelo Agente de Contratação (no caso por se tratar de Concorrência), o qual deve ser servidor ocupante de cargo efetivo ou empregado público do quadro permanente do órgão, além de deter capacidade técnica e atender os requisitos do caput do </w:t>
             </w:r>
-            <w:hyperlink r:id="rId107" w:anchor="art12vii:~:text=Art.%207%C2%BA%20Caber%C3%A1,interno%20da%20Administra%C3%A7%C3%A3o." w:history="1">
+            <w:hyperlink r:id="rId106" w:anchor="art12vii:~:text=Art.%207%C2%BA%20Caber%C3%A1,interno%20da%20Administra%C3%A7%C3%A3o." w:history="1">
               <w:r>
                 <w:rPr>
                   <w:rStyle w:val="Hyperlink"/>
@@ -19549,7 +19868,23 @@
                 <w:sz w:val="20"/>
                 <w:szCs w:val="20"/>
               </w:rPr>
-              <w:t xml:space="preserve"> fornecedores privados, nessa ordem, somente deve ocorrer subsidiariamente. Nesse sentido, por exemplo, a Decisão TCDF nº 3394/2017:</w:t>
+              <w:t xml:space="preserve"> </w:t>
+            </w:r>
+            <w:proofErr w:type="gramStart"/>
+            <w:r>
+              <w:rPr>
+                <w:sz w:val="20"/>
+                <w:szCs w:val="20"/>
+              </w:rPr>
+              <w:t>fornecedores privados, nessa ordem, somente deve</w:t>
+            </w:r>
+            <w:proofErr w:type="gramEnd"/>
+            <w:r>
+              <w:rPr>
+                <w:sz w:val="20"/>
+                <w:szCs w:val="20"/>
+              </w:rPr>
+              <w:t xml:space="preserve"> ocorrer subsidiariamente. Nesse sentido, por exemplo, a Decisão TCDF nº 3394/2017:</w:t>
             </w:r>
           </w:p>
           <w:p>
@@ -19664,7 +19999,7 @@
               </w:rPr>
               <w:t xml:space="preserve">o </w:t>
             </w:r>
-            <w:hyperlink r:id="rId108" w:anchor=":~:text=Art.%2015.%20Ser%C3%A3o%20consideradas%20n%C3%A3o%20autorizadas%2C%20irregulares%20e%20lesivas%20ao%20patrim%C3%B4nio%20p%C3%BAblico%20a%20gera%C3%A7%C3%A3o%20de%20despesa%20ou%20assun%C3%A7%C3%A3o%20de%20obriga%C3%A7%C3%A3o%20que%20n%C3%A3o%20atendam%20o%20disposto%20nos%20arts.%2016%20e%2017." w:history="1">
+            <w:hyperlink r:id="rId107" w:anchor=":~:text=Art.%2015.%20Ser%C3%A3o%20consideradas%20n%C3%A3o%20autorizadas%2C%20irregulares%20e%20lesivas%20ao%20patrim%C3%B4nio%20p%C3%BAblico%20a%20gera%C3%A7%C3%A3o%20de%20despesa%20ou%20assun%C3%A7%C3%A3o%20de%20obriga%C3%A7%C3%A3o%20que%20n%C3%A3o%20atendam%20o%20disposto%20nos%20arts.%2016%20e%2017." w:history="1">
               <w:r>
                 <w:rPr>
                   <w:rStyle w:val="Hyperlink"/>
@@ -19681,7 +20016,7 @@
               </w:rPr>
               <w:t xml:space="preserve"> dispõe que serão consideradas não autorizadas, irregulares e lesivas ao patrimônio público a geração de despesa ou assunção de obrigação que não atendam ao disposto em seus </w:t>
             </w:r>
-            <w:hyperlink r:id="rId109" w:anchor=":~:text=Art.%2016.,por%20prazo%20determinado." w:history="1">
+            <w:hyperlink r:id="rId108" w:anchor=":~:text=Art.%2016.,por%20prazo%20determinado." w:history="1">
               <w:r>
                 <w:rPr>
                   <w:rStyle w:val="Hyperlink"/>
@@ -19698,7 +20033,7 @@
               </w:rPr>
               <w:t>. Assim, a ausência de confirmação de recursos orçamentários suficientes para fazer face à despesa pretendida torna inviável o início da fase externa do processo licitatório (</w:t>
             </w:r>
-            <w:hyperlink r:id="rId110" w:anchor=":~:text=Art.%2016.,da%20Constitui%C3%A7%C3%A3o." w:history="1">
+            <w:hyperlink r:id="rId109" w:anchor=":~:text=Art.%2016.,da%20Constitui%C3%A7%C3%A3o." w:history="1">
               <w:r>
                 <w:rPr>
                   <w:rStyle w:val="Hyperlink"/>
@@ -20314,6 +20649,151 @@
     </w:lvl>
   </w:abstractNum>
   <w:abstractNum w:abstractNumId="4" w15:restartNumberingAfterBreak="0">
+    <w:nsid w:val="10CA3ABB"/>
+    <w:multiLevelType w:val="multilevel"/>
+    <w:tmpl w:val="38EE6D58"/>
+    <w:lvl w:ilvl="0">
+      <w:start w:val="1"/>
+      <w:numFmt w:val="bullet"/>
+      <w:lvlText w:val=""/>
+      <w:lvlJc w:val="left"/>
+      <w:pPr>
+        <w:tabs>
+          <w:tab w:val="num" w:pos="720"/>
+        </w:tabs>
+        <w:ind w:left="720" w:hanging="360"/>
+      </w:pPr>
+      <w:rPr>
+        <w:rFonts w:ascii="Symbol" w:hAnsi="Symbol" w:hint="default"/>
+        <w:sz w:val="20"/>
+      </w:rPr>
+    </w:lvl>
+    <w:lvl w:ilvl="1">
+      <w:start w:val="1"/>
+      <w:numFmt w:val="bullet"/>
+      <w:lvlText w:val=""/>
+      <w:lvlJc w:val="left"/>
+      <w:pPr>
+        <w:ind w:left="1440" w:hanging="360"/>
+      </w:pPr>
+      <w:rPr>
+        <w:rFonts w:ascii="Symbol" w:hAnsi="Symbol" w:hint="default"/>
+      </w:rPr>
+    </w:lvl>
+    <w:lvl w:ilvl="2" w:tentative="1">
+      <w:start w:val="1"/>
+      <w:numFmt w:val="bullet"/>
+      <w:lvlText w:val=""/>
+      <w:lvlJc w:val="left"/>
+      <w:pPr>
+        <w:tabs>
+          <w:tab w:val="num" w:pos="2160"/>
+        </w:tabs>
+        <w:ind w:left="2160" w:hanging="360"/>
+      </w:pPr>
+      <w:rPr>
+        <w:rFonts w:ascii="Wingdings" w:hAnsi="Wingdings" w:hint="default"/>
+        <w:sz w:val="20"/>
+      </w:rPr>
+    </w:lvl>
+    <w:lvl w:ilvl="3" w:tentative="1">
+      <w:start w:val="1"/>
+      <w:numFmt w:val="bullet"/>
+      <w:lvlText w:val=""/>
+      <w:lvlJc w:val="left"/>
+      <w:pPr>
+        <w:tabs>
+          <w:tab w:val="num" w:pos="2880"/>
+        </w:tabs>
+        <w:ind w:left="2880" w:hanging="360"/>
+      </w:pPr>
+      <w:rPr>
+        <w:rFonts w:ascii="Wingdings" w:hAnsi="Wingdings" w:hint="default"/>
+        <w:sz w:val="20"/>
+      </w:rPr>
+    </w:lvl>
+    <w:lvl w:ilvl="4" w:tentative="1">
+      <w:start w:val="1"/>
+      <w:numFmt w:val="bullet"/>
+      <w:lvlText w:val=""/>
+      <w:lvlJc w:val="left"/>
+      <w:pPr>
+        <w:tabs>
+          <w:tab w:val="num" w:pos="3600"/>
+        </w:tabs>
+        <w:ind w:left="3600" w:hanging="360"/>
+      </w:pPr>
+      <w:rPr>
+        <w:rFonts w:ascii="Wingdings" w:hAnsi="Wingdings" w:hint="default"/>
+        <w:sz w:val="20"/>
+      </w:rPr>
+    </w:lvl>
+    <w:lvl w:ilvl="5" w:tentative="1">
+      <w:start w:val="1"/>
+      <w:numFmt w:val="bullet"/>
+      <w:lvlText w:val=""/>
+      <w:lvlJc w:val="left"/>
+      <w:pPr>
+        <w:tabs>
+          <w:tab w:val="num" w:pos="4320"/>
+        </w:tabs>
+        <w:ind w:left="4320" w:hanging="360"/>
+      </w:pPr>
+      <w:rPr>
+        <w:rFonts w:ascii="Wingdings" w:hAnsi="Wingdings" w:hint="default"/>
+        <w:sz w:val="20"/>
+      </w:rPr>
+    </w:lvl>
+    <w:lvl w:ilvl="6" w:tentative="1">
+      <w:start w:val="1"/>
+      <w:numFmt w:val="bullet"/>
+      <w:lvlText w:val=""/>
+      <w:lvlJc w:val="left"/>
+      <w:pPr>
+        <w:tabs>
+          <w:tab w:val="num" w:pos="5040"/>
+        </w:tabs>
+        <w:ind w:left="5040" w:hanging="360"/>
+      </w:pPr>
+      <w:rPr>
+        <w:rFonts w:ascii="Wingdings" w:hAnsi="Wingdings" w:hint="default"/>
+        <w:sz w:val="20"/>
+      </w:rPr>
+    </w:lvl>
+    <w:lvl w:ilvl="7" w:tentative="1">
+      <w:start w:val="1"/>
+      <w:numFmt w:val="bullet"/>
+      <w:lvlText w:val=""/>
+      <w:lvlJc w:val="left"/>
+      <w:pPr>
+        <w:tabs>
+          <w:tab w:val="num" w:pos="5760"/>
+        </w:tabs>
+        <w:ind w:left="5760" w:hanging="360"/>
+      </w:pPr>
+      <w:rPr>
+        <w:rFonts w:ascii="Wingdings" w:hAnsi="Wingdings" w:hint="default"/>
+        <w:sz w:val="20"/>
+      </w:rPr>
+    </w:lvl>
+    <w:lvl w:ilvl="8" w:tentative="1">
+      <w:start w:val="1"/>
+      <w:numFmt w:val="bullet"/>
+      <w:lvlText w:val=""/>
+      <w:lvlJc w:val="left"/>
+      <w:pPr>
+        <w:tabs>
+          <w:tab w:val="num" w:pos="6480"/>
+        </w:tabs>
+        <w:ind w:left="6480" w:hanging="360"/>
+      </w:pPr>
+      <w:rPr>
+        <w:rFonts w:ascii="Wingdings" w:hAnsi="Wingdings" w:hint="default"/>
+        <w:sz w:val="20"/>
+      </w:rPr>
+    </w:lvl>
+  </w:abstractNum>
+  <w:abstractNum w:abstractNumId="5" w15:restartNumberingAfterBreak="0">
     <w:nsid w:val="115D4A12"/>
     <w:multiLevelType w:val="multilevel"/>
     <w:tmpl w:val="C03C5284"/>
@@ -20426,7 +20906,152 @@
       </w:rPr>
     </w:lvl>
   </w:abstractNum>
-  <w:abstractNum w:abstractNumId="5" w15:restartNumberingAfterBreak="0">
+  <w:abstractNum w:abstractNumId="6" w15:restartNumberingAfterBreak="0">
+    <w:nsid w:val="15093308"/>
+    <w:multiLevelType w:val="multilevel"/>
+    <w:tmpl w:val="8480B22A"/>
+    <w:lvl w:ilvl="0">
+      <w:start w:val="1"/>
+      <w:numFmt w:val="bullet"/>
+      <w:lvlText w:val=""/>
+      <w:lvlJc w:val="left"/>
+      <w:pPr>
+        <w:tabs>
+          <w:tab w:val="num" w:pos="720"/>
+        </w:tabs>
+        <w:ind w:left="720" w:hanging="360"/>
+      </w:pPr>
+      <w:rPr>
+        <w:rFonts w:ascii="Symbol" w:hAnsi="Symbol" w:hint="default"/>
+        <w:sz w:val="20"/>
+      </w:rPr>
+    </w:lvl>
+    <w:lvl w:ilvl="1">
+      <w:start w:val="1"/>
+      <w:numFmt w:val="bullet"/>
+      <w:lvlText w:val=""/>
+      <w:lvlJc w:val="left"/>
+      <w:pPr>
+        <w:ind w:left="1440" w:hanging="360"/>
+      </w:pPr>
+      <w:rPr>
+        <w:rFonts w:ascii="Symbol" w:hAnsi="Symbol" w:hint="default"/>
+      </w:rPr>
+    </w:lvl>
+    <w:lvl w:ilvl="2" w:tentative="1">
+      <w:start w:val="1"/>
+      <w:numFmt w:val="bullet"/>
+      <w:lvlText w:val=""/>
+      <w:lvlJc w:val="left"/>
+      <w:pPr>
+        <w:tabs>
+          <w:tab w:val="num" w:pos="2160"/>
+        </w:tabs>
+        <w:ind w:left="2160" w:hanging="360"/>
+      </w:pPr>
+      <w:rPr>
+        <w:rFonts w:ascii="Wingdings" w:hAnsi="Wingdings" w:hint="default"/>
+        <w:sz w:val="20"/>
+      </w:rPr>
+    </w:lvl>
+    <w:lvl w:ilvl="3" w:tentative="1">
+      <w:start w:val="1"/>
+      <w:numFmt w:val="bullet"/>
+      <w:lvlText w:val=""/>
+      <w:lvlJc w:val="left"/>
+      <w:pPr>
+        <w:tabs>
+          <w:tab w:val="num" w:pos="2880"/>
+        </w:tabs>
+        <w:ind w:left="2880" w:hanging="360"/>
+      </w:pPr>
+      <w:rPr>
+        <w:rFonts w:ascii="Wingdings" w:hAnsi="Wingdings" w:hint="default"/>
+        <w:sz w:val="20"/>
+      </w:rPr>
+    </w:lvl>
+    <w:lvl w:ilvl="4" w:tentative="1">
+      <w:start w:val="1"/>
+      <w:numFmt w:val="bullet"/>
+      <w:lvlText w:val=""/>
+      <w:lvlJc w:val="left"/>
+      <w:pPr>
+        <w:tabs>
+          <w:tab w:val="num" w:pos="3600"/>
+        </w:tabs>
+        <w:ind w:left="3600" w:hanging="360"/>
+      </w:pPr>
+      <w:rPr>
+        <w:rFonts w:ascii="Wingdings" w:hAnsi="Wingdings" w:hint="default"/>
+        <w:sz w:val="20"/>
+      </w:rPr>
+    </w:lvl>
+    <w:lvl w:ilvl="5" w:tentative="1">
+      <w:start w:val="1"/>
+      <w:numFmt w:val="bullet"/>
+      <w:lvlText w:val=""/>
+      <w:lvlJc w:val="left"/>
+      <w:pPr>
+        <w:tabs>
+          <w:tab w:val="num" w:pos="4320"/>
+        </w:tabs>
+        <w:ind w:left="4320" w:hanging="360"/>
+      </w:pPr>
+      <w:rPr>
+        <w:rFonts w:ascii="Wingdings" w:hAnsi="Wingdings" w:hint="default"/>
+        <w:sz w:val="20"/>
+      </w:rPr>
+    </w:lvl>
+    <w:lvl w:ilvl="6" w:tentative="1">
+      <w:start w:val="1"/>
+      <w:numFmt w:val="bullet"/>
+      <w:lvlText w:val=""/>
+      <w:lvlJc w:val="left"/>
+      <w:pPr>
+        <w:tabs>
+          <w:tab w:val="num" w:pos="5040"/>
+        </w:tabs>
+        <w:ind w:left="5040" w:hanging="360"/>
+      </w:pPr>
+      <w:rPr>
+        <w:rFonts w:ascii="Wingdings" w:hAnsi="Wingdings" w:hint="default"/>
+        <w:sz w:val="20"/>
+      </w:rPr>
+    </w:lvl>
+    <w:lvl w:ilvl="7" w:tentative="1">
+      <w:start w:val="1"/>
+      <w:numFmt w:val="bullet"/>
+      <w:lvlText w:val=""/>
+      <w:lvlJc w:val="left"/>
+      <w:pPr>
+        <w:tabs>
+          <w:tab w:val="num" w:pos="5760"/>
+        </w:tabs>
+        <w:ind w:left="5760" w:hanging="360"/>
+      </w:pPr>
+      <w:rPr>
+        <w:rFonts w:ascii="Wingdings" w:hAnsi="Wingdings" w:hint="default"/>
+        <w:sz w:val="20"/>
+      </w:rPr>
+    </w:lvl>
+    <w:lvl w:ilvl="8" w:tentative="1">
+      <w:start w:val="1"/>
+      <w:numFmt w:val="bullet"/>
+      <w:lvlText w:val=""/>
+      <w:lvlJc w:val="left"/>
+      <w:pPr>
+        <w:tabs>
+          <w:tab w:val="num" w:pos="6480"/>
+        </w:tabs>
+        <w:ind w:left="6480" w:hanging="360"/>
+      </w:pPr>
+      <w:rPr>
+        <w:rFonts w:ascii="Wingdings" w:hAnsi="Wingdings" w:hint="default"/>
+        <w:sz w:val="20"/>
+      </w:rPr>
+    </w:lvl>
+  </w:abstractNum>
+  <w:abstractNum w:abstractNumId="7" w15:restartNumberingAfterBreak="0">
     <w:nsid w:val="1E973AF6"/>
     <w:multiLevelType w:val="multilevel"/>
     <w:tmpl w:val="808293A6"/>
@@ -20512,7 +21137,7 @@
       </w:pPr>
     </w:lvl>
   </w:abstractNum>
-  <w:abstractNum w:abstractNumId="6" w15:restartNumberingAfterBreak="0">
+  <w:abstractNum w:abstractNumId="8" w15:restartNumberingAfterBreak="0">
     <w:nsid w:val="20AB0428"/>
     <w:multiLevelType w:val="multilevel"/>
     <w:tmpl w:val="500A0B34"/>
@@ -20598,7 +21223,7 @@
       </w:pPr>
     </w:lvl>
   </w:abstractNum>
-  <w:abstractNum w:abstractNumId="7" w15:restartNumberingAfterBreak="0">
+  <w:abstractNum w:abstractNumId="9" w15:restartNumberingAfterBreak="0">
     <w:nsid w:val="226D78E8"/>
     <w:multiLevelType w:val="hybridMultilevel"/>
     <w:tmpl w:val="814E32DE"/>
@@ -20711,7 +21336,7 @@
       </w:rPr>
     </w:lvl>
   </w:abstractNum>
-  <w:abstractNum w:abstractNumId="8" w15:restartNumberingAfterBreak="0">
+  <w:abstractNum w:abstractNumId="10" w15:restartNumberingAfterBreak="0">
     <w:nsid w:val="2C6B4E41"/>
     <w:multiLevelType w:val="multilevel"/>
     <w:tmpl w:val="AA809778"/>
@@ -20824,7 +21449,7 @@
       </w:rPr>
     </w:lvl>
   </w:abstractNum>
-  <w:abstractNum w:abstractNumId="9" w15:restartNumberingAfterBreak="0">
+  <w:abstractNum w:abstractNumId="11" w15:restartNumberingAfterBreak="0">
     <w:nsid w:val="2EE11FB1"/>
     <w:multiLevelType w:val="multilevel"/>
     <w:tmpl w:val="05888DA0"/>
@@ -20937,7 +21562,7 @@
       </w:rPr>
     </w:lvl>
   </w:abstractNum>
-  <w:abstractNum w:abstractNumId="10" w15:restartNumberingAfterBreak="0">
+  <w:abstractNum w:abstractNumId="12" w15:restartNumberingAfterBreak="0">
     <w:nsid w:val="30850EE9"/>
     <w:multiLevelType w:val="hybridMultilevel"/>
     <w:tmpl w:val="4B2417E2"/>
@@ -21050,7 +21675,7 @@
       </w:rPr>
     </w:lvl>
   </w:abstractNum>
-  <w:abstractNum w:abstractNumId="11" w15:restartNumberingAfterBreak="0">
+  <w:abstractNum w:abstractNumId="13" w15:restartNumberingAfterBreak="0">
     <w:nsid w:val="30F85C66"/>
     <w:multiLevelType w:val="multilevel"/>
     <w:tmpl w:val="FBB4F074"/>
@@ -21163,7 +21788,7 @@
       </w:rPr>
     </w:lvl>
   </w:abstractNum>
-  <w:abstractNum w:abstractNumId="12" w15:restartNumberingAfterBreak="0">
+  <w:abstractNum w:abstractNumId="14" w15:restartNumberingAfterBreak="0">
     <w:nsid w:val="328D76E6"/>
     <w:multiLevelType w:val="multilevel"/>
     <w:tmpl w:val="3A262BDA"/>
@@ -21276,7 +21901,7 @@
       </w:rPr>
     </w:lvl>
   </w:abstractNum>
-  <w:abstractNum w:abstractNumId="13" w15:restartNumberingAfterBreak="0">
+  <w:abstractNum w:abstractNumId="15" w15:restartNumberingAfterBreak="0">
     <w:nsid w:val="39C203C9"/>
     <w:multiLevelType w:val="multilevel"/>
     <w:tmpl w:val="E8A00A38"/>
@@ -21389,7 +22014,7 @@
       </w:rPr>
     </w:lvl>
   </w:abstractNum>
-  <w:abstractNum w:abstractNumId="14" w15:restartNumberingAfterBreak="0">
+  <w:abstractNum w:abstractNumId="16" w15:restartNumberingAfterBreak="0">
     <w:nsid w:val="3E323776"/>
     <w:multiLevelType w:val="multilevel"/>
     <w:tmpl w:val="E398D194"/>
@@ -21502,7 +22127,7 @@
       </w:rPr>
     </w:lvl>
   </w:abstractNum>
-  <w:abstractNum w:abstractNumId="15" w15:restartNumberingAfterBreak="0">
+  <w:abstractNum w:abstractNumId="17" w15:restartNumberingAfterBreak="0">
     <w:nsid w:val="405B1E6F"/>
     <w:multiLevelType w:val="hybridMultilevel"/>
     <w:tmpl w:val="EFAACF70"/>
@@ -21615,7 +22240,7 @@
       </w:rPr>
     </w:lvl>
   </w:abstractNum>
-  <w:abstractNum w:abstractNumId="16" w15:restartNumberingAfterBreak="0">
+  <w:abstractNum w:abstractNumId="18" w15:restartNumberingAfterBreak="0">
     <w:nsid w:val="415F1823"/>
     <w:multiLevelType w:val="multilevel"/>
     <w:tmpl w:val="66E621EA"/>
@@ -21728,7 +22353,7 @@
       </w:rPr>
     </w:lvl>
   </w:abstractNum>
-  <w:abstractNum w:abstractNumId="17" w15:restartNumberingAfterBreak="0">
+  <w:abstractNum w:abstractNumId="19" w15:restartNumberingAfterBreak="0">
     <w:nsid w:val="42C300CA"/>
     <w:multiLevelType w:val="multilevel"/>
     <w:tmpl w:val="DEF4CA1A"/>
@@ -21841,7 +22466,7 @@
       </w:rPr>
     </w:lvl>
   </w:abstractNum>
-  <w:abstractNum w:abstractNumId="18" w15:restartNumberingAfterBreak="0">
+  <w:abstractNum w:abstractNumId="20" w15:restartNumberingAfterBreak="0">
     <w:nsid w:val="597B14AE"/>
     <w:multiLevelType w:val="multilevel"/>
     <w:tmpl w:val="039E3756"/>
@@ -21954,7 +22579,7 @@
       </w:rPr>
     </w:lvl>
   </w:abstractNum>
-  <w:abstractNum w:abstractNumId="19" w15:restartNumberingAfterBreak="0">
+  <w:abstractNum w:abstractNumId="21" w15:restartNumberingAfterBreak="0">
     <w:nsid w:val="5DD03AA6"/>
     <w:multiLevelType w:val="multilevel"/>
     <w:tmpl w:val="603AE498"/>
@@ -22067,7 +22692,7 @@
       </w:rPr>
     </w:lvl>
   </w:abstractNum>
-  <w:abstractNum w:abstractNumId="20" w15:restartNumberingAfterBreak="0">
+  <w:abstractNum w:abstractNumId="22" w15:restartNumberingAfterBreak="0">
     <w:nsid w:val="652344E8"/>
     <w:multiLevelType w:val="multilevel"/>
     <w:tmpl w:val="545CC64E"/>
@@ -22180,7 +22805,7 @@
       </w:rPr>
     </w:lvl>
   </w:abstractNum>
-  <w:abstractNum w:abstractNumId="21" w15:restartNumberingAfterBreak="0">
+  <w:abstractNum w:abstractNumId="23" w15:restartNumberingAfterBreak="0">
     <w:nsid w:val="677716DB"/>
     <w:multiLevelType w:val="multilevel"/>
     <w:tmpl w:val="FF446AA6"/>
@@ -22293,7 +22918,7 @@
       </w:rPr>
     </w:lvl>
   </w:abstractNum>
-  <w:abstractNum w:abstractNumId="22" w15:restartNumberingAfterBreak="0">
+  <w:abstractNum w:abstractNumId="24" w15:restartNumberingAfterBreak="0">
     <w:nsid w:val="67D1774E"/>
     <w:multiLevelType w:val="multilevel"/>
     <w:tmpl w:val="5B2AB618"/>
@@ -22406,7 +23031,7 @@
       </w:rPr>
     </w:lvl>
   </w:abstractNum>
-  <w:abstractNum w:abstractNumId="23" w15:restartNumberingAfterBreak="0">
+  <w:abstractNum w:abstractNumId="25" w15:restartNumberingAfterBreak="0">
     <w:nsid w:val="71FE00BE"/>
     <w:multiLevelType w:val="multilevel"/>
     <w:tmpl w:val="299A4A26"/>
@@ -22519,7 +23144,7 @@
       </w:rPr>
     </w:lvl>
   </w:abstractNum>
-  <w:abstractNum w:abstractNumId="24" w15:restartNumberingAfterBreak="0">
+  <w:abstractNum w:abstractNumId="26" w15:restartNumberingAfterBreak="0">
     <w:nsid w:val="75D2473E"/>
     <w:multiLevelType w:val="hybridMultilevel"/>
     <w:tmpl w:val="8C620A3E"/>
@@ -22633,79 +23258,85 @@
     </w:lvl>
   </w:abstractNum>
   <w:num w:numId="1" w16cid:durableId="104468462">
-    <w:abstractNumId w:val="6"/>
+    <w:abstractNumId w:val="8"/>
   </w:num>
   <w:num w:numId="2" w16cid:durableId="784808913">
-    <w:abstractNumId w:val="14"/>
+    <w:abstractNumId w:val="16"/>
   </w:num>
   <w:num w:numId="3" w16cid:durableId="1471632323">
-    <w:abstractNumId w:val="11"/>
+    <w:abstractNumId w:val="13"/>
   </w:num>
   <w:num w:numId="4" w16cid:durableId="787966649">
-    <w:abstractNumId w:val="21"/>
+    <w:abstractNumId w:val="23"/>
   </w:num>
   <w:num w:numId="5" w16cid:durableId="116339954">
     <w:abstractNumId w:val="1"/>
   </w:num>
   <w:num w:numId="6" w16cid:durableId="1357997220">
-    <w:abstractNumId w:val="19"/>
+    <w:abstractNumId w:val="21"/>
   </w:num>
   <w:num w:numId="7" w16cid:durableId="2025356469">
-    <w:abstractNumId w:val="4"/>
+    <w:abstractNumId w:val="5"/>
   </w:num>
   <w:num w:numId="8" w16cid:durableId="1849759119">
-    <w:abstractNumId w:val="23"/>
+    <w:abstractNumId w:val="25"/>
   </w:num>
   <w:num w:numId="9" w16cid:durableId="1385830828">
+    <w:abstractNumId w:val="20"/>
+  </w:num>
+  <w:num w:numId="10" w16cid:durableId="2106530206">
+    <w:abstractNumId w:val="11"/>
+  </w:num>
+  <w:num w:numId="11" w16cid:durableId="1880507115">
+    <w:abstractNumId w:val="7"/>
+  </w:num>
+  <w:num w:numId="12" w16cid:durableId="782531373">
+    <w:abstractNumId w:val="10"/>
+  </w:num>
+  <w:num w:numId="13" w16cid:durableId="187913397">
     <w:abstractNumId w:val="18"/>
   </w:num>
-  <w:num w:numId="10" w16cid:durableId="2106530206">
-    <w:abstractNumId w:val="9"/>
-  </w:num>
-  <w:num w:numId="11" w16cid:durableId="1880507115">
-    <w:abstractNumId w:val="5"/>
-  </w:num>
-  <w:num w:numId="12" w16cid:durableId="782531373">
-    <w:abstractNumId w:val="8"/>
-  </w:num>
-  <w:num w:numId="13" w16cid:durableId="187913397">
-    <w:abstractNumId w:val="16"/>
-  </w:num>
   <w:num w:numId="14" w16cid:durableId="1847013731">
-    <w:abstractNumId w:val="22"/>
+    <w:abstractNumId w:val="24"/>
   </w:num>
   <w:num w:numId="15" w16cid:durableId="1538086662">
-    <w:abstractNumId w:val="13"/>
+    <w:abstractNumId w:val="15"/>
   </w:num>
   <w:num w:numId="16" w16cid:durableId="506939844">
     <w:abstractNumId w:val="3"/>
   </w:num>
   <w:num w:numId="17" w16cid:durableId="2126269415">
-    <w:abstractNumId w:val="12"/>
+    <w:abstractNumId w:val="14"/>
   </w:num>
   <w:num w:numId="18" w16cid:durableId="770516562">
-    <w:abstractNumId w:val="20"/>
+    <w:abstractNumId w:val="22"/>
   </w:num>
   <w:num w:numId="19" w16cid:durableId="1476333704">
-    <w:abstractNumId w:val="17"/>
+    <w:abstractNumId w:val="19"/>
   </w:num>
   <w:num w:numId="20" w16cid:durableId="178665621">
-    <w:abstractNumId w:val="24"/>
+    <w:abstractNumId w:val="26"/>
   </w:num>
   <w:num w:numId="21" w16cid:durableId="367684202">
-    <w:abstractNumId w:val="15"/>
+    <w:abstractNumId w:val="17"/>
   </w:num>
   <w:num w:numId="22" w16cid:durableId="1733115624">
     <w:abstractNumId w:val="2"/>
   </w:num>
   <w:num w:numId="23" w16cid:durableId="693113490">
-    <w:abstractNumId w:val="10"/>
+    <w:abstractNumId w:val="12"/>
   </w:num>
   <w:num w:numId="24" w16cid:durableId="599143414">
-    <w:abstractNumId w:val="7"/>
+    <w:abstractNumId w:val="9"/>
   </w:num>
   <w:num w:numId="25" w16cid:durableId="643051164">
     <w:abstractNumId w:val="0"/>
+  </w:num>
+  <w:num w:numId="26" w16cid:durableId="1585143060">
+    <w:abstractNumId w:val="4"/>
+  </w:num>
+  <w:num w:numId="27" w16cid:durableId="1893880281">
+    <w:abstractNumId w:val="6"/>
   </w:num>
 </w:numbering>
 </file>

--- a/data/faqdatabase.docx
+++ b/data/faqdatabase.docx
@@ -869,9 +869,10 @@
           </w:p>
           <w:p>
             <w:pPr>
+              <w:pStyle w:val="PargrafodaLista"/>
               <w:numPr>
-                <w:ilvl w:val="1"/>
-                <w:numId w:val="26"/>
+                <w:ilvl w:val="0"/>
+                <w:numId w:val="29"/>
               </w:numPr>
               <w:pBdr>
                 <w:top w:val="nil"/>
@@ -880,7 +881,6 @@
                 <w:right w:val="nil"/>
                 <w:between w:val="nil"/>
               </w:pBdr>
-              <w:spacing w:line="278" w:lineRule="auto"/>
               <w:jc w:val="both"/>
               <w:rPr>
                 <w:color w:val="000000"/>
@@ -917,9 +917,10 @@
           </w:p>
           <w:p>
             <w:pPr>
+              <w:pStyle w:val="PargrafodaLista"/>
               <w:numPr>
-                <w:ilvl w:val="1"/>
-                <w:numId w:val="26"/>
+                <w:ilvl w:val="0"/>
+                <w:numId w:val="29"/>
               </w:numPr>
               <w:pBdr>
                 <w:top w:val="nil"/>
@@ -928,7 +929,6 @@
                 <w:right w:val="nil"/>
                 <w:between w:val="nil"/>
               </w:pBdr>
-              <w:spacing w:line="278" w:lineRule="auto"/>
               <w:jc w:val="both"/>
               <w:rPr>
                 <w:color w:val="000000"/>
@@ -984,9 +984,10 @@
           </w:p>
           <w:p>
             <w:pPr>
+              <w:pStyle w:val="PargrafodaLista"/>
               <w:numPr>
-                <w:ilvl w:val="1"/>
-                <w:numId w:val="26"/>
+                <w:ilvl w:val="0"/>
+                <w:numId w:val="29"/>
               </w:numPr>
               <w:pBdr>
                 <w:top w:val="nil"/>
@@ -995,7 +996,6 @@
                 <w:right w:val="nil"/>
                 <w:between w:val="nil"/>
               </w:pBdr>
-              <w:spacing w:after="160" w:line="278" w:lineRule="auto"/>
               <w:jc w:val="both"/>
               <w:rPr>
                 <w:color w:val="000000"/>
@@ -1093,7 +1093,7 @@
               <w:pStyle w:val="PargrafodaLista"/>
               <w:numPr>
                 <w:ilvl w:val="1"/>
-                <w:numId w:val="27"/>
+                <w:numId w:val="30"/>
               </w:numPr>
               <w:jc w:val="both"/>
               <w:rPr>
@@ -1186,7 +1186,7 @@
               <w:pStyle w:val="PargrafodaLista"/>
               <w:numPr>
                 <w:ilvl w:val="1"/>
-                <w:numId w:val="27"/>
+                <w:numId w:val="30"/>
               </w:numPr>
               <w:jc w:val="both"/>
               <w:rPr>
@@ -1244,80 +1244,6 @@
                 <w:szCs w:val="20"/>
               </w:rPr>
               <w:t>.</w:t>
-            </w:r>
-          </w:p>
-          <w:p>
-            <w:pPr>
-              <w:pStyle w:val="PargrafodaLista"/>
-              <w:numPr>
-                <w:ilvl w:val="1"/>
-                <w:numId w:val="27"/>
-              </w:numPr>
-              <w:jc w:val="both"/>
-              <w:rPr>
-                <w:sz w:val="20"/>
-                <w:szCs w:val="20"/>
-              </w:rPr>
-            </w:pPr>
-            <w:r>
-              <w:rPr>
-                <w:b/>
-                <w:bCs/>
-                <w:sz w:val="20"/>
-                <w:szCs w:val="20"/>
-              </w:rPr>
-              <w:t>A</w:t>
-            </w:r>
-            <w:r>
-              <w:rPr>
-                <w:b/>
-                <w:bCs/>
-                <w:sz w:val="20"/>
-                <w:szCs w:val="20"/>
-              </w:rPr>
-              <w:t>tenção</w:t>
-            </w:r>
-            <w:r>
-              <w:rPr>
-                <w:sz w:val="20"/>
-                <w:szCs w:val="20"/>
-              </w:rPr>
-              <w:t>, f</w:t>
-            </w:r>
-            <w:r>
-              <w:rPr>
-                <w:sz w:val="20"/>
-                <w:szCs w:val="20"/>
-              </w:rPr>
-              <w:t>azer uma</w:t>
-            </w:r>
-            <w:r>
-              <w:rPr>
-                <w:sz w:val="20"/>
-                <w:szCs w:val="20"/>
-              </w:rPr>
-              <w:t xml:space="preserve"> solicitação ou</w:t>
-            </w:r>
-            <w:r>
-              <w:rPr>
-                <w:sz w:val="20"/>
-                <w:szCs w:val="20"/>
-              </w:rPr>
-              <w:t xml:space="preserve"> adesão </w:t>
-            </w:r>
-            <w:r>
-              <w:rPr>
-                <w:sz w:val="20"/>
-                <w:szCs w:val="20"/>
-              </w:rPr>
-              <w:t xml:space="preserve">sem realizar o levantamento de mercado e sem verificar se a pretensa adesão é a melhor saída, </w:t>
-            </w:r>
-            <w:r>
-              <w:rPr>
-                <w:sz w:val="20"/>
-                <w:szCs w:val="20"/>
-              </w:rPr>
-              <w:t>configura-se erro de planejamento.</w:t>
             </w:r>
           </w:p>
           <w:p>
@@ -1325,7 +1251,7 @@
               <w:pStyle w:val="PargrafodaLista"/>
               <w:numPr>
                 <w:ilvl w:val="0"/>
-                <w:numId w:val="25"/>
+                <w:numId w:val="30"/>
               </w:numPr>
               <w:jc w:val="both"/>
               <w:rPr>
@@ -1335,10 +1261,83 @@
             </w:pPr>
             <w:r>
               <w:rPr>
-                <w:sz w:val="20"/>
-                <w:szCs w:val="20"/>
-              </w:rPr>
-              <w:lastRenderedPageBreak/>
+                <w:b/>
+                <w:bCs/>
+                <w:sz w:val="20"/>
+                <w:szCs w:val="20"/>
+              </w:rPr>
+              <w:t>A</w:t>
+            </w:r>
+            <w:r>
+              <w:rPr>
+                <w:b/>
+                <w:bCs/>
+                <w:sz w:val="20"/>
+                <w:szCs w:val="20"/>
+              </w:rPr>
+              <w:t>tenção</w:t>
+            </w:r>
+            <w:r>
+              <w:rPr>
+                <w:sz w:val="20"/>
+                <w:szCs w:val="20"/>
+              </w:rPr>
+              <w:t>, f</w:t>
+            </w:r>
+            <w:r>
+              <w:rPr>
+                <w:sz w:val="20"/>
+                <w:szCs w:val="20"/>
+              </w:rPr>
+              <w:t>azer uma</w:t>
+            </w:r>
+            <w:r>
+              <w:rPr>
+                <w:sz w:val="20"/>
+                <w:szCs w:val="20"/>
+              </w:rPr>
+              <w:t xml:space="preserve"> solicitação ou</w:t>
+            </w:r>
+            <w:r>
+              <w:rPr>
+                <w:sz w:val="20"/>
+                <w:szCs w:val="20"/>
+              </w:rPr>
+              <w:t xml:space="preserve"> adesão </w:t>
+            </w:r>
+            <w:r>
+              <w:rPr>
+                <w:sz w:val="20"/>
+                <w:szCs w:val="20"/>
+              </w:rPr>
+              <w:t xml:space="preserve">sem realizar o levantamento de mercado e sem verificar se a pretensa adesão é a melhor saída, </w:t>
+            </w:r>
+            <w:r>
+              <w:rPr>
+                <w:sz w:val="20"/>
+                <w:szCs w:val="20"/>
+              </w:rPr>
+              <w:t>configura-se erro de planejamento.</w:t>
+            </w:r>
+          </w:p>
+          <w:p>
+            <w:pPr>
+              <w:pStyle w:val="PargrafodaLista"/>
+              <w:numPr>
+                <w:ilvl w:val="0"/>
+                <w:numId w:val="30"/>
+              </w:numPr>
+              <w:jc w:val="both"/>
+              <w:rPr>
+                <w:sz w:val="20"/>
+                <w:szCs w:val="20"/>
+              </w:rPr>
+            </w:pPr>
+            <w:r>
+              <w:rPr>
+                <w:sz w:val="20"/>
+                <w:szCs w:val="20"/>
+              </w:rPr>
               <w:t>No Estudo Técnico Preliminar</w:t>
             </w:r>
             <w:r>
@@ -2614,6 +2613,7 @@
                 <w:sz w:val="20"/>
                 <w:szCs w:val="20"/>
               </w:rPr>
+              <w:lastRenderedPageBreak/>
               <w:t>Estrutura dos Artefatos</w:t>
             </w:r>
           </w:p>
@@ -3441,15 +3441,7 @@
                 <w:sz w:val="20"/>
                 <w:szCs w:val="20"/>
               </w:rPr>
-              <w:t xml:space="preserve">etas e </w:t>
-            </w:r>
-            <w:r>
-              <w:rPr>
-                <w:sz w:val="20"/>
-                <w:szCs w:val="20"/>
-              </w:rPr>
-              <w:lastRenderedPageBreak/>
-              <w:t>respectivas métricas a serem alcançadas em um dado prazo; e</w:t>
+              <w:t>etas e respectivas métricas a serem alcançadas em um dado prazo; e</w:t>
             </w:r>
             <w:r>
               <w:rPr>
@@ -4126,7 +4118,6 @@
                 <w:sz w:val="20"/>
                 <w:szCs w:val="20"/>
               </w:rPr>
-              <w:lastRenderedPageBreak/>
               <w:t>ser consideradas outras opções logísticas menos onerosas à Administração, tais como chamamentos públicos de doação e permutas.</w:t>
             </w:r>
           </w:p>
@@ -4158,6 +4149,7 @@
                 <w:sz w:val="20"/>
                 <w:szCs w:val="20"/>
               </w:rPr>
+              <w:lastRenderedPageBreak/>
               <w:t>descrição da solução como um todo, inclusive das exigências relacionadas à manutenção e à assistência técnica, quando for o caso;</w:t>
             </w:r>
           </w:p>
@@ -4562,7 +4554,6 @@
                 <w:sz w:val="20"/>
                 <w:szCs w:val="20"/>
               </w:rPr>
-              <w:lastRenderedPageBreak/>
               <w:t xml:space="preserve">Além dos requisitos tratados no </w:t>
             </w:r>
             <w:hyperlink r:id="rId28" w:anchor=":~:text=dever%C3%A3o%20ser%20registrados,exig%C3%AAncias%20meramente%20formais.">
@@ -4649,6 +4640,7 @@
                 <w:sz w:val="20"/>
                 <w:szCs w:val="20"/>
               </w:rPr>
+              <w:lastRenderedPageBreak/>
               <w:t xml:space="preserve">Em se tratando de </w:t>
             </w:r>
             <w:r>
@@ -21052,6 +21044,151 @@
     </w:lvl>
   </w:abstractNum>
   <w:abstractNum w:abstractNumId="7" w15:restartNumberingAfterBreak="0">
+    <w:nsid w:val="1AA30AE9"/>
+    <w:multiLevelType w:val="multilevel"/>
+    <w:tmpl w:val="8480B22A"/>
+    <w:lvl w:ilvl="0">
+      <w:start w:val="1"/>
+      <w:numFmt w:val="bullet"/>
+      <w:lvlText w:val=""/>
+      <w:lvlJc w:val="left"/>
+      <w:pPr>
+        <w:tabs>
+          <w:tab w:val="num" w:pos="1069"/>
+        </w:tabs>
+        <w:ind w:left="1069" w:hanging="360"/>
+      </w:pPr>
+      <w:rPr>
+        <w:rFonts w:ascii="Symbol" w:hAnsi="Symbol" w:hint="default"/>
+        <w:sz w:val="20"/>
+      </w:rPr>
+    </w:lvl>
+    <w:lvl w:ilvl="1">
+      <w:start w:val="1"/>
+      <w:numFmt w:val="bullet"/>
+      <w:lvlText w:val=""/>
+      <w:lvlJc w:val="left"/>
+      <w:pPr>
+        <w:ind w:left="1789" w:hanging="360"/>
+      </w:pPr>
+      <w:rPr>
+        <w:rFonts w:ascii="Symbol" w:hAnsi="Symbol" w:hint="default"/>
+      </w:rPr>
+    </w:lvl>
+    <w:lvl w:ilvl="2" w:tentative="1">
+      <w:start w:val="1"/>
+      <w:numFmt w:val="bullet"/>
+      <w:lvlText w:val=""/>
+      <w:lvlJc w:val="left"/>
+      <w:pPr>
+        <w:tabs>
+          <w:tab w:val="num" w:pos="2509"/>
+        </w:tabs>
+        <w:ind w:left="2509" w:hanging="360"/>
+      </w:pPr>
+      <w:rPr>
+        <w:rFonts w:ascii="Wingdings" w:hAnsi="Wingdings" w:hint="default"/>
+        <w:sz w:val="20"/>
+      </w:rPr>
+    </w:lvl>
+    <w:lvl w:ilvl="3" w:tentative="1">
+      <w:start w:val="1"/>
+      <w:numFmt w:val="bullet"/>
+      <w:lvlText w:val=""/>
+      <w:lvlJc w:val="left"/>
+      <w:pPr>
+        <w:tabs>
+          <w:tab w:val="num" w:pos="3229"/>
+        </w:tabs>
+        <w:ind w:left="3229" w:hanging="360"/>
+      </w:pPr>
+      <w:rPr>
+        <w:rFonts w:ascii="Wingdings" w:hAnsi="Wingdings" w:hint="default"/>
+        <w:sz w:val="20"/>
+      </w:rPr>
+    </w:lvl>
+    <w:lvl w:ilvl="4" w:tentative="1">
+      <w:start w:val="1"/>
+      <w:numFmt w:val="bullet"/>
+      <w:lvlText w:val=""/>
+      <w:lvlJc w:val="left"/>
+      <w:pPr>
+        <w:tabs>
+          <w:tab w:val="num" w:pos="3949"/>
+        </w:tabs>
+        <w:ind w:left="3949" w:hanging="360"/>
+      </w:pPr>
+      <w:rPr>
+        <w:rFonts w:ascii="Wingdings" w:hAnsi="Wingdings" w:hint="default"/>
+        <w:sz w:val="20"/>
+      </w:rPr>
+    </w:lvl>
+    <w:lvl w:ilvl="5" w:tentative="1">
+      <w:start w:val="1"/>
+      <w:numFmt w:val="bullet"/>
+      <w:lvlText w:val=""/>
+      <w:lvlJc w:val="left"/>
+      <w:pPr>
+        <w:tabs>
+          <w:tab w:val="num" w:pos="4669"/>
+        </w:tabs>
+        <w:ind w:left="4669" w:hanging="360"/>
+      </w:pPr>
+      <w:rPr>
+        <w:rFonts w:ascii="Wingdings" w:hAnsi="Wingdings" w:hint="default"/>
+        <w:sz w:val="20"/>
+      </w:rPr>
+    </w:lvl>
+    <w:lvl w:ilvl="6" w:tentative="1">
+      <w:start w:val="1"/>
+      <w:numFmt w:val="bullet"/>
+      <w:lvlText w:val=""/>
+      <w:lvlJc w:val="left"/>
+      <w:pPr>
+        <w:tabs>
+          <w:tab w:val="num" w:pos="5389"/>
+        </w:tabs>
+        <w:ind w:left="5389" w:hanging="360"/>
+      </w:pPr>
+      <w:rPr>
+        <w:rFonts w:ascii="Wingdings" w:hAnsi="Wingdings" w:hint="default"/>
+        <w:sz w:val="20"/>
+      </w:rPr>
+    </w:lvl>
+    <w:lvl w:ilvl="7" w:tentative="1">
+      <w:start w:val="1"/>
+      <w:numFmt w:val="bullet"/>
+      <w:lvlText w:val=""/>
+      <w:lvlJc w:val="left"/>
+      <w:pPr>
+        <w:tabs>
+          <w:tab w:val="num" w:pos="6109"/>
+        </w:tabs>
+        <w:ind w:left="6109" w:hanging="360"/>
+      </w:pPr>
+      <w:rPr>
+        <w:rFonts w:ascii="Wingdings" w:hAnsi="Wingdings" w:hint="default"/>
+        <w:sz w:val="20"/>
+      </w:rPr>
+    </w:lvl>
+    <w:lvl w:ilvl="8" w:tentative="1">
+      <w:start w:val="1"/>
+      <w:numFmt w:val="bullet"/>
+      <w:lvlText w:val=""/>
+      <w:lvlJc w:val="left"/>
+      <w:pPr>
+        <w:tabs>
+          <w:tab w:val="num" w:pos="6829"/>
+        </w:tabs>
+        <w:ind w:left="6829" w:hanging="360"/>
+      </w:pPr>
+      <w:rPr>
+        <w:rFonts w:ascii="Wingdings" w:hAnsi="Wingdings" w:hint="default"/>
+        <w:sz w:val="20"/>
+      </w:rPr>
+    </w:lvl>
+  </w:abstractNum>
+  <w:abstractNum w:abstractNumId="8" w15:restartNumberingAfterBreak="0">
     <w:nsid w:val="1E973AF6"/>
     <w:multiLevelType w:val="multilevel"/>
     <w:tmpl w:val="808293A6"/>
@@ -21137,7 +21274,7 @@
       </w:pPr>
     </w:lvl>
   </w:abstractNum>
-  <w:abstractNum w:abstractNumId="8" w15:restartNumberingAfterBreak="0">
+  <w:abstractNum w:abstractNumId="9" w15:restartNumberingAfterBreak="0">
     <w:nsid w:val="20AB0428"/>
     <w:multiLevelType w:val="multilevel"/>
     <w:tmpl w:val="500A0B34"/>
@@ -21223,7 +21360,7 @@
       </w:pPr>
     </w:lvl>
   </w:abstractNum>
-  <w:abstractNum w:abstractNumId="9" w15:restartNumberingAfterBreak="0">
+  <w:abstractNum w:abstractNumId="10" w15:restartNumberingAfterBreak="0">
     <w:nsid w:val="226D78E8"/>
     <w:multiLevelType w:val="hybridMultilevel"/>
     <w:tmpl w:val="814E32DE"/>
@@ -21336,7 +21473,7 @@
       </w:rPr>
     </w:lvl>
   </w:abstractNum>
-  <w:abstractNum w:abstractNumId="10" w15:restartNumberingAfterBreak="0">
+  <w:abstractNum w:abstractNumId="11" w15:restartNumberingAfterBreak="0">
     <w:nsid w:val="2C6B4E41"/>
     <w:multiLevelType w:val="multilevel"/>
     <w:tmpl w:val="AA809778"/>
@@ -21449,7 +21586,7 @@
       </w:rPr>
     </w:lvl>
   </w:abstractNum>
-  <w:abstractNum w:abstractNumId="11" w15:restartNumberingAfterBreak="0">
+  <w:abstractNum w:abstractNumId="12" w15:restartNumberingAfterBreak="0">
     <w:nsid w:val="2EE11FB1"/>
     <w:multiLevelType w:val="multilevel"/>
     <w:tmpl w:val="05888DA0"/>
@@ -21562,7 +21699,7 @@
       </w:rPr>
     </w:lvl>
   </w:abstractNum>
-  <w:abstractNum w:abstractNumId="12" w15:restartNumberingAfterBreak="0">
+  <w:abstractNum w:abstractNumId="13" w15:restartNumberingAfterBreak="0">
     <w:nsid w:val="30850EE9"/>
     <w:multiLevelType w:val="hybridMultilevel"/>
     <w:tmpl w:val="4B2417E2"/>
@@ -21675,7 +21812,7 @@
       </w:rPr>
     </w:lvl>
   </w:abstractNum>
-  <w:abstractNum w:abstractNumId="13" w15:restartNumberingAfterBreak="0">
+  <w:abstractNum w:abstractNumId="14" w15:restartNumberingAfterBreak="0">
     <w:nsid w:val="30F85C66"/>
     <w:multiLevelType w:val="multilevel"/>
     <w:tmpl w:val="FBB4F074"/>
@@ -21788,7 +21925,7 @@
       </w:rPr>
     </w:lvl>
   </w:abstractNum>
-  <w:abstractNum w:abstractNumId="14" w15:restartNumberingAfterBreak="0">
+  <w:abstractNum w:abstractNumId="15" w15:restartNumberingAfterBreak="0">
     <w:nsid w:val="328D76E6"/>
     <w:multiLevelType w:val="multilevel"/>
     <w:tmpl w:val="3A262BDA"/>
@@ -21901,7 +22038,7 @@
       </w:rPr>
     </w:lvl>
   </w:abstractNum>
-  <w:abstractNum w:abstractNumId="15" w15:restartNumberingAfterBreak="0">
+  <w:abstractNum w:abstractNumId="16" w15:restartNumberingAfterBreak="0">
     <w:nsid w:val="39C203C9"/>
     <w:multiLevelType w:val="multilevel"/>
     <w:tmpl w:val="E8A00A38"/>
@@ -22014,7 +22151,7 @@
       </w:rPr>
     </w:lvl>
   </w:abstractNum>
-  <w:abstractNum w:abstractNumId="16" w15:restartNumberingAfterBreak="0">
+  <w:abstractNum w:abstractNumId="17" w15:restartNumberingAfterBreak="0">
     <w:nsid w:val="3E323776"/>
     <w:multiLevelType w:val="multilevel"/>
     <w:tmpl w:val="E398D194"/>
@@ -22127,7 +22264,7 @@
       </w:rPr>
     </w:lvl>
   </w:abstractNum>
-  <w:abstractNum w:abstractNumId="17" w15:restartNumberingAfterBreak="0">
+  <w:abstractNum w:abstractNumId="18" w15:restartNumberingAfterBreak="0">
     <w:nsid w:val="405B1E6F"/>
     <w:multiLevelType w:val="hybridMultilevel"/>
     <w:tmpl w:val="EFAACF70"/>
@@ -22240,7 +22377,7 @@
       </w:rPr>
     </w:lvl>
   </w:abstractNum>
-  <w:abstractNum w:abstractNumId="18" w15:restartNumberingAfterBreak="0">
+  <w:abstractNum w:abstractNumId="19" w15:restartNumberingAfterBreak="0">
     <w:nsid w:val="415F1823"/>
     <w:multiLevelType w:val="multilevel"/>
     <w:tmpl w:val="66E621EA"/>
@@ -22353,7 +22490,7 @@
       </w:rPr>
     </w:lvl>
   </w:abstractNum>
-  <w:abstractNum w:abstractNumId="19" w15:restartNumberingAfterBreak="0">
+  <w:abstractNum w:abstractNumId="20" w15:restartNumberingAfterBreak="0">
     <w:nsid w:val="42C300CA"/>
     <w:multiLevelType w:val="multilevel"/>
     <w:tmpl w:val="DEF4CA1A"/>
@@ -22466,7 +22603,152 @@
       </w:rPr>
     </w:lvl>
   </w:abstractNum>
-  <w:abstractNum w:abstractNumId="20" w15:restartNumberingAfterBreak="0">
+  <w:abstractNum w:abstractNumId="21" w15:restartNumberingAfterBreak="0">
+    <w:nsid w:val="48C201D6"/>
+    <w:multiLevelType w:val="multilevel"/>
+    <w:tmpl w:val="8480B22A"/>
+    <w:lvl w:ilvl="0">
+      <w:start w:val="1"/>
+      <w:numFmt w:val="bullet"/>
+      <w:lvlText w:val=""/>
+      <w:lvlJc w:val="left"/>
+      <w:pPr>
+        <w:tabs>
+          <w:tab w:val="num" w:pos="720"/>
+        </w:tabs>
+        <w:ind w:left="720" w:hanging="360"/>
+      </w:pPr>
+      <w:rPr>
+        <w:rFonts w:ascii="Symbol" w:hAnsi="Symbol" w:hint="default"/>
+        <w:sz w:val="20"/>
+      </w:rPr>
+    </w:lvl>
+    <w:lvl w:ilvl="1">
+      <w:start w:val="1"/>
+      <w:numFmt w:val="bullet"/>
+      <w:lvlText w:val=""/>
+      <w:lvlJc w:val="left"/>
+      <w:pPr>
+        <w:ind w:left="1440" w:hanging="360"/>
+      </w:pPr>
+      <w:rPr>
+        <w:rFonts w:ascii="Symbol" w:hAnsi="Symbol" w:hint="default"/>
+      </w:rPr>
+    </w:lvl>
+    <w:lvl w:ilvl="2" w:tentative="1">
+      <w:start w:val="1"/>
+      <w:numFmt w:val="bullet"/>
+      <w:lvlText w:val=""/>
+      <w:lvlJc w:val="left"/>
+      <w:pPr>
+        <w:tabs>
+          <w:tab w:val="num" w:pos="2160"/>
+        </w:tabs>
+        <w:ind w:left="2160" w:hanging="360"/>
+      </w:pPr>
+      <w:rPr>
+        <w:rFonts w:ascii="Wingdings" w:hAnsi="Wingdings" w:hint="default"/>
+        <w:sz w:val="20"/>
+      </w:rPr>
+    </w:lvl>
+    <w:lvl w:ilvl="3" w:tentative="1">
+      <w:start w:val="1"/>
+      <w:numFmt w:val="bullet"/>
+      <w:lvlText w:val=""/>
+      <w:lvlJc w:val="left"/>
+      <w:pPr>
+        <w:tabs>
+          <w:tab w:val="num" w:pos="2880"/>
+        </w:tabs>
+        <w:ind w:left="2880" w:hanging="360"/>
+      </w:pPr>
+      <w:rPr>
+        <w:rFonts w:ascii="Wingdings" w:hAnsi="Wingdings" w:hint="default"/>
+        <w:sz w:val="20"/>
+      </w:rPr>
+    </w:lvl>
+    <w:lvl w:ilvl="4" w:tentative="1">
+      <w:start w:val="1"/>
+      <w:numFmt w:val="bullet"/>
+      <w:lvlText w:val=""/>
+      <w:lvlJc w:val="left"/>
+      <w:pPr>
+        <w:tabs>
+          <w:tab w:val="num" w:pos="3600"/>
+        </w:tabs>
+        <w:ind w:left="3600" w:hanging="360"/>
+      </w:pPr>
+      <w:rPr>
+        <w:rFonts w:ascii="Wingdings" w:hAnsi="Wingdings" w:hint="default"/>
+        <w:sz w:val="20"/>
+      </w:rPr>
+    </w:lvl>
+    <w:lvl w:ilvl="5" w:tentative="1">
+      <w:start w:val="1"/>
+      <w:numFmt w:val="bullet"/>
+      <w:lvlText w:val=""/>
+      <w:lvlJc w:val="left"/>
+      <w:pPr>
+        <w:tabs>
+          <w:tab w:val="num" w:pos="4320"/>
+        </w:tabs>
+        <w:ind w:left="4320" w:hanging="360"/>
+      </w:pPr>
+      <w:rPr>
+        <w:rFonts w:ascii="Wingdings" w:hAnsi="Wingdings" w:hint="default"/>
+        <w:sz w:val="20"/>
+      </w:rPr>
+    </w:lvl>
+    <w:lvl w:ilvl="6" w:tentative="1">
+      <w:start w:val="1"/>
+      <w:numFmt w:val="bullet"/>
+      <w:lvlText w:val=""/>
+      <w:lvlJc w:val="left"/>
+      <w:pPr>
+        <w:tabs>
+          <w:tab w:val="num" w:pos="5040"/>
+        </w:tabs>
+        <w:ind w:left="5040" w:hanging="360"/>
+      </w:pPr>
+      <w:rPr>
+        <w:rFonts w:ascii="Wingdings" w:hAnsi="Wingdings" w:hint="default"/>
+        <w:sz w:val="20"/>
+      </w:rPr>
+    </w:lvl>
+    <w:lvl w:ilvl="7" w:tentative="1">
+      <w:start w:val="1"/>
+      <w:numFmt w:val="bullet"/>
+      <w:lvlText w:val=""/>
+      <w:lvlJc w:val="left"/>
+      <w:pPr>
+        <w:tabs>
+          <w:tab w:val="num" w:pos="5760"/>
+        </w:tabs>
+        <w:ind w:left="5760" w:hanging="360"/>
+      </w:pPr>
+      <w:rPr>
+        <w:rFonts w:ascii="Wingdings" w:hAnsi="Wingdings" w:hint="default"/>
+        <w:sz w:val="20"/>
+      </w:rPr>
+    </w:lvl>
+    <w:lvl w:ilvl="8" w:tentative="1">
+      <w:start w:val="1"/>
+      <w:numFmt w:val="bullet"/>
+      <w:lvlText w:val=""/>
+      <w:lvlJc w:val="left"/>
+      <w:pPr>
+        <w:tabs>
+          <w:tab w:val="num" w:pos="6480"/>
+        </w:tabs>
+        <w:ind w:left="6480" w:hanging="360"/>
+      </w:pPr>
+      <w:rPr>
+        <w:rFonts w:ascii="Wingdings" w:hAnsi="Wingdings" w:hint="default"/>
+        <w:sz w:val="20"/>
+      </w:rPr>
+    </w:lvl>
+  </w:abstractNum>
+  <w:abstractNum w:abstractNumId="22" w15:restartNumberingAfterBreak="0">
     <w:nsid w:val="597B14AE"/>
     <w:multiLevelType w:val="multilevel"/>
     <w:tmpl w:val="039E3756"/>
@@ -22579,7 +22861,7 @@
       </w:rPr>
     </w:lvl>
   </w:abstractNum>
-  <w:abstractNum w:abstractNumId="21" w15:restartNumberingAfterBreak="0">
+  <w:abstractNum w:abstractNumId="23" w15:restartNumberingAfterBreak="0">
     <w:nsid w:val="5DD03AA6"/>
     <w:multiLevelType w:val="multilevel"/>
     <w:tmpl w:val="603AE498"/>
@@ -22692,7 +22974,7 @@
       </w:rPr>
     </w:lvl>
   </w:abstractNum>
-  <w:abstractNum w:abstractNumId="22" w15:restartNumberingAfterBreak="0">
+  <w:abstractNum w:abstractNumId="24" w15:restartNumberingAfterBreak="0">
     <w:nsid w:val="652344E8"/>
     <w:multiLevelType w:val="multilevel"/>
     <w:tmpl w:val="545CC64E"/>
@@ -22805,7 +23087,7 @@
       </w:rPr>
     </w:lvl>
   </w:abstractNum>
-  <w:abstractNum w:abstractNumId="23" w15:restartNumberingAfterBreak="0">
+  <w:abstractNum w:abstractNumId="25" w15:restartNumberingAfterBreak="0">
     <w:nsid w:val="677716DB"/>
     <w:multiLevelType w:val="multilevel"/>
     <w:tmpl w:val="FF446AA6"/>
@@ -22918,7 +23200,7 @@
       </w:rPr>
     </w:lvl>
   </w:abstractNum>
-  <w:abstractNum w:abstractNumId="24" w15:restartNumberingAfterBreak="0">
+  <w:abstractNum w:abstractNumId="26" w15:restartNumberingAfterBreak="0">
     <w:nsid w:val="67D1774E"/>
     <w:multiLevelType w:val="multilevel"/>
     <w:tmpl w:val="5B2AB618"/>
@@ -23031,7 +23313,7 @@
       </w:rPr>
     </w:lvl>
   </w:abstractNum>
-  <w:abstractNum w:abstractNumId="25" w15:restartNumberingAfterBreak="0">
+  <w:abstractNum w:abstractNumId="27" w15:restartNumberingAfterBreak="0">
     <w:nsid w:val="71FE00BE"/>
     <w:multiLevelType w:val="multilevel"/>
     <w:tmpl w:val="299A4A26"/>
@@ -23144,7 +23426,7 @@
       </w:rPr>
     </w:lvl>
   </w:abstractNum>
-  <w:abstractNum w:abstractNumId="26" w15:restartNumberingAfterBreak="0">
+  <w:abstractNum w:abstractNumId="28" w15:restartNumberingAfterBreak="0">
     <w:nsid w:val="75D2473E"/>
     <w:multiLevelType w:val="hybridMultilevel"/>
     <w:tmpl w:val="8C620A3E"/>
@@ -23257,77 +23539,222 @@
       </w:rPr>
     </w:lvl>
   </w:abstractNum>
+  <w:abstractNum w:abstractNumId="29" w15:restartNumberingAfterBreak="0">
+    <w:nsid w:val="79AC7B79"/>
+    <w:multiLevelType w:val="multilevel"/>
+    <w:tmpl w:val="8480B22A"/>
+    <w:lvl w:ilvl="0">
+      <w:start w:val="1"/>
+      <w:numFmt w:val="bullet"/>
+      <w:lvlText w:val=""/>
+      <w:lvlJc w:val="left"/>
+      <w:pPr>
+        <w:tabs>
+          <w:tab w:val="num" w:pos="720"/>
+        </w:tabs>
+        <w:ind w:left="720" w:hanging="360"/>
+      </w:pPr>
+      <w:rPr>
+        <w:rFonts w:ascii="Symbol" w:hAnsi="Symbol" w:hint="default"/>
+        <w:sz w:val="20"/>
+      </w:rPr>
+    </w:lvl>
+    <w:lvl w:ilvl="1">
+      <w:start w:val="1"/>
+      <w:numFmt w:val="bullet"/>
+      <w:lvlText w:val=""/>
+      <w:lvlJc w:val="left"/>
+      <w:pPr>
+        <w:ind w:left="1440" w:hanging="360"/>
+      </w:pPr>
+      <w:rPr>
+        <w:rFonts w:ascii="Symbol" w:hAnsi="Symbol" w:hint="default"/>
+      </w:rPr>
+    </w:lvl>
+    <w:lvl w:ilvl="2" w:tentative="1">
+      <w:start w:val="1"/>
+      <w:numFmt w:val="bullet"/>
+      <w:lvlText w:val=""/>
+      <w:lvlJc w:val="left"/>
+      <w:pPr>
+        <w:tabs>
+          <w:tab w:val="num" w:pos="2160"/>
+        </w:tabs>
+        <w:ind w:left="2160" w:hanging="360"/>
+      </w:pPr>
+      <w:rPr>
+        <w:rFonts w:ascii="Wingdings" w:hAnsi="Wingdings" w:hint="default"/>
+        <w:sz w:val="20"/>
+      </w:rPr>
+    </w:lvl>
+    <w:lvl w:ilvl="3" w:tentative="1">
+      <w:start w:val="1"/>
+      <w:numFmt w:val="bullet"/>
+      <w:lvlText w:val=""/>
+      <w:lvlJc w:val="left"/>
+      <w:pPr>
+        <w:tabs>
+          <w:tab w:val="num" w:pos="2880"/>
+        </w:tabs>
+        <w:ind w:left="2880" w:hanging="360"/>
+      </w:pPr>
+      <w:rPr>
+        <w:rFonts w:ascii="Wingdings" w:hAnsi="Wingdings" w:hint="default"/>
+        <w:sz w:val="20"/>
+      </w:rPr>
+    </w:lvl>
+    <w:lvl w:ilvl="4" w:tentative="1">
+      <w:start w:val="1"/>
+      <w:numFmt w:val="bullet"/>
+      <w:lvlText w:val=""/>
+      <w:lvlJc w:val="left"/>
+      <w:pPr>
+        <w:tabs>
+          <w:tab w:val="num" w:pos="3600"/>
+        </w:tabs>
+        <w:ind w:left="3600" w:hanging="360"/>
+      </w:pPr>
+      <w:rPr>
+        <w:rFonts w:ascii="Wingdings" w:hAnsi="Wingdings" w:hint="default"/>
+        <w:sz w:val="20"/>
+      </w:rPr>
+    </w:lvl>
+    <w:lvl w:ilvl="5" w:tentative="1">
+      <w:start w:val="1"/>
+      <w:numFmt w:val="bullet"/>
+      <w:lvlText w:val=""/>
+      <w:lvlJc w:val="left"/>
+      <w:pPr>
+        <w:tabs>
+          <w:tab w:val="num" w:pos="4320"/>
+        </w:tabs>
+        <w:ind w:left="4320" w:hanging="360"/>
+      </w:pPr>
+      <w:rPr>
+        <w:rFonts w:ascii="Wingdings" w:hAnsi="Wingdings" w:hint="default"/>
+        <w:sz w:val="20"/>
+      </w:rPr>
+    </w:lvl>
+    <w:lvl w:ilvl="6" w:tentative="1">
+      <w:start w:val="1"/>
+      <w:numFmt w:val="bullet"/>
+      <w:lvlText w:val=""/>
+      <w:lvlJc w:val="left"/>
+      <w:pPr>
+        <w:tabs>
+          <w:tab w:val="num" w:pos="5040"/>
+        </w:tabs>
+        <w:ind w:left="5040" w:hanging="360"/>
+      </w:pPr>
+      <w:rPr>
+        <w:rFonts w:ascii="Wingdings" w:hAnsi="Wingdings" w:hint="default"/>
+        <w:sz w:val="20"/>
+      </w:rPr>
+    </w:lvl>
+    <w:lvl w:ilvl="7" w:tentative="1">
+      <w:start w:val="1"/>
+      <w:numFmt w:val="bullet"/>
+      <w:lvlText w:val=""/>
+      <w:lvlJc w:val="left"/>
+      <w:pPr>
+        <w:tabs>
+          <w:tab w:val="num" w:pos="5760"/>
+        </w:tabs>
+        <w:ind w:left="5760" w:hanging="360"/>
+      </w:pPr>
+      <w:rPr>
+        <w:rFonts w:ascii="Wingdings" w:hAnsi="Wingdings" w:hint="default"/>
+        <w:sz w:val="20"/>
+      </w:rPr>
+    </w:lvl>
+    <w:lvl w:ilvl="8" w:tentative="1">
+      <w:start w:val="1"/>
+      <w:numFmt w:val="bullet"/>
+      <w:lvlText w:val=""/>
+      <w:lvlJc w:val="left"/>
+      <w:pPr>
+        <w:tabs>
+          <w:tab w:val="num" w:pos="6480"/>
+        </w:tabs>
+        <w:ind w:left="6480" w:hanging="360"/>
+      </w:pPr>
+      <w:rPr>
+        <w:rFonts w:ascii="Wingdings" w:hAnsi="Wingdings" w:hint="default"/>
+        <w:sz w:val="20"/>
+      </w:rPr>
+    </w:lvl>
+  </w:abstractNum>
   <w:num w:numId="1" w16cid:durableId="104468462">
-    <w:abstractNumId w:val="8"/>
+    <w:abstractNumId w:val="9"/>
   </w:num>
   <w:num w:numId="2" w16cid:durableId="784808913">
-    <w:abstractNumId w:val="16"/>
+    <w:abstractNumId w:val="17"/>
   </w:num>
   <w:num w:numId="3" w16cid:durableId="1471632323">
-    <w:abstractNumId w:val="13"/>
+    <w:abstractNumId w:val="14"/>
   </w:num>
   <w:num w:numId="4" w16cid:durableId="787966649">
-    <w:abstractNumId w:val="23"/>
+    <w:abstractNumId w:val="25"/>
   </w:num>
   <w:num w:numId="5" w16cid:durableId="116339954">
     <w:abstractNumId w:val="1"/>
   </w:num>
   <w:num w:numId="6" w16cid:durableId="1357997220">
-    <w:abstractNumId w:val="21"/>
+    <w:abstractNumId w:val="23"/>
   </w:num>
   <w:num w:numId="7" w16cid:durableId="2025356469">
     <w:abstractNumId w:val="5"/>
   </w:num>
   <w:num w:numId="8" w16cid:durableId="1849759119">
-    <w:abstractNumId w:val="25"/>
+    <w:abstractNumId w:val="27"/>
   </w:num>
   <w:num w:numId="9" w16cid:durableId="1385830828">
-    <w:abstractNumId w:val="20"/>
+    <w:abstractNumId w:val="22"/>
   </w:num>
   <w:num w:numId="10" w16cid:durableId="2106530206">
+    <w:abstractNumId w:val="12"/>
+  </w:num>
+  <w:num w:numId="11" w16cid:durableId="1880507115">
+    <w:abstractNumId w:val="8"/>
+  </w:num>
+  <w:num w:numId="12" w16cid:durableId="782531373">
     <w:abstractNumId w:val="11"/>
   </w:num>
-  <w:num w:numId="11" w16cid:durableId="1880507115">
-    <w:abstractNumId w:val="7"/>
-  </w:num>
-  <w:num w:numId="12" w16cid:durableId="782531373">
-    <w:abstractNumId w:val="10"/>
-  </w:num>
   <w:num w:numId="13" w16cid:durableId="187913397">
-    <w:abstractNumId w:val="18"/>
+    <w:abstractNumId w:val="19"/>
   </w:num>
   <w:num w:numId="14" w16cid:durableId="1847013731">
-    <w:abstractNumId w:val="24"/>
+    <w:abstractNumId w:val="26"/>
   </w:num>
   <w:num w:numId="15" w16cid:durableId="1538086662">
-    <w:abstractNumId w:val="15"/>
+    <w:abstractNumId w:val="16"/>
   </w:num>
   <w:num w:numId="16" w16cid:durableId="506939844">
     <w:abstractNumId w:val="3"/>
   </w:num>
   <w:num w:numId="17" w16cid:durableId="2126269415">
-    <w:abstractNumId w:val="14"/>
+    <w:abstractNumId w:val="15"/>
   </w:num>
   <w:num w:numId="18" w16cid:durableId="770516562">
-    <w:abstractNumId w:val="22"/>
+    <w:abstractNumId w:val="24"/>
   </w:num>
   <w:num w:numId="19" w16cid:durableId="1476333704">
-    <w:abstractNumId w:val="19"/>
+    <w:abstractNumId w:val="20"/>
   </w:num>
   <w:num w:numId="20" w16cid:durableId="178665621">
-    <w:abstractNumId w:val="26"/>
+    <w:abstractNumId w:val="28"/>
   </w:num>
   <w:num w:numId="21" w16cid:durableId="367684202">
-    <w:abstractNumId w:val="17"/>
+    <w:abstractNumId w:val="18"/>
   </w:num>
   <w:num w:numId="22" w16cid:durableId="1733115624">
     <w:abstractNumId w:val="2"/>
   </w:num>
   <w:num w:numId="23" w16cid:durableId="693113490">
-    <w:abstractNumId w:val="12"/>
+    <w:abstractNumId w:val="13"/>
   </w:num>
   <w:num w:numId="24" w16cid:durableId="599143414">
-    <w:abstractNumId w:val="9"/>
+    <w:abstractNumId w:val="10"/>
   </w:num>
   <w:num w:numId="25" w16cid:durableId="643051164">
     <w:abstractNumId w:val="0"/>
@@ -23337,6 +23764,15 @@
   </w:num>
   <w:num w:numId="27" w16cid:durableId="1893880281">
     <w:abstractNumId w:val="6"/>
+  </w:num>
+  <w:num w:numId="28" w16cid:durableId="1334381750">
+    <w:abstractNumId w:val="21"/>
+  </w:num>
+  <w:num w:numId="29" w16cid:durableId="1824345340">
+    <w:abstractNumId w:val="7"/>
+  </w:num>
+  <w:num w:numId="30" w16cid:durableId="1870293128">
+    <w:abstractNumId w:val="29"/>
   </w:num>
 </w:numbering>
 </file>

--- a/data/faqdatabase.docx
+++ b/data/faqdatabase.docx
@@ -1250,7 +1250,7 @@
             <w:pPr>
               <w:pStyle w:val="PargrafodaLista"/>
               <w:numPr>
-                <w:ilvl w:val="0"/>
+                <w:ilvl w:val="1"/>
                 <w:numId w:val="30"/>
               </w:numPr>
               <w:jc w:val="both"/>
@@ -1324,7 +1324,7 @@
             <w:pPr>
               <w:pStyle w:val="PargrafodaLista"/>
               <w:numPr>
-                <w:ilvl w:val="0"/>
+                <w:ilvl w:val="1"/>
                 <w:numId w:val="30"/>
               </w:numPr>
               <w:jc w:val="both"/>
